--- a/Отчёт_СПО_ЛБ1 Голубёнок, Харкевич.docx
+++ b/Отчёт_СПО_ЛБ1 Голубёнок, Харкевич.docx
@@ -1,6 +1,6 @@
 
 <file path=word/document.xml><?xml version="1.0" encoding="utf-8"?>
-<w:document xmlns:wpc="http://schemas.microsoft.com/office/word/2010/wordprocessingCanvas" xmlns:cx="http://schemas.microsoft.com/office/drawing/2014/chartex" xmlns:cx1="http://schemas.microsoft.com/office/drawing/2015/9/8/chartex" xmlns:cx2="http://schemas.microsoft.com/office/drawing/2015/10/21/chartex" xmlns:cx3="http://schemas.microsoft.com/office/drawing/2016/5/9/chartex" xmlns:cx4="http://schemas.microsoft.com/office/drawing/2016/5/10/chartex" xmlns:cx5="http://schemas.microsoft.com/office/drawing/2016/5/11/chartex" xmlns:cx6="http://schemas.microsoft.com/office/drawing/2016/5/12/chartex" xmlns:cx7="http://schemas.microsoft.com/office/drawing/2016/5/13/chartex" xmlns:cx8="http://schemas.microsoft.com/office/drawing/2016/5/14/chartex" xmlns:mc="http://schemas.openxmlformats.org/markup-compatibility/2006" xmlns:aink="http://schemas.microsoft.com/office/drawing/2016/ink" xmlns:am3d="http://schemas.microsoft.com/office/drawing/2017/model3d" xmlns:o="urn:schemas-microsoft-com:office:office" xmlns:r="http://schemas.openxmlformats.org/officeDocument/2006/relationships" xmlns:m="http://schemas.openxmlformats.org/officeDocument/2006/math" xmlns:v="urn:schemas-microsoft-com:vml" xmlns:wp14="http://schemas.microsoft.com/office/word/2010/wordprocessingDrawing" xmlns:wp="http://schemas.openxmlformats.org/drawingml/2006/wordprocessingDrawing" xmlns:w10="urn:schemas-microsoft-com:office:word" xmlns:w="http://schemas.openxmlformats.org/wordprocessingml/2006/main" xmlns:w14="http://schemas.microsoft.com/office/word/2010/wordml" xmlns:w15="http://schemas.microsoft.com/office/word/2012/wordml" xmlns:w16cex="http://schemas.microsoft.com/office/word/2018/wordml/cex" xmlns:w16cid="http://schemas.microsoft.com/office/word/2016/wordml/cid" xmlns:w16="http://schemas.microsoft.com/office/word/2018/wordml" xmlns:w16sdtdh="http://schemas.microsoft.com/office/word/2020/wordml/sdtdatahash" xmlns:w16se="http://schemas.microsoft.com/office/word/2015/wordml/symex" xmlns:wpg="http://schemas.microsoft.com/office/word/2010/wordprocessingGroup" xmlns:wpi="http://schemas.microsoft.com/office/word/2010/wordprocessingInk" xmlns:wne="http://schemas.microsoft.com/office/word/2006/wordml" xmlns:wps="http://schemas.microsoft.com/office/word/2010/wordprocessingShape" mc:Ignorable="w14 w15 w16se w16cid w16 w16cex w16sdtdh wp14">
+<w:document xmlns:wpc="http://schemas.microsoft.com/office/word/2010/wordprocessingCanvas" xmlns:cx="http://schemas.microsoft.com/office/drawing/2014/chartex" xmlns:cx1="http://schemas.microsoft.com/office/drawing/2015/9/8/chartex" xmlns:cx2="http://schemas.microsoft.com/office/drawing/2015/10/21/chartex" xmlns:cx3="http://schemas.microsoft.com/office/drawing/2016/5/9/chartex" xmlns:cx4="http://schemas.microsoft.com/office/drawing/2016/5/10/chartex" xmlns:cx5="http://schemas.microsoft.com/office/drawing/2016/5/11/chartex" xmlns:cx6="http://schemas.microsoft.com/office/drawing/2016/5/12/chartex" xmlns:cx7="http://schemas.microsoft.com/office/drawing/2016/5/13/chartex" xmlns:cx8="http://schemas.microsoft.com/office/drawing/2016/5/14/chartex" xmlns:mc="http://schemas.openxmlformats.org/markup-compatibility/2006" xmlns:aink="http://schemas.microsoft.com/office/drawing/2016/ink" xmlns:am3d="http://schemas.microsoft.com/office/drawing/2017/model3d" xmlns:o="urn:schemas-microsoft-com:office:office" xmlns:oel="http://schemas.microsoft.com/office/2019/extlst" xmlns:r="http://schemas.openxmlformats.org/officeDocument/2006/relationships" xmlns:m="http://schemas.openxmlformats.org/officeDocument/2006/math" xmlns:v="urn:schemas-microsoft-com:vml" xmlns:wp14="http://schemas.microsoft.com/office/word/2010/wordprocessingDrawing" xmlns:wp="http://schemas.openxmlformats.org/drawingml/2006/wordprocessingDrawing" xmlns:w10="urn:schemas-microsoft-com:office:word" xmlns:w="http://schemas.openxmlformats.org/wordprocessingml/2006/main" xmlns:w14="http://schemas.microsoft.com/office/word/2010/wordml" xmlns:w15="http://schemas.microsoft.com/office/word/2012/wordml" xmlns:w16cex="http://schemas.microsoft.com/office/word/2018/wordml/cex" xmlns:w16cid="http://schemas.microsoft.com/office/word/2016/wordml/cid" xmlns:w16="http://schemas.microsoft.com/office/word/2018/wordml" xmlns:w16du="http://schemas.microsoft.com/office/word/2023/wordml/word16du" xmlns:w16sdtdh="http://schemas.microsoft.com/office/word/2020/wordml/sdtdatahash" xmlns:w16sdtfl="http://schemas.microsoft.com/office/word/2024/wordml/sdtformatlock" xmlns:w16se="http://schemas.microsoft.com/office/word/2015/wordml/symex" xmlns:wpg="http://schemas.microsoft.com/office/word/2010/wordprocessingGroup" xmlns:wpi="http://schemas.microsoft.com/office/word/2010/wordprocessingInk" xmlns:wne="http://schemas.microsoft.com/office/word/2006/wordml" xmlns:wps="http://schemas.microsoft.com/office/word/2010/wordprocessingShape" mc:Ignorable="w14 w15 w16se w16cid w16 w16cex w16sdtdh w16sdtfl w16du wp14">
   <w:body>
     <w:p>
       <w:pPr>
@@ -668,6 +668,14 @@
           <w:szCs w:val="28"/>
         </w:rPr>
       </w:pPr>
+      <w:r>
+        <w:rPr>
+          <w:rFonts w:ascii="Times New Roman" w:hAnsi="Times New Roman" w:cs="Times New Roman"/>
+          <w:sz w:val="28"/>
+          <w:szCs w:val="28"/>
+        </w:rPr>
+        <w:t>package main</w:t>
+      </w:r>
     </w:p>
     <w:p>
       <w:pPr>
@@ -678,6 +686,14 @@
           <w:szCs w:val="28"/>
         </w:rPr>
       </w:pPr>
+      <w:r>
+        <w:rPr>
+          <w:rFonts w:ascii="Times New Roman" w:hAnsi="Times New Roman" w:cs="Times New Roman"/>
+          <w:sz w:val="28"/>
+          <w:szCs w:val="28"/>
+        </w:rPr>
+        <w:t>import ("</w:t>
+      </w:r>
       <w:proofErr w:type="spellStart"/>
       <w:r>
         <w:rPr>
@@ -685,6 +701,34 @@
           <w:sz w:val="28"/>
           <w:szCs w:val="28"/>
         </w:rPr>
+        <w:t>fmt</w:t>
+      </w:r>
+      <w:proofErr w:type="spellEnd"/>
+      <w:r>
+        <w:rPr>
+          <w:rFonts w:ascii="Times New Roman" w:hAnsi="Times New Roman" w:cs="Times New Roman"/>
+          <w:sz w:val="28"/>
+          <w:szCs w:val="28"/>
+        </w:rPr>
+        <w:t>")</w:t>
+      </w:r>
+    </w:p>
+    <w:p>
+      <w:pPr>
+        <w:pStyle w:val="a8"/>
+        <w:rPr>
+          <w:rFonts w:ascii="Times New Roman" w:hAnsi="Times New Roman" w:cs="Times New Roman"/>
+          <w:sz w:val="28"/>
+          <w:szCs w:val="28"/>
+        </w:rPr>
+      </w:pPr>
+      <w:proofErr w:type="spellStart"/>
+      <w:r>
+        <w:rPr>
+          <w:rFonts w:ascii="Times New Roman" w:hAnsi="Times New Roman" w:cs="Times New Roman"/>
+          <w:sz w:val="28"/>
+          <w:szCs w:val="28"/>
+        </w:rPr>
         <w:t>func</w:t>
       </w:r>
       <w:proofErr w:type="spellEnd"/>
@@ -697,6 +741,7 @@
         <w:t xml:space="preserve"> </w:t>
       </w:r>
       <w:proofErr w:type="spellStart"/>
+      <w:proofErr w:type="gramStart"/>
       <w:r>
         <w:rPr>
           <w:rFonts w:ascii="Times New Roman" w:hAnsi="Times New Roman" w:cs="Times New Roman"/>
@@ -712,7 +757,16 @@
           <w:sz w:val="28"/>
           <w:szCs w:val="28"/>
         </w:rPr>
-        <w:t>(c byte) int {</w:t>
+        <w:t>(</w:t>
+      </w:r>
+      <w:proofErr w:type="gramEnd"/>
+      <w:r>
+        <w:rPr>
+          <w:rFonts w:ascii="Times New Roman" w:hAnsi="Times New Roman" w:cs="Times New Roman"/>
+          <w:sz w:val="28"/>
+          <w:szCs w:val="28"/>
+        </w:rPr>
+        <w:t>c byte) int {</w:t>
       </w:r>
     </w:p>
     <w:p>
@@ -758,7 +812,25 @@
           <w:szCs w:val="28"/>
         </w:rPr>
         <w:tab/>
-        <w:t>return int(c - '0')</w:t>
+        <w:t xml:space="preserve">return </w:t>
+      </w:r>
+      <w:proofErr w:type="gramStart"/>
+      <w:r>
+        <w:rPr>
+          <w:rFonts w:ascii="Times New Roman" w:hAnsi="Times New Roman" w:cs="Times New Roman"/>
+          <w:sz w:val="28"/>
+          <w:szCs w:val="28"/>
+        </w:rPr>
+        <w:t>int(</w:t>
+      </w:r>
+      <w:proofErr w:type="gramEnd"/>
+      <w:r>
+        <w:rPr>
+          <w:rFonts w:ascii="Times New Roman" w:hAnsi="Times New Roman" w:cs="Times New Roman"/>
+          <w:sz w:val="28"/>
+          <w:szCs w:val="28"/>
+        </w:rPr>
+        <w:t>c - '0')</w:t>
       </w:r>
     </w:p>
     <w:p>
@@ -888,7 +960,7 @@
           <w:szCs w:val="28"/>
         </w:rPr>
         <w:tab/>
-        <w:t>return 0</w:t>
+        <w:t>return -1</w:t>
       </w:r>
     </w:p>
     <w:p>
@@ -918,16 +990,6 @@
           <w:szCs w:val="28"/>
         </w:rPr>
       </w:pPr>
-    </w:p>
-    <w:p>
-      <w:pPr>
-        <w:pStyle w:val="a8"/>
-        <w:rPr>
-          <w:rFonts w:ascii="Times New Roman" w:hAnsi="Times New Roman" w:cs="Times New Roman"/>
-          <w:sz w:val="28"/>
-          <w:szCs w:val="28"/>
-        </w:rPr>
-      </w:pPr>
       <w:proofErr w:type="spellStart"/>
       <w:r>
         <w:rPr>
@@ -947,6 +1009,7 @@
         <w:t xml:space="preserve"> </w:t>
       </w:r>
       <w:proofErr w:type="spellStart"/>
+      <w:proofErr w:type="gramStart"/>
       <w:r>
         <w:rPr>
           <w:rFonts w:ascii="Times New Roman" w:hAnsi="Times New Roman" w:cs="Times New Roman"/>
@@ -962,7 +1025,16 @@
           <w:sz w:val="28"/>
           <w:szCs w:val="28"/>
         </w:rPr>
-        <w:t>(value int) byte {</w:t>
+        <w:t>(</w:t>
+      </w:r>
+      <w:proofErr w:type="gramEnd"/>
+      <w:r>
+        <w:rPr>
+          <w:rFonts w:ascii="Times New Roman" w:hAnsi="Times New Roman" w:cs="Times New Roman"/>
+          <w:sz w:val="28"/>
+          <w:szCs w:val="28"/>
+        </w:rPr>
+        <w:t>value int) byte {</w:t>
       </w:r>
     </w:p>
     <w:p>
@@ -1122,6 +1194,52 @@
           <w:szCs w:val="28"/>
         </w:rPr>
       </w:pPr>
+      <w:proofErr w:type="spellStart"/>
+      <w:r>
+        <w:rPr>
+          <w:rFonts w:ascii="Times New Roman" w:hAnsi="Times New Roman" w:cs="Times New Roman"/>
+          <w:sz w:val="28"/>
+          <w:szCs w:val="28"/>
+        </w:rPr>
+        <w:t>func</w:t>
+      </w:r>
+      <w:proofErr w:type="spellEnd"/>
+      <w:r>
+        <w:rPr>
+          <w:rFonts w:ascii="Times New Roman" w:hAnsi="Times New Roman" w:cs="Times New Roman"/>
+          <w:sz w:val="28"/>
+          <w:szCs w:val="28"/>
+        </w:rPr>
+        <w:t xml:space="preserve"> </w:t>
+      </w:r>
+      <w:proofErr w:type="spellStart"/>
+      <w:proofErr w:type="gramStart"/>
+      <w:r>
+        <w:rPr>
+          <w:rFonts w:ascii="Times New Roman" w:hAnsi="Times New Roman" w:cs="Times New Roman"/>
+          <w:sz w:val="28"/>
+          <w:szCs w:val="28"/>
+        </w:rPr>
+        <w:t>validateNumber</w:t>
+      </w:r>
+      <w:proofErr w:type="spellEnd"/>
+      <w:r>
+        <w:rPr>
+          <w:rFonts w:ascii="Times New Roman" w:hAnsi="Times New Roman" w:cs="Times New Roman"/>
+          <w:sz w:val="28"/>
+          <w:szCs w:val="28"/>
+        </w:rPr>
+        <w:t>(</w:t>
+      </w:r>
+      <w:proofErr w:type="gramEnd"/>
+      <w:r>
+        <w:rPr>
+          <w:rFonts w:ascii="Times New Roman" w:hAnsi="Times New Roman" w:cs="Times New Roman"/>
+          <w:sz w:val="28"/>
+          <w:szCs w:val="28"/>
+        </w:rPr>
+        <w:t>number string, base int) bool {</w:t>
+      </w:r>
     </w:p>
     <w:p>
       <w:pPr>
@@ -1132,6 +1250,15 @@
           <w:szCs w:val="28"/>
         </w:rPr>
       </w:pPr>
+      <w:r>
+        <w:rPr>
+          <w:rFonts w:ascii="Times New Roman" w:hAnsi="Times New Roman" w:cs="Times New Roman"/>
+          <w:sz w:val="28"/>
+          <w:szCs w:val="28"/>
+        </w:rPr>
+        <w:tab/>
+        <w:t xml:space="preserve">if </w:t>
+      </w:r>
       <w:proofErr w:type="spellStart"/>
       <w:r>
         <w:rPr>
@@ -1139,6 +1266,452 @@
           <w:sz w:val="28"/>
           <w:szCs w:val="28"/>
         </w:rPr>
+        <w:t>len</w:t>
+      </w:r>
+      <w:proofErr w:type="spellEnd"/>
+      <w:r>
+        <w:rPr>
+          <w:rFonts w:ascii="Times New Roman" w:hAnsi="Times New Roman" w:cs="Times New Roman"/>
+          <w:sz w:val="28"/>
+          <w:szCs w:val="28"/>
+        </w:rPr>
+        <w:t>(number) == 0 {</w:t>
+      </w:r>
+    </w:p>
+    <w:p>
+      <w:pPr>
+        <w:pStyle w:val="a8"/>
+        <w:rPr>
+          <w:rFonts w:ascii="Times New Roman" w:hAnsi="Times New Roman" w:cs="Times New Roman"/>
+          <w:sz w:val="28"/>
+          <w:szCs w:val="28"/>
+        </w:rPr>
+      </w:pPr>
+      <w:r>
+        <w:rPr>
+          <w:rFonts w:ascii="Times New Roman" w:hAnsi="Times New Roman" w:cs="Times New Roman"/>
+          <w:sz w:val="28"/>
+          <w:szCs w:val="28"/>
+        </w:rPr>
+        <w:tab/>
+      </w:r>
+      <w:r>
+        <w:rPr>
+          <w:rFonts w:ascii="Times New Roman" w:hAnsi="Times New Roman" w:cs="Times New Roman"/>
+          <w:sz w:val="28"/>
+          <w:szCs w:val="28"/>
+        </w:rPr>
+        <w:tab/>
+        <w:t>return false</w:t>
+      </w:r>
+    </w:p>
+    <w:p>
+      <w:pPr>
+        <w:pStyle w:val="a8"/>
+        <w:rPr>
+          <w:rFonts w:ascii="Times New Roman" w:hAnsi="Times New Roman" w:cs="Times New Roman"/>
+          <w:sz w:val="28"/>
+          <w:szCs w:val="28"/>
+        </w:rPr>
+      </w:pPr>
+      <w:r>
+        <w:rPr>
+          <w:rFonts w:ascii="Times New Roman" w:hAnsi="Times New Roman" w:cs="Times New Roman"/>
+          <w:sz w:val="28"/>
+          <w:szCs w:val="28"/>
+        </w:rPr>
+        <w:tab/>
+        <w:t>}</w:t>
+      </w:r>
+    </w:p>
+    <w:p>
+      <w:pPr>
+        <w:pStyle w:val="a8"/>
+        <w:rPr>
+          <w:rFonts w:ascii="Times New Roman" w:hAnsi="Times New Roman" w:cs="Times New Roman"/>
+          <w:sz w:val="28"/>
+          <w:szCs w:val="28"/>
+        </w:rPr>
+      </w:pPr>
+      <w:r>
+        <w:rPr>
+          <w:rFonts w:ascii="Times New Roman" w:hAnsi="Times New Roman" w:cs="Times New Roman"/>
+          <w:sz w:val="28"/>
+          <w:szCs w:val="28"/>
+        </w:rPr>
+        <w:tab/>
+        <w:t xml:space="preserve">for </w:t>
+      </w:r>
+      <w:proofErr w:type="spellStart"/>
+      <w:proofErr w:type="gramStart"/>
+      <w:r>
+        <w:rPr>
+          <w:rFonts w:ascii="Times New Roman" w:hAnsi="Times New Roman" w:cs="Times New Roman"/>
+          <w:sz w:val="28"/>
+          <w:szCs w:val="28"/>
+        </w:rPr>
+        <w:t>i</w:t>
+      </w:r>
+      <w:proofErr w:type="spellEnd"/>
+      <w:r>
+        <w:rPr>
+          <w:rFonts w:ascii="Times New Roman" w:hAnsi="Times New Roman" w:cs="Times New Roman"/>
+          <w:sz w:val="28"/>
+          <w:szCs w:val="28"/>
+        </w:rPr>
+        <w:t xml:space="preserve"> :</w:t>
+      </w:r>
+      <w:proofErr w:type="gramEnd"/>
+      <w:r>
+        <w:rPr>
+          <w:rFonts w:ascii="Times New Roman" w:hAnsi="Times New Roman" w:cs="Times New Roman"/>
+          <w:sz w:val="28"/>
+          <w:szCs w:val="28"/>
+        </w:rPr>
+        <w:t xml:space="preserve">= 0; </w:t>
+      </w:r>
+      <w:proofErr w:type="spellStart"/>
+      <w:r>
+        <w:rPr>
+          <w:rFonts w:ascii="Times New Roman" w:hAnsi="Times New Roman" w:cs="Times New Roman"/>
+          <w:sz w:val="28"/>
+          <w:szCs w:val="28"/>
+        </w:rPr>
+        <w:t>i</w:t>
+      </w:r>
+      <w:proofErr w:type="spellEnd"/>
+      <w:r>
+        <w:rPr>
+          <w:rFonts w:ascii="Times New Roman" w:hAnsi="Times New Roman" w:cs="Times New Roman"/>
+          <w:sz w:val="28"/>
+          <w:szCs w:val="28"/>
+        </w:rPr>
+        <w:t xml:space="preserve"> &lt; </w:t>
+      </w:r>
+      <w:proofErr w:type="spellStart"/>
+      <w:r>
+        <w:rPr>
+          <w:rFonts w:ascii="Times New Roman" w:hAnsi="Times New Roman" w:cs="Times New Roman"/>
+          <w:sz w:val="28"/>
+          <w:szCs w:val="28"/>
+        </w:rPr>
+        <w:t>len</w:t>
+      </w:r>
+      <w:proofErr w:type="spellEnd"/>
+      <w:r>
+        <w:rPr>
+          <w:rFonts w:ascii="Times New Roman" w:hAnsi="Times New Roman" w:cs="Times New Roman"/>
+          <w:sz w:val="28"/>
+          <w:szCs w:val="28"/>
+        </w:rPr>
+        <w:t xml:space="preserve">(number); </w:t>
+      </w:r>
+      <w:proofErr w:type="spellStart"/>
+      <w:r>
+        <w:rPr>
+          <w:rFonts w:ascii="Times New Roman" w:hAnsi="Times New Roman" w:cs="Times New Roman"/>
+          <w:sz w:val="28"/>
+          <w:szCs w:val="28"/>
+        </w:rPr>
+        <w:t>i</w:t>
+      </w:r>
+      <w:proofErr w:type="spellEnd"/>
+      <w:r>
+        <w:rPr>
+          <w:rFonts w:ascii="Times New Roman" w:hAnsi="Times New Roman" w:cs="Times New Roman"/>
+          <w:sz w:val="28"/>
+          <w:szCs w:val="28"/>
+        </w:rPr>
+        <w:t>++ {</w:t>
+      </w:r>
+    </w:p>
+    <w:p>
+      <w:pPr>
+        <w:pStyle w:val="a8"/>
+        <w:rPr>
+          <w:rFonts w:ascii="Times New Roman" w:hAnsi="Times New Roman" w:cs="Times New Roman"/>
+          <w:sz w:val="28"/>
+          <w:szCs w:val="28"/>
+        </w:rPr>
+      </w:pPr>
+      <w:r>
+        <w:rPr>
+          <w:rFonts w:ascii="Times New Roman" w:hAnsi="Times New Roman" w:cs="Times New Roman"/>
+          <w:sz w:val="28"/>
+          <w:szCs w:val="28"/>
+        </w:rPr>
+        <w:tab/>
+      </w:r>
+      <w:r>
+        <w:rPr>
+          <w:rFonts w:ascii="Times New Roman" w:hAnsi="Times New Roman" w:cs="Times New Roman"/>
+          <w:sz w:val="28"/>
+          <w:szCs w:val="28"/>
+        </w:rPr>
+        <w:tab/>
+      </w:r>
+      <w:proofErr w:type="spellStart"/>
+      <w:proofErr w:type="gramStart"/>
+      <w:r>
+        <w:rPr>
+          <w:rFonts w:ascii="Times New Roman" w:hAnsi="Times New Roman" w:cs="Times New Roman"/>
+          <w:sz w:val="28"/>
+          <w:szCs w:val="28"/>
+        </w:rPr>
+        <w:t>val</w:t>
+      </w:r>
+      <w:proofErr w:type="spellEnd"/>
+      <w:r>
+        <w:rPr>
+          <w:rFonts w:ascii="Times New Roman" w:hAnsi="Times New Roman" w:cs="Times New Roman"/>
+          <w:sz w:val="28"/>
+          <w:szCs w:val="28"/>
+        </w:rPr>
+        <w:t xml:space="preserve"> :</w:t>
+      </w:r>
+      <w:proofErr w:type="gramEnd"/>
+      <w:r>
+        <w:rPr>
+          <w:rFonts w:ascii="Times New Roman" w:hAnsi="Times New Roman" w:cs="Times New Roman"/>
+          <w:sz w:val="28"/>
+          <w:szCs w:val="28"/>
+        </w:rPr>
+        <w:t xml:space="preserve">= </w:t>
+      </w:r>
+      <w:proofErr w:type="spellStart"/>
+      <w:r>
+        <w:rPr>
+          <w:rFonts w:ascii="Times New Roman" w:hAnsi="Times New Roman" w:cs="Times New Roman"/>
+          <w:sz w:val="28"/>
+          <w:szCs w:val="28"/>
+        </w:rPr>
+        <w:t>charToValue</w:t>
+      </w:r>
+      <w:proofErr w:type="spellEnd"/>
+      <w:r>
+        <w:rPr>
+          <w:rFonts w:ascii="Times New Roman" w:hAnsi="Times New Roman" w:cs="Times New Roman"/>
+          <w:sz w:val="28"/>
+          <w:szCs w:val="28"/>
+        </w:rPr>
+        <w:t>(number[</w:t>
+      </w:r>
+      <w:proofErr w:type="spellStart"/>
+      <w:r>
+        <w:rPr>
+          <w:rFonts w:ascii="Times New Roman" w:hAnsi="Times New Roman" w:cs="Times New Roman"/>
+          <w:sz w:val="28"/>
+          <w:szCs w:val="28"/>
+        </w:rPr>
+        <w:t>i</w:t>
+      </w:r>
+      <w:proofErr w:type="spellEnd"/>
+      <w:r>
+        <w:rPr>
+          <w:rFonts w:ascii="Times New Roman" w:hAnsi="Times New Roman" w:cs="Times New Roman"/>
+          <w:sz w:val="28"/>
+          <w:szCs w:val="28"/>
+        </w:rPr>
+        <w:t>])</w:t>
+      </w:r>
+    </w:p>
+    <w:p>
+      <w:pPr>
+        <w:pStyle w:val="a8"/>
+        <w:rPr>
+          <w:rFonts w:ascii="Times New Roman" w:hAnsi="Times New Roman" w:cs="Times New Roman"/>
+          <w:sz w:val="28"/>
+          <w:szCs w:val="28"/>
+        </w:rPr>
+      </w:pPr>
+      <w:r>
+        <w:rPr>
+          <w:rFonts w:ascii="Times New Roman" w:hAnsi="Times New Roman" w:cs="Times New Roman"/>
+          <w:sz w:val="28"/>
+          <w:szCs w:val="28"/>
+        </w:rPr>
+        <w:tab/>
+      </w:r>
+      <w:r>
+        <w:rPr>
+          <w:rFonts w:ascii="Times New Roman" w:hAnsi="Times New Roman" w:cs="Times New Roman"/>
+          <w:sz w:val="28"/>
+          <w:szCs w:val="28"/>
+        </w:rPr>
+        <w:tab/>
+        <w:t xml:space="preserve">if </w:t>
+      </w:r>
+      <w:proofErr w:type="spellStart"/>
+      <w:r>
+        <w:rPr>
+          <w:rFonts w:ascii="Times New Roman" w:hAnsi="Times New Roman" w:cs="Times New Roman"/>
+          <w:sz w:val="28"/>
+          <w:szCs w:val="28"/>
+        </w:rPr>
+        <w:t>val</w:t>
+      </w:r>
+      <w:proofErr w:type="spellEnd"/>
+      <w:r>
+        <w:rPr>
+          <w:rFonts w:ascii="Times New Roman" w:hAnsi="Times New Roman" w:cs="Times New Roman"/>
+          <w:sz w:val="28"/>
+          <w:szCs w:val="28"/>
+        </w:rPr>
+        <w:t xml:space="preserve"> == -1 || </w:t>
+      </w:r>
+      <w:proofErr w:type="spellStart"/>
+      <w:r>
+        <w:rPr>
+          <w:rFonts w:ascii="Times New Roman" w:hAnsi="Times New Roman" w:cs="Times New Roman"/>
+          <w:sz w:val="28"/>
+          <w:szCs w:val="28"/>
+        </w:rPr>
+        <w:t>val</w:t>
+      </w:r>
+      <w:proofErr w:type="spellEnd"/>
+      <w:r>
+        <w:rPr>
+          <w:rFonts w:ascii="Times New Roman" w:hAnsi="Times New Roman" w:cs="Times New Roman"/>
+          <w:sz w:val="28"/>
+          <w:szCs w:val="28"/>
+        </w:rPr>
+        <w:t xml:space="preserve"> &gt;= base {</w:t>
+      </w:r>
+    </w:p>
+    <w:p>
+      <w:pPr>
+        <w:pStyle w:val="a8"/>
+        <w:rPr>
+          <w:rFonts w:ascii="Times New Roman" w:hAnsi="Times New Roman" w:cs="Times New Roman"/>
+          <w:sz w:val="28"/>
+          <w:szCs w:val="28"/>
+        </w:rPr>
+      </w:pPr>
+      <w:r>
+        <w:rPr>
+          <w:rFonts w:ascii="Times New Roman" w:hAnsi="Times New Roman" w:cs="Times New Roman"/>
+          <w:sz w:val="28"/>
+          <w:szCs w:val="28"/>
+        </w:rPr>
+        <w:tab/>
+      </w:r>
+      <w:r>
+        <w:rPr>
+          <w:rFonts w:ascii="Times New Roman" w:hAnsi="Times New Roman" w:cs="Times New Roman"/>
+          <w:sz w:val="28"/>
+          <w:szCs w:val="28"/>
+        </w:rPr>
+        <w:tab/>
+      </w:r>
+      <w:r>
+        <w:rPr>
+          <w:rFonts w:ascii="Times New Roman" w:hAnsi="Times New Roman" w:cs="Times New Roman"/>
+          <w:sz w:val="28"/>
+          <w:szCs w:val="28"/>
+        </w:rPr>
+        <w:tab/>
+        <w:t>return false</w:t>
+      </w:r>
+    </w:p>
+    <w:p>
+      <w:pPr>
+        <w:pStyle w:val="a8"/>
+        <w:rPr>
+          <w:rFonts w:ascii="Times New Roman" w:hAnsi="Times New Roman" w:cs="Times New Roman"/>
+          <w:sz w:val="28"/>
+          <w:szCs w:val="28"/>
+        </w:rPr>
+      </w:pPr>
+      <w:r>
+        <w:rPr>
+          <w:rFonts w:ascii="Times New Roman" w:hAnsi="Times New Roman" w:cs="Times New Roman"/>
+          <w:sz w:val="28"/>
+          <w:szCs w:val="28"/>
+        </w:rPr>
+        <w:tab/>
+      </w:r>
+      <w:r>
+        <w:rPr>
+          <w:rFonts w:ascii="Times New Roman" w:hAnsi="Times New Roman" w:cs="Times New Roman"/>
+          <w:sz w:val="28"/>
+          <w:szCs w:val="28"/>
+        </w:rPr>
+        <w:tab/>
+        <w:t>}</w:t>
+      </w:r>
+    </w:p>
+    <w:p>
+      <w:pPr>
+        <w:pStyle w:val="a8"/>
+        <w:rPr>
+          <w:rFonts w:ascii="Times New Roman" w:hAnsi="Times New Roman" w:cs="Times New Roman"/>
+          <w:sz w:val="28"/>
+          <w:szCs w:val="28"/>
+        </w:rPr>
+      </w:pPr>
+      <w:r>
+        <w:rPr>
+          <w:rFonts w:ascii="Times New Roman" w:hAnsi="Times New Roman" w:cs="Times New Roman"/>
+          <w:sz w:val="28"/>
+          <w:szCs w:val="28"/>
+        </w:rPr>
+        <w:tab/>
+        <w:t>}</w:t>
+      </w:r>
+    </w:p>
+    <w:p>
+      <w:pPr>
+        <w:pStyle w:val="a8"/>
+        <w:rPr>
+          <w:rFonts w:ascii="Times New Roman" w:hAnsi="Times New Roman" w:cs="Times New Roman"/>
+          <w:sz w:val="28"/>
+          <w:szCs w:val="28"/>
+        </w:rPr>
+      </w:pPr>
+      <w:r>
+        <w:rPr>
+          <w:rFonts w:ascii="Times New Roman" w:hAnsi="Times New Roman" w:cs="Times New Roman"/>
+          <w:sz w:val="28"/>
+          <w:szCs w:val="28"/>
+        </w:rPr>
+        <w:tab/>
+        <w:t>return true</w:t>
+      </w:r>
+    </w:p>
+    <w:p>
+      <w:pPr>
+        <w:pStyle w:val="a8"/>
+        <w:rPr>
+          <w:rFonts w:ascii="Times New Roman" w:hAnsi="Times New Roman" w:cs="Times New Roman"/>
+          <w:sz w:val="28"/>
+          <w:szCs w:val="28"/>
+        </w:rPr>
+      </w:pPr>
+      <w:r>
+        <w:rPr>
+          <w:rFonts w:ascii="Times New Roman" w:hAnsi="Times New Roman" w:cs="Times New Roman"/>
+          <w:sz w:val="28"/>
+          <w:szCs w:val="28"/>
+        </w:rPr>
+        <w:t>}</w:t>
+      </w:r>
+    </w:p>
+    <w:p>
+      <w:pPr>
+        <w:pStyle w:val="a8"/>
+        <w:rPr>
+          <w:rFonts w:ascii="Times New Roman" w:hAnsi="Times New Roman" w:cs="Times New Roman"/>
+          <w:sz w:val="28"/>
+          <w:szCs w:val="28"/>
+        </w:rPr>
+      </w:pPr>
+      <w:proofErr w:type="spellStart"/>
+      <w:r>
+        <w:rPr>
+          <w:rFonts w:ascii="Times New Roman" w:hAnsi="Times New Roman" w:cs="Times New Roman"/>
+          <w:sz w:val="28"/>
+          <w:szCs w:val="28"/>
+        </w:rPr>
         <w:t>func</w:t>
       </w:r>
       <w:proofErr w:type="spellEnd"/>
@@ -1151,6 +1724,7 @@
         <w:t xml:space="preserve"> </w:t>
       </w:r>
       <w:proofErr w:type="spellStart"/>
+      <w:proofErr w:type="gramStart"/>
       <w:r>
         <w:rPr>
           <w:rFonts w:ascii="Times New Roman" w:hAnsi="Times New Roman" w:cs="Times New Roman"/>
@@ -1166,7 +1740,16 @@
           <w:sz w:val="28"/>
           <w:szCs w:val="28"/>
         </w:rPr>
-        <w:t xml:space="preserve">(number string, </w:t>
+        <w:t>(</w:t>
+      </w:r>
+      <w:proofErr w:type="gramEnd"/>
+      <w:r>
+        <w:rPr>
+          <w:rFonts w:ascii="Times New Roman" w:hAnsi="Times New Roman" w:cs="Times New Roman"/>
+          <w:sz w:val="28"/>
+          <w:szCs w:val="28"/>
+        </w:rPr>
+        <w:t xml:space="preserve">number string, </w:t>
       </w:r>
       <w:proofErr w:type="spellStart"/>
       <w:r>
@@ -1244,6 +1827,7 @@
         <w:t xml:space="preserve">for </w:t>
       </w:r>
       <w:proofErr w:type="spellStart"/>
+      <w:proofErr w:type="gramStart"/>
       <w:r>
         <w:rPr>
           <w:rFonts w:ascii="Times New Roman" w:hAnsi="Times New Roman" w:cs="Times New Roman"/>
@@ -1259,7 +1843,16 @@
           <w:sz w:val="28"/>
           <w:szCs w:val="28"/>
         </w:rPr>
-        <w:t xml:space="preserve"> := </w:t>
+        <w:t xml:space="preserve"> :</w:t>
+      </w:r>
+      <w:proofErr w:type="gramEnd"/>
+      <w:r>
+        <w:rPr>
+          <w:rFonts w:ascii="Times New Roman" w:hAnsi="Times New Roman" w:cs="Times New Roman"/>
+          <w:sz w:val="28"/>
+          <w:szCs w:val="28"/>
+        </w:rPr>
+        <w:t xml:space="preserve">= </w:t>
       </w:r>
       <w:proofErr w:type="spellStart"/>
       <w:r>
@@ -1340,7 +1933,24 @@
           <w:szCs w:val="28"/>
         </w:rPr>
         <w:tab/>
-        <w:t xml:space="preserve">digit := </w:t>
+      </w:r>
+      <w:proofErr w:type="gramStart"/>
+      <w:r>
+        <w:rPr>
+          <w:rFonts w:ascii="Times New Roman" w:hAnsi="Times New Roman" w:cs="Times New Roman"/>
+          <w:sz w:val="28"/>
+          <w:szCs w:val="28"/>
+        </w:rPr>
+        <w:t>digit :</w:t>
+      </w:r>
+      <w:proofErr w:type="gramEnd"/>
+      <w:r>
+        <w:rPr>
+          <w:rFonts w:ascii="Times New Roman" w:hAnsi="Times New Roman" w:cs="Times New Roman"/>
+          <w:sz w:val="28"/>
+          <w:szCs w:val="28"/>
+        </w:rPr>
+        <w:t xml:space="preserve">= </w:t>
       </w:r>
       <w:proofErr w:type="spellStart"/>
       <w:r>
@@ -1485,6 +2095,7 @@
           <w:sz w:val="28"/>
           <w:szCs w:val="28"/>
         </w:rPr>
+        <w:lastRenderedPageBreak/>
         <w:tab/>
         <w:t>return result</w:t>
       </w:r>
@@ -1516,6 +2127,52 @@
           <w:szCs w:val="28"/>
         </w:rPr>
       </w:pPr>
+      <w:proofErr w:type="spellStart"/>
+      <w:r>
+        <w:rPr>
+          <w:rFonts w:ascii="Times New Roman" w:hAnsi="Times New Roman" w:cs="Times New Roman"/>
+          <w:sz w:val="28"/>
+          <w:szCs w:val="28"/>
+        </w:rPr>
+        <w:t>func</w:t>
+      </w:r>
+      <w:proofErr w:type="spellEnd"/>
+      <w:r>
+        <w:rPr>
+          <w:rFonts w:ascii="Times New Roman" w:hAnsi="Times New Roman" w:cs="Times New Roman"/>
+          <w:sz w:val="28"/>
+          <w:szCs w:val="28"/>
+        </w:rPr>
+        <w:t xml:space="preserve"> </w:t>
+      </w:r>
+      <w:proofErr w:type="spellStart"/>
+      <w:proofErr w:type="gramStart"/>
+      <w:r>
+        <w:rPr>
+          <w:rFonts w:ascii="Times New Roman" w:hAnsi="Times New Roman" w:cs="Times New Roman"/>
+          <w:sz w:val="28"/>
+          <w:szCs w:val="28"/>
+        </w:rPr>
+        <w:t>reverseString</w:t>
+      </w:r>
+      <w:proofErr w:type="spellEnd"/>
+      <w:r>
+        <w:rPr>
+          <w:rFonts w:ascii="Times New Roman" w:hAnsi="Times New Roman" w:cs="Times New Roman"/>
+          <w:sz w:val="28"/>
+          <w:szCs w:val="28"/>
+        </w:rPr>
+        <w:t>(</w:t>
+      </w:r>
+      <w:proofErr w:type="gramEnd"/>
+      <w:r>
+        <w:rPr>
+          <w:rFonts w:ascii="Times New Roman" w:hAnsi="Times New Roman" w:cs="Times New Roman"/>
+          <w:sz w:val="28"/>
+          <w:szCs w:val="28"/>
+        </w:rPr>
+        <w:t>s string) string {</w:t>
+      </w:r>
     </w:p>
     <w:p>
       <w:pPr>
@@ -1526,52 +2183,6 @@
           <w:szCs w:val="28"/>
         </w:rPr>
       </w:pPr>
-      <w:proofErr w:type="spellStart"/>
-      <w:r>
-        <w:rPr>
-          <w:rFonts w:ascii="Times New Roman" w:hAnsi="Times New Roman" w:cs="Times New Roman"/>
-          <w:sz w:val="28"/>
-          <w:szCs w:val="28"/>
-        </w:rPr>
-        <w:t>func</w:t>
-      </w:r>
-      <w:proofErr w:type="spellEnd"/>
-      <w:r>
-        <w:rPr>
-          <w:rFonts w:ascii="Times New Roman" w:hAnsi="Times New Roman" w:cs="Times New Roman"/>
-          <w:sz w:val="28"/>
-          <w:szCs w:val="28"/>
-        </w:rPr>
-        <w:t xml:space="preserve"> </w:t>
-      </w:r>
-      <w:proofErr w:type="spellStart"/>
-      <w:r>
-        <w:rPr>
-          <w:rFonts w:ascii="Times New Roman" w:hAnsi="Times New Roman" w:cs="Times New Roman"/>
-          <w:sz w:val="28"/>
-          <w:szCs w:val="28"/>
-        </w:rPr>
-        <w:t>reverseString</w:t>
-      </w:r>
-      <w:proofErr w:type="spellEnd"/>
-      <w:r>
-        <w:rPr>
-          <w:rFonts w:ascii="Times New Roman" w:hAnsi="Times New Roman" w:cs="Times New Roman"/>
-          <w:sz w:val="28"/>
-          <w:szCs w:val="28"/>
-        </w:rPr>
-        <w:t>(s string) string {</w:t>
-      </w:r>
-    </w:p>
-    <w:p>
-      <w:pPr>
-        <w:pStyle w:val="a8"/>
-        <w:rPr>
-          <w:rFonts w:ascii="Times New Roman" w:hAnsi="Times New Roman" w:cs="Times New Roman"/>
-          <w:sz w:val="28"/>
-          <w:szCs w:val="28"/>
-        </w:rPr>
-      </w:pPr>
       <w:r>
         <w:rPr>
           <w:rFonts w:ascii="Times New Roman" w:hAnsi="Times New Roman" w:cs="Times New Roman"/>
@@ -1579,7 +2190,42 @@
           <w:szCs w:val="28"/>
         </w:rPr>
         <w:tab/>
-        <w:t>runes := []rune(s)</w:t>
+      </w:r>
+      <w:proofErr w:type="gramStart"/>
+      <w:r>
+        <w:rPr>
+          <w:rFonts w:ascii="Times New Roman" w:hAnsi="Times New Roman" w:cs="Times New Roman"/>
+          <w:sz w:val="28"/>
+          <w:szCs w:val="28"/>
+        </w:rPr>
+        <w:t>runes :</w:t>
+      </w:r>
+      <w:proofErr w:type="gramEnd"/>
+      <w:r>
+        <w:rPr>
+          <w:rFonts w:ascii="Times New Roman" w:hAnsi="Times New Roman" w:cs="Times New Roman"/>
+          <w:sz w:val="28"/>
+          <w:szCs w:val="28"/>
+        </w:rPr>
+        <w:t xml:space="preserve">= </w:t>
+      </w:r>
+      <w:proofErr w:type="gramStart"/>
+      <w:r>
+        <w:rPr>
+          <w:rFonts w:ascii="Times New Roman" w:hAnsi="Times New Roman" w:cs="Times New Roman"/>
+          <w:sz w:val="28"/>
+          <w:szCs w:val="28"/>
+        </w:rPr>
+        <w:t>[]rune</w:t>
+      </w:r>
+      <w:proofErr w:type="gramEnd"/>
+      <w:r>
+        <w:rPr>
+          <w:rFonts w:ascii="Times New Roman" w:hAnsi="Times New Roman" w:cs="Times New Roman"/>
+          <w:sz w:val="28"/>
+          <w:szCs w:val="28"/>
+        </w:rPr>
+        <w:t>(s)</w:t>
       </w:r>
     </w:p>
     <w:p>
@@ -1616,7 +2262,25 @@
           <w:sz w:val="28"/>
           <w:szCs w:val="28"/>
         </w:rPr>
-        <w:t xml:space="preserve">, j := 0, </w:t>
+        <w:t xml:space="preserve">, </w:t>
+      </w:r>
+      <w:proofErr w:type="gramStart"/>
+      <w:r>
+        <w:rPr>
+          <w:rFonts w:ascii="Times New Roman" w:hAnsi="Times New Roman" w:cs="Times New Roman"/>
+          <w:sz w:val="28"/>
+          <w:szCs w:val="28"/>
+        </w:rPr>
+        <w:t>j :</w:t>
+      </w:r>
+      <w:proofErr w:type="gramEnd"/>
+      <w:r>
+        <w:rPr>
+          <w:rFonts w:ascii="Times New Roman" w:hAnsi="Times New Roman" w:cs="Times New Roman"/>
+          <w:sz w:val="28"/>
+          <w:szCs w:val="28"/>
+        </w:rPr>
+        <w:t xml:space="preserve">= 0, </w:t>
       </w:r>
       <w:proofErr w:type="spellStart"/>
       <w:r>
@@ -1801,16 +2465,6 @@
           <w:szCs w:val="28"/>
         </w:rPr>
       </w:pPr>
-    </w:p>
-    <w:p>
-      <w:pPr>
-        <w:pStyle w:val="a8"/>
-        <w:rPr>
-          <w:rFonts w:ascii="Times New Roman" w:hAnsi="Times New Roman" w:cs="Times New Roman"/>
-          <w:sz w:val="28"/>
-          <w:szCs w:val="28"/>
-        </w:rPr>
-      </w:pPr>
       <w:proofErr w:type="spellStart"/>
       <w:r>
         <w:rPr>
@@ -1818,7 +2472,6 @@
           <w:sz w:val="28"/>
           <w:szCs w:val="28"/>
         </w:rPr>
-        <w:lastRenderedPageBreak/>
         <w:t>func</w:t>
       </w:r>
       <w:proofErr w:type="spellEnd"/>
@@ -1831,6 +2484,7 @@
         <w:t xml:space="preserve"> </w:t>
       </w:r>
       <w:proofErr w:type="spellStart"/>
+      <w:proofErr w:type="gramStart"/>
       <w:r>
         <w:rPr>
           <w:rFonts w:ascii="Times New Roman" w:hAnsi="Times New Roman" w:cs="Times New Roman"/>
@@ -1849,6 +2503,7 @@
         <w:t>(</w:t>
       </w:r>
       <w:proofErr w:type="spellStart"/>
+      <w:proofErr w:type="gramEnd"/>
       <w:r>
         <w:rPr>
           <w:rFonts w:ascii="Times New Roman" w:hAnsi="Times New Roman" w:cs="Times New Roman"/>
@@ -2003,6 +2658,7 @@
           <w:szCs w:val="28"/>
         </w:rPr>
         <w:tab/>
+        <w:t xml:space="preserve">for </w:t>
       </w:r>
       <w:proofErr w:type="spellStart"/>
       <w:r>
@@ -2011,7 +2667,7 @@
           <w:sz w:val="28"/>
           <w:szCs w:val="28"/>
         </w:rPr>
-        <w:t>isNegative</w:t>
+        <w:t>decimalNumber</w:t>
       </w:r>
       <w:proofErr w:type="spellEnd"/>
       <w:r>
@@ -2020,7 +2676,370 @@
           <w:sz w:val="28"/>
           <w:szCs w:val="28"/>
         </w:rPr>
-        <w:t xml:space="preserve"> := false</w:t>
+        <w:t xml:space="preserve"> &gt; 0 {</w:t>
+      </w:r>
+    </w:p>
+    <w:p>
+      <w:pPr>
+        <w:pStyle w:val="a8"/>
+        <w:rPr>
+          <w:rFonts w:ascii="Times New Roman" w:hAnsi="Times New Roman" w:cs="Times New Roman"/>
+          <w:sz w:val="28"/>
+          <w:szCs w:val="28"/>
+        </w:rPr>
+      </w:pPr>
+      <w:r>
+        <w:rPr>
+          <w:rFonts w:ascii="Times New Roman" w:hAnsi="Times New Roman" w:cs="Times New Roman"/>
+          <w:sz w:val="28"/>
+          <w:szCs w:val="28"/>
+        </w:rPr>
+        <w:tab/>
+      </w:r>
+      <w:r>
+        <w:rPr>
+          <w:rFonts w:ascii="Times New Roman" w:hAnsi="Times New Roman" w:cs="Times New Roman"/>
+          <w:sz w:val="28"/>
+          <w:szCs w:val="28"/>
+        </w:rPr>
+        <w:tab/>
+      </w:r>
+      <w:proofErr w:type="gramStart"/>
+      <w:r>
+        <w:rPr>
+          <w:rFonts w:ascii="Times New Roman" w:hAnsi="Times New Roman" w:cs="Times New Roman"/>
+          <w:sz w:val="28"/>
+          <w:szCs w:val="28"/>
+        </w:rPr>
+        <w:t>remainder :</w:t>
+      </w:r>
+      <w:proofErr w:type="gramEnd"/>
+      <w:r>
+        <w:rPr>
+          <w:rFonts w:ascii="Times New Roman" w:hAnsi="Times New Roman" w:cs="Times New Roman"/>
+          <w:sz w:val="28"/>
+          <w:szCs w:val="28"/>
+        </w:rPr>
+        <w:t xml:space="preserve">= </w:t>
+      </w:r>
+      <w:proofErr w:type="gramStart"/>
+      <w:r>
+        <w:rPr>
+          <w:rFonts w:ascii="Times New Roman" w:hAnsi="Times New Roman" w:cs="Times New Roman"/>
+          <w:sz w:val="28"/>
+          <w:szCs w:val="28"/>
+        </w:rPr>
+        <w:t>int(</w:t>
+      </w:r>
+      <w:proofErr w:type="spellStart"/>
+      <w:proofErr w:type="gramEnd"/>
+      <w:r>
+        <w:rPr>
+          <w:rFonts w:ascii="Times New Roman" w:hAnsi="Times New Roman" w:cs="Times New Roman"/>
+          <w:sz w:val="28"/>
+          <w:szCs w:val="28"/>
+        </w:rPr>
+        <w:t>decimalNumber</w:t>
+      </w:r>
+      <w:proofErr w:type="spellEnd"/>
+      <w:r>
+        <w:rPr>
+          <w:rFonts w:ascii="Times New Roman" w:hAnsi="Times New Roman" w:cs="Times New Roman"/>
+          <w:sz w:val="28"/>
+          <w:szCs w:val="28"/>
+        </w:rPr>
+        <w:t xml:space="preserve"> % int64(</w:t>
+      </w:r>
+      <w:proofErr w:type="spellStart"/>
+      <w:r>
+        <w:rPr>
+          <w:rFonts w:ascii="Times New Roman" w:hAnsi="Times New Roman" w:cs="Times New Roman"/>
+          <w:sz w:val="28"/>
+          <w:szCs w:val="28"/>
+        </w:rPr>
+        <w:t>toBase</w:t>
+      </w:r>
+      <w:proofErr w:type="spellEnd"/>
+      <w:r>
+        <w:rPr>
+          <w:rFonts w:ascii="Times New Roman" w:hAnsi="Times New Roman" w:cs="Times New Roman"/>
+          <w:sz w:val="28"/>
+          <w:szCs w:val="28"/>
+        </w:rPr>
+        <w:t>))</w:t>
+      </w:r>
+    </w:p>
+    <w:p>
+      <w:pPr>
+        <w:pStyle w:val="a8"/>
+        <w:rPr>
+          <w:rFonts w:ascii="Times New Roman" w:hAnsi="Times New Roman" w:cs="Times New Roman"/>
+          <w:sz w:val="28"/>
+          <w:szCs w:val="28"/>
+        </w:rPr>
+      </w:pPr>
+      <w:r>
+        <w:rPr>
+          <w:rFonts w:ascii="Times New Roman" w:hAnsi="Times New Roman" w:cs="Times New Roman"/>
+          <w:sz w:val="28"/>
+          <w:szCs w:val="28"/>
+        </w:rPr>
+        <w:tab/>
+      </w:r>
+      <w:r>
+        <w:rPr>
+          <w:rFonts w:ascii="Times New Roman" w:hAnsi="Times New Roman" w:cs="Times New Roman"/>
+          <w:sz w:val="28"/>
+          <w:szCs w:val="28"/>
+        </w:rPr>
+        <w:tab/>
+        <w:t>result += string(</w:t>
+      </w:r>
+      <w:proofErr w:type="spellStart"/>
+      <w:r>
+        <w:rPr>
+          <w:rFonts w:ascii="Times New Roman" w:hAnsi="Times New Roman" w:cs="Times New Roman"/>
+          <w:sz w:val="28"/>
+          <w:szCs w:val="28"/>
+        </w:rPr>
+        <w:t>valueToChar</w:t>
+      </w:r>
+      <w:proofErr w:type="spellEnd"/>
+      <w:r>
+        <w:rPr>
+          <w:rFonts w:ascii="Times New Roman" w:hAnsi="Times New Roman" w:cs="Times New Roman"/>
+          <w:sz w:val="28"/>
+          <w:szCs w:val="28"/>
+        </w:rPr>
+        <w:t>(remainder))</w:t>
+      </w:r>
+    </w:p>
+    <w:p>
+      <w:pPr>
+        <w:pStyle w:val="a8"/>
+        <w:rPr>
+          <w:rFonts w:ascii="Times New Roman" w:hAnsi="Times New Roman" w:cs="Times New Roman"/>
+          <w:sz w:val="28"/>
+          <w:szCs w:val="28"/>
+        </w:rPr>
+      </w:pPr>
+      <w:r>
+        <w:rPr>
+          <w:rFonts w:ascii="Times New Roman" w:hAnsi="Times New Roman" w:cs="Times New Roman"/>
+          <w:sz w:val="28"/>
+          <w:szCs w:val="28"/>
+        </w:rPr>
+        <w:tab/>
+      </w:r>
+      <w:r>
+        <w:rPr>
+          <w:rFonts w:ascii="Times New Roman" w:hAnsi="Times New Roman" w:cs="Times New Roman"/>
+          <w:sz w:val="28"/>
+          <w:szCs w:val="28"/>
+        </w:rPr>
+        <w:tab/>
+      </w:r>
+      <w:proofErr w:type="spellStart"/>
+      <w:r>
+        <w:rPr>
+          <w:rFonts w:ascii="Times New Roman" w:hAnsi="Times New Roman" w:cs="Times New Roman"/>
+          <w:sz w:val="28"/>
+          <w:szCs w:val="28"/>
+        </w:rPr>
+        <w:t>decimalNumber</w:t>
+      </w:r>
+      <w:proofErr w:type="spellEnd"/>
+      <w:r>
+        <w:rPr>
+          <w:rFonts w:ascii="Times New Roman" w:hAnsi="Times New Roman" w:cs="Times New Roman"/>
+          <w:sz w:val="28"/>
+          <w:szCs w:val="28"/>
+        </w:rPr>
+        <w:t xml:space="preserve"> /= int64(</w:t>
+      </w:r>
+      <w:proofErr w:type="spellStart"/>
+      <w:r>
+        <w:rPr>
+          <w:rFonts w:ascii="Times New Roman" w:hAnsi="Times New Roman" w:cs="Times New Roman"/>
+          <w:sz w:val="28"/>
+          <w:szCs w:val="28"/>
+        </w:rPr>
+        <w:t>toBase</w:t>
+      </w:r>
+      <w:proofErr w:type="spellEnd"/>
+      <w:r>
+        <w:rPr>
+          <w:rFonts w:ascii="Times New Roman" w:hAnsi="Times New Roman" w:cs="Times New Roman"/>
+          <w:sz w:val="28"/>
+          <w:szCs w:val="28"/>
+        </w:rPr>
+        <w:t>)</w:t>
+      </w:r>
+    </w:p>
+    <w:p>
+      <w:pPr>
+        <w:pStyle w:val="a8"/>
+        <w:rPr>
+          <w:rFonts w:ascii="Times New Roman" w:hAnsi="Times New Roman" w:cs="Times New Roman"/>
+          <w:sz w:val="28"/>
+          <w:szCs w:val="28"/>
+        </w:rPr>
+      </w:pPr>
+      <w:r>
+        <w:rPr>
+          <w:rFonts w:ascii="Times New Roman" w:hAnsi="Times New Roman" w:cs="Times New Roman"/>
+          <w:sz w:val="28"/>
+          <w:szCs w:val="28"/>
+        </w:rPr>
+        <w:tab/>
+        <w:t>}</w:t>
+      </w:r>
+    </w:p>
+    <w:p>
+      <w:pPr>
+        <w:pStyle w:val="a8"/>
+        <w:rPr>
+          <w:rFonts w:ascii="Times New Roman" w:hAnsi="Times New Roman" w:cs="Times New Roman"/>
+          <w:sz w:val="28"/>
+          <w:szCs w:val="28"/>
+        </w:rPr>
+      </w:pPr>
+      <w:r>
+        <w:rPr>
+          <w:rFonts w:ascii="Times New Roman" w:hAnsi="Times New Roman" w:cs="Times New Roman"/>
+          <w:sz w:val="28"/>
+          <w:szCs w:val="28"/>
+        </w:rPr>
+        <w:tab/>
+        <w:t xml:space="preserve">return </w:t>
+      </w:r>
+      <w:proofErr w:type="spellStart"/>
+      <w:r>
+        <w:rPr>
+          <w:rFonts w:ascii="Times New Roman" w:hAnsi="Times New Roman" w:cs="Times New Roman"/>
+          <w:sz w:val="28"/>
+          <w:szCs w:val="28"/>
+        </w:rPr>
+        <w:t>reverseString</w:t>
+      </w:r>
+      <w:proofErr w:type="spellEnd"/>
+      <w:r>
+        <w:rPr>
+          <w:rFonts w:ascii="Times New Roman" w:hAnsi="Times New Roman" w:cs="Times New Roman"/>
+          <w:sz w:val="28"/>
+          <w:szCs w:val="28"/>
+        </w:rPr>
+        <w:t>(result)</w:t>
+      </w:r>
+    </w:p>
+    <w:p>
+      <w:pPr>
+        <w:pStyle w:val="a8"/>
+        <w:rPr>
+          <w:rFonts w:ascii="Times New Roman" w:hAnsi="Times New Roman" w:cs="Times New Roman"/>
+          <w:sz w:val="28"/>
+          <w:szCs w:val="28"/>
+        </w:rPr>
+      </w:pPr>
+      <w:r>
+        <w:rPr>
+          <w:rFonts w:ascii="Times New Roman" w:hAnsi="Times New Roman" w:cs="Times New Roman"/>
+          <w:sz w:val="28"/>
+          <w:szCs w:val="28"/>
+        </w:rPr>
+        <w:t>}</w:t>
+      </w:r>
+    </w:p>
+    <w:p>
+      <w:pPr>
+        <w:pStyle w:val="a8"/>
+        <w:rPr>
+          <w:rFonts w:ascii="Times New Roman" w:hAnsi="Times New Roman" w:cs="Times New Roman"/>
+          <w:sz w:val="28"/>
+          <w:szCs w:val="28"/>
+        </w:rPr>
+      </w:pPr>
+      <w:proofErr w:type="spellStart"/>
+      <w:r>
+        <w:rPr>
+          <w:rFonts w:ascii="Times New Roman" w:hAnsi="Times New Roman" w:cs="Times New Roman"/>
+          <w:sz w:val="28"/>
+          <w:szCs w:val="28"/>
+        </w:rPr>
+        <w:t>func</w:t>
+      </w:r>
+      <w:proofErr w:type="spellEnd"/>
+      <w:r>
+        <w:rPr>
+          <w:rFonts w:ascii="Times New Roman" w:hAnsi="Times New Roman" w:cs="Times New Roman"/>
+          <w:sz w:val="28"/>
+          <w:szCs w:val="28"/>
+        </w:rPr>
+        <w:t xml:space="preserve"> </w:t>
+      </w:r>
+      <w:proofErr w:type="spellStart"/>
+      <w:proofErr w:type="gramStart"/>
+      <w:r>
+        <w:rPr>
+          <w:rFonts w:ascii="Times New Roman" w:hAnsi="Times New Roman" w:cs="Times New Roman"/>
+          <w:sz w:val="28"/>
+          <w:szCs w:val="28"/>
+        </w:rPr>
+        <w:t>convertBase</w:t>
+      </w:r>
+      <w:proofErr w:type="spellEnd"/>
+      <w:r>
+        <w:rPr>
+          <w:rFonts w:ascii="Times New Roman" w:hAnsi="Times New Roman" w:cs="Times New Roman"/>
+          <w:sz w:val="28"/>
+          <w:szCs w:val="28"/>
+        </w:rPr>
+        <w:t>(</w:t>
+      </w:r>
+      <w:proofErr w:type="gramEnd"/>
+      <w:r>
+        <w:rPr>
+          <w:rFonts w:ascii="Times New Roman" w:hAnsi="Times New Roman" w:cs="Times New Roman"/>
+          <w:sz w:val="28"/>
+          <w:szCs w:val="28"/>
+        </w:rPr>
+        <w:t xml:space="preserve">number string, </w:t>
+      </w:r>
+      <w:proofErr w:type="spellStart"/>
+      <w:r>
+        <w:rPr>
+          <w:rFonts w:ascii="Times New Roman" w:hAnsi="Times New Roman" w:cs="Times New Roman"/>
+          <w:sz w:val="28"/>
+          <w:szCs w:val="28"/>
+        </w:rPr>
+        <w:t>fromBase</w:t>
+      </w:r>
+      <w:proofErr w:type="spellEnd"/>
+      <w:r>
+        <w:rPr>
+          <w:rFonts w:ascii="Times New Roman" w:hAnsi="Times New Roman" w:cs="Times New Roman"/>
+          <w:sz w:val="28"/>
+          <w:szCs w:val="28"/>
+        </w:rPr>
+        <w:t xml:space="preserve"> int, </w:t>
+      </w:r>
+      <w:proofErr w:type="spellStart"/>
+      <w:r>
+        <w:rPr>
+          <w:rFonts w:ascii="Times New Roman" w:hAnsi="Times New Roman" w:cs="Times New Roman"/>
+          <w:sz w:val="28"/>
+          <w:szCs w:val="28"/>
+        </w:rPr>
+        <w:t>toBase</w:t>
+      </w:r>
+      <w:proofErr w:type="spellEnd"/>
+      <w:r>
+        <w:rPr>
+          <w:rFonts w:ascii="Times New Roman" w:hAnsi="Times New Roman" w:cs="Times New Roman"/>
+          <w:sz w:val="28"/>
+          <w:szCs w:val="28"/>
+        </w:rPr>
+        <w:t xml:space="preserve"> int) string {</w:t>
       </w:r>
     </w:p>
     <w:p>
@@ -2048,7 +3067,7 @@
           <w:sz w:val="28"/>
           <w:szCs w:val="28"/>
         </w:rPr>
-        <w:t>decimalNumber</w:t>
+        <w:t>fromBase</w:t>
       </w:r>
       <w:proofErr w:type="spellEnd"/>
       <w:r>
@@ -2057,7 +3076,61 @@
           <w:sz w:val="28"/>
           <w:szCs w:val="28"/>
         </w:rPr>
-        <w:t xml:space="preserve"> &lt; 0 {</w:t>
+        <w:t xml:space="preserve"> &lt; 2 || </w:t>
+      </w:r>
+      <w:proofErr w:type="spellStart"/>
+      <w:r>
+        <w:rPr>
+          <w:rFonts w:ascii="Times New Roman" w:hAnsi="Times New Roman" w:cs="Times New Roman"/>
+          <w:sz w:val="28"/>
+          <w:szCs w:val="28"/>
+        </w:rPr>
+        <w:t>fromBase</w:t>
+      </w:r>
+      <w:proofErr w:type="spellEnd"/>
+      <w:r>
+        <w:rPr>
+          <w:rFonts w:ascii="Times New Roman" w:hAnsi="Times New Roman" w:cs="Times New Roman"/>
+          <w:sz w:val="28"/>
+          <w:szCs w:val="28"/>
+        </w:rPr>
+        <w:t xml:space="preserve"> &gt; 36 || </w:t>
+      </w:r>
+      <w:proofErr w:type="spellStart"/>
+      <w:r>
+        <w:rPr>
+          <w:rFonts w:ascii="Times New Roman" w:hAnsi="Times New Roman" w:cs="Times New Roman"/>
+          <w:sz w:val="28"/>
+          <w:szCs w:val="28"/>
+        </w:rPr>
+        <w:t>toBase</w:t>
+      </w:r>
+      <w:proofErr w:type="spellEnd"/>
+      <w:r>
+        <w:rPr>
+          <w:rFonts w:ascii="Times New Roman" w:hAnsi="Times New Roman" w:cs="Times New Roman"/>
+          <w:sz w:val="28"/>
+          <w:szCs w:val="28"/>
+        </w:rPr>
+        <w:t xml:space="preserve"> &lt; 2 || </w:t>
+      </w:r>
+      <w:proofErr w:type="spellStart"/>
+      <w:r>
+        <w:rPr>
+          <w:rFonts w:ascii="Times New Roman" w:hAnsi="Times New Roman" w:cs="Times New Roman"/>
+          <w:sz w:val="28"/>
+          <w:szCs w:val="28"/>
+        </w:rPr>
+        <w:t>toBase</w:t>
+      </w:r>
+      <w:proofErr w:type="spellEnd"/>
+      <w:r>
+        <w:rPr>
+          <w:rFonts w:ascii="Times New Roman" w:hAnsi="Times New Roman" w:cs="Times New Roman"/>
+          <w:sz w:val="28"/>
+          <w:szCs w:val="28"/>
+        </w:rPr>
+        <w:t xml:space="preserve"> &gt; 36 {</w:t>
       </w:r>
     </w:p>
     <w:p>
@@ -2084,79 +3157,8 @@
           <w:szCs w:val="28"/>
         </w:rPr>
         <w:tab/>
-      </w:r>
-      <w:proofErr w:type="spellStart"/>
-      <w:r>
-        <w:rPr>
-          <w:rFonts w:ascii="Times New Roman" w:hAnsi="Times New Roman" w:cs="Times New Roman"/>
-          <w:sz w:val="28"/>
-          <w:szCs w:val="28"/>
-        </w:rPr>
-        <w:t>isNegative</w:t>
-      </w:r>
-      <w:proofErr w:type="spellEnd"/>
-      <w:r>
-        <w:rPr>
-          <w:rFonts w:ascii="Times New Roman" w:hAnsi="Times New Roman" w:cs="Times New Roman"/>
-          <w:sz w:val="28"/>
-          <w:szCs w:val="28"/>
-        </w:rPr>
-        <w:t xml:space="preserve"> = true</w:t>
-      </w:r>
-    </w:p>
-    <w:p>
-      <w:pPr>
-        <w:pStyle w:val="a8"/>
-        <w:rPr>
-          <w:rFonts w:ascii="Times New Roman" w:hAnsi="Times New Roman" w:cs="Times New Roman"/>
-          <w:sz w:val="28"/>
-          <w:szCs w:val="28"/>
-        </w:rPr>
-      </w:pPr>
-      <w:r>
-        <w:rPr>
-          <w:rFonts w:ascii="Times New Roman" w:hAnsi="Times New Roman" w:cs="Times New Roman"/>
-          <w:sz w:val="28"/>
-          <w:szCs w:val="28"/>
-        </w:rPr>
-        <w:tab/>
-      </w:r>
-      <w:r>
-        <w:rPr>
-          <w:rFonts w:ascii="Times New Roman" w:hAnsi="Times New Roman" w:cs="Times New Roman"/>
-          <w:sz w:val="28"/>
-          <w:szCs w:val="28"/>
-        </w:rPr>
-        <w:tab/>
-      </w:r>
-      <w:proofErr w:type="spellStart"/>
-      <w:r>
-        <w:rPr>
-          <w:rFonts w:ascii="Times New Roman" w:hAnsi="Times New Roman" w:cs="Times New Roman"/>
-          <w:sz w:val="28"/>
-          <w:szCs w:val="28"/>
-        </w:rPr>
-        <w:t>decimalNumber</w:t>
-      </w:r>
-      <w:proofErr w:type="spellEnd"/>
-      <w:r>
-        <w:rPr>
-          <w:rFonts w:ascii="Times New Roman" w:hAnsi="Times New Roman" w:cs="Times New Roman"/>
-          <w:sz w:val="28"/>
-          <w:szCs w:val="28"/>
-        </w:rPr>
-        <w:t xml:space="preserve"> = -</w:t>
-      </w:r>
-      <w:proofErr w:type="spellStart"/>
-      <w:r>
-        <w:rPr>
-          <w:rFonts w:ascii="Times New Roman" w:hAnsi="Times New Roman" w:cs="Times New Roman"/>
-          <w:sz w:val="28"/>
-          <w:szCs w:val="28"/>
-        </w:rPr>
-        <w:t>decimalNumber</w:t>
-      </w:r>
-      <w:proofErr w:type="spellEnd"/>
+        <w:t>return "Error: Invalid Base"</w:t>
+      </w:r>
     </w:p>
     <w:p>
       <w:pPr>
@@ -2193,7 +3195,15 @@
           <w:szCs w:val="28"/>
         </w:rPr>
         <w:tab/>
-        <w:t xml:space="preserve">for </w:t>
+      </w:r>
+      <w:proofErr w:type="gramStart"/>
+      <w:r>
+        <w:rPr>
+          <w:rFonts w:ascii="Times New Roman" w:hAnsi="Times New Roman" w:cs="Times New Roman"/>
+          <w:sz w:val="28"/>
+          <w:szCs w:val="28"/>
+        </w:rPr>
+        <w:t>if !</w:t>
       </w:r>
       <w:proofErr w:type="spellStart"/>
       <w:r>
@@ -2202,16 +3212,35 @@
           <w:sz w:val="28"/>
           <w:szCs w:val="28"/>
         </w:rPr>
-        <w:t>decimalNumber</w:t>
+        <w:t>validateNumber</w:t>
       </w:r>
       <w:proofErr w:type="spellEnd"/>
-      <w:r>
-        <w:rPr>
-          <w:rFonts w:ascii="Times New Roman" w:hAnsi="Times New Roman" w:cs="Times New Roman"/>
-          <w:sz w:val="28"/>
-          <w:szCs w:val="28"/>
-        </w:rPr>
-        <w:t xml:space="preserve"> &gt; 0 {</w:t>
+      <w:proofErr w:type="gramEnd"/>
+      <w:r>
+        <w:rPr>
+          <w:rFonts w:ascii="Times New Roman" w:hAnsi="Times New Roman" w:cs="Times New Roman"/>
+          <w:sz w:val="28"/>
+          <w:szCs w:val="28"/>
+        </w:rPr>
+        <w:t xml:space="preserve">(number, </w:t>
+      </w:r>
+      <w:proofErr w:type="spellStart"/>
+      <w:r>
+        <w:rPr>
+          <w:rFonts w:ascii="Times New Roman" w:hAnsi="Times New Roman" w:cs="Times New Roman"/>
+          <w:sz w:val="28"/>
+          <w:szCs w:val="28"/>
+        </w:rPr>
+        <w:t>fromBase</w:t>
+      </w:r>
+      <w:proofErr w:type="spellEnd"/>
+      <w:r>
+        <w:rPr>
+          <w:rFonts w:ascii="Times New Roman" w:hAnsi="Times New Roman" w:cs="Times New Roman"/>
+          <w:sz w:val="28"/>
+          <w:szCs w:val="28"/>
+        </w:rPr>
+        <w:t>) {</w:t>
       </w:r>
     </w:p>
     <w:p>
@@ -2238,150 +3267,7 @@
           <w:szCs w:val="28"/>
         </w:rPr>
         <w:tab/>
-        <w:t>remainder := int(</w:t>
-      </w:r>
-      <w:proofErr w:type="spellStart"/>
-      <w:r>
-        <w:rPr>
-          <w:rFonts w:ascii="Times New Roman" w:hAnsi="Times New Roman" w:cs="Times New Roman"/>
-          <w:sz w:val="28"/>
-          <w:szCs w:val="28"/>
-        </w:rPr>
-        <w:t>decimalNumber</w:t>
-      </w:r>
-      <w:proofErr w:type="spellEnd"/>
-      <w:r>
-        <w:rPr>
-          <w:rFonts w:ascii="Times New Roman" w:hAnsi="Times New Roman" w:cs="Times New Roman"/>
-          <w:sz w:val="28"/>
-          <w:szCs w:val="28"/>
-        </w:rPr>
-        <w:t xml:space="preserve"> % int64(</w:t>
-      </w:r>
-      <w:proofErr w:type="spellStart"/>
-      <w:r>
-        <w:rPr>
-          <w:rFonts w:ascii="Times New Roman" w:hAnsi="Times New Roman" w:cs="Times New Roman"/>
-          <w:sz w:val="28"/>
-          <w:szCs w:val="28"/>
-        </w:rPr>
-        <w:t>toBase</w:t>
-      </w:r>
-      <w:proofErr w:type="spellEnd"/>
-      <w:r>
-        <w:rPr>
-          <w:rFonts w:ascii="Times New Roman" w:hAnsi="Times New Roman" w:cs="Times New Roman"/>
-          <w:sz w:val="28"/>
-          <w:szCs w:val="28"/>
-        </w:rPr>
-        <w:t>))</w:t>
-      </w:r>
-    </w:p>
-    <w:p>
-      <w:pPr>
-        <w:pStyle w:val="a8"/>
-        <w:rPr>
-          <w:rFonts w:ascii="Times New Roman" w:hAnsi="Times New Roman" w:cs="Times New Roman"/>
-          <w:sz w:val="28"/>
-          <w:szCs w:val="28"/>
-        </w:rPr>
-      </w:pPr>
-      <w:r>
-        <w:rPr>
-          <w:rFonts w:ascii="Times New Roman" w:hAnsi="Times New Roman" w:cs="Times New Roman"/>
-          <w:sz w:val="28"/>
-          <w:szCs w:val="28"/>
-        </w:rPr>
-        <w:tab/>
-      </w:r>
-      <w:r>
-        <w:rPr>
-          <w:rFonts w:ascii="Times New Roman" w:hAnsi="Times New Roman" w:cs="Times New Roman"/>
-          <w:sz w:val="28"/>
-          <w:szCs w:val="28"/>
-        </w:rPr>
-        <w:tab/>
-        <w:t>result += string(</w:t>
-      </w:r>
-      <w:proofErr w:type="spellStart"/>
-      <w:r>
-        <w:rPr>
-          <w:rFonts w:ascii="Times New Roman" w:hAnsi="Times New Roman" w:cs="Times New Roman"/>
-          <w:sz w:val="28"/>
-          <w:szCs w:val="28"/>
-        </w:rPr>
-        <w:t>valueToChar</w:t>
-      </w:r>
-      <w:proofErr w:type="spellEnd"/>
-      <w:r>
-        <w:rPr>
-          <w:rFonts w:ascii="Times New Roman" w:hAnsi="Times New Roman" w:cs="Times New Roman"/>
-          <w:sz w:val="28"/>
-          <w:szCs w:val="28"/>
-        </w:rPr>
-        <w:t>(remainder))</w:t>
-      </w:r>
-    </w:p>
-    <w:p>
-      <w:pPr>
-        <w:pStyle w:val="a8"/>
-        <w:rPr>
-          <w:rFonts w:ascii="Times New Roman" w:hAnsi="Times New Roman" w:cs="Times New Roman"/>
-          <w:sz w:val="28"/>
-          <w:szCs w:val="28"/>
-        </w:rPr>
-      </w:pPr>
-      <w:r>
-        <w:rPr>
-          <w:rFonts w:ascii="Times New Roman" w:hAnsi="Times New Roman" w:cs="Times New Roman"/>
-          <w:sz w:val="28"/>
-          <w:szCs w:val="28"/>
-        </w:rPr>
-        <w:tab/>
-      </w:r>
-      <w:r>
-        <w:rPr>
-          <w:rFonts w:ascii="Times New Roman" w:hAnsi="Times New Roman" w:cs="Times New Roman"/>
-          <w:sz w:val="28"/>
-          <w:szCs w:val="28"/>
-        </w:rPr>
-        <w:tab/>
-      </w:r>
-      <w:proofErr w:type="spellStart"/>
-      <w:r>
-        <w:rPr>
-          <w:rFonts w:ascii="Times New Roman" w:hAnsi="Times New Roman" w:cs="Times New Roman"/>
-          <w:sz w:val="28"/>
-          <w:szCs w:val="28"/>
-        </w:rPr>
-        <w:t>decimalNumber</w:t>
-      </w:r>
-      <w:proofErr w:type="spellEnd"/>
-      <w:r>
-        <w:rPr>
-          <w:rFonts w:ascii="Times New Roman" w:hAnsi="Times New Roman" w:cs="Times New Roman"/>
-          <w:sz w:val="28"/>
-          <w:szCs w:val="28"/>
-        </w:rPr>
-        <w:t xml:space="preserve"> /= int64(</w:t>
-      </w:r>
-      <w:proofErr w:type="spellStart"/>
-      <w:r>
-        <w:rPr>
-          <w:rFonts w:ascii="Times New Roman" w:hAnsi="Times New Roman" w:cs="Times New Roman"/>
-          <w:sz w:val="28"/>
-          <w:szCs w:val="28"/>
-        </w:rPr>
-        <w:t>toBase</w:t>
-      </w:r>
-      <w:proofErr w:type="spellEnd"/>
-      <w:r>
-        <w:rPr>
-          <w:rFonts w:ascii="Times New Roman" w:hAnsi="Times New Roman" w:cs="Times New Roman"/>
-          <w:sz w:val="28"/>
-          <w:szCs w:val="28"/>
-        </w:rPr>
-        <w:t>)</w:t>
+        <w:t>return "Error: Invalid Number"</w:t>
       </w:r>
     </w:p>
     <w:p>
@@ -2428,7 +3314,7 @@
           <w:sz w:val="28"/>
           <w:szCs w:val="28"/>
         </w:rPr>
-        <w:t>isNegative</w:t>
+        <w:t>fromBase</w:t>
       </w:r>
       <w:proofErr w:type="spellEnd"/>
       <w:r>
@@ -2437,6 +3323,24 @@
           <w:sz w:val="28"/>
           <w:szCs w:val="28"/>
         </w:rPr>
+        <w:t xml:space="preserve"> == </w:t>
+      </w:r>
+      <w:proofErr w:type="spellStart"/>
+      <w:r>
+        <w:rPr>
+          <w:rFonts w:ascii="Times New Roman" w:hAnsi="Times New Roman" w:cs="Times New Roman"/>
+          <w:sz w:val="28"/>
+          <w:szCs w:val="28"/>
+        </w:rPr>
+        <w:t>toBase</w:t>
+      </w:r>
+      <w:proofErr w:type="spellEnd"/>
+      <w:r>
+        <w:rPr>
+          <w:rFonts w:ascii="Times New Roman" w:hAnsi="Times New Roman" w:cs="Times New Roman"/>
+          <w:sz w:val="28"/>
+          <w:szCs w:val="28"/>
+        </w:rPr>
         <w:t xml:space="preserve"> {</w:t>
       </w:r>
     </w:p>
@@ -2464,7 +3368,7 @@
           <w:szCs w:val="28"/>
         </w:rPr>
         <w:tab/>
-        <w:t>result += "-"</w:t>
+        <w:t>return number</w:t>
       </w:r>
     </w:p>
     <w:p>
@@ -2502,16 +3406,34 @@
           <w:szCs w:val="28"/>
         </w:rPr>
         <w:tab/>
-        <w:t xml:space="preserve">return </w:t>
+      </w:r>
+      <w:proofErr w:type="gramStart"/>
+      <w:r>
+        <w:rPr>
+          <w:rFonts w:ascii="Times New Roman" w:hAnsi="Times New Roman" w:cs="Times New Roman"/>
+          <w:sz w:val="28"/>
+          <w:szCs w:val="28"/>
+        </w:rPr>
+        <w:t>decimal :</w:t>
+      </w:r>
+      <w:proofErr w:type="gramEnd"/>
+      <w:r>
+        <w:rPr>
+          <w:rFonts w:ascii="Times New Roman" w:hAnsi="Times New Roman" w:cs="Times New Roman"/>
+          <w:sz w:val="28"/>
+          <w:szCs w:val="28"/>
+        </w:rPr>
+        <w:t xml:space="preserve">= </w:t>
       </w:r>
       <w:proofErr w:type="spellStart"/>
-      <w:r>
-        <w:rPr>
-          <w:rFonts w:ascii="Times New Roman" w:hAnsi="Times New Roman" w:cs="Times New Roman"/>
-          <w:sz w:val="28"/>
-          <w:szCs w:val="28"/>
-        </w:rPr>
-        <w:t>reverseString</w:t>
+      <w:proofErr w:type="gramStart"/>
+      <w:r>
+        <w:rPr>
+          <w:rFonts w:ascii="Times New Roman" w:hAnsi="Times New Roman" w:cs="Times New Roman"/>
+          <w:sz w:val="28"/>
+          <w:szCs w:val="28"/>
+        </w:rPr>
+        <w:t>toDecimal</w:t>
       </w:r>
       <w:proofErr w:type="spellEnd"/>
       <w:r>
@@ -2520,255 +3442,16 @@
           <w:sz w:val="28"/>
           <w:szCs w:val="28"/>
         </w:rPr>
-        <w:t>(result)</w:t>
-      </w:r>
-    </w:p>
-    <w:p>
-      <w:pPr>
-        <w:pStyle w:val="a8"/>
-        <w:rPr>
-          <w:rFonts w:ascii="Times New Roman" w:hAnsi="Times New Roman" w:cs="Times New Roman"/>
-          <w:sz w:val="28"/>
-          <w:szCs w:val="28"/>
-        </w:rPr>
-      </w:pPr>
-      <w:r>
-        <w:rPr>
-          <w:rFonts w:ascii="Times New Roman" w:hAnsi="Times New Roman" w:cs="Times New Roman"/>
-          <w:sz w:val="28"/>
-          <w:szCs w:val="28"/>
-        </w:rPr>
-        <w:t>}</w:t>
-      </w:r>
-    </w:p>
-    <w:p>
-      <w:pPr>
-        <w:pStyle w:val="a8"/>
-        <w:rPr>
-          <w:rFonts w:ascii="Times New Roman" w:hAnsi="Times New Roman" w:cs="Times New Roman"/>
-          <w:sz w:val="28"/>
-          <w:szCs w:val="28"/>
-        </w:rPr>
-      </w:pPr>
-    </w:p>
-    <w:p>
-      <w:pPr>
-        <w:pStyle w:val="a8"/>
-        <w:rPr>
-          <w:rFonts w:ascii="Times New Roman" w:hAnsi="Times New Roman" w:cs="Times New Roman"/>
-          <w:sz w:val="28"/>
-          <w:szCs w:val="28"/>
-        </w:rPr>
-      </w:pPr>
-      <w:proofErr w:type="spellStart"/>
-      <w:r>
-        <w:rPr>
-          <w:rFonts w:ascii="Times New Roman" w:hAnsi="Times New Roman" w:cs="Times New Roman"/>
-          <w:sz w:val="28"/>
-          <w:szCs w:val="28"/>
-        </w:rPr>
-        <w:t>func</w:t>
-      </w:r>
-      <w:proofErr w:type="spellEnd"/>
-      <w:r>
-        <w:rPr>
-          <w:rFonts w:ascii="Times New Roman" w:hAnsi="Times New Roman" w:cs="Times New Roman"/>
-          <w:sz w:val="28"/>
-          <w:szCs w:val="28"/>
-        </w:rPr>
-        <w:t xml:space="preserve"> </w:t>
-      </w:r>
-      <w:proofErr w:type="spellStart"/>
-      <w:r>
-        <w:rPr>
-          <w:rFonts w:ascii="Times New Roman" w:hAnsi="Times New Roman" w:cs="Times New Roman"/>
-          <w:sz w:val="28"/>
-          <w:szCs w:val="28"/>
-        </w:rPr>
-        <w:t>convertBase</w:t>
-      </w:r>
-      <w:proofErr w:type="spellEnd"/>
-      <w:r>
-        <w:rPr>
-          <w:rFonts w:ascii="Times New Roman" w:hAnsi="Times New Roman" w:cs="Times New Roman"/>
-          <w:sz w:val="28"/>
-          <w:szCs w:val="28"/>
-        </w:rPr>
-        <w:t xml:space="preserve">(number string, </w:t>
-      </w:r>
-      <w:proofErr w:type="spellStart"/>
-      <w:r>
-        <w:rPr>
-          <w:rFonts w:ascii="Times New Roman" w:hAnsi="Times New Roman" w:cs="Times New Roman"/>
-          <w:sz w:val="28"/>
-          <w:szCs w:val="28"/>
-        </w:rPr>
-        <w:t>fromBase</w:t>
-      </w:r>
-      <w:proofErr w:type="spellEnd"/>
-      <w:r>
-        <w:rPr>
-          <w:rFonts w:ascii="Times New Roman" w:hAnsi="Times New Roman" w:cs="Times New Roman"/>
-          <w:sz w:val="28"/>
-          <w:szCs w:val="28"/>
-        </w:rPr>
-        <w:t xml:space="preserve"> int, </w:t>
-      </w:r>
-      <w:proofErr w:type="spellStart"/>
-      <w:r>
-        <w:rPr>
-          <w:rFonts w:ascii="Times New Roman" w:hAnsi="Times New Roman" w:cs="Times New Roman"/>
-          <w:sz w:val="28"/>
-          <w:szCs w:val="28"/>
-        </w:rPr>
-        <w:t>toBase</w:t>
-      </w:r>
-      <w:proofErr w:type="spellEnd"/>
-      <w:r>
-        <w:rPr>
-          <w:rFonts w:ascii="Times New Roman" w:hAnsi="Times New Roman" w:cs="Times New Roman"/>
-          <w:sz w:val="28"/>
-          <w:szCs w:val="28"/>
-        </w:rPr>
-        <w:t xml:space="preserve"> int) string {</w:t>
-      </w:r>
-    </w:p>
-    <w:p>
-      <w:pPr>
-        <w:pStyle w:val="a8"/>
-        <w:rPr>
-          <w:rFonts w:ascii="Times New Roman" w:hAnsi="Times New Roman" w:cs="Times New Roman"/>
-          <w:sz w:val="28"/>
-          <w:szCs w:val="28"/>
-        </w:rPr>
-      </w:pPr>
-      <w:r>
-        <w:rPr>
-          <w:rFonts w:ascii="Times New Roman" w:hAnsi="Times New Roman" w:cs="Times New Roman"/>
-          <w:sz w:val="28"/>
-          <w:szCs w:val="28"/>
-        </w:rPr>
-        <w:tab/>
-        <w:t xml:space="preserve">if </w:t>
-      </w:r>
-      <w:proofErr w:type="spellStart"/>
-      <w:r>
-        <w:rPr>
-          <w:rFonts w:ascii="Times New Roman" w:hAnsi="Times New Roman" w:cs="Times New Roman"/>
-          <w:sz w:val="28"/>
-          <w:szCs w:val="28"/>
-        </w:rPr>
-        <w:t>fromBase</w:t>
-      </w:r>
-      <w:proofErr w:type="spellEnd"/>
-      <w:r>
-        <w:rPr>
-          <w:rFonts w:ascii="Times New Roman" w:hAnsi="Times New Roman" w:cs="Times New Roman"/>
-          <w:sz w:val="28"/>
-          <w:szCs w:val="28"/>
-        </w:rPr>
-        <w:t xml:space="preserve"> == </w:t>
-      </w:r>
-      <w:proofErr w:type="spellStart"/>
-      <w:r>
-        <w:rPr>
-          <w:rFonts w:ascii="Times New Roman" w:hAnsi="Times New Roman" w:cs="Times New Roman"/>
-          <w:sz w:val="28"/>
-          <w:szCs w:val="28"/>
-        </w:rPr>
-        <w:t>toBase</w:t>
-      </w:r>
-      <w:proofErr w:type="spellEnd"/>
-      <w:r>
-        <w:rPr>
-          <w:rFonts w:ascii="Times New Roman" w:hAnsi="Times New Roman" w:cs="Times New Roman"/>
-          <w:sz w:val="28"/>
-          <w:szCs w:val="28"/>
-        </w:rPr>
-        <w:t xml:space="preserve"> {</w:t>
-      </w:r>
-    </w:p>
-    <w:p>
-      <w:pPr>
-        <w:pStyle w:val="a8"/>
-        <w:rPr>
-          <w:rFonts w:ascii="Times New Roman" w:hAnsi="Times New Roman" w:cs="Times New Roman"/>
-          <w:sz w:val="28"/>
-          <w:szCs w:val="28"/>
-        </w:rPr>
-      </w:pPr>
-      <w:r>
-        <w:rPr>
-          <w:rFonts w:ascii="Times New Roman" w:hAnsi="Times New Roman" w:cs="Times New Roman"/>
-          <w:sz w:val="28"/>
-          <w:szCs w:val="28"/>
-        </w:rPr>
-        <w:tab/>
-      </w:r>
-      <w:r>
-        <w:rPr>
-          <w:rFonts w:ascii="Times New Roman" w:hAnsi="Times New Roman" w:cs="Times New Roman"/>
-          <w:sz w:val="28"/>
-          <w:szCs w:val="28"/>
-        </w:rPr>
-        <w:tab/>
-        <w:t>return number</w:t>
-      </w:r>
-    </w:p>
-    <w:p>
-      <w:pPr>
-        <w:pStyle w:val="a8"/>
-        <w:rPr>
-          <w:rFonts w:ascii="Times New Roman" w:hAnsi="Times New Roman" w:cs="Times New Roman"/>
-          <w:sz w:val="28"/>
-          <w:szCs w:val="28"/>
-        </w:rPr>
-      </w:pPr>
-      <w:r>
-        <w:rPr>
-          <w:rFonts w:ascii="Times New Roman" w:hAnsi="Times New Roman" w:cs="Times New Roman"/>
-          <w:sz w:val="28"/>
-          <w:szCs w:val="28"/>
-        </w:rPr>
-        <w:tab/>
-        <w:t>}</w:t>
-      </w:r>
-    </w:p>
-    <w:p>
-      <w:pPr>
-        <w:pStyle w:val="a8"/>
-        <w:rPr>
-          <w:rFonts w:ascii="Times New Roman" w:hAnsi="Times New Roman" w:cs="Times New Roman"/>
-          <w:sz w:val="28"/>
-          <w:szCs w:val="28"/>
-        </w:rPr>
-      </w:pPr>
-      <w:r>
-        <w:rPr>
-          <w:rFonts w:ascii="Times New Roman" w:hAnsi="Times New Roman" w:cs="Times New Roman"/>
-          <w:sz w:val="28"/>
-          <w:szCs w:val="28"/>
-        </w:rPr>
-        <w:tab/>
-        <w:t xml:space="preserve">decimal := </w:t>
-      </w:r>
-      <w:proofErr w:type="spellStart"/>
-      <w:r>
-        <w:rPr>
-          <w:rFonts w:ascii="Times New Roman" w:hAnsi="Times New Roman" w:cs="Times New Roman"/>
-          <w:sz w:val="28"/>
-          <w:szCs w:val="28"/>
-        </w:rPr>
-        <w:t>toDecimal</w:t>
-      </w:r>
-      <w:proofErr w:type="spellEnd"/>
-      <w:r>
-        <w:rPr>
-          <w:rFonts w:ascii="Times New Roman" w:hAnsi="Times New Roman" w:cs="Times New Roman"/>
-          <w:sz w:val="28"/>
-          <w:szCs w:val="28"/>
-        </w:rPr>
-        <w:t xml:space="preserve">(number, </w:t>
+        <w:t>(</w:t>
+      </w:r>
+      <w:proofErr w:type="gramEnd"/>
+      <w:r>
+        <w:rPr>
+          <w:rFonts w:ascii="Times New Roman" w:hAnsi="Times New Roman" w:cs="Times New Roman"/>
+          <w:sz w:val="28"/>
+          <w:szCs w:val="28"/>
+        </w:rPr>
+        <w:t xml:space="preserve">number, </w:t>
       </w:r>
       <w:proofErr w:type="spellStart"/>
       <w:r>
@@ -2808,6 +3491,7 @@
         <w:t xml:space="preserve">return </w:t>
       </w:r>
       <w:proofErr w:type="spellStart"/>
+      <w:proofErr w:type="gramStart"/>
       <w:r>
         <w:rPr>
           <w:rFonts w:ascii="Times New Roman" w:hAnsi="Times New Roman" w:cs="Times New Roman"/>
@@ -2823,7 +3507,16 @@
           <w:sz w:val="28"/>
           <w:szCs w:val="28"/>
         </w:rPr>
-        <w:t xml:space="preserve">(decimal, </w:t>
+        <w:t>(</w:t>
+      </w:r>
+      <w:proofErr w:type="gramEnd"/>
+      <w:r>
+        <w:rPr>
+          <w:rFonts w:ascii="Times New Roman" w:hAnsi="Times New Roman" w:cs="Times New Roman"/>
+          <w:sz w:val="28"/>
+          <w:szCs w:val="28"/>
+        </w:rPr>
+        <w:t xml:space="preserve">decimal, </w:t>
       </w:r>
       <w:proofErr w:type="spellStart"/>
       <w:r>
@@ -2871,6 +3564,42 @@
           <w:szCs w:val="28"/>
         </w:rPr>
       </w:pPr>
+      <w:proofErr w:type="spellStart"/>
+      <w:r>
+        <w:rPr>
+          <w:rFonts w:ascii="Times New Roman" w:hAnsi="Times New Roman" w:cs="Times New Roman"/>
+          <w:sz w:val="28"/>
+          <w:szCs w:val="28"/>
+        </w:rPr>
+        <w:t>func</w:t>
+      </w:r>
+      <w:proofErr w:type="spellEnd"/>
+      <w:r>
+        <w:rPr>
+          <w:rFonts w:ascii="Times New Roman" w:hAnsi="Times New Roman" w:cs="Times New Roman"/>
+          <w:sz w:val="28"/>
+          <w:szCs w:val="28"/>
+        </w:rPr>
+        <w:t xml:space="preserve"> </w:t>
+      </w:r>
+      <w:proofErr w:type="gramStart"/>
+      <w:r>
+        <w:rPr>
+          <w:rFonts w:ascii="Times New Roman" w:hAnsi="Times New Roman" w:cs="Times New Roman"/>
+          <w:sz w:val="28"/>
+          <w:szCs w:val="28"/>
+        </w:rPr>
+        <w:t>main(</w:t>
+      </w:r>
+      <w:proofErr w:type="gramEnd"/>
+      <w:r>
+        <w:rPr>
+          <w:rFonts w:ascii="Times New Roman" w:hAnsi="Times New Roman" w:cs="Times New Roman"/>
+          <w:sz w:val="28"/>
+          <w:szCs w:val="28"/>
+        </w:rPr>
+        <w:t>) {</w:t>
+      </w:r>
     </w:p>
     <w:p>
       <w:pPr>
@@ -2881,14 +3610,60 @@
           <w:szCs w:val="28"/>
         </w:rPr>
       </w:pPr>
+      <w:r>
+        <w:rPr>
+          <w:rFonts w:ascii="Times New Roman" w:hAnsi="Times New Roman" w:cs="Times New Roman"/>
+          <w:sz w:val="28"/>
+          <w:szCs w:val="28"/>
+        </w:rPr>
+        <w:tab/>
+      </w:r>
+      <w:proofErr w:type="gramStart"/>
+      <w:r>
+        <w:rPr>
+          <w:rFonts w:ascii="Times New Roman" w:hAnsi="Times New Roman" w:cs="Times New Roman"/>
+          <w:sz w:val="28"/>
+          <w:szCs w:val="28"/>
+        </w:rPr>
+        <w:t>number :</w:t>
+      </w:r>
+      <w:proofErr w:type="gramEnd"/>
+      <w:r>
+        <w:rPr>
+          <w:rFonts w:ascii="Times New Roman" w:hAnsi="Times New Roman" w:cs="Times New Roman"/>
+          <w:sz w:val="28"/>
+          <w:szCs w:val="28"/>
+        </w:rPr>
+        <w:t>= "1022"</w:t>
+      </w:r>
+    </w:p>
+    <w:p>
+      <w:pPr>
+        <w:pStyle w:val="a8"/>
+        <w:rPr>
+          <w:rFonts w:ascii="Times New Roman" w:hAnsi="Times New Roman" w:cs="Times New Roman"/>
+          <w:sz w:val="28"/>
+          <w:szCs w:val="28"/>
+          <w:lang w:val="ru-RU"/>
+        </w:rPr>
+      </w:pPr>
+      <w:r>
+        <w:rPr>
+          <w:rFonts w:ascii="Times New Roman" w:hAnsi="Times New Roman" w:cs="Times New Roman"/>
+          <w:sz w:val="28"/>
+          <w:szCs w:val="28"/>
+        </w:rPr>
+        <w:tab/>
+      </w:r>
       <w:proofErr w:type="spellStart"/>
-      <w:r>
-        <w:rPr>
-          <w:rFonts w:ascii="Times New Roman" w:hAnsi="Times New Roman" w:cs="Times New Roman"/>
-          <w:sz w:val="28"/>
-          <w:szCs w:val="28"/>
-        </w:rPr>
-        <w:t>func</w:t>
+      <w:proofErr w:type="gramStart"/>
+      <w:r>
+        <w:rPr>
+          <w:rFonts w:ascii="Times New Roman" w:hAnsi="Times New Roman" w:cs="Times New Roman"/>
+          <w:sz w:val="28"/>
+          <w:szCs w:val="28"/>
+        </w:rPr>
+        <w:t>fromBase</w:t>
       </w:r>
       <w:proofErr w:type="spellEnd"/>
       <w:r>
@@ -2897,7 +3672,16 @@
           <w:sz w:val="28"/>
           <w:szCs w:val="28"/>
         </w:rPr>
-        <w:t xml:space="preserve"> main() {</w:t>
+        <w:t xml:space="preserve"> :</w:t>
+      </w:r>
+      <w:proofErr w:type="gramEnd"/>
+      <w:r>
+        <w:rPr>
+          <w:rFonts w:ascii="Times New Roman" w:hAnsi="Times New Roman" w:cs="Times New Roman"/>
+          <w:sz w:val="28"/>
+          <w:szCs w:val="28"/>
+        </w:rPr>
+        <w:t>= 3 + (2 + 1)</w:t>
       </w:r>
     </w:p>
     <w:p>
@@ -2916,7 +3700,34 @@
           <w:szCs w:val="28"/>
         </w:rPr>
         <w:tab/>
-        <w:t>number := "1022"</w:t>
+      </w:r>
+      <w:proofErr w:type="spellStart"/>
+      <w:proofErr w:type="gramStart"/>
+      <w:r>
+        <w:rPr>
+          <w:rFonts w:ascii="Times New Roman" w:hAnsi="Times New Roman" w:cs="Times New Roman"/>
+          <w:sz w:val="28"/>
+          <w:szCs w:val="28"/>
+        </w:rPr>
+        <w:t>toBase</w:t>
+      </w:r>
+      <w:proofErr w:type="spellEnd"/>
+      <w:r>
+        <w:rPr>
+          <w:rFonts w:ascii="Times New Roman" w:hAnsi="Times New Roman" w:cs="Times New Roman"/>
+          <w:sz w:val="28"/>
+          <w:szCs w:val="28"/>
+        </w:rPr>
+        <w:t xml:space="preserve"> :</w:t>
+      </w:r>
+      <w:proofErr w:type="gramEnd"/>
+      <w:r>
+        <w:rPr>
+          <w:rFonts w:ascii="Times New Roman" w:hAnsi="Times New Roman" w:cs="Times New Roman"/>
+          <w:sz w:val="28"/>
+          <w:szCs w:val="28"/>
+        </w:rPr>
+        <w:t>= 10</w:t>
       </w:r>
     </w:p>
     <w:p>
@@ -2936,7 +3747,53 @@
         </w:rPr>
         <w:tab/>
       </w:r>
+      <w:proofErr w:type="gramStart"/>
+      <w:r>
+        <w:rPr>
+          <w:rFonts w:ascii="Times New Roman" w:hAnsi="Times New Roman" w:cs="Times New Roman"/>
+          <w:sz w:val="28"/>
+          <w:szCs w:val="28"/>
+        </w:rPr>
+        <w:t>result :</w:t>
+      </w:r>
+      <w:proofErr w:type="gramEnd"/>
+      <w:r>
+        <w:rPr>
+          <w:rFonts w:ascii="Times New Roman" w:hAnsi="Times New Roman" w:cs="Times New Roman"/>
+          <w:sz w:val="28"/>
+          <w:szCs w:val="28"/>
+        </w:rPr>
+        <w:t xml:space="preserve">= </w:t>
+      </w:r>
       <w:proofErr w:type="spellStart"/>
+      <w:proofErr w:type="gramStart"/>
+      <w:r>
+        <w:rPr>
+          <w:rFonts w:ascii="Times New Roman" w:hAnsi="Times New Roman" w:cs="Times New Roman"/>
+          <w:sz w:val="28"/>
+          <w:szCs w:val="28"/>
+        </w:rPr>
+        <w:t>convertBase</w:t>
+      </w:r>
+      <w:proofErr w:type="spellEnd"/>
+      <w:r>
+        <w:rPr>
+          <w:rFonts w:ascii="Times New Roman" w:hAnsi="Times New Roman" w:cs="Times New Roman"/>
+          <w:sz w:val="28"/>
+          <w:szCs w:val="28"/>
+        </w:rPr>
+        <w:t>(</w:t>
+      </w:r>
+      <w:proofErr w:type="gramEnd"/>
+      <w:r>
+        <w:rPr>
+          <w:rFonts w:ascii="Times New Roman" w:hAnsi="Times New Roman" w:cs="Times New Roman"/>
+          <w:sz w:val="28"/>
+          <w:szCs w:val="28"/>
+        </w:rPr>
+        <w:t xml:space="preserve">number, </w:t>
+      </w:r>
+      <w:proofErr w:type="spellStart"/>
       <w:r>
         <w:rPr>
           <w:rFonts w:ascii="Times New Roman" w:hAnsi="Times New Roman" w:cs="Times New Roman"/>
@@ -2952,7 +3809,25 @@
           <w:sz w:val="28"/>
           <w:szCs w:val="28"/>
         </w:rPr>
-        <w:t xml:space="preserve"> := 3</w:t>
+        <w:t xml:space="preserve">, </w:t>
+      </w:r>
+      <w:proofErr w:type="spellStart"/>
+      <w:r>
+        <w:rPr>
+          <w:rFonts w:ascii="Times New Roman" w:hAnsi="Times New Roman" w:cs="Times New Roman"/>
+          <w:sz w:val="28"/>
+          <w:szCs w:val="28"/>
+        </w:rPr>
+        <w:t>toBase</w:t>
+      </w:r>
+      <w:proofErr w:type="spellEnd"/>
+      <w:r>
+        <w:rPr>
+          <w:rFonts w:ascii="Times New Roman" w:hAnsi="Times New Roman" w:cs="Times New Roman"/>
+          <w:sz w:val="28"/>
+          <w:szCs w:val="28"/>
+        </w:rPr>
+        <w:t>)</w:t>
       </w:r>
     </w:p>
     <w:p>
@@ -2973,22 +3848,24 @@
         <w:tab/>
       </w:r>
       <w:proofErr w:type="spellStart"/>
-      <w:r>
-        <w:rPr>
-          <w:rFonts w:ascii="Times New Roman" w:hAnsi="Times New Roman" w:cs="Times New Roman"/>
-          <w:sz w:val="28"/>
-          <w:szCs w:val="28"/>
-        </w:rPr>
-        <w:t>toBase</w:t>
+      <w:proofErr w:type="gramStart"/>
+      <w:r>
+        <w:rPr>
+          <w:rFonts w:ascii="Times New Roman" w:hAnsi="Times New Roman" w:cs="Times New Roman"/>
+          <w:sz w:val="28"/>
+          <w:szCs w:val="28"/>
+        </w:rPr>
+        <w:t>fmt.Printf</w:t>
       </w:r>
       <w:proofErr w:type="spellEnd"/>
-      <w:r>
-        <w:rPr>
-          <w:rFonts w:ascii="Times New Roman" w:hAnsi="Times New Roman" w:cs="Times New Roman"/>
-          <w:sz w:val="28"/>
-          <w:szCs w:val="28"/>
-        </w:rPr>
-        <w:t xml:space="preserve"> := 10</w:t>
+      <w:proofErr w:type="gramEnd"/>
+      <w:r>
+        <w:rPr>
+          <w:rFonts w:ascii="Times New Roman" w:hAnsi="Times New Roman" w:cs="Times New Roman"/>
+          <w:sz w:val="28"/>
+          <w:szCs w:val="28"/>
+        </w:rPr>
+        <w:t>("Input number: %s\n", number)</w:t>
       </w:r>
     </w:p>
     <w:p>
@@ -3007,25 +3884,26 @@
           <w:szCs w:val="28"/>
         </w:rPr>
         <w:tab/>
-        <w:t xml:space="preserve">result := </w:t>
       </w:r>
       <w:proofErr w:type="spellStart"/>
-      <w:r>
-        <w:rPr>
-          <w:rFonts w:ascii="Times New Roman" w:hAnsi="Times New Roman" w:cs="Times New Roman"/>
-          <w:sz w:val="28"/>
-          <w:szCs w:val="28"/>
-        </w:rPr>
-        <w:t>convertBase</w:t>
+      <w:proofErr w:type="gramStart"/>
+      <w:r>
+        <w:rPr>
+          <w:rFonts w:ascii="Times New Roman" w:hAnsi="Times New Roman" w:cs="Times New Roman"/>
+          <w:sz w:val="28"/>
+          <w:szCs w:val="28"/>
+        </w:rPr>
+        <w:t>fmt.Printf</w:t>
       </w:r>
       <w:proofErr w:type="spellEnd"/>
-      <w:r>
-        <w:rPr>
-          <w:rFonts w:ascii="Times New Roman" w:hAnsi="Times New Roman" w:cs="Times New Roman"/>
-          <w:sz w:val="28"/>
-          <w:szCs w:val="28"/>
-        </w:rPr>
-        <w:t xml:space="preserve">(number, </w:t>
+      <w:proofErr w:type="gramEnd"/>
+      <w:r>
+        <w:rPr>
+          <w:rFonts w:ascii="Times New Roman" w:hAnsi="Times New Roman" w:cs="Times New Roman"/>
+          <w:sz w:val="28"/>
+          <w:szCs w:val="28"/>
+        </w:rPr>
+        <w:t xml:space="preserve">("From Base: %d\n", </w:t>
       </w:r>
       <w:proofErr w:type="spellStart"/>
       <w:r>
@@ -3043,24 +3921,6 @@
           <w:sz w:val="28"/>
           <w:szCs w:val="28"/>
         </w:rPr>
-        <w:t xml:space="preserve">, </w:t>
-      </w:r>
-      <w:proofErr w:type="spellStart"/>
-      <w:r>
-        <w:rPr>
-          <w:rFonts w:ascii="Times New Roman" w:hAnsi="Times New Roman" w:cs="Times New Roman"/>
-          <w:sz w:val="28"/>
-          <w:szCs w:val="28"/>
-        </w:rPr>
-        <w:t>toBase</w:t>
-      </w:r>
-      <w:proofErr w:type="spellEnd"/>
-      <w:r>
-        <w:rPr>
-          <w:rFonts w:ascii="Times New Roman" w:hAnsi="Times New Roman" w:cs="Times New Roman"/>
-          <w:sz w:val="28"/>
-          <w:szCs w:val="28"/>
-        </w:rPr>
         <w:t>)</w:t>
       </w:r>
     </w:p>
@@ -3079,25 +3939,7 @@
           <w:sz w:val="28"/>
           <w:szCs w:val="28"/>
         </w:rPr>
-        <w:tab/>
-      </w:r>
-      <w:proofErr w:type="spellStart"/>
-      <w:r>
-        <w:rPr>
-          <w:rFonts w:ascii="Times New Roman" w:hAnsi="Times New Roman" w:cs="Times New Roman"/>
-          <w:sz w:val="28"/>
-          <w:szCs w:val="28"/>
-        </w:rPr>
-        <w:t>fmt.Println</w:t>
-      </w:r>
-      <w:proofErr w:type="spellEnd"/>
-      <w:r>
-        <w:rPr>
-          <w:rFonts w:ascii="Times New Roman" w:hAnsi="Times New Roman" w:cs="Times New Roman"/>
-          <w:sz w:val="28"/>
-          <w:szCs w:val="28"/>
-        </w:rPr>
-        <w:t>(result)</w:t>
+        <w:t>}</w:t>
       </w:r>
     </w:p>
     <w:p>
@@ -3109,14 +3951,6 @@
           <w:szCs w:val="28"/>
         </w:rPr>
       </w:pPr>
-      <w:r>
-        <w:rPr>
-          <w:rFonts w:ascii="Times New Roman" w:hAnsi="Times New Roman" w:cs="Times New Roman"/>
-          <w:sz w:val="28"/>
-          <w:szCs w:val="28"/>
-        </w:rPr>
-        <w:t>}</w:t>
-      </w:r>
     </w:p>
     <w:p>
       <w:pPr>
@@ -3127,21 +3961,6 @@
           <w:szCs w:val="28"/>
         </w:rPr>
       </w:pPr>
-    </w:p>
-    <w:p>
-      <w:pPr>
-        <w:spacing w:line="259" w:lineRule="auto"/>
-        <w:rPr>
-          <w:rFonts w:ascii="JetBrains Mono" w:hAnsi="JetBrains Mono" w:cs="JetBrains Mono"/>
-          <w:lang w:eastAsia="ru-RU"/>
-        </w:rPr>
-      </w:pPr>
-      <w:r>
-        <w:rPr>
-          <w:rFonts w:ascii="JetBrains Mono" w:hAnsi="JetBrains Mono" w:cs="JetBrains Mono"/>
-        </w:rPr>
-        <w:br w:type="page"/>
-      </w:r>
     </w:p>
     <w:p>
       <w:pPr>
@@ -3428,7 +4247,6 @@
         <w:tc>
           <w:tcPr>
             <w:tcW w:w="1359" w:type="dxa"/>
-            <w:shd w:val="clear" w:color="auto" w:fill="auto"/>
           </w:tcPr>
           <w:p>
             <w:pPr>
@@ -3454,25 +4272,58 @@
         <w:tc>
           <w:tcPr>
             <w:tcW w:w="2733" w:type="dxa"/>
-            <w:shd w:val="clear" w:color="auto" w:fill="auto"/>
-          </w:tcPr>
-          <w:p>
-            <w:pPr>
-              <w:pStyle w:val="a8"/>
-              <w:ind w:left="0"/>
-              <w:rPr>
-                <w:rFonts w:ascii="Times New Roman" w:eastAsia="Times New Roman" w:hAnsi="Times New Roman" w:cs="Times New Roman"/>
-                <w:sz w:val="28"/>
-                <w:szCs w:val="28"/>
-                <w:lang w:val="en-US"/>
-              </w:rPr>
-            </w:pPr>
+          </w:tcPr>
+          <w:p>
+            <w:pPr>
+              <w:pStyle w:val="a8"/>
+              <w:ind w:left="0"/>
+              <w:rPr>
+                <w:rFonts w:ascii="Times New Roman" w:eastAsia="Times New Roman" w:hAnsi="Times New Roman" w:cs="Times New Roman"/>
+                <w:sz w:val="28"/>
+                <w:szCs w:val="28"/>
+                <w:lang w:val="en-US"/>
+              </w:rPr>
+            </w:pPr>
+            <w:r>
+              <w:rPr>
+                <w:rFonts w:ascii="Times New Roman" w:eastAsia="Times New Roman" w:hAnsi="Times New Roman" w:cs="Times New Roman"/>
+                <w:sz w:val="28"/>
+                <w:szCs w:val="28"/>
+                <w:lang w:val="en-US"/>
+              </w:rPr>
+              <w:t>if</w:t>
+            </w:r>
           </w:p>
         </w:tc>
         <w:tc>
           <w:tcPr>
             <w:tcW w:w="800" w:type="dxa"/>
-            <w:shd w:val="clear" w:color="auto" w:fill="auto"/>
+          </w:tcPr>
+          <w:p>
+            <w:pPr>
+              <w:pStyle w:val="a8"/>
+              <w:ind w:left="0"/>
+              <w:rPr>
+                <w:rFonts w:ascii="Times New Roman" w:eastAsia="Times New Roman" w:hAnsi="Times New Roman" w:cs="Times New Roman"/>
+                <w:sz w:val="28"/>
+                <w:szCs w:val="28"/>
+                <w:lang w:val="en-US"/>
+              </w:rPr>
+            </w:pPr>
+            <w:r>
+              <w:rPr>
+                <w:rFonts w:ascii="Times New Roman" w:eastAsia="Times New Roman" w:hAnsi="Times New Roman" w:cs="Times New Roman"/>
+                <w:sz w:val="28"/>
+                <w:szCs w:val="28"/>
+                <w:lang w:val="en-US"/>
+              </w:rPr>
+              <w:t>11</w:t>
+            </w:r>
+          </w:p>
+        </w:tc>
+        <w:tc>
+          <w:tcPr>
+            <w:tcW w:w="985" w:type="dxa"/>
           </w:tcPr>
           <w:p>
             <w:pPr>
@@ -3485,24 +4336,6 @@
                 <w:lang w:val="ru-RU"/>
               </w:rPr>
             </w:pPr>
-          </w:p>
-        </w:tc>
-        <w:tc>
-          <w:tcPr>
-            <w:tcW w:w="985" w:type="dxa"/>
-            <w:shd w:val="clear" w:color="auto" w:fill="auto"/>
-          </w:tcPr>
-          <w:p>
-            <w:pPr>
-              <w:pStyle w:val="a8"/>
-              <w:ind w:left="0"/>
-              <w:rPr>
-                <w:rFonts w:ascii="Times New Roman" w:eastAsia="Times New Roman" w:hAnsi="Times New Roman" w:cs="Times New Roman"/>
-                <w:sz w:val="28"/>
-                <w:szCs w:val="28"/>
-                <w:lang w:val="ru-RU"/>
-              </w:rPr>
-            </w:pPr>
             <w:r>
               <w:rPr>
                 <w:rFonts w:ascii="Times New Roman" w:hAnsi="Times New Roman" w:cs="Times New Roman"/>
@@ -3516,7 +4349,6 @@
         <w:tc>
           <w:tcPr>
             <w:tcW w:w="2556" w:type="dxa"/>
-            <w:shd w:val="clear" w:color="auto" w:fill="auto"/>
           </w:tcPr>
           <w:p>
             <w:pPr>
@@ -3534,7 +4366,6 @@
         <w:tc>
           <w:tcPr>
             <w:tcW w:w="912" w:type="dxa"/>
-            <w:shd w:val="clear" w:color="auto" w:fill="auto"/>
           </w:tcPr>
           <w:p>
             <w:pPr>
@@ -3554,7 +4385,6 @@
         <w:tc>
           <w:tcPr>
             <w:tcW w:w="1359" w:type="dxa"/>
-            <w:shd w:val="clear" w:color="auto" w:fill="auto"/>
           </w:tcPr>
           <w:p>
             <w:pPr>
@@ -3580,43 +4410,58 @@
         <w:tc>
           <w:tcPr>
             <w:tcW w:w="2733" w:type="dxa"/>
-            <w:shd w:val="clear" w:color="auto" w:fill="auto"/>
-          </w:tcPr>
-          <w:p>
-            <w:pPr>
-              <w:pStyle w:val="a8"/>
-              <w:ind w:left="0"/>
-              <w:rPr>
-                <w:rFonts w:ascii="Times New Roman" w:eastAsia="Times New Roman" w:hAnsi="Times New Roman" w:cs="Times New Roman"/>
-                <w:sz w:val="28"/>
-                <w:szCs w:val="28"/>
-                <w:lang w:val="en-US"/>
-              </w:rPr>
-            </w:pPr>
+          </w:tcPr>
+          <w:p>
+            <w:pPr>
+              <w:pStyle w:val="a8"/>
+              <w:ind w:left="0"/>
+              <w:rPr>
+                <w:rFonts w:ascii="Times New Roman" w:eastAsia="Times New Roman" w:hAnsi="Times New Roman" w:cs="Times New Roman"/>
+                <w:sz w:val="28"/>
+                <w:szCs w:val="28"/>
+                <w:lang w:val="en-US"/>
+              </w:rPr>
+            </w:pPr>
+            <w:r>
+              <w:rPr>
+                <w:rFonts w:ascii="Times New Roman" w:eastAsia="Times New Roman" w:hAnsi="Times New Roman" w:cs="Times New Roman"/>
+                <w:sz w:val="28"/>
+                <w:szCs w:val="28"/>
+                <w:lang w:val="en-US"/>
+              </w:rPr>
+              <w:t>for</w:t>
+            </w:r>
           </w:p>
         </w:tc>
         <w:tc>
           <w:tcPr>
             <w:tcW w:w="800" w:type="dxa"/>
-            <w:shd w:val="clear" w:color="auto" w:fill="auto"/>
-          </w:tcPr>
-          <w:p>
-            <w:pPr>
-              <w:pStyle w:val="a8"/>
-              <w:ind w:left="0"/>
-              <w:rPr>
-                <w:rFonts w:ascii="Times New Roman" w:eastAsia="Times New Roman" w:hAnsi="Times New Roman" w:cs="Times New Roman"/>
-                <w:sz w:val="28"/>
-                <w:szCs w:val="28"/>
-                <w:lang w:val="en-US"/>
-              </w:rPr>
-            </w:pPr>
+          </w:tcPr>
+          <w:p>
+            <w:pPr>
+              <w:pStyle w:val="a8"/>
+              <w:ind w:left="0"/>
+              <w:rPr>
+                <w:rFonts w:ascii="Times New Roman" w:eastAsia="Times New Roman" w:hAnsi="Times New Roman" w:cs="Times New Roman"/>
+                <w:sz w:val="28"/>
+                <w:szCs w:val="28"/>
+                <w:lang w:val="en-US"/>
+              </w:rPr>
+            </w:pPr>
+            <w:r>
+              <w:rPr>
+                <w:rFonts w:ascii="Times New Roman" w:eastAsia="Times New Roman" w:hAnsi="Times New Roman" w:cs="Times New Roman"/>
+                <w:sz w:val="28"/>
+                <w:szCs w:val="28"/>
+                <w:lang w:val="en-US"/>
+              </w:rPr>
+              <w:t>4</w:t>
+            </w:r>
           </w:p>
         </w:tc>
         <w:tc>
           <w:tcPr>
             <w:tcW w:w="985" w:type="dxa"/>
-            <w:shd w:val="clear" w:color="auto" w:fill="auto"/>
           </w:tcPr>
           <w:p>
             <w:pPr>
@@ -3642,7 +4487,6 @@
         <w:tc>
           <w:tcPr>
             <w:tcW w:w="2556" w:type="dxa"/>
-            <w:shd w:val="clear" w:color="auto" w:fill="auto"/>
           </w:tcPr>
           <w:p>
             <w:pPr>
@@ -3660,7 +4504,6 @@
         <w:tc>
           <w:tcPr>
             <w:tcW w:w="912" w:type="dxa"/>
-            <w:shd w:val="clear" w:color="auto" w:fill="auto"/>
           </w:tcPr>
           <w:p>
             <w:pPr>
@@ -3680,7 +4523,6 @@
         <w:tc>
           <w:tcPr>
             <w:tcW w:w="1359" w:type="dxa"/>
-            <w:shd w:val="clear" w:color="auto" w:fill="auto"/>
           </w:tcPr>
           <w:p>
             <w:pPr>
@@ -3706,25 +4548,58 @@
         <w:tc>
           <w:tcPr>
             <w:tcW w:w="2733" w:type="dxa"/>
-            <w:shd w:val="clear" w:color="auto" w:fill="auto"/>
-          </w:tcPr>
-          <w:p>
-            <w:pPr>
-              <w:pStyle w:val="a8"/>
-              <w:ind w:left="0"/>
-              <w:rPr>
-                <w:rFonts w:ascii="Times New Roman" w:eastAsia="Times New Roman" w:hAnsi="Times New Roman" w:cs="Times New Roman"/>
-                <w:sz w:val="28"/>
-                <w:szCs w:val="28"/>
-                <w:lang w:val="en-US"/>
-              </w:rPr>
-            </w:pPr>
+          </w:tcPr>
+          <w:p>
+            <w:pPr>
+              <w:pStyle w:val="a8"/>
+              <w:ind w:left="0"/>
+              <w:rPr>
+                <w:rFonts w:ascii="Times New Roman" w:eastAsia="Times New Roman" w:hAnsi="Times New Roman" w:cs="Times New Roman"/>
+                <w:sz w:val="28"/>
+                <w:szCs w:val="28"/>
+                <w:lang w:val="en-US"/>
+              </w:rPr>
+            </w:pPr>
+            <w:r>
+              <w:rPr>
+                <w:rFonts w:ascii="Times New Roman" w:eastAsia="Times New Roman" w:hAnsi="Times New Roman" w:cs="Times New Roman"/>
+                <w:sz w:val="28"/>
+                <w:szCs w:val="28"/>
+                <w:lang w:val="en-US"/>
+              </w:rPr>
+              <w:t>return</w:t>
+            </w:r>
           </w:p>
         </w:tc>
         <w:tc>
           <w:tcPr>
             <w:tcW w:w="800" w:type="dxa"/>
-            <w:shd w:val="clear" w:color="auto" w:fill="auto"/>
+          </w:tcPr>
+          <w:p>
+            <w:pPr>
+              <w:pStyle w:val="a8"/>
+              <w:ind w:left="0"/>
+              <w:rPr>
+                <w:rFonts w:ascii="Times New Roman" w:eastAsia="Times New Roman" w:hAnsi="Times New Roman" w:cs="Times New Roman"/>
+                <w:sz w:val="28"/>
+                <w:szCs w:val="28"/>
+                <w:lang w:val="en-US"/>
+              </w:rPr>
+            </w:pPr>
+            <w:r>
+              <w:rPr>
+                <w:rFonts w:ascii="Times New Roman" w:eastAsia="Times New Roman" w:hAnsi="Times New Roman" w:cs="Times New Roman"/>
+                <w:sz w:val="28"/>
+                <w:szCs w:val="28"/>
+                <w:lang w:val="en-US"/>
+              </w:rPr>
+              <w:t>18</w:t>
+            </w:r>
+          </w:p>
+        </w:tc>
+        <w:tc>
+          <w:tcPr>
+            <w:tcW w:w="985" w:type="dxa"/>
           </w:tcPr>
           <w:p>
             <w:pPr>
@@ -3737,24 +4612,6 @@
                 <w:lang w:val="ru-RU"/>
               </w:rPr>
             </w:pPr>
-          </w:p>
-        </w:tc>
-        <w:tc>
-          <w:tcPr>
-            <w:tcW w:w="985" w:type="dxa"/>
-            <w:shd w:val="clear" w:color="auto" w:fill="auto"/>
-          </w:tcPr>
-          <w:p>
-            <w:pPr>
-              <w:pStyle w:val="a8"/>
-              <w:ind w:left="0"/>
-              <w:rPr>
-                <w:rFonts w:ascii="Times New Roman" w:eastAsia="Times New Roman" w:hAnsi="Times New Roman" w:cs="Times New Roman"/>
-                <w:sz w:val="28"/>
-                <w:szCs w:val="28"/>
-                <w:lang w:val="ru-RU"/>
-              </w:rPr>
-            </w:pPr>
             <w:r>
               <w:rPr>
                 <w:rFonts w:ascii="Times New Roman" w:hAnsi="Times New Roman" w:cs="Times New Roman"/>
@@ -3768,7 +4625,6 @@
         <w:tc>
           <w:tcPr>
             <w:tcW w:w="2556" w:type="dxa"/>
-            <w:shd w:val="clear" w:color="auto" w:fill="auto"/>
           </w:tcPr>
           <w:p>
             <w:pPr>
@@ -3786,7 +4642,6 @@
         <w:tc>
           <w:tcPr>
             <w:tcW w:w="912" w:type="dxa"/>
-            <w:shd w:val="clear" w:color="auto" w:fill="auto"/>
           </w:tcPr>
           <w:p>
             <w:pPr>
@@ -3806,7 +4661,6 @@
         <w:tc>
           <w:tcPr>
             <w:tcW w:w="1359" w:type="dxa"/>
-            <w:shd w:val="clear" w:color="auto" w:fill="auto"/>
           </w:tcPr>
           <w:p>
             <w:pPr>
@@ -3832,43 +4686,58 @@
         <w:tc>
           <w:tcPr>
             <w:tcW w:w="2733" w:type="dxa"/>
-            <w:shd w:val="clear" w:color="auto" w:fill="auto"/>
-          </w:tcPr>
-          <w:p>
-            <w:pPr>
-              <w:pStyle w:val="a8"/>
-              <w:ind w:left="0"/>
-              <w:rPr>
-                <w:rFonts w:ascii="Times New Roman" w:eastAsia="Times New Roman" w:hAnsi="Times New Roman" w:cs="Times New Roman"/>
-                <w:sz w:val="28"/>
-                <w:szCs w:val="28"/>
-                <w:lang w:val="en-US"/>
-              </w:rPr>
-            </w:pPr>
+          </w:tcPr>
+          <w:p>
+            <w:pPr>
+              <w:pStyle w:val="a8"/>
+              <w:ind w:left="0"/>
+              <w:rPr>
+                <w:rFonts w:ascii="Times New Roman" w:eastAsia="Times New Roman" w:hAnsi="Times New Roman" w:cs="Times New Roman"/>
+                <w:sz w:val="28"/>
+                <w:szCs w:val="28"/>
+                <w:lang w:val="en-US"/>
+              </w:rPr>
+            </w:pPr>
+            <w:r>
+              <w:rPr>
+                <w:rFonts w:ascii="Times New Roman" w:eastAsia="Times New Roman" w:hAnsi="Times New Roman" w:cs="Times New Roman"/>
+                <w:sz w:val="28"/>
+                <w:szCs w:val="28"/>
+                <w:lang w:val="en-US"/>
+              </w:rPr>
+              <w:t>:=</w:t>
+            </w:r>
           </w:p>
         </w:tc>
         <w:tc>
           <w:tcPr>
             <w:tcW w:w="800" w:type="dxa"/>
-            <w:shd w:val="clear" w:color="auto" w:fill="auto"/>
-          </w:tcPr>
-          <w:p>
-            <w:pPr>
-              <w:pStyle w:val="a8"/>
-              <w:ind w:left="0"/>
-              <w:rPr>
-                <w:rFonts w:ascii="Times New Roman" w:eastAsia="Times New Roman" w:hAnsi="Times New Roman" w:cs="Times New Roman"/>
-                <w:sz w:val="28"/>
-                <w:szCs w:val="28"/>
-                <w:lang w:val="en-US"/>
-              </w:rPr>
-            </w:pPr>
+          </w:tcPr>
+          <w:p>
+            <w:pPr>
+              <w:pStyle w:val="a8"/>
+              <w:ind w:left="0"/>
+              <w:rPr>
+                <w:rFonts w:ascii="Times New Roman" w:eastAsia="Times New Roman" w:hAnsi="Times New Roman" w:cs="Times New Roman"/>
+                <w:sz w:val="28"/>
+                <w:szCs w:val="28"/>
+                <w:lang w:val="en-US"/>
+              </w:rPr>
+            </w:pPr>
+            <w:r>
+              <w:rPr>
+                <w:rFonts w:ascii="Times New Roman" w:eastAsia="Times New Roman" w:hAnsi="Times New Roman" w:cs="Times New Roman"/>
+                <w:sz w:val="28"/>
+                <w:szCs w:val="28"/>
+                <w:lang w:val="en-US"/>
+              </w:rPr>
+              <w:t>12</w:t>
+            </w:r>
           </w:p>
         </w:tc>
         <w:tc>
           <w:tcPr>
             <w:tcW w:w="985" w:type="dxa"/>
-            <w:shd w:val="clear" w:color="auto" w:fill="auto"/>
           </w:tcPr>
           <w:p>
             <w:pPr>
@@ -3894,7 +4763,6 @@
         <w:tc>
           <w:tcPr>
             <w:tcW w:w="2556" w:type="dxa"/>
-            <w:shd w:val="clear" w:color="auto" w:fill="auto"/>
           </w:tcPr>
           <w:p>
             <w:pPr>
@@ -3912,7 +4780,6 @@
         <w:tc>
           <w:tcPr>
             <w:tcW w:w="912" w:type="dxa"/>
-            <w:shd w:val="clear" w:color="auto" w:fill="auto"/>
           </w:tcPr>
           <w:p>
             <w:pPr>
@@ -3932,7 +4799,6 @@
         <w:tc>
           <w:tcPr>
             <w:tcW w:w="1359" w:type="dxa"/>
-            <w:shd w:val="clear" w:color="auto" w:fill="auto"/>
           </w:tcPr>
           <w:p>
             <w:pPr>
@@ -3958,43 +4824,58 @@
         <w:tc>
           <w:tcPr>
             <w:tcW w:w="2733" w:type="dxa"/>
-            <w:shd w:val="clear" w:color="auto" w:fill="auto"/>
-          </w:tcPr>
-          <w:p>
-            <w:pPr>
-              <w:pStyle w:val="a8"/>
-              <w:ind w:left="0"/>
-              <w:rPr>
-                <w:rFonts w:ascii="Times New Roman" w:eastAsia="Times New Roman" w:hAnsi="Times New Roman" w:cs="Times New Roman"/>
-                <w:sz w:val="28"/>
-                <w:szCs w:val="28"/>
-                <w:lang w:val="en-US"/>
-              </w:rPr>
-            </w:pPr>
+          </w:tcPr>
+          <w:p>
+            <w:pPr>
+              <w:pStyle w:val="a8"/>
+              <w:ind w:left="0"/>
+              <w:rPr>
+                <w:rFonts w:ascii="Times New Roman" w:eastAsia="Times New Roman" w:hAnsi="Times New Roman" w:cs="Times New Roman"/>
+                <w:sz w:val="28"/>
+                <w:szCs w:val="28"/>
+                <w:lang w:val="en-US"/>
+              </w:rPr>
+            </w:pPr>
+            <w:r>
+              <w:rPr>
+                <w:rFonts w:ascii="Times New Roman" w:eastAsia="Times New Roman" w:hAnsi="Times New Roman" w:cs="Times New Roman"/>
+                <w:sz w:val="28"/>
+                <w:szCs w:val="28"/>
+                <w:lang w:val="en-US"/>
+              </w:rPr>
+              <w:t>==</w:t>
+            </w:r>
           </w:p>
         </w:tc>
         <w:tc>
           <w:tcPr>
             <w:tcW w:w="800" w:type="dxa"/>
-            <w:shd w:val="clear" w:color="auto" w:fill="auto"/>
-          </w:tcPr>
-          <w:p>
-            <w:pPr>
-              <w:pStyle w:val="a8"/>
-              <w:ind w:left="0"/>
-              <w:rPr>
-                <w:rFonts w:ascii="Times New Roman" w:eastAsia="Times New Roman" w:hAnsi="Times New Roman" w:cs="Times New Roman"/>
-                <w:sz w:val="28"/>
-                <w:szCs w:val="28"/>
-                <w:lang w:val="en-US"/>
-              </w:rPr>
-            </w:pPr>
+          </w:tcPr>
+          <w:p>
+            <w:pPr>
+              <w:pStyle w:val="a8"/>
+              <w:ind w:left="0"/>
+              <w:rPr>
+                <w:rFonts w:ascii="Times New Roman" w:eastAsia="Times New Roman" w:hAnsi="Times New Roman" w:cs="Times New Roman"/>
+                <w:sz w:val="28"/>
+                <w:szCs w:val="28"/>
+                <w:lang w:val="en-US"/>
+              </w:rPr>
+            </w:pPr>
+            <w:r>
+              <w:rPr>
+                <w:rFonts w:ascii="Times New Roman" w:eastAsia="Times New Roman" w:hAnsi="Times New Roman" w:cs="Times New Roman"/>
+                <w:sz w:val="28"/>
+                <w:szCs w:val="28"/>
+                <w:lang w:val="en-US"/>
+              </w:rPr>
+              <w:t>4</w:t>
+            </w:r>
           </w:p>
         </w:tc>
         <w:tc>
           <w:tcPr>
             <w:tcW w:w="985" w:type="dxa"/>
-            <w:shd w:val="clear" w:color="auto" w:fill="auto"/>
           </w:tcPr>
           <w:p>
             <w:pPr>
@@ -4020,7 +4901,6 @@
         <w:tc>
           <w:tcPr>
             <w:tcW w:w="2556" w:type="dxa"/>
-            <w:shd w:val="clear" w:color="auto" w:fill="auto"/>
           </w:tcPr>
           <w:p>
             <w:pPr>
@@ -4038,7 +4918,6 @@
         <w:tc>
           <w:tcPr>
             <w:tcW w:w="912" w:type="dxa"/>
-            <w:shd w:val="clear" w:color="auto" w:fill="auto"/>
           </w:tcPr>
           <w:p>
             <w:pPr>
@@ -4058,7 +4937,6 @@
         <w:tc>
           <w:tcPr>
             <w:tcW w:w="1359" w:type="dxa"/>
-            <w:shd w:val="clear" w:color="auto" w:fill="auto"/>
           </w:tcPr>
           <w:p>
             <w:pPr>
@@ -4084,43 +4962,53 @@
         <w:tc>
           <w:tcPr>
             <w:tcW w:w="2733" w:type="dxa"/>
-            <w:shd w:val="clear" w:color="auto" w:fill="auto"/>
-          </w:tcPr>
-          <w:p>
-            <w:pPr>
-              <w:pStyle w:val="a8"/>
-              <w:ind w:left="0"/>
-              <w:rPr>
-                <w:rFonts w:ascii="Times New Roman" w:eastAsia="Times New Roman" w:hAnsi="Times New Roman" w:cs="Times New Roman"/>
-                <w:sz w:val="28"/>
-                <w:szCs w:val="28"/>
-                <w:lang w:val="en-US"/>
-              </w:rPr>
-            </w:pPr>
+            <w:vAlign w:val="center"/>
+          </w:tcPr>
+          <w:p>
+            <w:pPr>
+              <w:pStyle w:val="a8"/>
+              <w:ind w:left="0"/>
+              <w:rPr>
+                <w:rFonts w:ascii="Times New Roman" w:eastAsia="Times New Roman" w:hAnsi="Times New Roman" w:cs="Times New Roman"/>
+                <w:sz w:val="28"/>
+                <w:szCs w:val="28"/>
+                <w:lang w:val="en-US"/>
+              </w:rPr>
+            </w:pPr>
+            <w:r>
+              <w:t>&lt;=</w:t>
+            </w:r>
           </w:p>
         </w:tc>
         <w:tc>
           <w:tcPr>
             <w:tcW w:w="800" w:type="dxa"/>
-            <w:shd w:val="clear" w:color="auto" w:fill="auto"/>
-          </w:tcPr>
-          <w:p>
-            <w:pPr>
-              <w:pStyle w:val="a8"/>
-              <w:ind w:left="0"/>
-              <w:rPr>
-                <w:rFonts w:ascii="Times New Roman" w:eastAsia="Times New Roman" w:hAnsi="Times New Roman" w:cs="Times New Roman"/>
-                <w:sz w:val="28"/>
-                <w:szCs w:val="28"/>
-                <w:lang w:val="en-US"/>
-              </w:rPr>
-            </w:pPr>
+          </w:tcPr>
+          <w:p>
+            <w:pPr>
+              <w:pStyle w:val="a8"/>
+              <w:ind w:left="0"/>
+              <w:rPr>
+                <w:rFonts w:ascii="Times New Roman" w:eastAsia="Times New Roman" w:hAnsi="Times New Roman" w:cs="Times New Roman"/>
+                <w:sz w:val="28"/>
+                <w:szCs w:val="28"/>
+                <w:lang w:val="en-US"/>
+              </w:rPr>
+            </w:pPr>
+            <w:r>
+              <w:rPr>
+                <w:rFonts w:ascii="Times New Roman" w:eastAsia="Times New Roman" w:hAnsi="Times New Roman" w:cs="Times New Roman"/>
+                <w:sz w:val="28"/>
+                <w:szCs w:val="28"/>
+                <w:lang w:val="en-US"/>
+              </w:rPr>
+              <w:t>5</w:t>
+            </w:r>
           </w:p>
         </w:tc>
         <w:tc>
           <w:tcPr>
             <w:tcW w:w="985" w:type="dxa"/>
-            <w:shd w:val="clear" w:color="auto" w:fill="auto"/>
           </w:tcPr>
           <w:p>
             <w:pPr>
@@ -4146,7 +5034,6 @@
         <w:tc>
           <w:tcPr>
             <w:tcW w:w="2556" w:type="dxa"/>
-            <w:shd w:val="clear" w:color="auto" w:fill="auto"/>
           </w:tcPr>
           <w:p>
             <w:pPr>
@@ -4164,7 +5051,6 @@
         <w:tc>
           <w:tcPr>
             <w:tcW w:w="912" w:type="dxa"/>
-            <w:shd w:val="clear" w:color="auto" w:fill="auto"/>
           </w:tcPr>
           <w:p>
             <w:pPr>
@@ -4184,7 +5070,6 @@
         <w:tc>
           <w:tcPr>
             <w:tcW w:w="1359" w:type="dxa"/>
-            <w:shd w:val="clear" w:color="auto" w:fill="auto"/>
           </w:tcPr>
           <w:p>
             <w:pPr>
@@ -4210,43 +5095,53 @@
         <w:tc>
           <w:tcPr>
             <w:tcW w:w="2733" w:type="dxa"/>
-            <w:shd w:val="clear" w:color="auto" w:fill="auto"/>
-          </w:tcPr>
-          <w:p>
-            <w:pPr>
-              <w:pStyle w:val="a8"/>
-              <w:ind w:left="0"/>
-              <w:rPr>
-                <w:rFonts w:ascii="Times New Roman" w:eastAsia="Times New Roman" w:hAnsi="Times New Roman" w:cs="Times New Roman"/>
-                <w:sz w:val="28"/>
-                <w:szCs w:val="28"/>
-                <w:lang w:val="en-US"/>
-              </w:rPr>
-            </w:pPr>
+            <w:vAlign w:val="center"/>
+          </w:tcPr>
+          <w:p>
+            <w:pPr>
+              <w:pStyle w:val="a8"/>
+              <w:ind w:left="0"/>
+              <w:rPr>
+                <w:rFonts w:ascii="Times New Roman" w:eastAsia="Times New Roman" w:hAnsi="Times New Roman" w:cs="Times New Roman"/>
+                <w:sz w:val="28"/>
+                <w:szCs w:val="28"/>
+                <w:lang w:val="en-US"/>
+              </w:rPr>
+            </w:pPr>
+            <w:r>
+              <w:t>&gt;=</w:t>
+            </w:r>
           </w:p>
         </w:tc>
         <w:tc>
           <w:tcPr>
             <w:tcW w:w="800" w:type="dxa"/>
-            <w:shd w:val="clear" w:color="auto" w:fill="auto"/>
-          </w:tcPr>
-          <w:p>
-            <w:pPr>
-              <w:pStyle w:val="a8"/>
-              <w:ind w:left="0"/>
-              <w:rPr>
-                <w:rFonts w:ascii="Times New Roman" w:eastAsia="Times New Roman" w:hAnsi="Times New Roman" w:cs="Times New Roman"/>
-                <w:sz w:val="28"/>
-                <w:szCs w:val="28"/>
-                <w:lang w:val="en-US"/>
-              </w:rPr>
-            </w:pPr>
+          </w:tcPr>
+          <w:p>
+            <w:pPr>
+              <w:pStyle w:val="a8"/>
+              <w:ind w:left="0"/>
+              <w:rPr>
+                <w:rFonts w:ascii="Times New Roman" w:eastAsia="Times New Roman" w:hAnsi="Times New Roman" w:cs="Times New Roman"/>
+                <w:sz w:val="28"/>
+                <w:szCs w:val="28"/>
+                <w:lang w:val="en-US"/>
+              </w:rPr>
+            </w:pPr>
+            <w:r>
+              <w:rPr>
+                <w:rFonts w:ascii="Times New Roman" w:eastAsia="Times New Roman" w:hAnsi="Times New Roman" w:cs="Times New Roman"/>
+                <w:sz w:val="28"/>
+                <w:szCs w:val="28"/>
+                <w:lang w:val="en-US"/>
+              </w:rPr>
+              <w:t>7</w:t>
+            </w:r>
           </w:p>
         </w:tc>
         <w:tc>
           <w:tcPr>
             <w:tcW w:w="985" w:type="dxa"/>
-            <w:shd w:val="clear" w:color="auto" w:fill="auto"/>
           </w:tcPr>
           <w:p>
             <w:pPr>
@@ -4272,7 +5167,6 @@
         <w:tc>
           <w:tcPr>
             <w:tcW w:w="2556" w:type="dxa"/>
-            <w:shd w:val="clear" w:color="auto" w:fill="auto"/>
           </w:tcPr>
           <w:p>
             <w:pPr>
@@ -4290,7 +5184,6 @@
         <w:tc>
           <w:tcPr>
             <w:tcW w:w="912" w:type="dxa"/>
-            <w:shd w:val="clear" w:color="auto" w:fill="auto"/>
           </w:tcPr>
           <w:p>
             <w:pPr>
@@ -4310,7 +5203,6 @@
         <w:tc>
           <w:tcPr>
             <w:tcW w:w="1359" w:type="dxa"/>
-            <w:shd w:val="clear" w:color="auto" w:fill="auto"/>
           </w:tcPr>
           <w:p>
             <w:pPr>
@@ -4336,43 +5228,53 @@
         <w:tc>
           <w:tcPr>
             <w:tcW w:w="2733" w:type="dxa"/>
-            <w:shd w:val="clear" w:color="auto" w:fill="auto"/>
-          </w:tcPr>
-          <w:p>
-            <w:pPr>
-              <w:pStyle w:val="a8"/>
-              <w:ind w:left="0"/>
-              <w:rPr>
-                <w:rFonts w:ascii="Times New Roman" w:eastAsia="Times New Roman" w:hAnsi="Times New Roman" w:cs="Times New Roman"/>
-                <w:sz w:val="28"/>
-                <w:szCs w:val="28"/>
-                <w:lang w:val="en-US"/>
-              </w:rPr>
-            </w:pPr>
+            <w:vAlign w:val="center"/>
+          </w:tcPr>
+          <w:p>
+            <w:pPr>
+              <w:pStyle w:val="a8"/>
+              <w:ind w:left="0"/>
+              <w:rPr>
+                <w:rFonts w:ascii="Times New Roman" w:eastAsia="Times New Roman" w:hAnsi="Times New Roman" w:cs="Times New Roman"/>
+                <w:sz w:val="28"/>
+                <w:szCs w:val="28"/>
+                <w:lang w:val="en-US"/>
+              </w:rPr>
+            </w:pPr>
+            <w:r>
+              <w:t>++</w:t>
+            </w:r>
           </w:p>
         </w:tc>
         <w:tc>
           <w:tcPr>
             <w:tcW w:w="800" w:type="dxa"/>
-            <w:shd w:val="clear" w:color="auto" w:fill="auto"/>
-          </w:tcPr>
-          <w:p>
-            <w:pPr>
-              <w:pStyle w:val="a8"/>
-              <w:ind w:left="0"/>
-              <w:rPr>
-                <w:rFonts w:ascii="Times New Roman" w:eastAsia="Times New Roman" w:hAnsi="Times New Roman" w:cs="Times New Roman"/>
-                <w:sz w:val="28"/>
-                <w:szCs w:val="28"/>
-                <w:lang w:val="en-US"/>
-              </w:rPr>
-            </w:pPr>
+          </w:tcPr>
+          <w:p>
+            <w:pPr>
+              <w:pStyle w:val="a8"/>
+              <w:ind w:left="0"/>
+              <w:rPr>
+                <w:rFonts w:ascii="Times New Roman" w:eastAsia="Times New Roman" w:hAnsi="Times New Roman" w:cs="Times New Roman"/>
+                <w:sz w:val="28"/>
+                <w:szCs w:val="28"/>
+                <w:lang w:val="en-US"/>
+              </w:rPr>
+            </w:pPr>
+            <w:r>
+              <w:rPr>
+                <w:rFonts w:ascii="Times New Roman" w:eastAsia="Times New Roman" w:hAnsi="Times New Roman" w:cs="Times New Roman"/>
+                <w:sz w:val="28"/>
+                <w:szCs w:val="28"/>
+                <w:lang w:val="en-US"/>
+              </w:rPr>
+              <w:t>1</w:t>
+            </w:r>
           </w:p>
         </w:tc>
         <w:tc>
           <w:tcPr>
             <w:tcW w:w="985" w:type="dxa"/>
-            <w:shd w:val="clear" w:color="auto" w:fill="auto"/>
           </w:tcPr>
           <w:p>
             <w:pPr>
@@ -4398,7 +5300,6 @@
         <w:tc>
           <w:tcPr>
             <w:tcW w:w="2556" w:type="dxa"/>
-            <w:shd w:val="clear" w:color="auto" w:fill="auto"/>
           </w:tcPr>
           <w:p>
             <w:pPr>
@@ -4416,7 +5317,6 @@
         <w:tc>
           <w:tcPr>
             <w:tcW w:w="912" w:type="dxa"/>
-            <w:shd w:val="clear" w:color="auto" w:fill="auto"/>
           </w:tcPr>
           <w:p>
             <w:pPr>
@@ -4436,7 +5336,6 @@
         <w:tc>
           <w:tcPr>
             <w:tcW w:w="1359" w:type="dxa"/>
-            <w:shd w:val="clear" w:color="auto" w:fill="auto"/>
           </w:tcPr>
           <w:p>
             <w:pPr>
@@ -4462,43 +5361,53 @@
         <w:tc>
           <w:tcPr>
             <w:tcW w:w="2733" w:type="dxa"/>
-            <w:shd w:val="clear" w:color="auto" w:fill="auto"/>
-          </w:tcPr>
-          <w:p>
-            <w:pPr>
-              <w:pStyle w:val="a8"/>
-              <w:ind w:left="0"/>
-              <w:rPr>
-                <w:rFonts w:ascii="Times New Roman" w:eastAsia="Times New Roman" w:hAnsi="Times New Roman" w:cs="Times New Roman"/>
-                <w:sz w:val="28"/>
-                <w:szCs w:val="28"/>
-                <w:lang w:val="en-US"/>
-              </w:rPr>
-            </w:pPr>
+            <w:vAlign w:val="center"/>
+          </w:tcPr>
+          <w:p>
+            <w:pPr>
+              <w:pStyle w:val="a8"/>
+              <w:ind w:left="0"/>
+              <w:rPr>
+                <w:rFonts w:ascii="Times New Roman" w:eastAsia="Times New Roman" w:hAnsi="Times New Roman" w:cs="Times New Roman"/>
+                <w:sz w:val="28"/>
+                <w:szCs w:val="28"/>
+                <w:lang w:val="en-US"/>
+              </w:rPr>
+            </w:pPr>
+            <w:r>
+              <w:t>--</w:t>
+            </w:r>
           </w:p>
         </w:tc>
         <w:tc>
           <w:tcPr>
             <w:tcW w:w="800" w:type="dxa"/>
-            <w:shd w:val="clear" w:color="auto" w:fill="auto"/>
-          </w:tcPr>
-          <w:p>
-            <w:pPr>
-              <w:pStyle w:val="a8"/>
-              <w:ind w:left="0"/>
-              <w:rPr>
-                <w:rFonts w:ascii="Times New Roman" w:eastAsia="Times New Roman" w:hAnsi="Times New Roman" w:cs="Times New Roman"/>
-                <w:sz w:val="28"/>
-                <w:szCs w:val="28"/>
-                <w:lang w:val="en-US"/>
-              </w:rPr>
-            </w:pPr>
+          </w:tcPr>
+          <w:p>
+            <w:pPr>
+              <w:pStyle w:val="a8"/>
+              <w:ind w:left="0"/>
+              <w:rPr>
+                <w:rFonts w:ascii="Times New Roman" w:eastAsia="Times New Roman" w:hAnsi="Times New Roman" w:cs="Times New Roman"/>
+                <w:sz w:val="28"/>
+                <w:szCs w:val="28"/>
+                <w:lang w:val="en-US"/>
+              </w:rPr>
+            </w:pPr>
+            <w:r>
+              <w:rPr>
+                <w:rFonts w:ascii="Times New Roman" w:eastAsia="Times New Roman" w:hAnsi="Times New Roman" w:cs="Times New Roman"/>
+                <w:sz w:val="28"/>
+                <w:szCs w:val="28"/>
+                <w:lang w:val="en-US"/>
+              </w:rPr>
+              <w:t>1</w:t>
+            </w:r>
           </w:p>
         </w:tc>
         <w:tc>
           <w:tcPr>
             <w:tcW w:w="985" w:type="dxa"/>
-            <w:shd w:val="clear" w:color="auto" w:fill="auto"/>
           </w:tcPr>
           <w:p>
             <w:pPr>
@@ -4524,7 +5433,6 @@
         <w:tc>
           <w:tcPr>
             <w:tcW w:w="2556" w:type="dxa"/>
-            <w:shd w:val="clear" w:color="auto" w:fill="auto"/>
           </w:tcPr>
           <w:p>
             <w:pPr>
@@ -4542,7 +5450,6 @@
         <w:tc>
           <w:tcPr>
             <w:tcW w:w="912" w:type="dxa"/>
-            <w:shd w:val="clear" w:color="auto" w:fill="auto"/>
           </w:tcPr>
           <w:p>
             <w:pPr>
@@ -4562,7 +5469,6 @@
         <w:tc>
           <w:tcPr>
             <w:tcW w:w="1359" w:type="dxa"/>
-            <w:shd w:val="clear" w:color="auto" w:fill="auto"/>
           </w:tcPr>
           <w:p>
             <w:pPr>
@@ -4588,43 +5494,53 @@
         <w:tc>
           <w:tcPr>
             <w:tcW w:w="2733" w:type="dxa"/>
-            <w:shd w:val="clear" w:color="auto" w:fill="auto"/>
-          </w:tcPr>
-          <w:p>
-            <w:pPr>
-              <w:pStyle w:val="a8"/>
-              <w:ind w:left="0"/>
-              <w:rPr>
-                <w:rFonts w:ascii="Times New Roman" w:eastAsia="Times New Roman" w:hAnsi="Times New Roman" w:cs="Times New Roman"/>
-                <w:sz w:val="28"/>
-                <w:szCs w:val="28"/>
-                <w:lang w:val="en-US"/>
-              </w:rPr>
-            </w:pPr>
+            <w:vAlign w:val="center"/>
+          </w:tcPr>
+          <w:p>
+            <w:pPr>
+              <w:pStyle w:val="a8"/>
+              <w:ind w:left="0"/>
+              <w:rPr>
+                <w:rFonts w:ascii="Times New Roman" w:eastAsia="Times New Roman" w:hAnsi="Times New Roman" w:cs="Times New Roman"/>
+                <w:sz w:val="28"/>
+                <w:szCs w:val="28"/>
+                <w:lang w:val="en-US"/>
+              </w:rPr>
+            </w:pPr>
+            <w:r>
+              <w:t>+=</w:t>
+            </w:r>
           </w:p>
         </w:tc>
         <w:tc>
           <w:tcPr>
             <w:tcW w:w="800" w:type="dxa"/>
-            <w:shd w:val="clear" w:color="auto" w:fill="auto"/>
-          </w:tcPr>
-          <w:p>
-            <w:pPr>
-              <w:pStyle w:val="a8"/>
-              <w:ind w:left="0"/>
-              <w:rPr>
-                <w:rFonts w:ascii="Times New Roman" w:eastAsia="Times New Roman" w:hAnsi="Times New Roman" w:cs="Times New Roman"/>
-                <w:sz w:val="28"/>
-                <w:szCs w:val="28"/>
-                <w:lang w:val="en-US"/>
-              </w:rPr>
-            </w:pPr>
+          </w:tcPr>
+          <w:p>
+            <w:pPr>
+              <w:pStyle w:val="a8"/>
+              <w:ind w:left="0"/>
+              <w:rPr>
+                <w:rFonts w:ascii="Times New Roman" w:eastAsia="Times New Roman" w:hAnsi="Times New Roman" w:cs="Times New Roman"/>
+                <w:sz w:val="28"/>
+                <w:szCs w:val="28"/>
+                <w:lang w:val="en-US"/>
+              </w:rPr>
+            </w:pPr>
+            <w:r>
+              <w:rPr>
+                <w:rFonts w:ascii="Times New Roman" w:eastAsia="Times New Roman" w:hAnsi="Times New Roman" w:cs="Times New Roman"/>
+                <w:sz w:val="28"/>
+                <w:szCs w:val="28"/>
+                <w:lang w:val="en-US"/>
+              </w:rPr>
+              <w:t>2</w:t>
+            </w:r>
           </w:p>
         </w:tc>
         <w:tc>
           <w:tcPr>
             <w:tcW w:w="985" w:type="dxa"/>
-            <w:shd w:val="clear" w:color="auto" w:fill="auto"/>
           </w:tcPr>
           <w:p>
             <w:pPr>
@@ -4650,7 +5566,6 @@
         <w:tc>
           <w:tcPr>
             <w:tcW w:w="2556" w:type="dxa"/>
-            <w:shd w:val="clear" w:color="auto" w:fill="auto"/>
           </w:tcPr>
           <w:p>
             <w:pPr>
@@ -4668,7 +5583,6 @@
         <w:tc>
           <w:tcPr>
             <w:tcW w:w="912" w:type="dxa"/>
-            <w:shd w:val="clear" w:color="auto" w:fill="auto"/>
           </w:tcPr>
           <w:p>
             <w:pPr>
@@ -4688,7 +5602,6 @@
         <w:tc>
           <w:tcPr>
             <w:tcW w:w="1359" w:type="dxa"/>
-            <w:shd w:val="clear" w:color="auto" w:fill="auto"/>
           </w:tcPr>
           <w:p>
             <w:pPr>
@@ -4714,43 +5627,53 @@
         <w:tc>
           <w:tcPr>
             <w:tcW w:w="2733" w:type="dxa"/>
-            <w:shd w:val="clear" w:color="auto" w:fill="auto"/>
-          </w:tcPr>
-          <w:p>
-            <w:pPr>
-              <w:pStyle w:val="a8"/>
-              <w:ind w:left="0"/>
-              <w:rPr>
-                <w:rFonts w:ascii="Times New Roman" w:eastAsia="Times New Roman" w:hAnsi="Times New Roman" w:cs="Times New Roman"/>
-                <w:sz w:val="28"/>
-                <w:szCs w:val="28"/>
-                <w:lang w:val="en-US"/>
-              </w:rPr>
-            </w:pPr>
+            <w:vAlign w:val="center"/>
+          </w:tcPr>
+          <w:p>
+            <w:pPr>
+              <w:pStyle w:val="a8"/>
+              <w:ind w:left="0"/>
+              <w:rPr>
+                <w:rFonts w:ascii="Times New Roman" w:eastAsia="Times New Roman" w:hAnsi="Times New Roman" w:cs="Times New Roman"/>
+                <w:sz w:val="28"/>
+                <w:szCs w:val="28"/>
+                <w:lang w:val="en-US"/>
+              </w:rPr>
+            </w:pPr>
+            <w:r>
+              <w:t>*=</w:t>
+            </w:r>
           </w:p>
         </w:tc>
         <w:tc>
           <w:tcPr>
             <w:tcW w:w="800" w:type="dxa"/>
-            <w:shd w:val="clear" w:color="auto" w:fill="auto"/>
-          </w:tcPr>
-          <w:p>
-            <w:pPr>
-              <w:pStyle w:val="a8"/>
-              <w:ind w:left="0"/>
-              <w:rPr>
-                <w:rFonts w:ascii="Times New Roman" w:eastAsia="Times New Roman" w:hAnsi="Times New Roman" w:cs="Times New Roman"/>
-                <w:sz w:val="28"/>
-                <w:szCs w:val="28"/>
-                <w:lang w:val="en-US"/>
-              </w:rPr>
-            </w:pPr>
+          </w:tcPr>
+          <w:p>
+            <w:pPr>
+              <w:pStyle w:val="a8"/>
+              <w:ind w:left="0"/>
+              <w:rPr>
+                <w:rFonts w:ascii="Times New Roman" w:eastAsia="Times New Roman" w:hAnsi="Times New Roman" w:cs="Times New Roman"/>
+                <w:sz w:val="28"/>
+                <w:szCs w:val="28"/>
+                <w:lang w:val="en-US"/>
+              </w:rPr>
+            </w:pPr>
+            <w:r>
+              <w:rPr>
+                <w:rFonts w:ascii="Times New Roman" w:eastAsia="Times New Roman" w:hAnsi="Times New Roman" w:cs="Times New Roman"/>
+                <w:sz w:val="28"/>
+                <w:szCs w:val="28"/>
+                <w:lang w:val="en-US"/>
+              </w:rPr>
+              <w:t>1</w:t>
+            </w:r>
           </w:p>
         </w:tc>
         <w:tc>
           <w:tcPr>
             <w:tcW w:w="985" w:type="dxa"/>
-            <w:shd w:val="clear" w:color="auto" w:fill="auto"/>
           </w:tcPr>
           <w:p>
             <w:pPr>
@@ -4776,7 +5699,6 @@
         <w:tc>
           <w:tcPr>
             <w:tcW w:w="2556" w:type="dxa"/>
-            <w:shd w:val="clear" w:color="auto" w:fill="auto"/>
           </w:tcPr>
           <w:p>
             <w:pPr>
@@ -4794,7 +5716,6 @@
         <w:tc>
           <w:tcPr>
             <w:tcW w:w="912" w:type="dxa"/>
-            <w:shd w:val="clear" w:color="auto" w:fill="auto"/>
           </w:tcPr>
           <w:p>
             <w:pPr>
@@ -4814,7 +5735,6 @@
         <w:tc>
           <w:tcPr>
             <w:tcW w:w="1359" w:type="dxa"/>
-            <w:shd w:val="clear" w:color="auto" w:fill="auto"/>
           </w:tcPr>
           <w:p>
             <w:pPr>
@@ -4840,7 +5760,7 @@
         <w:tc>
           <w:tcPr>
             <w:tcW w:w="2733" w:type="dxa"/>
-            <w:shd w:val="clear" w:color="auto" w:fill="auto"/>
+            <w:vAlign w:val="center"/>
           </w:tcPr>
           <w:p>
             <w:pPr>
@@ -4856,30 +5776,40 @@
                 <w:lang w:val="en-US"/>
               </w:rPr>
             </w:pPr>
+            <w:r>
+              <w:t>/=</w:t>
+            </w:r>
           </w:p>
         </w:tc>
         <w:tc>
           <w:tcPr>
             <w:tcW w:w="800" w:type="dxa"/>
-            <w:shd w:val="clear" w:color="auto" w:fill="auto"/>
-          </w:tcPr>
-          <w:p>
-            <w:pPr>
-              <w:pStyle w:val="a8"/>
-              <w:ind w:left="0"/>
-              <w:rPr>
-                <w:rFonts w:ascii="Times New Roman" w:eastAsia="Times New Roman" w:hAnsi="Times New Roman" w:cs="Times New Roman"/>
-                <w:sz w:val="28"/>
-                <w:szCs w:val="28"/>
-                <w:lang w:val="en-US"/>
-              </w:rPr>
-            </w:pPr>
+          </w:tcPr>
+          <w:p>
+            <w:pPr>
+              <w:pStyle w:val="a8"/>
+              <w:ind w:left="0"/>
+              <w:rPr>
+                <w:rFonts w:ascii="Times New Roman" w:eastAsia="Times New Roman" w:hAnsi="Times New Roman" w:cs="Times New Roman"/>
+                <w:sz w:val="28"/>
+                <w:szCs w:val="28"/>
+                <w:lang w:val="ru-RU"/>
+              </w:rPr>
+            </w:pPr>
+            <w:r>
+              <w:rPr>
+                <w:rFonts w:ascii="Times New Roman" w:eastAsia="Times New Roman" w:hAnsi="Times New Roman" w:cs="Times New Roman"/>
+                <w:sz w:val="28"/>
+                <w:szCs w:val="28"/>
+                <w:lang w:val="en-US"/>
+              </w:rPr>
+              <w:t>1</w:t>
+            </w:r>
           </w:p>
         </w:tc>
         <w:tc>
           <w:tcPr>
             <w:tcW w:w="985" w:type="dxa"/>
-            <w:shd w:val="clear" w:color="auto" w:fill="auto"/>
           </w:tcPr>
           <w:p>
             <w:pPr>
@@ -4905,7 +5835,6 @@
         <w:tc>
           <w:tcPr>
             <w:tcW w:w="2556" w:type="dxa"/>
-            <w:shd w:val="clear" w:color="auto" w:fill="auto"/>
           </w:tcPr>
           <w:p>
             <w:pPr>
@@ -4923,7 +5852,6 @@
         <w:tc>
           <w:tcPr>
             <w:tcW w:w="912" w:type="dxa"/>
-            <w:shd w:val="clear" w:color="auto" w:fill="auto"/>
           </w:tcPr>
           <w:p>
             <w:pPr>
@@ -4943,7 +5871,6 @@
         <w:tc>
           <w:tcPr>
             <w:tcW w:w="1359" w:type="dxa"/>
-            <w:shd w:val="clear" w:color="auto" w:fill="auto"/>
           </w:tcPr>
           <w:p>
             <w:pPr>
@@ -4969,43 +5896,53 @@
         <w:tc>
           <w:tcPr>
             <w:tcW w:w="2733" w:type="dxa"/>
-            <w:shd w:val="clear" w:color="auto" w:fill="auto"/>
-          </w:tcPr>
-          <w:p>
-            <w:pPr>
-              <w:pStyle w:val="a8"/>
-              <w:ind w:left="0"/>
-              <w:rPr>
-                <w:rFonts w:ascii="Times New Roman" w:eastAsia="Times New Roman" w:hAnsi="Times New Roman" w:cs="Times New Roman"/>
-                <w:sz w:val="28"/>
-                <w:szCs w:val="28"/>
-                <w:lang w:val="en-US"/>
-              </w:rPr>
-            </w:pPr>
+            <w:vAlign w:val="center"/>
+          </w:tcPr>
+          <w:p>
+            <w:pPr>
+              <w:pStyle w:val="a8"/>
+              <w:ind w:left="0"/>
+              <w:rPr>
+                <w:rFonts w:ascii="Times New Roman" w:eastAsia="Times New Roman" w:hAnsi="Times New Roman" w:cs="Times New Roman"/>
+                <w:sz w:val="28"/>
+                <w:szCs w:val="28"/>
+                <w:lang w:val="en-US"/>
+              </w:rPr>
+            </w:pPr>
+            <w:r>
+              <w:t>import()</w:t>
+            </w:r>
           </w:p>
         </w:tc>
         <w:tc>
           <w:tcPr>
             <w:tcW w:w="800" w:type="dxa"/>
-            <w:shd w:val="clear" w:color="auto" w:fill="auto"/>
-          </w:tcPr>
-          <w:p>
-            <w:pPr>
-              <w:pStyle w:val="a8"/>
-              <w:ind w:left="0"/>
-              <w:rPr>
-                <w:rFonts w:ascii="Times New Roman" w:eastAsia="Times New Roman" w:hAnsi="Times New Roman" w:cs="Times New Roman"/>
-                <w:sz w:val="28"/>
-                <w:szCs w:val="28"/>
-                <w:lang w:val="en-US"/>
-              </w:rPr>
-            </w:pPr>
+          </w:tcPr>
+          <w:p>
+            <w:pPr>
+              <w:pStyle w:val="a8"/>
+              <w:ind w:left="0"/>
+              <w:rPr>
+                <w:rFonts w:ascii="Times New Roman" w:eastAsia="Times New Roman" w:hAnsi="Times New Roman" w:cs="Times New Roman"/>
+                <w:sz w:val="28"/>
+                <w:szCs w:val="28"/>
+                <w:lang w:val="en-US"/>
+              </w:rPr>
+            </w:pPr>
+            <w:r>
+              <w:rPr>
+                <w:rFonts w:ascii="Times New Roman" w:eastAsia="Times New Roman" w:hAnsi="Times New Roman" w:cs="Times New Roman"/>
+                <w:sz w:val="28"/>
+                <w:szCs w:val="28"/>
+                <w:lang w:val="ru-RU"/>
+              </w:rPr>
+              <w:t>1</w:t>
+            </w:r>
           </w:p>
         </w:tc>
         <w:tc>
           <w:tcPr>
             <w:tcW w:w="985" w:type="dxa"/>
-            <w:shd w:val="clear" w:color="auto" w:fill="auto"/>
           </w:tcPr>
           <w:p>
             <w:pPr>
@@ -5031,7 +5968,6 @@
         <w:tc>
           <w:tcPr>
             <w:tcW w:w="2556" w:type="dxa"/>
-            <w:shd w:val="clear" w:color="auto" w:fill="auto"/>
           </w:tcPr>
           <w:p>
             <w:pPr>
@@ -5049,7 +5985,6 @@
         <w:tc>
           <w:tcPr>
             <w:tcW w:w="912" w:type="dxa"/>
-            <w:shd w:val="clear" w:color="auto" w:fill="auto"/>
           </w:tcPr>
           <w:p>
             <w:pPr>
@@ -5069,7 +6004,6 @@
         <w:tc>
           <w:tcPr>
             <w:tcW w:w="1359" w:type="dxa"/>
-            <w:shd w:val="clear" w:color="auto" w:fill="auto"/>
           </w:tcPr>
           <w:p>
             <w:pPr>
@@ -5095,43 +6029,53 @@
         <w:tc>
           <w:tcPr>
             <w:tcW w:w="2733" w:type="dxa"/>
-            <w:shd w:val="clear" w:color="auto" w:fill="auto"/>
-          </w:tcPr>
-          <w:p>
-            <w:pPr>
-              <w:pStyle w:val="a8"/>
-              <w:ind w:left="0"/>
-              <w:rPr>
-                <w:rFonts w:ascii="Times New Roman" w:eastAsia="Times New Roman" w:hAnsi="Times New Roman" w:cs="Times New Roman"/>
-                <w:sz w:val="28"/>
-                <w:szCs w:val="28"/>
-                <w:lang w:val="en-US"/>
-              </w:rPr>
-            </w:pPr>
+            <w:vAlign w:val="center"/>
+          </w:tcPr>
+          <w:p>
+            <w:pPr>
+              <w:pStyle w:val="a8"/>
+              <w:ind w:left="0"/>
+              <w:rPr>
+                <w:rFonts w:ascii="Times New Roman" w:eastAsia="Times New Roman" w:hAnsi="Times New Roman" w:cs="Times New Roman"/>
+                <w:sz w:val="28"/>
+                <w:szCs w:val="28"/>
+                <w:lang w:val="en-US"/>
+              </w:rPr>
+            </w:pPr>
+            <w:r>
+              <w:t>int()</w:t>
+            </w:r>
           </w:p>
         </w:tc>
         <w:tc>
           <w:tcPr>
             <w:tcW w:w="800" w:type="dxa"/>
-            <w:shd w:val="clear" w:color="auto" w:fill="auto"/>
-          </w:tcPr>
-          <w:p>
-            <w:pPr>
-              <w:pStyle w:val="a8"/>
-              <w:ind w:left="0"/>
-              <w:rPr>
-                <w:rFonts w:ascii="Times New Roman" w:eastAsia="Times New Roman" w:hAnsi="Times New Roman" w:cs="Times New Roman"/>
-                <w:sz w:val="28"/>
-                <w:szCs w:val="28"/>
-                <w:lang w:val="en-US"/>
-              </w:rPr>
-            </w:pPr>
+          </w:tcPr>
+          <w:p>
+            <w:pPr>
+              <w:pStyle w:val="a8"/>
+              <w:ind w:left="0"/>
+              <w:rPr>
+                <w:rFonts w:ascii="Times New Roman" w:eastAsia="Times New Roman" w:hAnsi="Times New Roman" w:cs="Times New Roman"/>
+                <w:sz w:val="28"/>
+                <w:szCs w:val="28"/>
+                <w:lang w:val="en-US"/>
+              </w:rPr>
+            </w:pPr>
+            <w:r>
+              <w:rPr>
+                <w:rFonts w:ascii="Times New Roman" w:eastAsia="Times New Roman" w:hAnsi="Times New Roman" w:cs="Times New Roman"/>
+                <w:sz w:val="28"/>
+                <w:szCs w:val="28"/>
+                <w:lang w:val="en-US"/>
+              </w:rPr>
+              <w:t>4</w:t>
+            </w:r>
           </w:p>
         </w:tc>
         <w:tc>
           <w:tcPr>
             <w:tcW w:w="985" w:type="dxa"/>
-            <w:shd w:val="clear" w:color="auto" w:fill="auto"/>
           </w:tcPr>
           <w:p>
             <w:pPr>
@@ -5157,7 +6101,6 @@
         <w:tc>
           <w:tcPr>
             <w:tcW w:w="2556" w:type="dxa"/>
-            <w:shd w:val="clear" w:color="auto" w:fill="auto"/>
           </w:tcPr>
           <w:p>
             <w:pPr>
@@ -5175,7 +6118,6 @@
         <w:tc>
           <w:tcPr>
             <w:tcW w:w="912" w:type="dxa"/>
-            <w:shd w:val="clear" w:color="auto" w:fill="auto"/>
           </w:tcPr>
           <w:p>
             <w:pPr>
@@ -5198,7 +6140,6 @@
         <w:tc>
           <w:tcPr>
             <w:tcW w:w="1359" w:type="dxa"/>
-            <w:shd w:val="clear" w:color="auto" w:fill="auto"/>
           </w:tcPr>
           <w:p>
             <w:pPr>
@@ -5224,43 +6165,53 @@
         <w:tc>
           <w:tcPr>
             <w:tcW w:w="2733" w:type="dxa"/>
-            <w:shd w:val="clear" w:color="auto" w:fill="auto"/>
-          </w:tcPr>
-          <w:p>
-            <w:pPr>
-              <w:pStyle w:val="a8"/>
-              <w:ind w:left="0"/>
-              <w:rPr>
-                <w:rFonts w:ascii="Times New Roman" w:eastAsia="Times New Roman" w:hAnsi="Times New Roman" w:cs="Times New Roman"/>
-                <w:sz w:val="28"/>
-                <w:szCs w:val="28"/>
-                <w:lang w:val="en-US"/>
-              </w:rPr>
-            </w:pPr>
+            <w:vAlign w:val="center"/>
+          </w:tcPr>
+          <w:p>
+            <w:pPr>
+              <w:pStyle w:val="a8"/>
+              <w:ind w:left="0"/>
+              <w:rPr>
+                <w:rFonts w:ascii="Times New Roman" w:eastAsia="Times New Roman" w:hAnsi="Times New Roman" w:cs="Times New Roman"/>
+                <w:sz w:val="28"/>
+                <w:szCs w:val="28"/>
+                <w:lang w:val="en-US"/>
+              </w:rPr>
+            </w:pPr>
+            <w:r>
+              <w:t>byte()</w:t>
+            </w:r>
           </w:p>
         </w:tc>
         <w:tc>
           <w:tcPr>
             <w:tcW w:w="800" w:type="dxa"/>
-            <w:shd w:val="clear" w:color="auto" w:fill="auto"/>
-          </w:tcPr>
-          <w:p>
-            <w:pPr>
-              <w:pStyle w:val="a8"/>
-              <w:ind w:left="0"/>
-              <w:rPr>
-                <w:rFonts w:ascii="Times New Roman" w:eastAsia="Times New Roman" w:hAnsi="Times New Roman" w:cs="Times New Roman"/>
-                <w:sz w:val="28"/>
-                <w:szCs w:val="28"/>
-                <w:lang w:val="en-US"/>
-              </w:rPr>
-            </w:pPr>
+          </w:tcPr>
+          <w:p>
+            <w:pPr>
+              <w:pStyle w:val="a8"/>
+              <w:ind w:left="0"/>
+              <w:rPr>
+                <w:rFonts w:ascii="Times New Roman" w:eastAsia="Times New Roman" w:hAnsi="Times New Roman" w:cs="Times New Roman"/>
+                <w:sz w:val="28"/>
+                <w:szCs w:val="28"/>
+                <w:lang w:val="en-US"/>
+              </w:rPr>
+            </w:pPr>
+            <w:r>
+              <w:rPr>
+                <w:rFonts w:ascii="Times New Roman" w:eastAsia="Times New Roman" w:hAnsi="Times New Roman" w:cs="Times New Roman"/>
+                <w:sz w:val="28"/>
+                <w:szCs w:val="28"/>
+                <w:lang w:val="en-US"/>
+              </w:rPr>
+              <w:t>2</w:t>
+            </w:r>
           </w:p>
         </w:tc>
         <w:tc>
           <w:tcPr>
             <w:tcW w:w="985" w:type="dxa"/>
-            <w:shd w:val="clear" w:color="auto" w:fill="auto"/>
           </w:tcPr>
           <w:p>
             <w:pPr>
@@ -5286,7 +6237,6 @@
         <w:tc>
           <w:tcPr>
             <w:tcW w:w="2556" w:type="dxa"/>
-            <w:shd w:val="clear" w:color="auto" w:fill="auto"/>
           </w:tcPr>
           <w:p>
             <w:pPr>
@@ -5304,7 +6254,6 @@
         <w:tc>
           <w:tcPr>
             <w:tcW w:w="912" w:type="dxa"/>
-            <w:shd w:val="clear" w:color="auto" w:fill="auto"/>
           </w:tcPr>
           <w:p>
             <w:pPr>
@@ -5324,7 +6273,6 @@
         <w:tc>
           <w:tcPr>
             <w:tcW w:w="1359" w:type="dxa"/>
-            <w:shd w:val="clear" w:color="auto" w:fill="auto"/>
           </w:tcPr>
           <w:p>
             <w:pPr>
@@ -5350,43 +6298,53 @@
         <w:tc>
           <w:tcPr>
             <w:tcW w:w="2733" w:type="dxa"/>
-            <w:shd w:val="clear" w:color="auto" w:fill="auto"/>
-          </w:tcPr>
-          <w:p>
-            <w:pPr>
-              <w:pStyle w:val="a8"/>
-              <w:ind w:left="0"/>
-              <w:rPr>
-                <w:rFonts w:ascii="Times New Roman" w:eastAsia="Times New Roman" w:hAnsi="Times New Roman" w:cs="Times New Roman"/>
-                <w:sz w:val="28"/>
-                <w:szCs w:val="28"/>
-                <w:lang w:val="en-US"/>
-              </w:rPr>
-            </w:pPr>
+            <w:vAlign w:val="center"/>
+          </w:tcPr>
+          <w:p>
+            <w:pPr>
+              <w:pStyle w:val="a8"/>
+              <w:ind w:left="0"/>
+              <w:rPr>
+                <w:rFonts w:ascii="Times New Roman" w:eastAsia="Times New Roman" w:hAnsi="Times New Roman" w:cs="Times New Roman"/>
+                <w:sz w:val="28"/>
+                <w:szCs w:val="28"/>
+                <w:lang w:val="en-US"/>
+              </w:rPr>
+            </w:pPr>
+            <w:r>
+              <w:t>len()</w:t>
+            </w:r>
           </w:p>
         </w:tc>
         <w:tc>
           <w:tcPr>
             <w:tcW w:w="800" w:type="dxa"/>
-            <w:shd w:val="clear" w:color="auto" w:fill="auto"/>
-          </w:tcPr>
-          <w:p>
-            <w:pPr>
-              <w:pStyle w:val="a8"/>
-              <w:ind w:left="0"/>
-              <w:rPr>
-                <w:rFonts w:ascii="Times New Roman" w:eastAsia="Times New Roman" w:hAnsi="Times New Roman" w:cs="Times New Roman"/>
-                <w:sz w:val="28"/>
-                <w:szCs w:val="28"/>
-                <w:lang w:val="en-US"/>
-              </w:rPr>
-            </w:pPr>
+          </w:tcPr>
+          <w:p>
+            <w:pPr>
+              <w:pStyle w:val="a8"/>
+              <w:ind w:left="0"/>
+              <w:rPr>
+                <w:rFonts w:ascii="Times New Roman" w:eastAsia="Times New Roman" w:hAnsi="Times New Roman" w:cs="Times New Roman"/>
+                <w:sz w:val="28"/>
+                <w:szCs w:val="28"/>
+                <w:lang w:val="en-US"/>
+              </w:rPr>
+            </w:pPr>
+            <w:r>
+              <w:rPr>
+                <w:rFonts w:ascii="Times New Roman" w:eastAsia="Times New Roman" w:hAnsi="Times New Roman" w:cs="Times New Roman"/>
+                <w:sz w:val="28"/>
+                <w:szCs w:val="28"/>
+                <w:lang w:val="en-US"/>
+              </w:rPr>
+              <w:t>4</w:t>
+            </w:r>
           </w:p>
         </w:tc>
         <w:tc>
           <w:tcPr>
             <w:tcW w:w="985" w:type="dxa"/>
-            <w:shd w:val="clear" w:color="auto" w:fill="auto"/>
           </w:tcPr>
           <w:p>
             <w:pPr>
@@ -5412,7 +6370,6 @@
         <w:tc>
           <w:tcPr>
             <w:tcW w:w="2556" w:type="dxa"/>
-            <w:shd w:val="clear" w:color="auto" w:fill="auto"/>
           </w:tcPr>
           <w:p>
             <w:pPr>
@@ -5430,7 +6387,6 @@
         <w:tc>
           <w:tcPr>
             <w:tcW w:w="912" w:type="dxa"/>
-            <w:shd w:val="clear" w:color="auto" w:fill="auto"/>
           </w:tcPr>
           <w:p>
             <w:pPr>
@@ -5450,7 +6406,6 @@
         <w:tc>
           <w:tcPr>
             <w:tcW w:w="1359" w:type="dxa"/>
-            <w:shd w:val="clear" w:color="auto" w:fill="auto"/>
           </w:tcPr>
           <w:p>
             <w:pPr>
@@ -5476,43 +6431,53 @@
         <w:tc>
           <w:tcPr>
             <w:tcW w:w="2733" w:type="dxa"/>
-            <w:shd w:val="clear" w:color="auto" w:fill="auto"/>
-          </w:tcPr>
-          <w:p>
-            <w:pPr>
-              <w:pStyle w:val="a8"/>
-              <w:ind w:left="0"/>
-              <w:rPr>
-                <w:rFonts w:ascii="Times New Roman" w:eastAsia="Times New Roman" w:hAnsi="Times New Roman" w:cs="Times New Roman"/>
-                <w:sz w:val="28"/>
-                <w:szCs w:val="28"/>
-                <w:lang w:val="en-US"/>
-              </w:rPr>
-            </w:pPr>
+            <w:vAlign w:val="center"/>
+          </w:tcPr>
+          <w:p>
+            <w:pPr>
+              <w:pStyle w:val="a8"/>
+              <w:ind w:left="0"/>
+              <w:rPr>
+                <w:rFonts w:ascii="Times New Roman" w:eastAsia="Times New Roman" w:hAnsi="Times New Roman" w:cs="Times New Roman"/>
+                <w:sz w:val="28"/>
+                <w:szCs w:val="28"/>
+                <w:lang w:val="en-US"/>
+              </w:rPr>
+            </w:pPr>
+            <w:r>
+              <w:t>charToValue()</w:t>
+            </w:r>
           </w:p>
         </w:tc>
         <w:tc>
           <w:tcPr>
             <w:tcW w:w="800" w:type="dxa"/>
-            <w:shd w:val="clear" w:color="auto" w:fill="auto"/>
-          </w:tcPr>
-          <w:p>
-            <w:pPr>
-              <w:pStyle w:val="a8"/>
-              <w:ind w:left="0"/>
-              <w:rPr>
-                <w:rFonts w:ascii="Times New Roman" w:eastAsia="Times New Roman" w:hAnsi="Times New Roman" w:cs="Times New Roman"/>
-                <w:sz w:val="28"/>
-                <w:szCs w:val="28"/>
-                <w:lang w:val="en-US"/>
-              </w:rPr>
-            </w:pPr>
+          </w:tcPr>
+          <w:p>
+            <w:pPr>
+              <w:pStyle w:val="a8"/>
+              <w:ind w:left="0"/>
+              <w:rPr>
+                <w:rFonts w:ascii="Times New Roman" w:eastAsia="Times New Roman" w:hAnsi="Times New Roman" w:cs="Times New Roman"/>
+                <w:sz w:val="28"/>
+                <w:szCs w:val="28"/>
+                <w:lang w:val="en-US"/>
+              </w:rPr>
+            </w:pPr>
+            <w:r>
+              <w:rPr>
+                <w:rFonts w:ascii="Times New Roman" w:eastAsia="Times New Roman" w:hAnsi="Times New Roman" w:cs="Times New Roman"/>
+                <w:sz w:val="28"/>
+                <w:szCs w:val="28"/>
+                <w:lang w:val="en-US"/>
+              </w:rPr>
+              <w:t>2</w:t>
+            </w:r>
           </w:p>
         </w:tc>
         <w:tc>
           <w:tcPr>
             <w:tcW w:w="985" w:type="dxa"/>
-            <w:shd w:val="clear" w:color="auto" w:fill="auto"/>
           </w:tcPr>
           <w:p>
             <w:pPr>
@@ -5538,7 +6503,6 @@
         <w:tc>
           <w:tcPr>
             <w:tcW w:w="2556" w:type="dxa"/>
-            <w:shd w:val="clear" w:color="auto" w:fill="auto"/>
           </w:tcPr>
           <w:p>
             <w:pPr>
@@ -5556,7 +6520,6 @@
         <w:tc>
           <w:tcPr>
             <w:tcW w:w="912" w:type="dxa"/>
-            <w:shd w:val="clear" w:color="auto" w:fill="auto"/>
           </w:tcPr>
           <w:p>
             <w:pPr>
@@ -5576,7 +6539,6 @@
         <w:tc>
           <w:tcPr>
             <w:tcW w:w="1359" w:type="dxa"/>
-            <w:shd w:val="clear" w:color="auto" w:fill="auto"/>
           </w:tcPr>
           <w:p>
             <w:pPr>
@@ -5602,43 +6564,53 @@
         <w:tc>
           <w:tcPr>
             <w:tcW w:w="2733" w:type="dxa"/>
-            <w:shd w:val="clear" w:color="auto" w:fill="auto"/>
-          </w:tcPr>
-          <w:p>
-            <w:pPr>
-              <w:pStyle w:val="a8"/>
-              <w:ind w:left="0"/>
-              <w:rPr>
-                <w:rFonts w:ascii="Times New Roman" w:eastAsia="Times New Roman" w:hAnsi="Times New Roman" w:cs="Times New Roman"/>
-                <w:sz w:val="28"/>
-                <w:szCs w:val="28"/>
-                <w:lang w:val="en-US"/>
-              </w:rPr>
-            </w:pPr>
+            <w:vAlign w:val="center"/>
+          </w:tcPr>
+          <w:p>
+            <w:pPr>
+              <w:pStyle w:val="a8"/>
+              <w:ind w:left="0"/>
+              <w:rPr>
+                <w:rFonts w:ascii="Times New Roman" w:eastAsia="Times New Roman" w:hAnsi="Times New Roman" w:cs="Times New Roman"/>
+                <w:sz w:val="28"/>
+                <w:szCs w:val="28"/>
+                <w:lang w:val="en-US"/>
+              </w:rPr>
+            </w:pPr>
+            <w:r>
+              <w:t>int64()</w:t>
+            </w:r>
           </w:p>
         </w:tc>
         <w:tc>
           <w:tcPr>
             <w:tcW w:w="800" w:type="dxa"/>
-            <w:shd w:val="clear" w:color="auto" w:fill="auto"/>
-          </w:tcPr>
-          <w:p>
-            <w:pPr>
-              <w:pStyle w:val="a8"/>
-              <w:ind w:left="0"/>
-              <w:rPr>
-                <w:rFonts w:ascii="Times New Roman" w:eastAsia="Times New Roman" w:hAnsi="Times New Roman" w:cs="Times New Roman"/>
-                <w:sz w:val="28"/>
-                <w:szCs w:val="28"/>
-                <w:lang w:val="en-US"/>
-              </w:rPr>
-            </w:pPr>
+          </w:tcPr>
+          <w:p>
+            <w:pPr>
+              <w:pStyle w:val="a8"/>
+              <w:ind w:left="0"/>
+              <w:rPr>
+                <w:rFonts w:ascii="Times New Roman" w:eastAsia="Times New Roman" w:hAnsi="Times New Roman" w:cs="Times New Roman"/>
+                <w:sz w:val="28"/>
+                <w:szCs w:val="28"/>
+                <w:lang w:val="en-US"/>
+              </w:rPr>
+            </w:pPr>
+            <w:r>
+              <w:rPr>
+                <w:rFonts w:ascii="Times New Roman" w:eastAsia="Times New Roman" w:hAnsi="Times New Roman" w:cs="Times New Roman"/>
+                <w:sz w:val="28"/>
+                <w:szCs w:val="28"/>
+                <w:lang w:val="en-US"/>
+              </w:rPr>
+              <w:t>4</w:t>
+            </w:r>
           </w:p>
         </w:tc>
         <w:tc>
           <w:tcPr>
             <w:tcW w:w="985" w:type="dxa"/>
-            <w:shd w:val="clear" w:color="auto" w:fill="auto"/>
           </w:tcPr>
           <w:p>
             <w:pPr>
@@ -5664,7 +6636,6 @@
         <w:tc>
           <w:tcPr>
             <w:tcW w:w="2556" w:type="dxa"/>
-            <w:shd w:val="clear" w:color="auto" w:fill="auto"/>
           </w:tcPr>
           <w:p>
             <w:pPr>
@@ -5682,7 +6653,6 @@
         <w:tc>
           <w:tcPr>
             <w:tcW w:w="912" w:type="dxa"/>
-            <w:shd w:val="clear" w:color="auto" w:fill="auto"/>
           </w:tcPr>
           <w:p>
             <w:pPr>
@@ -5702,7 +6672,6 @@
         <w:tc>
           <w:tcPr>
             <w:tcW w:w="1359" w:type="dxa"/>
-            <w:shd w:val="clear" w:color="auto" w:fill="auto"/>
           </w:tcPr>
           <w:p>
             <w:pPr>
@@ -5728,43 +6697,53 @@
         <w:tc>
           <w:tcPr>
             <w:tcW w:w="2733" w:type="dxa"/>
-            <w:shd w:val="clear" w:color="auto" w:fill="auto"/>
-          </w:tcPr>
-          <w:p>
-            <w:pPr>
-              <w:pStyle w:val="a8"/>
-              <w:ind w:left="0"/>
-              <w:rPr>
-                <w:rFonts w:ascii="Times New Roman" w:eastAsia="Times New Roman" w:hAnsi="Times New Roman" w:cs="Times New Roman"/>
-                <w:sz w:val="28"/>
-                <w:szCs w:val="28"/>
-                <w:lang w:val="en-US"/>
-              </w:rPr>
-            </w:pPr>
+            <w:vAlign w:val="center"/>
+          </w:tcPr>
+          <w:p>
+            <w:pPr>
+              <w:pStyle w:val="a8"/>
+              <w:ind w:left="0"/>
+              <w:rPr>
+                <w:rFonts w:ascii="Times New Roman" w:eastAsia="Times New Roman" w:hAnsi="Times New Roman" w:cs="Times New Roman"/>
+                <w:sz w:val="28"/>
+                <w:szCs w:val="28"/>
+                <w:lang w:val="en-US"/>
+              </w:rPr>
+            </w:pPr>
+            <w:r>
+              <w:t>rune()</w:t>
+            </w:r>
           </w:p>
         </w:tc>
         <w:tc>
           <w:tcPr>
             <w:tcW w:w="800" w:type="dxa"/>
-            <w:shd w:val="clear" w:color="auto" w:fill="auto"/>
-          </w:tcPr>
-          <w:p>
-            <w:pPr>
-              <w:pStyle w:val="a8"/>
-              <w:ind w:left="0"/>
-              <w:rPr>
-                <w:rFonts w:ascii="Times New Roman" w:eastAsia="Times New Roman" w:hAnsi="Times New Roman" w:cs="Times New Roman"/>
-                <w:sz w:val="28"/>
-                <w:szCs w:val="28"/>
-                <w:lang w:val="en-US"/>
-              </w:rPr>
-            </w:pPr>
+          </w:tcPr>
+          <w:p>
+            <w:pPr>
+              <w:pStyle w:val="a8"/>
+              <w:ind w:left="0"/>
+              <w:rPr>
+                <w:rFonts w:ascii="Times New Roman" w:eastAsia="Times New Roman" w:hAnsi="Times New Roman" w:cs="Times New Roman"/>
+                <w:sz w:val="28"/>
+                <w:szCs w:val="28"/>
+                <w:lang w:val="en-US"/>
+              </w:rPr>
+            </w:pPr>
+            <w:r>
+              <w:rPr>
+                <w:rFonts w:ascii="Times New Roman" w:eastAsia="Times New Roman" w:hAnsi="Times New Roman" w:cs="Times New Roman"/>
+                <w:sz w:val="28"/>
+                <w:szCs w:val="28"/>
+                <w:lang w:val="en-US"/>
+              </w:rPr>
+              <w:t>1</w:t>
+            </w:r>
           </w:p>
         </w:tc>
         <w:tc>
           <w:tcPr>
             <w:tcW w:w="985" w:type="dxa"/>
-            <w:shd w:val="clear" w:color="auto" w:fill="auto"/>
           </w:tcPr>
           <w:p>
             <w:pPr>
@@ -5790,7 +6769,6 @@
         <w:tc>
           <w:tcPr>
             <w:tcW w:w="2556" w:type="dxa"/>
-            <w:shd w:val="clear" w:color="auto" w:fill="auto"/>
           </w:tcPr>
           <w:p>
             <w:pPr>
@@ -5808,7 +6786,6 @@
         <w:tc>
           <w:tcPr>
             <w:tcW w:w="912" w:type="dxa"/>
-            <w:shd w:val="clear" w:color="auto" w:fill="auto"/>
           </w:tcPr>
           <w:p>
             <w:pPr>
@@ -5828,7 +6805,6 @@
         <w:tc>
           <w:tcPr>
             <w:tcW w:w="1359" w:type="dxa"/>
-            <w:shd w:val="clear" w:color="auto" w:fill="auto"/>
           </w:tcPr>
           <w:p>
             <w:pPr>
@@ -5854,43 +6830,53 @@
         <w:tc>
           <w:tcPr>
             <w:tcW w:w="2733" w:type="dxa"/>
-            <w:shd w:val="clear" w:color="auto" w:fill="auto"/>
-          </w:tcPr>
-          <w:p>
-            <w:pPr>
-              <w:pStyle w:val="a8"/>
-              <w:ind w:left="0"/>
-              <w:rPr>
-                <w:rFonts w:ascii="Times New Roman" w:eastAsia="Times New Roman" w:hAnsi="Times New Roman" w:cs="Times New Roman"/>
-                <w:sz w:val="28"/>
-                <w:szCs w:val="28"/>
-                <w:lang w:val="en-US"/>
-              </w:rPr>
-            </w:pPr>
+            <w:vAlign w:val="center"/>
+          </w:tcPr>
+          <w:p>
+            <w:pPr>
+              <w:pStyle w:val="a8"/>
+              <w:ind w:left="0"/>
+              <w:rPr>
+                <w:rFonts w:ascii="Times New Roman" w:eastAsia="Times New Roman" w:hAnsi="Times New Roman" w:cs="Times New Roman"/>
+                <w:sz w:val="28"/>
+                <w:szCs w:val="28"/>
+                <w:lang w:val="en-US"/>
+              </w:rPr>
+            </w:pPr>
+            <w:r>
+              <w:t>string()</w:t>
+            </w:r>
           </w:p>
         </w:tc>
         <w:tc>
           <w:tcPr>
             <w:tcW w:w="800" w:type="dxa"/>
-            <w:shd w:val="clear" w:color="auto" w:fill="auto"/>
-          </w:tcPr>
-          <w:p>
-            <w:pPr>
-              <w:pStyle w:val="a8"/>
-              <w:ind w:left="0"/>
-              <w:rPr>
-                <w:rFonts w:ascii="Times New Roman" w:eastAsia="Times New Roman" w:hAnsi="Times New Roman" w:cs="Times New Roman"/>
-                <w:sz w:val="28"/>
-                <w:szCs w:val="28"/>
-                <w:lang w:val="en-US"/>
-              </w:rPr>
-            </w:pPr>
+          </w:tcPr>
+          <w:p>
+            <w:pPr>
+              <w:pStyle w:val="a8"/>
+              <w:ind w:left="0"/>
+              <w:rPr>
+                <w:rFonts w:ascii="Times New Roman" w:eastAsia="Times New Roman" w:hAnsi="Times New Roman" w:cs="Times New Roman"/>
+                <w:sz w:val="28"/>
+                <w:szCs w:val="28"/>
+                <w:lang w:val="en-US"/>
+              </w:rPr>
+            </w:pPr>
+            <w:r>
+              <w:rPr>
+                <w:rFonts w:ascii="Times New Roman" w:eastAsia="Times New Roman" w:hAnsi="Times New Roman" w:cs="Times New Roman"/>
+                <w:sz w:val="28"/>
+                <w:szCs w:val="28"/>
+                <w:lang w:val="en-US"/>
+              </w:rPr>
+              <w:t>2</w:t>
+            </w:r>
           </w:p>
         </w:tc>
         <w:tc>
           <w:tcPr>
             <w:tcW w:w="985" w:type="dxa"/>
-            <w:shd w:val="clear" w:color="auto" w:fill="auto"/>
           </w:tcPr>
           <w:p>
             <w:pPr>
@@ -5916,7 +6902,6 @@
         <w:tc>
           <w:tcPr>
             <w:tcW w:w="2556" w:type="dxa"/>
-            <w:shd w:val="clear" w:color="auto" w:fill="auto"/>
           </w:tcPr>
           <w:p>
             <w:pPr>
@@ -5934,7 +6919,6 @@
         <w:tc>
           <w:tcPr>
             <w:tcW w:w="912" w:type="dxa"/>
-            <w:shd w:val="clear" w:color="auto" w:fill="auto"/>
           </w:tcPr>
           <w:p>
             <w:pPr>
@@ -5954,7 +6938,6 @@
         <w:tc>
           <w:tcPr>
             <w:tcW w:w="1359" w:type="dxa"/>
-            <w:shd w:val="clear" w:color="auto" w:fill="auto"/>
           </w:tcPr>
           <w:p>
             <w:pPr>
@@ -5980,43 +6963,53 @@
         <w:tc>
           <w:tcPr>
             <w:tcW w:w="2733" w:type="dxa"/>
-            <w:shd w:val="clear" w:color="auto" w:fill="auto"/>
-          </w:tcPr>
-          <w:p>
-            <w:pPr>
-              <w:pStyle w:val="a8"/>
-              <w:ind w:left="0"/>
-              <w:rPr>
-                <w:rFonts w:ascii="Times New Roman" w:eastAsia="Times New Roman" w:hAnsi="Times New Roman" w:cs="Times New Roman"/>
-                <w:sz w:val="28"/>
-                <w:szCs w:val="28"/>
-                <w:lang w:val="en-US"/>
-              </w:rPr>
-            </w:pPr>
+            <w:vAlign w:val="center"/>
+          </w:tcPr>
+          <w:p>
+            <w:pPr>
+              <w:pStyle w:val="a8"/>
+              <w:ind w:left="0"/>
+              <w:rPr>
+                <w:rFonts w:ascii="Times New Roman" w:eastAsia="Times New Roman" w:hAnsi="Times New Roman" w:cs="Times New Roman"/>
+                <w:sz w:val="28"/>
+                <w:szCs w:val="28"/>
+                <w:lang w:val="en-US"/>
+              </w:rPr>
+            </w:pPr>
+            <w:r>
+              <w:t>valueToChar()</w:t>
+            </w:r>
           </w:p>
         </w:tc>
         <w:tc>
           <w:tcPr>
             <w:tcW w:w="800" w:type="dxa"/>
-            <w:shd w:val="clear" w:color="auto" w:fill="auto"/>
-          </w:tcPr>
-          <w:p>
-            <w:pPr>
-              <w:pStyle w:val="a8"/>
-              <w:ind w:left="0"/>
-              <w:rPr>
-                <w:rFonts w:ascii="Times New Roman" w:eastAsia="Times New Roman" w:hAnsi="Times New Roman" w:cs="Times New Roman"/>
-                <w:sz w:val="28"/>
-                <w:szCs w:val="28"/>
-                <w:lang w:val="ru-RU"/>
-              </w:rPr>
-            </w:pPr>
+          </w:tcPr>
+          <w:p>
+            <w:pPr>
+              <w:pStyle w:val="a8"/>
+              <w:ind w:left="0"/>
+              <w:rPr>
+                <w:rFonts w:ascii="Times New Roman" w:eastAsia="Times New Roman" w:hAnsi="Times New Roman" w:cs="Times New Roman"/>
+                <w:sz w:val="28"/>
+                <w:szCs w:val="28"/>
+                <w:lang w:val="en-US"/>
+              </w:rPr>
+            </w:pPr>
+            <w:r>
+              <w:rPr>
+                <w:rFonts w:ascii="Times New Roman" w:eastAsia="Times New Roman" w:hAnsi="Times New Roman" w:cs="Times New Roman"/>
+                <w:sz w:val="28"/>
+                <w:szCs w:val="28"/>
+                <w:lang w:val="en-US"/>
+              </w:rPr>
+              <w:t>1</w:t>
+            </w:r>
           </w:p>
         </w:tc>
         <w:tc>
           <w:tcPr>
             <w:tcW w:w="985" w:type="dxa"/>
-            <w:shd w:val="clear" w:color="auto" w:fill="auto"/>
           </w:tcPr>
           <w:p>
             <w:pPr>
@@ -6042,7 +7035,6 @@
         <w:tc>
           <w:tcPr>
             <w:tcW w:w="2556" w:type="dxa"/>
-            <w:shd w:val="clear" w:color="auto" w:fill="auto"/>
           </w:tcPr>
           <w:p>
             <w:pPr>
@@ -6060,7 +7052,6 @@
         <w:tc>
           <w:tcPr>
             <w:tcW w:w="912" w:type="dxa"/>
-            <w:shd w:val="clear" w:color="auto" w:fill="auto"/>
           </w:tcPr>
           <w:p>
             <w:pPr>
@@ -6080,7 +7071,6 @@
         <w:tc>
           <w:tcPr>
             <w:tcW w:w="1359" w:type="dxa"/>
-            <w:shd w:val="clear" w:color="auto" w:fill="auto"/>
           </w:tcPr>
           <w:p>
             <w:pPr>
@@ -6106,43 +7096,53 @@
         <w:tc>
           <w:tcPr>
             <w:tcW w:w="2733" w:type="dxa"/>
-            <w:shd w:val="clear" w:color="auto" w:fill="auto"/>
-          </w:tcPr>
-          <w:p>
-            <w:pPr>
-              <w:pStyle w:val="a8"/>
-              <w:ind w:left="0"/>
-              <w:rPr>
-                <w:rFonts w:ascii="Times New Roman" w:eastAsia="Times New Roman" w:hAnsi="Times New Roman" w:cs="Times New Roman"/>
-                <w:sz w:val="28"/>
-                <w:szCs w:val="28"/>
-                <w:lang w:val="en-US"/>
-              </w:rPr>
-            </w:pPr>
+            <w:vAlign w:val="center"/>
+          </w:tcPr>
+          <w:p>
+            <w:pPr>
+              <w:pStyle w:val="a8"/>
+              <w:ind w:left="0"/>
+              <w:rPr>
+                <w:rFonts w:ascii="Times New Roman" w:eastAsia="Times New Roman" w:hAnsi="Times New Roman" w:cs="Times New Roman"/>
+                <w:sz w:val="28"/>
+                <w:szCs w:val="28"/>
+                <w:lang w:val="en-US"/>
+              </w:rPr>
+            </w:pPr>
+            <w:r>
+              <w:t>reverseString()</w:t>
+            </w:r>
           </w:p>
         </w:tc>
         <w:tc>
           <w:tcPr>
             <w:tcW w:w="800" w:type="dxa"/>
-            <w:shd w:val="clear" w:color="auto" w:fill="auto"/>
-          </w:tcPr>
-          <w:p>
-            <w:pPr>
-              <w:pStyle w:val="a8"/>
-              <w:ind w:left="0"/>
-              <w:rPr>
-                <w:rFonts w:ascii="Times New Roman" w:eastAsia="Times New Roman" w:hAnsi="Times New Roman" w:cs="Times New Roman"/>
-                <w:sz w:val="28"/>
-                <w:szCs w:val="28"/>
-                <w:lang w:val="ru-RU"/>
-              </w:rPr>
-            </w:pPr>
+          </w:tcPr>
+          <w:p>
+            <w:pPr>
+              <w:pStyle w:val="a8"/>
+              <w:ind w:left="0"/>
+              <w:rPr>
+                <w:rFonts w:ascii="Times New Roman" w:eastAsia="Times New Roman" w:hAnsi="Times New Roman" w:cs="Times New Roman"/>
+                <w:sz w:val="28"/>
+                <w:szCs w:val="28"/>
+                <w:lang w:val="en-US"/>
+              </w:rPr>
+            </w:pPr>
+            <w:r>
+              <w:rPr>
+                <w:rFonts w:ascii="Times New Roman" w:eastAsia="Times New Roman" w:hAnsi="Times New Roman" w:cs="Times New Roman"/>
+                <w:sz w:val="28"/>
+                <w:szCs w:val="28"/>
+                <w:lang w:val="en-US"/>
+              </w:rPr>
+              <w:t>1</w:t>
+            </w:r>
           </w:p>
         </w:tc>
         <w:tc>
           <w:tcPr>
             <w:tcW w:w="985" w:type="dxa"/>
-            <w:shd w:val="clear" w:color="auto" w:fill="auto"/>
           </w:tcPr>
           <w:p>
             <w:pPr>
@@ -6168,7 +7168,6 @@
         <w:tc>
           <w:tcPr>
             <w:tcW w:w="2556" w:type="dxa"/>
-            <w:shd w:val="clear" w:color="auto" w:fill="auto"/>
           </w:tcPr>
           <w:p>
             <w:pPr>
@@ -6186,7 +7185,6 @@
         <w:tc>
           <w:tcPr>
             <w:tcW w:w="912" w:type="dxa"/>
-            <w:shd w:val="clear" w:color="auto" w:fill="auto"/>
           </w:tcPr>
           <w:p>
             <w:pPr>
@@ -6206,7 +7204,6 @@
         <w:tc>
           <w:tcPr>
             <w:tcW w:w="1359" w:type="dxa"/>
-            <w:shd w:val="clear" w:color="auto" w:fill="auto"/>
           </w:tcPr>
           <w:p>
             <w:pPr>
@@ -6232,25 +7229,53 @@
         <w:tc>
           <w:tcPr>
             <w:tcW w:w="2733" w:type="dxa"/>
-            <w:shd w:val="clear" w:color="auto" w:fill="auto"/>
-          </w:tcPr>
-          <w:p>
-            <w:pPr>
-              <w:pStyle w:val="a8"/>
-              <w:ind w:left="0"/>
-              <w:rPr>
-                <w:rFonts w:ascii="Times New Roman" w:eastAsia="Times New Roman" w:hAnsi="Times New Roman" w:cs="Times New Roman"/>
-                <w:sz w:val="28"/>
-                <w:szCs w:val="28"/>
-                <w:lang w:val="en-US"/>
-              </w:rPr>
-            </w:pPr>
+            <w:vAlign w:val="center"/>
+          </w:tcPr>
+          <w:p>
+            <w:pPr>
+              <w:pStyle w:val="a8"/>
+              <w:ind w:left="0"/>
+              <w:rPr>
+                <w:rFonts w:ascii="Times New Roman" w:eastAsia="Times New Roman" w:hAnsi="Times New Roman" w:cs="Times New Roman"/>
+                <w:sz w:val="28"/>
+                <w:szCs w:val="28"/>
+                <w:lang w:val="en-US"/>
+              </w:rPr>
+            </w:pPr>
+            <w:r>
+              <w:t>validateNumber()</w:t>
+            </w:r>
           </w:p>
         </w:tc>
         <w:tc>
           <w:tcPr>
             <w:tcW w:w="800" w:type="dxa"/>
-            <w:shd w:val="clear" w:color="auto" w:fill="auto"/>
+          </w:tcPr>
+          <w:p>
+            <w:pPr>
+              <w:pStyle w:val="a8"/>
+              <w:ind w:left="0"/>
+              <w:rPr>
+                <w:rFonts w:ascii="Times New Roman" w:eastAsia="Times New Roman" w:hAnsi="Times New Roman" w:cs="Times New Roman"/>
+                <w:sz w:val="28"/>
+                <w:szCs w:val="28"/>
+                <w:lang w:val="en-US"/>
+              </w:rPr>
+            </w:pPr>
+            <w:r>
+              <w:rPr>
+                <w:rFonts w:ascii="Times New Roman" w:eastAsia="Times New Roman" w:hAnsi="Times New Roman" w:cs="Times New Roman"/>
+                <w:sz w:val="28"/>
+                <w:szCs w:val="28"/>
+                <w:lang w:val="en-US"/>
+              </w:rPr>
+              <w:t>1</w:t>
+            </w:r>
+          </w:p>
+        </w:tc>
+        <w:tc>
+          <w:tcPr>
+            <w:tcW w:w="985" w:type="dxa"/>
           </w:tcPr>
           <w:p>
             <w:pPr>
@@ -6267,26 +7292,7 @@
         </w:tc>
         <w:tc>
           <w:tcPr>
-            <w:tcW w:w="985" w:type="dxa"/>
-            <w:shd w:val="clear" w:color="auto" w:fill="auto"/>
-          </w:tcPr>
-          <w:p>
-            <w:pPr>
-              <w:pStyle w:val="a8"/>
-              <w:ind w:left="0"/>
-              <w:rPr>
-                <w:rFonts w:ascii="Times New Roman" w:eastAsia="Times New Roman" w:hAnsi="Times New Roman" w:cs="Times New Roman"/>
-                <w:sz w:val="28"/>
-                <w:szCs w:val="28"/>
-                <w:lang w:val="ru-RU"/>
-              </w:rPr>
-            </w:pPr>
-          </w:p>
-        </w:tc>
-        <w:tc>
-          <w:tcPr>
             <w:tcW w:w="2556" w:type="dxa"/>
-            <w:shd w:val="clear" w:color="auto" w:fill="auto"/>
           </w:tcPr>
           <w:p>
             <w:pPr>
@@ -6304,7 +7310,6 @@
         <w:tc>
           <w:tcPr>
             <w:tcW w:w="912" w:type="dxa"/>
-            <w:shd w:val="clear" w:color="auto" w:fill="auto"/>
           </w:tcPr>
           <w:p>
             <w:pPr>
@@ -6324,7 +7329,6 @@
         <w:tc>
           <w:tcPr>
             <w:tcW w:w="1359" w:type="dxa"/>
-            <w:shd w:val="clear" w:color="auto" w:fill="auto"/>
           </w:tcPr>
           <w:p>
             <w:pPr>
@@ -6350,43 +7354,53 @@
         <w:tc>
           <w:tcPr>
             <w:tcW w:w="2733" w:type="dxa"/>
-            <w:shd w:val="clear" w:color="auto" w:fill="auto"/>
-          </w:tcPr>
-          <w:p>
-            <w:pPr>
-              <w:pStyle w:val="a8"/>
-              <w:ind w:left="0"/>
-              <w:rPr>
-                <w:rFonts w:ascii="Times New Roman" w:eastAsia="Times New Roman" w:hAnsi="Times New Roman" w:cs="Times New Roman"/>
-                <w:sz w:val="28"/>
-                <w:szCs w:val="28"/>
-                <w:lang w:val="en-US"/>
-              </w:rPr>
-            </w:pPr>
+            <w:vAlign w:val="center"/>
+          </w:tcPr>
+          <w:p>
+            <w:pPr>
+              <w:pStyle w:val="a8"/>
+              <w:ind w:left="0"/>
+              <w:rPr>
+                <w:rFonts w:ascii="Times New Roman" w:eastAsia="Times New Roman" w:hAnsi="Times New Roman" w:cs="Times New Roman"/>
+                <w:sz w:val="28"/>
+                <w:szCs w:val="28"/>
+                <w:lang w:val="en-US"/>
+              </w:rPr>
+            </w:pPr>
+            <w:r>
+              <w:t>toDecimal()</w:t>
+            </w:r>
           </w:p>
         </w:tc>
         <w:tc>
           <w:tcPr>
             <w:tcW w:w="800" w:type="dxa"/>
-            <w:shd w:val="clear" w:color="auto" w:fill="auto"/>
-          </w:tcPr>
-          <w:p>
-            <w:pPr>
-              <w:pStyle w:val="a8"/>
-              <w:ind w:left="0"/>
-              <w:rPr>
-                <w:rFonts w:ascii="Times New Roman" w:eastAsia="Times New Roman" w:hAnsi="Times New Roman" w:cs="Times New Roman"/>
-                <w:sz w:val="28"/>
-                <w:szCs w:val="28"/>
-                <w:lang w:val="ru-RU"/>
-              </w:rPr>
-            </w:pPr>
+          </w:tcPr>
+          <w:p>
+            <w:pPr>
+              <w:pStyle w:val="a8"/>
+              <w:ind w:left="0"/>
+              <w:rPr>
+                <w:rFonts w:ascii="Times New Roman" w:eastAsia="Times New Roman" w:hAnsi="Times New Roman" w:cs="Times New Roman"/>
+                <w:sz w:val="28"/>
+                <w:szCs w:val="28"/>
+                <w:lang w:val="en-US"/>
+              </w:rPr>
+            </w:pPr>
+            <w:r>
+              <w:rPr>
+                <w:rFonts w:ascii="Times New Roman" w:eastAsia="Times New Roman" w:hAnsi="Times New Roman" w:cs="Times New Roman"/>
+                <w:sz w:val="28"/>
+                <w:szCs w:val="28"/>
+                <w:lang w:val="en-US"/>
+              </w:rPr>
+              <w:t>1</w:t>
+            </w:r>
           </w:p>
         </w:tc>
         <w:tc>
           <w:tcPr>
             <w:tcW w:w="985" w:type="dxa"/>
-            <w:shd w:val="clear" w:color="auto" w:fill="auto"/>
           </w:tcPr>
           <w:p>
             <w:pPr>
@@ -6404,7 +7418,6 @@
         <w:tc>
           <w:tcPr>
             <w:tcW w:w="2556" w:type="dxa"/>
-            <w:shd w:val="clear" w:color="auto" w:fill="auto"/>
           </w:tcPr>
           <w:p>
             <w:pPr>
@@ -6422,7 +7435,6 @@
         <w:tc>
           <w:tcPr>
             <w:tcW w:w="912" w:type="dxa"/>
-            <w:shd w:val="clear" w:color="auto" w:fill="auto"/>
           </w:tcPr>
           <w:p>
             <w:pPr>
@@ -6442,7 +7454,6 @@
         <w:tc>
           <w:tcPr>
             <w:tcW w:w="1359" w:type="dxa"/>
-            <w:shd w:val="clear" w:color="auto" w:fill="auto"/>
           </w:tcPr>
           <w:p>
             <w:pPr>
@@ -6468,43 +7479,53 @@
         <w:tc>
           <w:tcPr>
             <w:tcW w:w="2733" w:type="dxa"/>
-            <w:shd w:val="clear" w:color="auto" w:fill="auto"/>
-          </w:tcPr>
-          <w:p>
-            <w:pPr>
-              <w:pStyle w:val="a8"/>
-              <w:ind w:left="0"/>
-              <w:rPr>
-                <w:rFonts w:ascii="Times New Roman" w:eastAsia="Times New Roman" w:hAnsi="Times New Roman" w:cs="Times New Roman"/>
-                <w:sz w:val="28"/>
-                <w:szCs w:val="28"/>
-                <w:lang w:val="en-US"/>
-              </w:rPr>
-            </w:pPr>
+            <w:vAlign w:val="center"/>
+          </w:tcPr>
+          <w:p>
+            <w:pPr>
+              <w:pStyle w:val="a8"/>
+              <w:ind w:left="0"/>
+              <w:rPr>
+                <w:rFonts w:ascii="Times New Roman" w:eastAsia="Times New Roman" w:hAnsi="Times New Roman" w:cs="Times New Roman"/>
+                <w:sz w:val="28"/>
+                <w:szCs w:val="28"/>
+                <w:lang w:val="en-US"/>
+              </w:rPr>
+            </w:pPr>
+            <w:r>
+              <w:t>fromDecimal()</w:t>
+            </w:r>
           </w:p>
         </w:tc>
         <w:tc>
           <w:tcPr>
             <w:tcW w:w="800" w:type="dxa"/>
-            <w:shd w:val="clear" w:color="auto" w:fill="auto"/>
-          </w:tcPr>
-          <w:p>
-            <w:pPr>
-              <w:pStyle w:val="a8"/>
-              <w:ind w:left="0"/>
-              <w:rPr>
-                <w:rFonts w:ascii="Times New Roman" w:eastAsia="Times New Roman" w:hAnsi="Times New Roman" w:cs="Times New Roman"/>
-                <w:sz w:val="28"/>
-                <w:szCs w:val="28"/>
-                <w:lang w:val="ru-RU"/>
-              </w:rPr>
-            </w:pPr>
+          </w:tcPr>
+          <w:p>
+            <w:pPr>
+              <w:pStyle w:val="a8"/>
+              <w:ind w:left="0"/>
+              <w:rPr>
+                <w:rFonts w:ascii="Times New Roman" w:eastAsia="Times New Roman" w:hAnsi="Times New Roman" w:cs="Times New Roman"/>
+                <w:sz w:val="28"/>
+                <w:szCs w:val="28"/>
+                <w:lang w:val="en-US"/>
+              </w:rPr>
+            </w:pPr>
+            <w:r>
+              <w:rPr>
+                <w:rFonts w:ascii="Times New Roman" w:eastAsia="Times New Roman" w:hAnsi="Times New Roman" w:cs="Times New Roman"/>
+                <w:sz w:val="28"/>
+                <w:szCs w:val="28"/>
+                <w:lang w:val="en-US"/>
+              </w:rPr>
+              <w:t>1</w:t>
+            </w:r>
           </w:p>
         </w:tc>
         <w:tc>
           <w:tcPr>
             <w:tcW w:w="985" w:type="dxa"/>
-            <w:shd w:val="clear" w:color="auto" w:fill="auto"/>
           </w:tcPr>
           <w:p>
             <w:pPr>
@@ -6522,7 +7543,6 @@
         <w:tc>
           <w:tcPr>
             <w:tcW w:w="2556" w:type="dxa"/>
-            <w:shd w:val="clear" w:color="auto" w:fill="auto"/>
           </w:tcPr>
           <w:p>
             <w:pPr>
@@ -6540,7 +7560,6 @@
         <w:tc>
           <w:tcPr>
             <w:tcW w:w="912" w:type="dxa"/>
-            <w:shd w:val="clear" w:color="auto" w:fill="auto"/>
           </w:tcPr>
           <w:p>
             <w:pPr>
@@ -6560,7 +7579,6 @@
         <w:tc>
           <w:tcPr>
             <w:tcW w:w="1359" w:type="dxa"/>
-            <w:shd w:val="clear" w:color="auto" w:fill="auto"/>
           </w:tcPr>
           <w:p>
             <w:pPr>
@@ -6586,43 +7604,53 @@
         <w:tc>
           <w:tcPr>
             <w:tcW w:w="2733" w:type="dxa"/>
-            <w:shd w:val="clear" w:color="auto" w:fill="auto"/>
-          </w:tcPr>
-          <w:p>
-            <w:pPr>
-              <w:pStyle w:val="a8"/>
-              <w:ind w:left="0"/>
-              <w:rPr>
-                <w:rFonts w:ascii="Times New Roman" w:eastAsia="Times New Roman" w:hAnsi="Times New Roman" w:cs="Times New Roman"/>
-                <w:sz w:val="28"/>
-                <w:szCs w:val="28"/>
-                <w:lang w:val="en-US"/>
-              </w:rPr>
-            </w:pPr>
+            <w:vAlign w:val="center"/>
+          </w:tcPr>
+          <w:p>
+            <w:pPr>
+              <w:pStyle w:val="a8"/>
+              <w:ind w:left="0"/>
+              <w:rPr>
+                <w:rFonts w:ascii="Times New Roman" w:eastAsia="Times New Roman" w:hAnsi="Times New Roman" w:cs="Times New Roman"/>
+                <w:sz w:val="28"/>
+                <w:szCs w:val="28"/>
+                <w:lang w:val="en-US"/>
+              </w:rPr>
+            </w:pPr>
+            <w:r>
+              <w:t>convertBase()</w:t>
+            </w:r>
           </w:p>
         </w:tc>
         <w:tc>
           <w:tcPr>
             <w:tcW w:w="800" w:type="dxa"/>
-            <w:shd w:val="clear" w:color="auto" w:fill="auto"/>
-          </w:tcPr>
-          <w:p>
-            <w:pPr>
-              <w:pStyle w:val="a8"/>
-              <w:ind w:left="0"/>
-              <w:rPr>
-                <w:rFonts w:ascii="Times New Roman" w:eastAsia="Times New Roman" w:hAnsi="Times New Roman" w:cs="Times New Roman"/>
-                <w:sz w:val="28"/>
-                <w:szCs w:val="28"/>
-                <w:lang w:val="ru-RU"/>
-              </w:rPr>
-            </w:pPr>
+          </w:tcPr>
+          <w:p>
+            <w:pPr>
+              <w:pStyle w:val="a8"/>
+              <w:ind w:left="0"/>
+              <w:rPr>
+                <w:rFonts w:ascii="Times New Roman" w:eastAsia="Times New Roman" w:hAnsi="Times New Roman" w:cs="Times New Roman"/>
+                <w:sz w:val="28"/>
+                <w:szCs w:val="28"/>
+                <w:lang w:val="en-US"/>
+              </w:rPr>
+            </w:pPr>
+            <w:r>
+              <w:rPr>
+                <w:rFonts w:ascii="Times New Roman" w:eastAsia="Times New Roman" w:hAnsi="Times New Roman" w:cs="Times New Roman"/>
+                <w:sz w:val="28"/>
+                <w:szCs w:val="28"/>
+                <w:lang w:val="en-US"/>
+              </w:rPr>
+              <w:t>1</w:t>
+            </w:r>
           </w:p>
         </w:tc>
         <w:tc>
           <w:tcPr>
             <w:tcW w:w="985" w:type="dxa"/>
-            <w:shd w:val="clear" w:color="auto" w:fill="auto"/>
           </w:tcPr>
           <w:p>
             <w:pPr>
@@ -6640,7 +7668,6 @@
         <w:tc>
           <w:tcPr>
             <w:tcW w:w="2556" w:type="dxa"/>
-            <w:shd w:val="clear" w:color="auto" w:fill="auto"/>
           </w:tcPr>
           <w:p>
             <w:pPr>
@@ -6658,7 +7685,6 @@
         <w:tc>
           <w:tcPr>
             <w:tcW w:w="912" w:type="dxa"/>
-            <w:shd w:val="clear" w:color="auto" w:fill="auto"/>
           </w:tcPr>
           <w:p>
             <w:pPr>
@@ -6678,7 +7704,6 @@
         <w:tc>
           <w:tcPr>
             <w:tcW w:w="1359" w:type="dxa"/>
-            <w:shd w:val="clear" w:color="auto" w:fill="auto"/>
           </w:tcPr>
           <w:p>
             <w:pPr>
@@ -6704,43 +7729,53 @@
         <w:tc>
           <w:tcPr>
             <w:tcW w:w="2733" w:type="dxa"/>
-            <w:shd w:val="clear" w:color="auto" w:fill="auto"/>
-          </w:tcPr>
-          <w:p>
-            <w:pPr>
-              <w:pStyle w:val="a8"/>
-              <w:ind w:left="0"/>
-              <w:rPr>
-                <w:rFonts w:ascii="Times New Roman" w:eastAsia="Times New Roman" w:hAnsi="Times New Roman" w:cs="Times New Roman"/>
-                <w:sz w:val="28"/>
-                <w:szCs w:val="28"/>
-                <w:lang w:val="en-US"/>
-              </w:rPr>
-            </w:pPr>
+            <w:vAlign w:val="center"/>
+          </w:tcPr>
+          <w:p>
+            <w:pPr>
+              <w:pStyle w:val="a8"/>
+              <w:ind w:left="0"/>
+              <w:rPr>
+                <w:rFonts w:ascii="Times New Roman" w:eastAsia="Times New Roman" w:hAnsi="Times New Roman" w:cs="Times New Roman"/>
+                <w:sz w:val="28"/>
+                <w:szCs w:val="28"/>
+                <w:lang w:val="en-US"/>
+              </w:rPr>
+            </w:pPr>
+            <w:r>
+              <w:t>fmt.Printf()</w:t>
+            </w:r>
           </w:p>
         </w:tc>
         <w:tc>
           <w:tcPr>
             <w:tcW w:w="800" w:type="dxa"/>
-            <w:shd w:val="clear" w:color="auto" w:fill="auto"/>
-          </w:tcPr>
-          <w:p>
-            <w:pPr>
-              <w:pStyle w:val="a8"/>
-              <w:ind w:left="0"/>
-              <w:rPr>
-                <w:rFonts w:ascii="Times New Roman" w:eastAsia="Times New Roman" w:hAnsi="Times New Roman" w:cs="Times New Roman"/>
-                <w:sz w:val="28"/>
-                <w:szCs w:val="28"/>
-                <w:lang w:val="en-US"/>
-              </w:rPr>
-            </w:pPr>
+          </w:tcPr>
+          <w:p>
+            <w:pPr>
+              <w:pStyle w:val="a8"/>
+              <w:ind w:left="0"/>
+              <w:rPr>
+                <w:rFonts w:ascii="Times New Roman" w:eastAsia="Times New Roman" w:hAnsi="Times New Roman" w:cs="Times New Roman"/>
+                <w:sz w:val="28"/>
+                <w:szCs w:val="28"/>
+                <w:lang w:val="en-US"/>
+              </w:rPr>
+            </w:pPr>
+            <w:r>
+              <w:rPr>
+                <w:rFonts w:ascii="Times New Roman" w:eastAsia="Times New Roman" w:hAnsi="Times New Roman" w:cs="Times New Roman"/>
+                <w:sz w:val="28"/>
+                <w:szCs w:val="28"/>
+                <w:lang w:val="en-US"/>
+              </w:rPr>
+              <w:t>4</w:t>
+            </w:r>
           </w:p>
         </w:tc>
         <w:tc>
           <w:tcPr>
             <w:tcW w:w="985" w:type="dxa"/>
-            <w:shd w:val="clear" w:color="auto" w:fill="auto"/>
           </w:tcPr>
           <w:p>
             <w:pPr>
@@ -6758,7 +7793,6 @@
         <w:tc>
           <w:tcPr>
             <w:tcW w:w="2556" w:type="dxa"/>
-            <w:shd w:val="clear" w:color="auto" w:fill="auto"/>
           </w:tcPr>
           <w:p>
             <w:pPr>
@@ -6776,7 +7810,6 @@
         <w:tc>
           <w:tcPr>
             <w:tcW w:w="912" w:type="dxa"/>
-            <w:shd w:val="clear" w:color="auto" w:fill="auto"/>
           </w:tcPr>
           <w:p>
             <w:pPr>
@@ -6796,7 +7829,6 @@
         <w:tc>
           <w:tcPr>
             <w:tcW w:w="1359" w:type="dxa"/>
-            <w:shd w:val="clear" w:color="auto" w:fill="auto"/>
           </w:tcPr>
           <w:p>
             <w:pPr>
@@ -6822,43 +7854,53 @@
         <w:tc>
           <w:tcPr>
             <w:tcW w:w="2733" w:type="dxa"/>
-            <w:shd w:val="clear" w:color="auto" w:fill="auto"/>
-          </w:tcPr>
-          <w:p>
-            <w:pPr>
-              <w:pStyle w:val="a8"/>
-              <w:ind w:left="0"/>
-              <w:rPr>
-                <w:rFonts w:ascii="Times New Roman" w:eastAsia="Times New Roman" w:hAnsi="Times New Roman" w:cs="Times New Roman"/>
-                <w:sz w:val="28"/>
-                <w:szCs w:val="28"/>
-                <w:lang w:val="en-US"/>
-              </w:rPr>
-            </w:pPr>
+            <w:vAlign w:val="center"/>
+          </w:tcPr>
+          <w:p>
+            <w:pPr>
+              <w:pStyle w:val="a8"/>
+              <w:ind w:left="0"/>
+              <w:rPr>
+                <w:rFonts w:ascii="Times New Roman" w:eastAsia="Times New Roman" w:hAnsi="Times New Roman" w:cs="Times New Roman"/>
+                <w:sz w:val="28"/>
+                <w:szCs w:val="28"/>
+                <w:lang w:val="en-US"/>
+              </w:rPr>
+            </w:pPr>
+            <w:r>
+              <w:t>{}</w:t>
+            </w:r>
           </w:p>
         </w:tc>
         <w:tc>
           <w:tcPr>
             <w:tcW w:w="800" w:type="dxa"/>
-            <w:shd w:val="clear" w:color="auto" w:fill="auto"/>
-          </w:tcPr>
-          <w:p>
-            <w:pPr>
-              <w:pStyle w:val="a8"/>
-              <w:ind w:left="0"/>
-              <w:rPr>
-                <w:rFonts w:ascii="Times New Roman" w:eastAsia="Times New Roman" w:hAnsi="Times New Roman" w:cs="Times New Roman"/>
-                <w:sz w:val="28"/>
-                <w:szCs w:val="28"/>
-                <w:lang w:val="ru-RU"/>
-              </w:rPr>
-            </w:pPr>
+          </w:tcPr>
+          <w:p>
+            <w:pPr>
+              <w:pStyle w:val="a8"/>
+              <w:ind w:left="0"/>
+              <w:rPr>
+                <w:rFonts w:ascii="Times New Roman" w:eastAsia="Times New Roman" w:hAnsi="Times New Roman" w:cs="Times New Roman"/>
+                <w:sz w:val="28"/>
+                <w:szCs w:val="28"/>
+                <w:lang w:val="en-US"/>
+              </w:rPr>
+            </w:pPr>
+            <w:r>
+              <w:rPr>
+                <w:rFonts w:ascii="Times New Roman" w:eastAsia="Times New Roman" w:hAnsi="Times New Roman" w:cs="Times New Roman"/>
+                <w:sz w:val="28"/>
+                <w:szCs w:val="28"/>
+                <w:lang w:val="en-US"/>
+              </w:rPr>
+              <w:t>23</w:t>
+            </w:r>
           </w:p>
         </w:tc>
         <w:tc>
           <w:tcPr>
             <w:tcW w:w="985" w:type="dxa"/>
-            <w:shd w:val="clear" w:color="auto" w:fill="auto"/>
           </w:tcPr>
           <w:p>
             <w:pPr>
@@ -6876,7 +7918,6 @@
         <w:tc>
           <w:tcPr>
             <w:tcW w:w="2556" w:type="dxa"/>
-            <w:shd w:val="clear" w:color="auto" w:fill="auto"/>
           </w:tcPr>
           <w:p>
             <w:pPr>
@@ -6894,7 +7935,6 @@
         <w:tc>
           <w:tcPr>
             <w:tcW w:w="912" w:type="dxa"/>
-            <w:shd w:val="clear" w:color="auto" w:fill="auto"/>
           </w:tcPr>
           <w:p>
             <w:pPr>
@@ -6914,7 +7954,6 @@
         <w:tc>
           <w:tcPr>
             <w:tcW w:w="1359" w:type="dxa"/>
-            <w:shd w:val="clear" w:color="auto" w:fill="auto"/>
           </w:tcPr>
           <w:p>
             <w:pPr>
@@ -6939,7 +7978,24 @@
         <w:tc>
           <w:tcPr>
             <w:tcW w:w="2733" w:type="dxa"/>
-            <w:shd w:val="clear" w:color="auto" w:fill="auto"/>
+            <w:vAlign w:val="center"/>
+          </w:tcPr>
+          <w:p>
+            <w:pPr>
+              <w:pStyle w:val="a8"/>
+              <w:ind w:left="0"/>
+              <w:rPr>
+                <w:lang w:val="en-US"/>
+              </w:rPr>
+            </w:pPr>
+            <w:r>
+              <w:t>[]</w:t>
+            </w:r>
+          </w:p>
+        </w:tc>
+        <w:tc>
+          <w:tcPr>
+            <w:tcW w:w="800" w:type="dxa"/>
           </w:tcPr>
           <w:p>
             <w:pPr>
@@ -6949,31 +8005,23 @@
                 <w:rFonts w:ascii="Times New Roman" w:hAnsi="Times New Roman" w:cs="Times New Roman"/>
                 <w:sz w:val="28"/>
                 <w:szCs w:val="28"/>
-              </w:rPr>
-            </w:pPr>
-          </w:p>
-        </w:tc>
-        <w:tc>
-          <w:tcPr>
-            <w:tcW w:w="800" w:type="dxa"/>
-            <w:shd w:val="clear" w:color="auto" w:fill="auto"/>
-          </w:tcPr>
-          <w:p>
-            <w:pPr>
-              <w:pStyle w:val="a8"/>
-              <w:ind w:left="0"/>
+                <w:lang w:val="en-US"/>
+              </w:rPr>
+            </w:pPr>
+            <w:r>
               <w:rPr>
                 <w:rFonts w:ascii="Times New Roman" w:hAnsi="Times New Roman" w:cs="Times New Roman"/>
                 <w:sz w:val="28"/>
                 <w:szCs w:val="28"/>
-              </w:rPr>
-            </w:pPr>
+                <w:lang w:val="en-US"/>
+              </w:rPr>
+              <w:t>7</w:t>
+            </w:r>
           </w:p>
         </w:tc>
         <w:tc>
           <w:tcPr>
             <w:tcW w:w="985" w:type="dxa"/>
-            <w:shd w:val="clear" w:color="auto" w:fill="auto"/>
           </w:tcPr>
           <w:p>
             <w:pPr>
@@ -6990,7 +8038,6 @@
         <w:tc>
           <w:tcPr>
             <w:tcW w:w="2556" w:type="dxa"/>
-            <w:shd w:val="clear" w:color="auto" w:fill="auto"/>
           </w:tcPr>
           <w:p>
             <w:pPr>
@@ -7007,7 +8054,6 @@
         <w:tc>
           <w:tcPr>
             <w:tcW w:w="912" w:type="dxa"/>
-            <w:shd w:val="clear" w:color="auto" w:fill="auto"/>
           </w:tcPr>
           <w:p>
             <w:pPr>
@@ -7023,6 +8069,9 @@
         </w:tc>
       </w:tr>
       <w:tr>
+        <w:trPr>
+          <w:trHeight w:val="95"/>
+        </w:trPr>
         <w:tc>
           <w:tcPr>
             <w:tcW w:w="1359" w:type="dxa"/>
@@ -7039,106 +8088,446 @@
               </w:rPr>
             </w:pPr>
             <w:r>
+              <w:rPr>
+                <w:rFonts w:ascii="Times New Roman" w:eastAsia="Times New Roman" w:hAnsi="Times New Roman" w:cs="Times New Roman"/>
+                <w:sz w:val="28"/>
+                <w:szCs w:val="28"/>
+                <w:lang w:val="en-US"/>
+              </w:rPr>
+              <w:t>30</w:t>
+            </w:r>
+          </w:p>
+        </w:tc>
+        <w:tc>
+          <w:tcPr>
+            <w:tcW w:w="2733" w:type="dxa"/>
+            <w:vAlign w:val="center"/>
+          </w:tcPr>
+          <w:p>
+            <w:pPr>
+              <w:pStyle w:val="a8"/>
+              <w:ind w:left="0"/>
+              <w:rPr>
+                <w:rFonts w:ascii="Times New Roman" w:eastAsia="Times New Roman" w:hAnsi="Times New Roman" w:cs="Times New Roman"/>
+                <w:sz w:val="28"/>
+                <w:szCs w:val="28"/>
+              </w:rPr>
+            </w:pPr>
+            <w:r>
+              <w:t>()</w:t>
+            </w:r>
+          </w:p>
+        </w:tc>
+        <w:tc>
+          <w:tcPr>
+            <w:tcW w:w="800" w:type="dxa"/>
+          </w:tcPr>
+          <w:p>
+            <w:pPr>
+              <w:pStyle w:val="a8"/>
+              <w:ind w:left="0"/>
+              <w:rPr>
+                <w:rFonts w:ascii="Times New Roman" w:eastAsia="Times New Roman" w:hAnsi="Times New Roman" w:cs="Times New Roman"/>
+                <w:sz w:val="28"/>
+                <w:szCs w:val="28"/>
+                <w:lang w:val="en-US"/>
+              </w:rPr>
+            </w:pPr>
+            <w:r>
+              <w:rPr>
+                <w:rFonts w:ascii="Times New Roman" w:eastAsia="Times New Roman" w:hAnsi="Times New Roman" w:cs="Times New Roman"/>
+                <w:sz w:val="28"/>
+                <w:szCs w:val="28"/>
+                <w:lang w:val="en-US"/>
+              </w:rPr>
+              <w:t>1</w:t>
+            </w:r>
+          </w:p>
+        </w:tc>
+        <w:tc>
+          <w:tcPr>
+            <w:tcW w:w="985" w:type="dxa"/>
+          </w:tcPr>
+          <w:p>
+            <w:pPr>
+              <w:pStyle w:val="a8"/>
+              <w:ind w:left="0"/>
               <w:rPr>
                 <w:rFonts w:ascii="Times New Roman" w:eastAsia="Times New Roman" w:hAnsi="Times New Roman" w:cs="Times New Roman"/>
                 <w:b/>
                 <w:bCs/>
                 <w:sz w:val="28"/>
                 <w:szCs w:val="28"/>
-                <w:lang w:val="en-US"/>
-              </w:rPr>
-              <w:t>η</w:t>
-            </w:r>
-            <w:r>
+              </w:rPr>
+            </w:pPr>
+          </w:p>
+        </w:tc>
+        <w:tc>
+          <w:tcPr>
+            <w:tcW w:w="2556" w:type="dxa"/>
+          </w:tcPr>
+          <w:p>
+            <w:pPr>
+              <w:pStyle w:val="a8"/>
+              <w:ind w:left="0"/>
+              <w:rPr>
+                <w:rFonts w:ascii="Times New Roman" w:eastAsia="Times New Roman" w:hAnsi="Times New Roman" w:cs="Times New Roman"/>
+                <w:sz w:val="28"/>
+                <w:szCs w:val="28"/>
+              </w:rPr>
+            </w:pPr>
+          </w:p>
+        </w:tc>
+        <w:tc>
+          <w:tcPr>
+            <w:tcW w:w="912" w:type="dxa"/>
+          </w:tcPr>
+          <w:p>
+            <w:pPr>
+              <w:pStyle w:val="a8"/>
+              <w:ind w:left="0"/>
               <w:rPr>
                 <w:rFonts w:ascii="Times New Roman" w:eastAsia="Times New Roman" w:hAnsi="Times New Roman" w:cs="Times New Roman"/>
                 <w:b/>
                 <w:bCs/>
                 <w:sz w:val="28"/>
                 <w:szCs w:val="28"/>
-                <w:vertAlign w:val="subscript"/>
-                <w:lang w:val="en-US"/>
-              </w:rPr>
-              <w:t>1</w:t>
-            </w:r>
-            <w:r>
+              </w:rPr>
+            </w:pPr>
+          </w:p>
+        </w:tc>
+      </w:tr>
+      <w:tr>
+        <w:trPr>
+          <w:trHeight w:val="95"/>
+        </w:trPr>
+        <w:tc>
+          <w:tcPr>
+            <w:tcW w:w="1359" w:type="dxa"/>
+          </w:tcPr>
+          <w:p>
+            <w:pPr>
+              <w:pStyle w:val="a8"/>
+              <w:ind w:left="0"/>
+              <w:rPr>
+                <w:rFonts w:ascii="Times New Roman" w:eastAsia="Times New Roman" w:hAnsi="Times New Roman" w:cs="Times New Roman"/>
+                <w:sz w:val="28"/>
+                <w:szCs w:val="28"/>
+                <w:lang w:val="en-US"/>
+              </w:rPr>
+            </w:pPr>
+            <w:r>
+              <w:rPr>
+                <w:rFonts w:ascii="Times New Roman" w:eastAsia="Times New Roman" w:hAnsi="Times New Roman" w:cs="Times New Roman"/>
+                <w:sz w:val="28"/>
+                <w:szCs w:val="28"/>
+                <w:lang w:val="en-US"/>
+              </w:rPr>
+              <w:t>31</w:t>
+            </w:r>
+          </w:p>
+        </w:tc>
+        <w:tc>
+          <w:tcPr>
+            <w:tcW w:w="2733" w:type="dxa"/>
+            <w:vAlign w:val="center"/>
+          </w:tcPr>
+          <w:p>
+            <w:pPr>
+              <w:pStyle w:val="a8"/>
+              <w:ind w:left="0"/>
+              <w:rPr>
+                <w:rFonts w:ascii="Times New Roman" w:eastAsia="Times New Roman" w:hAnsi="Times New Roman" w:cs="Times New Roman"/>
+                <w:sz w:val="28"/>
+                <w:szCs w:val="28"/>
+              </w:rPr>
+            </w:pPr>
+            <w:r>
+              <w:t>=</w:t>
+            </w:r>
+          </w:p>
+        </w:tc>
+        <w:tc>
+          <w:tcPr>
+            <w:tcW w:w="800" w:type="dxa"/>
+          </w:tcPr>
+          <w:p>
+            <w:pPr>
+              <w:pStyle w:val="a8"/>
+              <w:ind w:left="0"/>
+              <w:rPr>
+                <w:rFonts w:ascii="Times New Roman" w:eastAsia="Times New Roman" w:hAnsi="Times New Roman" w:cs="Times New Roman"/>
+                <w:sz w:val="28"/>
+                <w:szCs w:val="28"/>
+                <w:lang w:val="en-US"/>
+              </w:rPr>
+            </w:pPr>
+            <w:r>
+              <w:rPr>
+                <w:rFonts w:ascii="Times New Roman" w:eastAsia="Times New Roman" w:hAnsi="Times New Roman" w:cs="Times New Roman"/>
+                <w:sz w:val="28"/>
+                <w:szCs w:val="28"/>
+                <w:lang w:val="en-US"/>
+              </w:rPr>
+              <w:t>4</w:t>
+            </w:r>
+          </w:p>
+        </w:tc>
+        <w:tc>
+          <w:tcPr>
+            <w:tcW w:w="985" w:type="dxa"/>
+          </w:tcPr>
+          <w:p>
+            <w:pPr>
+              <w:pStyle w:val="a8"/>
+              <w:ind w:left="0"/>
               <w:rPr>
                 <w:rFonts w:ascii="Times New Roman" w:eastAsia="Times New Roman" w:hAnsi="Times New Roman" w:cs="Times New Roman"/>
                 <w:b/>
                 <w:bCs/>
                 <w:sz w:val="28"/>
                 <w:szCs w:val="28"/>
-                <w:lang w:val="en-US"/>
-              </w:rPr>
-              <w:t xml:space="preserve"> = </w:t>
-            </w:r>
-          </w:p>
-        </w:tc>
-        <w:tc>
-          <w:tcPr>
-            <w:tcW w:w="2733" w:type="dxa"/>
-          </w:tcPr>
-          <w:p>
-            <w:pPr>
-              <w:pStyle w:val="a8"/>
-              <w:ind w:left="0"/>
-              <w:rPr>
-                <w:rFonts w:ascii="Times New Roman" w:eastAsia="Times New Roman" w:hAnsi="Times New Roman" w:cs="Times New Roman"/>
-                <w:sz w:val="28"/>
-                <w:szCs w:val="28"/>
-                <w:lang w:val="en-US"/>
-              </w:rPr>
-            </w:pPr>
-          </w:p>
-        </w:tc>
-        <w:tc>
-          <w:tcPr>
-            <w:tcW w:w="800" w:type="dxa"/>
-          </w:tcPr>
-          <w:p>
-            <w:pPr>
-              <w:pStyle w:val="a8"/>
-              <w:ind w:left="0"/>
-              <w:rPr>
-                <w:rFonts w:ascii="Times New Roman" w:eastAsia="Times New Roman" w:hAnsi="Times New Roman" w:cs="Times New Roman"/>
-                <w:sz w:val="28"/>
-                <w:szCs w:val="28"/>
-                <w:lang w:val="ru-RU"/>
-              </w:rPr>
-            </w:pPr>
-            <w:r>
+              </w:rPr>
+            </w:pPr>
+          </w:p>
+        </w:tc>
+        <w:tc>
+          <w:tcPr>
+            <w:tcW w:w="2556" w:type="dxa"/>
+          </w:tcPr>
+          <w:p>
+            <w:pPr>
+              <w:pStyle w:val="a8"/>
+              <w:ind w:left="0"/>
+              <w:rPr>
+                <w:rFonts w:ascii="Times New Roman" w:eastAsia="Times New Roman" w:hAnsi="Times New Roman" w:cs="Times New Roman"/>
+                <w:sz w:val="28"/>
+                <w:szCs w:val="28"/>
+              </w:rPr>
+            </w:pPr>
+          </w:p>
+        </w:tc>
+        <w:tc>
+          <w:tcPr>
+            <w:tcW w:w="912" w:type="dxa"/>
+          </w:tcPr>
+          <w:p>
+            <w:pPr>
+              <w:pStyle w:val="a8"/>
+              <w:ind w:left="0"/>
               <w:rPr>
                 <w:rFonts w:ascii="Times New Roman" w:eastAsia="Times New Roman" w:hAnsi="Times New Roman" w:cs="Times New Roman"/>
                 <w:b/>
                 <w:bCs/>
                 <w:sz w:val="28"/>
                 <w:szCs w:val="28"/>
-                <w:lang w:val="en-US"/>
-              </w:rPr>
-              <w:t>N</w:t>
-            </w:r>
-            <w:r>
+              </w:rPr>
+            </w:pPr>
+          </w:p>
+        </w:tc>
+      </w:tr>
+      <w:tr>
+        <w:trPr>
+          <w:trHeight w:val="95"/>
+        </w:trPr>
+        <w:tc>
+          <w:tcPr>
+            <w:tcW w:w="1359" w:type="dxa"/>
+          </w:tcPr>
+          <w:p>
+            <w:pPr>
+              <w:pStyle w:val="a8"/>
+              <w:ind w:left="0"/>
+              <w:rPr>
+                <w:rFonts w:ascii="Times New Roman" w:eastAsia="Times New Roman" w:hAnsi="Times New Roman" w:cs="Times New Roman"/>
+                <w:sz w:val="28"/>
+                <w:szCs w:val="28"/>
+                <w:lang w:val="en-US"/>
+              </w:rPr>
+            </w:pPr>
+            <w:r>
+              <w:rPr>
+                <w:rFonts w:ascii="Times New Roman" w:eastAsia="Times New Roman" w:hAnsi="Times New Roman" w:cs="Times New Roman"/>
+                <w:sz w:val="28"/>
+                <w:szCs w:val="28"/>
+                <w:lang w:val="en-US"/>
+              </w:rPr>
+              <w:t>32</w:t>
+            </w:r>
+          </w:p>
+        </w:tc>
+        <w:tc>
+          <w:tcPr>
+            <w:tcW w:w="2733" w:type="dxa"/>
+            <w:vAlign w:val="center"/>
+          </w:tcPr>
+          <w:p>
+            <w:pPr>
+              <w:pStyle w:val="a8"/>
+              <w:ind w:left="0"/>
+              <w:rPr>
+                <w:rFonts w:ascii="Times New Roman" w:eastAsia="Times New Roman" w:hAnsi="Times New Roman" w:cs="Times New Roman"/>
+                <w:sz w:val="28"/>
+                <w:szCs w:val="28"/>
+              </w:rPr>
+            </w:pPr>
+            <w:r>
+              <w:t>&lt;</w:t>
+            </w:r>
+          </w:p>
+        </w:tc>
+        <w:tc>
+          <w:tcPr>
+            <w:tcW w:w="800" w:type="dxa"/>
+          </w:tcPr>
+          <w:p>
+            <w:pPr>
+              <w:pStyle w:val="a8"/>
+              <w:ind w:left="0"/>
+              <w:rPr>
+                <w:rFonts w:ascii="Times New Roman" w:eastAsia="Times New Roman" w:hAnsi="Times New Roman" w:cs="Times New Roman"/>
+                <w:sz w:val="28"/>
+                <w:szCs w:val="28"/>
+                <w:lang w:val="en-US"/>
+              </w:rPr>
+            </w:pPr>
+            <w:r>
+              <w:rPr>
+                <w:rFonts w:ascii="Times New Roman" w:eastAsia="Times New Roman" w:hAnsi="Times New Roman" w:cs="Times New Roman"/>
+                <w:sz w:val="28"/>
+                <w:szCs w:val="28"/>
+                <w:lang w:val="en-US"/>
+              </w:rPr>
+              <w:t>4</w:t>
+            </w:r>
+          </w:p>
+        </w:tc>
+        <w:tc>
+          <w:tcPr>
+            <w:tcW w:w="985" w:type="dxa"/>
+          </w:tcPr>
+          <w:p>
+            <w:pPr>
+              <w:pStyle w:val="a8"/>
+              <w:ind w:left="0"/>
               <w:rPr>
                 <w:rFonts w:ascii="Times New Roman" w:eastAsia="Times New Roman" w:hAnsi="Times New Roman" w:cs="Times New Roman"/>
                 <w:b/>
                 <w:bCs/>
                 <w:sz w:val="28"/>
                 <w:szCs w:val="28"/>
-                <w:vertAlign w:val="subscript"/>
-                <w:lang w:val="en-US"/>
-              </w:rPr>
-              <w:t>1</w:t>
-            </w:r>
-            <w:r>
+              </w:rPr>
+            </w:pPr>
+          </w:p>
+        </w:tc>
+        <w:tc>
+          <w:tcPr>
+            <w:tcW w:w="2556" w:type="dxa"/>
+          </w:tcPr>
+          <w:p>
+            <w:pPr>
+              <w:pStyle w:val="a8"/>
+              <w:ind w:left="0"/>
+              <w:rPr>
+                <w:rFonts w:ascii="Times New Roman" w:eastAsia="Times New Roman" w:hAnsi="Times New Roman" w:cs="Times New Roman"/>
+                <w:sz w:val="28"/>
+                <w:szCs w:val="28"/>
+              </w:rPr>
+            </w:pPr>
+          </w:p>
+        </w:tc>
+        <w:tc>
+          <w:tcPr>
+            <w:tcW w:w="912" w:type="dxa"/>
+          </w:tcPr>
+          <w:p>
+            <w:pPr>
+              <w:pStyle w:val="a8"/>
+              <w:ind w:left="0"/>
               <w:rPr>
                 <w:rFonts w:ascii="Times New Roman" w:eastAsia="Times New Roman" w:hAnsi="Times New Roman" w:cs="Times New Roman"/>
                 <w:b/>
                 <w:bCs/>
                 <w:sz w:val="28"/>
                 <w:szCs w:val="28"/>
-                <w:lang w:val="en-US"/>
-              </w:rPr>
-              <w:t xml:space="preserve"> = </w:t>
+              </w:rPr>
+            </w:pPr>
+          </w:p>
+        </w:tc>
+      </w:tr>
+      <w:tr>
+        <w:trPr>
+          <w:trHeight w:val="95"/>
+        </w:trPr>
+        <w:tc>
+          <w:tcPr>
+            <w:tcW w:w="1359" w:type="dxa"/>
+          </w:tcPr>
+          <w:p>
+            <w:pPr>
+              <w:pStyle w:val="a8"/>
+              <w:ind w:left="0"/>
+              <w:rPr>
+                <w:rFonts w:ascii="Times New Roman" w:eastAsia="Times New Roman" w:hAnsi="Times New Roman" w:cs="Times New Roman"/>
+                <w:sz w:val="28"/>
+                <w:szCs w:val="28"/>
+                <w:lang w:val="en-US"/>
+              </w:rPr>
+            </w:pPr>
+            <w:r>
+              <w:rPr>
+                <w:rFonts w:ascii="Times New Roman" w:eastAsia="Times New Roman" w:hAnsi="Times New Roman" w:cs="Times New Roman"/>
+                <w:sz w:val="28"/>
+                <w:szCs w:val="28"/>
+                <w:lang w:val="en-US"/>
+              </w:rPr>
+              <w:t>33</w:t>
+            </w:r>
+          </w:p>
+        </w:tc>
+        <w:tc>
+          <w:tcPr>
+            <w:tcW w:w="2733" w:type="dxa"/>
+            <w:vAlign w:val="center"/>
+          </w:tcPr>
+          <w:p>
+            <w:pPr>
+              <w:pStyle w:val="a8"/>
+              <w:ind w:left="0"/>
+              <w:rPr>
+                <w:rFonts w:ascii="Times New Roman" w:eastAsia="Times New Roman" w:hAnsi="Times New Roman" w:cs="Times New Roman"/>
+                <w:sz w:val="28"/>
+                <w:szCs w:val="28"/>
+              </w:rPr>
+            </w:pPr>
+            <w:r>
+              <w:t>&gt;</w:t>
+            </w:r>
+          </w:p>
+        </w:tc>
+        <w:tc>
+          <w:tcPr>
+            <w:tcW w:w="800" w:type="dxa"/>
+          </w:tcPr>
+          <w:p>
+            <w:pPr>
+              <w:pStyle w:val="a8"/>
+              <w:ind w:left="0"/>
+              <w:rPr>
+                <w:rFonts w:ascii="Times New Roman" w:eastAsia="Times New Roman" w:hAnsi="Times New Roman" w:cs="Times New Roman"/>
+                <w:sz w:val="28"/>
+                <w:szCs w:val="28"/>
+                <w:lang w:val="en-US"/>
+              </w:rPr>
+            </w:pPr>
+            <w:r>
+              <w:rPr>
+                <w:rFonts w:ascii="Times New Roman" w:eastAsia="Times New Roman" w:hAnsi="Times New Roman" w:cs="Times New Roman"/>
+                <w:sz w:val="28"/>
+                <w:szCs w:val="28"/>
+                <w:lang w:val="en-US"/>
+              </w:rPr>
+              <w:t>3</w:t>
             </w:r>
           </w:p>
         </w:tc>
@@ -7150,47 +8539,143 @@
             <w:pPr>
               <w:pStyle w:val="a8"/>
               <w:ind w:left="0"/>
-              <w:rPr>
-                <w:rFonts w:ascii="Times New Roman" w:eastAsia="Times New Roman" w:hAnsi="Times New Roman" w:cs="Times New Roman"/>
-                <w:sz w:val="28"/>
-                <w:szCs w:val="28"/>
-                <w:lang w:val="ru-RU"/>
-              </w:rPr>
-            </w:pPr>
-            <w:r>
               <w:rPr>
                 <w:rFonts w:ascii="Times New Roman" w:eastAsia="Times New Roman" w:hAnsi="Times New Roman" w:cs="Times New Roman"/>
                 <w:b/>
                 <w:bCs/>
                 <w:sz w:val="28"/>
                 <w:szCs w:val="28"/>
-                <w:lang w:val="en-US"/>
-              </w:rPr>
-              <w:t>η</w:t>
-            </w:r>
-            <w:r>
+              </w:rPr>
+            </w:pPr>
+          </w:p>
+        </w:tc>
+        <w:tc>
+          <w:tcPr>
+            <w:tcW w:w="2556" w:type="dxa"/>
+          </w:tcPr>
+          <w:p>
+            <w:pPr>
+              <w:pStyle w:val="a8"/>
+              <w:ind w:left="0"/>
+              <w:rPr>
+                <w:rFonts w:ascii="Times New Roman" w:eastAsia="Times New Roman" w:hAnsi="Times New Roman" w:cs="Times New Roman"/>
+                <w:sz w:val="28"/>
+                <w:szCs w:val="28"/>
+              </w:rPr>
+            </w:pPr>
+          </w:p>
+        </w:tc>
+        <w:tc>
+          <w:tcPr>
+            <w:tcW w:w="912" w:type="dxa"/>
+          </w:tcPr>
+          <w:p>
+            <w:pPr>
+              <w:pStyle w:val="a8"/>
+              <w:ind w:left="0"/>
               <w:rPr>
                 <w:rFonts w:ascii="Times New Roman" w:eastAsia="Times New Roman" w:hAnsi="Times New Roman" w:cs="Times New Roman"/>
                 <w:b/>
                 <w:bCs/>
                 <w:sz w:val="28"/>
                 <w:szCs w:val="28"/>
-                <w:vertAlign w:val="subscript"/>
-                <w:lang w:val="en-US"/>
-              </w:rPr>
-              <w:t>2</w:t>
-            </w:r>
-            <w:r>
+              </w:rPr>
+            </w:pPr>
+          </w:p>
+        </w:tc>
+      </w:tr>
+      <w:tr>
+        <w:trPr>
+          <w:trHeight w:val="95"/>
+        </w:trPr>
+        <w:tc>
+          <w:tcPr>
+            <w:tcW w:w="1359" w:type="dxa"/>
+          </w:tcPr>
+          <w:p>
+            <w:pPr>
+              <w:pStyle w:val="a8"/>
+              <w:ind w:left="0"/>
+              <w:rPr>
+                <w:rFonts w:ascii="Times New Roman" w:eastAsia="Times New Roman" w:hAnsi="Times New Roman" w:cs="Times New Roman"/>
+                <w:sz w:val="28"/>
+                <w:szCs w:val="28"/>
+                <w:lang w:val="en-US"/>
+              </w:rPr>
+            </w:pPr>
+            <w:r>
+              <w:rPr>
+                <w:rFonts w:ascii="Times New Roman" w:eastAsia="Times New Roman" w:hAnsi="Times New Roman" w:cs="Times New Roman"/>
+                <w:sz w:val="28"/>
+                <w:szCs w:val="28"/>
+                <w:lang w:val="en-US"/>
+              </w:rPr>
+              <w:t>34</w:t>
+            </w:r>
+          </w:p>
+        </w:tc>
+        <w:tc>
+          <w:tcPr>
+            <w:tcW w:w="2733" w:type="dxa"/>
+            <w:vAlign w:val="center"/>
+          </w:tcPr>
+          <w:p>
+            <w:pPr>
+              <w:pStyle w:val="a8"/>
+              <w:ind w:left="0"/>
+              <w:rPr>
+                <w:rFonts w:ascii="Times New Roman" w:eastAsia="Times New Roman" w:hAnsi="Times New Roman" w:cs="Times New Roman"/>
+                <w:sz w:val="28"/>
+                <w:szCs w:val="28"/>
+              </w:rPr>
+            </w:pPr>
+            <w:r>
+              <w:t>+</w:t>
+            </w:r>
+          </w:p>
+        </w:tc>
+        <w:tc>
+          <w:tcPr>
+            <w:tcW w:w="800" w:type="dxa"/>
+          </w:tcPr>
+          <w:p>
+            <w:pPr>
+              <w:pStyle w:val="a8"/>
+              <w:ind w:left="0"/>
+              <w:rPr>
+                <w:rFonts w:ascii="Times New Roman" w:eastAsia="Times New Roman" w:hAnsi="Times New Roman" w:cs="Times New Roman"/>
+                <w:sz w:val="28"/>
+                <w:szCs w:val="28"/>
+                <w:lang w:val="en-US"/>
+              </w:rPr>
+            </w:pPr>
+            <w:r>
+              <w:rPr>
+                <w:rFonts w:ascii="Times New Roman" w:eastAsia="Times New Roman" w:hAnsi="Times New Roman" w:cs="Times New Roman"/>
+                <w:sz w:val="28"/>
+                <w:szCs w:val="28"/>
+                <w:lang w:val="en-US"/>
+              </w:rPr>
+              <w:t>7</w:t>
+            </w:r>
+          </w:p>
+        </w:tc>
+        <w:tc>
+          <w:tcPr>
+            <w:tcW w:w="985" w:type="dxa"/>
+          </w:tcPr>
+          <w:p>
+            <w:pPr>
+              <w:pStyle w:val="a8"/>
+              <w:ind w:left="0"/>
               <w:rPr>
                 <w:rFonts w:ascii="Times New Roman" w:eastAsia="Times New Roman" w:hAnsi="Times New Roman" w:cs="Times New Roman"/>
                 <w:b/>
                 <w:bCs/>
                 <w:sz w:val="28"/>
                 <w:szCs w:val="28"/>
-                <w:lang w:val="en-US"/>
-              </w:rPr>
-              <w:t xml:space="preserve"> = </w:t>
-            </w:r>
+              </w:rPr>
+            </w:pPr>
           </w:p>
         </w:tc>
         <w:tc>
@@ -7205,7 +8690,6 @@
                 <w:rFonts w:ascii="Times New Roman" w:eastAsia="Times New Roman" w:hAnsi="Times New Roman" w:cs="Times New Roman"/>
                 <w:sz w:val="28"/>
                 <w:szCs w:val="28"/>
-                <w:lang w:val="en-US"/>
               </w:rPr>
             </w:pPr>
           </w:p>
@@ -7218,54 +8702,1306 @@
             <w:pPr>
               <w:pStyle w:val="a8"/>
               <w:ind w:left="0"/>
-              <w:rPr>
-                <w:rFonts w:ascii="Times New Roman" w:eastAsia="Times New Roman" w:hAnsi="Times New Roman" w:cs="Times New Roman"/>
-                <w:sz w:val="28"/>
-                <w:szCs w:val="28"/>
-                <w:lang w:val="en-US"/>
-              </w:rPr>
-            </w:pPr>
-            <w:r>
               <w:rPr>
                 <w:rFonts w:ascii="Times New Roman" w:eastAsia="Times New Roman" w:hAnsi="Times New Roman" w:cs="Times New Roman"/>
                 <w:b/>
                 <w:bCs/>
                 <w:sz w:val="28"/>
                 <w:szCs w:val="28"/>
-                <w:lang w:val="en-US"/>
-              </w:rPr>
-              <w:t>N</w:t>
-            </w:r>
-            <w:r>
+              </w:rPr>
+            </w:pPr>
+          </w:p>
+        </w:tc>
+      </w:tr>
+      <w:tr>
+        <w:trPr>
+          <w:trHeight w:val="95"/>
+        </w:trPr>
+        <w:tc>
+          <w:tcPr>
+            <w:tcW w:w="1359" w:type="dxa"/>
+          </w:tcPr>
+          <w:p>
+            <w:pPr>
+              <w:pStyle w:val="a8"/>
+              <w:ind w:left="0"/>
+              <w:rPr>
+                <w:rFonts w:ascii="Times New Roman" w:eastAsia="Times New Roman" w:hAnsi="Times New Roman" w:cs="Times New Roman"/>
+                <w:sz w:val="28"/>
+                <w:szCs w:val="28"/>
+                <w:lang w:val="en-US"/>
+              </w:rPr>
+            </w:pPr>
+            <w:r>
+              <w:rPr>
+                <w:rFonts w:ascii="Times New Roman" w:eastAsia="Times New Roman" w:hAnsi="Times New Roman" w:cs="Times New Roman"/>
+                <w:sz w:val="28"/>
+                <w:szCs w:val="28"/>
+                <w:lang w:val="en-US"/>
+              </w:rPr>
+              <w:t>35</w:t>
+            </w:r>
+          </w:p>
+        </w:tc>
+        <w:tc>
+          <w:tcPr>
+            <w:tcW w:w="2733" w:type="dxa"/>
+            <w:vAlign w:val="center"/>
+          </w:tcPr>
+          <w:p>
+            <w:pPr>
+              <w:pStyle w:val="a8"/>
+              <w:ind w:left="0"/>
+              <w:rPr>
+                <w:rFonts w:ascii="Times New Roman" w:eastAsia="Times New Roman" w:hAnsi="Times New Roman" w:cs="Times New Roman"/>
+                <w:sz w:val="28"/>
+                <w:szCs w:val="28"/>
+              </w:rPr>
+            </w:pPr>
+            <w:r>
+              <w:t>-</w:t>
+            </w:r>
+          </w:p>
+        </w:tc>
+        <w:tc>
+          <w:tcPr>
+            <w:tcW w:w="800" w:type="dxa"/>
+          </w:tcPr>
+          <w:p>
+            <w:pPr>
+              <w:pStyle w:val="a8"/>
+              <w:ind w:left="0"/>
+              <w:rPr>
+                <w:rFonts w:ascii="Times New Roman" w:eastAsia="Times New Roman" w:hAnsi="Times New Roman" w:cs="Times New Roman"/>
+                <w:sz w:val="28"/>
+                <w:szCs w:val="28"/>
+                <w:lang w:val="en-US"/>
+              </w:rPr>
+            </w:pPr>
+            <w:r>
+              <w:rPr>
+                <w:rFonts w:ascii="Times New Roman" w:eastAsia="Times New Roman" w:hAnsi="Times New Roman" w:cs="Times New Roman"/>
+                <w:sz w:val="28"/>
+                <w:szCs w:val="28"/>
+                <w:lang w:val="en-US"/>
+              </w:rPr>
+              <w:t>9</w:t>
+            </w:r>
+          </w:p>
+        </w:tc>
+        <w:tc>
+          <w:tcPr>
+            <w:tcW w:w="985" w:type="dxa"/>
+          </w:tcPr>
+          <w:p>
+            <w:pPr>
+              <w:pStyle w:val="a8"/>
+              <w:ind w:left="0"/>
               <w:rPr>
                 <w:rFonts w:ascii="Times New Roman" w:eastAsia="Times New Roman" w:hAnsi="Times New Roman" w:cs="Times New Roman"/>
                 <w:b/>
                 <w:bCs/>
                 <w:sz w:val="28"/>
                 <w:szCs w:val="28"/>
-                <w:vertAlign w:val="subscript"/>
-                <w:lang w:val="en-US"/>
-              </w:rPr>
-              <w:t>2</w:t>
-            </w:r>
-            <w:r>
+              </w:rPr>
+            </w:pPr>
+          </w:p>
+        </w:tc>
+        <w:tc>
+          <w:tcPr>
+            <w:tcW w:w="2556" w:type="dxa"/>
+          </w:tcPr>
+          <w:p>
+            <w:pPr>
+              <w:pStyle w:val="a8"/>
+              <w:ind w:left="0"/>
+              <w:rPr>
+                <w:rFonts w:ascii="Times New Roman" w:eastAsia="Times New Roman" w:hAnsi="Times New Roman" w:cs="Times New Roman"/>
+                <w:sz w:val="28"/>
+                <w:szCs w:val="28"/>
+              </w:rPr>
+            </w:pPr>
+          </w:p>
+        </w:tc>
+        <w:tc>
+          <w:tcPr>
+            <w:tcW w:w="912" w:type="dxa"/>
+          </w:tcPr>
+          <w:p>
+            <w:pPr>
+              <w:pStyle w:val="a8"/>
+              <w:ind w:left="0"/>
               <w:rPr>
                 <w:rFonts w:ascii="Times New Roman" w:eastAsia="Times New Roman" w:hAnsi="Times New Roman" w:cs="Times New Roman"/>
                 <w:b/>
                 <w:bCs/>
                 <w:sz w:val="28"/>
                 <w:szCs w:val="28"/>
-                <w:lang w:val="en-US"/>
-              </w:rPr>
-              <w:t xml:space="preserve"> =</w:t>
-            </w:r>
-            <w:r>
+              </w:rPr>
+            </w:pPr>
+          </w:p>
+        </w:tc>
+      </w:tr>
+      <w:tr>
+        <w:trPr>
+          <w:trHeight w:val="95"/>
+        </w:trPr>
+        <w:tc>
+          <w:tcPr>
+            <w:tcW w:w="1359" w:type="dxa"/>
+          </w:tcPr>
+          <w:p>
+            <w:pPr>
+              <w:pStyle w:val="a8"/>
+              <w:ind w:left="0"/>
+              <w:rPr>
+                <w:rFonts w:ascii="Times New Roman" w:eastAsia="Times New Roman" w:hAnsi="Times New Roman" w:cs="Times New Roman"/>
+                <w:sz w:val="28"/>
+                <w:szCs w:val="28"/>
+                <w:lang w:val="en-US"/>
+              </w:rPr>
+            </w:pPr>
+            <w:r>
+              <w:rPr>
+                <w:rFonts w:ascii="Times New Roman" w:eastAsia="Times New Roman" w:hAnsi="Times New Roman" w:cs="Times New Roman"/>
+                <w:sz w:val="28"/>
+                <w:szCs w:val="28"/>
+                <w:lang w:val="en-US"/>
+              </w:rPr>
+              <w:t>36</w:t>
+            </w:r>
+          </w:p>
+        </w:tc>
+        <w:tc>
+          <w:tcPr>
+            <w:tcW w:w="2733" w:type="dxa"/>
+            <w:vAlign w:val="center"/>
+          </w:tcPr>
+          <w:p>
+            <w:pPr>
+              <w:pStyle w:val="a8"/>
+              <w:ind w:left="0"/>
+              <w:rPr>
+                <w:rFonts w:ascii="Times New Roman" w:eastAsia="Times New Roman" w:hAnsi="Times New Roman" w:cs="Times New Roman"/>
+                <w:sz w:val="28"/>
+                <w:szCs w:val="28"/>
+              </w:rPr>
+            </w:pPr>
+            <w:r>
+              <w:t>*</w:t>
+            </w:r>
+          </w:p>
+        </w:tc>
+        <w:tc>
+          <w:tcPr>
+            <w:tcW w:w="800" w:type="dxa"/>
+          </w:tcPr>
+          <w:p>
+            <w:pPr>
+              <w:pStyle w:val="a8"/>
+              <w:ind w:left="0"/>
+              <w:rPr>
+                <w:rFonts w:ascii="Times New Roman" w:eastAsia="Times New Roman" w:hAnsi="Times New Roman" w:cs="Times New Roman"/>
+                <w:sz w:val="28"/>
+                <w:szCs w:val="28"/>
+                <w:lang w:val="en-US"/>
+              </w:rPr>
+            </w:pPr>
+            <w:r>
+              <w:rPr>
+                <w:rFonts w:ascii="Times New Roman" w:eastAsia="Times New Roman" w:hAnsi="Times New Roman" w:cs="Times New Roman"/>
+                <w:sz w:val="28"/>
+                <w:szCs w:val="28"/>
+                <w:lang w:val="en-US"/>
+              </w:rPr>
+              <w:t>1</w:t>
+            </w:r>
+          </w:p>
+        </w:tc>
+        <w:tc>
+          <w:tcPr>
+            <w:tcW w:w="985" w:type="dxa"/>
+          </w:tcPr>
+          <w:p>
+            <w:pPr>
+              <w:pStyle w:val="a8"/>
+              <w:ind w:left="0"/>
               <w:rPr>
                 <w:rFonts w:ascii="Times New Roman" w:eastAsia="Times New Roman" w:hAnsi="Times New Roman" w:cs="Times New Roman"/>
                 <w:b/>
                 <w:bCs/>
                 <w:sz w:val="28"/>
                 <w:szCs w:val="28"/>
+              </w:rPr>
+            </w:pPr>
+          </w:p>
+        </w:tc>
+        <w:tc>
+          <w:tcPr>
+            <w:tcW w:w="2556" w:type="dxa"/>
+          </w:tcPr>
+          <w:p>
+            <w:pPr>
+              <w:pStyle w:val="a8"/>
+              <w:ind w:left="0"/>
+              <w:rPr>
+                <w:rFonts w:ascii="Times New Roman" w:eastAsia="Times New Roman" w:hAnsi="Times New Roman" w:cs="Times New Roman"/>
+                <w:sz w:val="28"/>
+                <w:szCs w:val="28"/>
+              </w:rPr>
+            </w:pPr>
+          </w:p>
+        </w:tc>
+        <w:tc>
+          <w:tcPr>
+            <w:tcW w:w="912" w:type="dxa"/>
+          </w:tcPr>
+          <w:p>
+            <w:pPr>
+              <w:pStyle w:val="a8"/>
+              <w:ind w:left="0"/>
+              <w:rPr>
+                <w:rFonts w:ascii="Times New Roman" w:eastAsia="Times New Roman" w:hAnsi="Times New Roman" w:cs="Times New Roman"/>
+                <w:b/>
+                <w:bCs/>
+                <w:sz w:val="28"/>
+                <w:szCs w:val="28"/>
+              </w:rPr>
+            </w:pPr>
+          </w:p>
+        </w:tc>
+      </w:tr>
+      <w:tr>
+        <w:trPr>
+          <w:trHeight w:val="95"/>
+        </w:trPr>
+        <w:tc>
+          <w:tcPr>
+            <w:tcW w:w="1359" w:type="dxa"/>
+          </w:tcPr>
+          <w:p>
+            <w:pPr>
+              <w:pStyle w:val="a8"/>
+              <w:ind w:left="0"/>
+              <w:rPr>
+                <w:rFonts w:ascii="Times New Roman" w:eastAsia="Times New Roman" w:hAnsi="Times New Roman" w:cs="Times New Roman"/>
+                <w:sz w:val="28"/>
+                <w:szCs w:val="28"/>
+                <w:lang w:val="en-US"/>
+              </w:rPr>
+            </w:pPr>
+            <w:r>
+              <w:rPr>
+                <w:rFonts w:ascii="Times New Roman" w:eastAsia="Times New Roman" w:hAnsi="Times New Roman" w:cs="Times New Roman"/>
+                <w:sz w:val="28"/>
+                <w:szCs w:val="28"/>
+                <w:lang w:val="en-US"/>
+              </w:rPr>
+              <w:t>37</w:t>
+            </w:r>
+          </w:p>
+        </w:tc>
+        <w:tc>
+          <w:tcPr>
+            <w:tcW w:w="2733" w:type="dxa"/>
+            <w:vAlign w:val="center"/>
+          </w:tcPr>
+          <w:p>
+            <w:pPr>
+              <w:pStyle w:val="a8"/>
+              <w:ind w:left="0"/>
+              <w:rPr>
+                <w:rFonts w:ascii="Times New Roman" w:eastAsia="Times New Roman" w:hAnsi="Times New Roman" w:cs="Times New Roman"/>
+                <w:sz w:val="28"/>
+                <w:szCs w:val="28"/>
+              </w:rPr>
+            </w:pPr>
+            <w:r>
+              <w:t>%</w:t>
+            </w:r>
+          </w:p>
+        </w:tc>
+        <w:tc>
+          <w:tcPr>
+            <w:tcW w:w="800" w:type="dxa"/>
+          </w:tcPr>
+          <w:p>
+            <w:pPr>
+              <w:pStyle w:val="a8"/>
+              <w:ind w:left="0"/>
+              <w:rPr>
+                <w:rFonts w:ascii="Times New Roman" w:eastAsia="Times New Roman" w:hAnsi="Times New Roman" w:cs="Times New Roman"/>
+                <w:sz w:val="28"/>
+                <w:szCs w:val="28"/>
+                <w:lang w:val="en-US"/>
+              </w:rPr>
+            </w:pPr>
+            <w:r>
+              <w:rPr>
+                <w:rFonts w:ascii="Times New Roman" w:eastAsia="Times New Roman" w:hAnsi="Times New Roman" w:cs="Times New Roman"/>
+                <w:sz w:val="28"/>
+                <w:szCs w:val="28"/>
+                <w:lang w:val="en-US"/>
+              </w:rPr>
+              <w:t>1</w:t>
+            </w:r>
+          </w:p>
+        </w:tc>
+        <w:tc>
+          <w:tcPr>
+            <w:tcW w:w="985" w:type="dxa"/>
+          </w:tcPr>
+          <w:p>
+            <w:pPr>
+              <w:pStyle w:val="a8"/>
+              <w:ind w:left="0"/>
+              <w:rPr>
+                <w:rFonts w:ascii="Times New Roman" w:eastAsia="Times New Roman" w:hAnsi="Times New Roman" w:cs="Times New Roman"/>
+                <w:b/>
+                <w:bCs/>
+                <w:sz w:val="28"/>
+                <w:szCs w:val="28"/>
+              </w:rPr>
+            </w:pPr>
+          </w:p>
+        </w:tc>
+        <w:tc>
+          <w:tcPr>
+            <w:tcW w:w="2556" w:type="dxa"/>
+          </w:tcPr>
+          <w:p>
+            <w:pPr>
+              <w:pStyle w:val="a8"/>
+              <w:ind w:left="0"/>
+              <w:rPr>
+                <w:rFonts w:ascii="Times New Roman" w:eastAsia="Times New Roman" w:hAnsi="Times New Roman" w:cs="Times New Roman"/>
+                <w:sz w:val="28"/>
+                <w:szCs w:val="28"/>
+              </w:rPr>
+            </w:pPr>
+          </w:p>
+        </w:tc>
+        <w:tc>
+          <w:tcPr>
+            <w:tcW w:w="912" w:type="dxa"/>
+          </w:tcPr>
+          <w:p>
+            <w:pPr>
+              <w:pStyle w:val="a8"/>
+              <w:ind w:left="0"/>
+              <w:rPr>
+                <w:rFonts w:ascii="Times New Roman" w:eastAsia="Times New Roman" w:hAnsi="Times New Roman" w:cs="Times New Roman"/>
+                <w:b/>
+                <w:bCs/>
+                <w:sz w:val="28"/>
+                <w:szCs w:val="28"/>
+              </w:rPr>
+            </w:pPr>
+          </w:p>
+        </w:tc>
+      </w:tr>
+      <w:tr>
+        <w:trPr>
+          <w:trHeight w:val="95"/>
+        </w:trPr>
+        <w:tc>
+          <w:tcPr>
+            <w:tcW w:w="1359" w:type="dxa"/>
+          </w:tcPr>
+          <w:p>
+            <w:pPr>
+              <w:pStyle w:val="a8"/>
+              <w:ind w:left="0"/>
+              <w:rPr>
+                <w:rFonts w:ascii="Times New Roman" w:eastAsia="Times New Roman" w:hAnsi="Times New Roman" w:cs="Times New Roman"/>
+                <w:sz w:val="28"/>
+                <w:szCs w:val="28"/>
+                <w:lang w:val="en-US"/>
+              </w:rPr>
+            </w:pPr>
+            <w:r>
+              <w:rPr>
+                <w:rFonts w:ascii="Times New Roman" w:eastAsia="Times New Roman" w:hAnsi="Times New Roman" w:cs="Times New Roman"/>
+                <w:sz w:val="28"/>
+                <w:szCs w:val="28"/>
+                <w:lang w:val="en-US"/>
+              </w:rPr>
+              <w:t>38</w:t>
+            </w:r>
+          </w:p>
+        </w:tc>
+        <w:tc>
+          <w:tcPr>
+            <w:tcW w:w="2733" w:type="dxa"/>
+            <w:vAlign w:val="center"/>
+          </w:tcPr>
+          <w:p>
+            <w:pPr>
+              <w:pStyle w:val="a8"/>
+              <w:ind w:left="0"/>
+              <w:rPr>
+                <w:rFonts w:ascii="Times New Roman" w:eastAsia="Times New Roman" w:hAnsi="Times New Roman" w:cs="Times New Roman"/>
+                <w:sz w:val="28"/>
+                <w:szCs w:val="28"/>
+              </w:rPr>
+            </w:pPr>
+            <w:r>
+              <w:t>&amp;&amp;</w:t>
+            </w:r>
+          </w:p>
+        </w:tc>
+        <w:tc>
+          <w:tcPr>
+            <w:tcW w:w="800" w:type="dxa"/>
+          </w:tcPr>
+          <w:p>
+            <w:pPr>
+              <w:pStyle w:val="a8"/>
+              <w:ind w:left="0"/>
+              <w:rPr>
+                <w:rFonts w:ascii="Times New Roman" w:eastAsia="Times New Roman" w:hAnsi="Times New Roman" w:cs="Times New Roman"/>
+                <w:sz w:val="28"/>
+                <w:szCs w:val="28"/>
+                <w:lang w:val="en-US"/>
+              </w:rPr>
+            </w:pPr>
+            <w:r>
+              <w:rPr>
+                <w:rFonts w:ascii="Times New Roman" w:eastAsia="Times New Roman" w:hAnsi="Times New Roman" w:cs="Times New Roman"/>
+                <w:sz w:val="28"/>
+                <w:szCs w:val="28"/>
+                <w:lang w:val="en-US"/>
+              </w:rPr>
+              <w:t>5</w:t>
+            </w:r>
+          </w:p>
+        </w:tc>
+        <w:tc>
+          <w:tcPr>
+            <w:tcW w:w="985" w:type="dxa"/>
+          </w:tcPr>
+          <w:p>
+            <w:pPr>
+              <w:pStyle w:val="a8"/>
+              <w:ind w:left="0"/>
+              <w:rPr>
+                <w:rFonts w:ascii="Times New Roman" w:eastAsia="Times New Roman" w:hAnsi="Times New Roman" w:cs="Times New Roman"/>
+                <w:b/>
+                <w:bCs/>
+                <w:sz w:val="28"/>
+                <w:szCs w:val="28"/>
+              </w:rPr>
+            </w:pPr>
+          </w:p>
+        </w:tc>
+        <w:tc>
+          <w:tcPr>
+            <w:tcW w:w="2556" w:type="dxa"/>
+          </w:tcPr>
+          <w:p>
+            <w:pPr>
+              <w:pStyle w:val="a8"/>
+              <w:ind w:left="0"/>
+              <w:rPr>
+                <w:rFonts w:ascii="Times New Roman" w:eastAsia="Times New Roman" w:hAnsi="Times New Roman" w:cs="Times New Roman"/>
+                <w:sz w:val="28"/>
+                <w:szCs w:val="28"/>
+              </w:rPr>
+            </w:pPr>
+          </w:p>
+        </w:tc>
+        <w:tc>
+          <w:tcPr>
+            <w:tcW w:w="912" w:type="dxa"/>
+          </w:tcPr>
+          <w:p>
+            <w:pPr>
+              <w:pStyle w:val="a8"/>
+              <w:ind w:left="0"/>
+              <w:rPr>
+                <w:rFonts w:ascii="Times New Roman" w:eastAsia="Times New Roman" w:hAnsi="Times New Roman" w:cs="Times New Roman"/>
+                <w:b/>
+                <w:bCs/>
+                <w:sz w:val="28"/>
+                <w:szCs w:val="28"/>
+              </w:rPr>
+            </w:pPr>
+          </w:p>
+        </w:tc>
+      </w:tr>
+      <w:tr>
+        <w:trPr>
+          <w:trHeight w:val="95"/>
+        </w:trPr>
+        <w:tc>
+          <w:tcPr>
+            <w:tcW w:w="1359" w:type="dxa"/>
+          </w:tcPr>
+          <w:p>
+            <w:pPr>
+              <w:pStyle w:val="a8"/>
+              <w:ind w:left="0"/>
+              <w:rPr>
+                <w:rFonts w:ascii="Times New Roman" w:eastAsia="Times New Roman" w:hAnsi="Times New Roman" w:cs="Times New Roman"/>
+                <w:sz w:val="28"/>
+                <w:szCs w:val="28"/>
+                <w:lang w:val="en-US"/>
+              </w:rPr>
+            </w:pPr>
+            <w:r>
+              <w:rPr>
+                <w:rFonts w:ascii="Times New Roman" w:eastAsia="Times New Roman" w:hAnsi="Times New Roman" w:cs="Times New Roman"/>
+                <w:sz w:val="28"/>
+                <w:szCs w:val="28"/>
+                <w:lang w:val="en-US"/>
+              </w:rPr>
+              <w:lastRenderedPageBreak/>
+              <w:t>39</w:t>
+            </w:r>
+          </w:p>
+        </w:tc>
+        <w:tc>
+          <w:tcPr>
+            <w:tcW w:w="2733" w:type="dxa"/>
+            <w:vAlign w:val="center"/>
+          </w:tcPr>
+          <w:p>
+            <w:pPr>
+              <w:pStyle w:val="a8"/>
+              <w:ind w:left="0"/>
+              <w:rPr>
+                <w:rFonts w:ascii="Times New Roman" w:eastAsia="Times New Roman" w:hAnsi="Times New Roman" w:cs="Times New Roman"/>
+                <w:sz w:val="28"/>
+                <w:szCs w:val="28"/>
+              </w:rPr>
+            </w:pPr>
+            <w:r>
+              <w:t>||</w:t>
+            </w:r>
+          </w:p>
+        </w:tc>
+        <w:tc>
+          <w:tcPr>
+            <w:tcW w:w="800" w:type="dxa"/>
+          </w:tcPr>
+          <w:p>
+            <w:pPr>
+              <w:pStyle w:val="a8"/>
+              <w:ind w:left="0"/>
+              <w:rPr>
+                <w:rFonts w:ascii="Times New Roman" w:eastAsia="Times New Roman" w:hAnsi="Times New Roman" w:cs="Times New Roman"/>
+                <w:sz w:val="28"/>
+                <w:szCs w:val="28"/>
+                <w:lang w:val="en-US"/>
+              </w:rPr>
+            </w:pPr>
+            <w:r>
+              <w:rPr>
+                <w:rFonts w:ascii="Times New Roman" w:eastAsia="Times New Roman" w:hAnsi="Times New Roman" w:cs="Times New Roman"/>
+                <w:sz w:val="28"/>
+                <w:szCs w:val="28"/>
+                <w:lang w:val="en-US"/>
+              </w:rPr>
+              <w:t>4</w:t>
+            </w:r>
+          </w:p>
+        </w:tc>
+        <w:tc>
+          <w:tcPr>
+            <w:tcW w:w="985" w:type="dxa"/>
+          </w:tcPr>
+          <w:p>
+            <w:pPr>
+              <w:pStyle w:val="a8"/>
+              <w:ind w:left="0"/>
+              <w:rPr>
+                <w:rFonts w:ascii="Times New Roman" w:eastAsia="Times New Roman" w:hAnsi="Times New Roman" w:cs="Times New Roman"/>
+                <w:b/>
+                <w:bCs/>
+                <w:sz w:val="28"/>
+                <w:szCs w:val="28"/>
+              </w:rPr>
+            </w:pPr>
+          </w:p>
+        </w:tc>
+        <w:tc>
+          <w:tcPr>
+            <w:tcW w:w="2556" w:type="dxa"/>
+          </w:tcPr>
+          <w:p>
+            <w:pPr>
+              <w:pStyle w:val="a8"/>
+              <w:ind w:left="0"/>
+              <w:rPr>
+                <w:rFonts w:ascii="Times New Roman" w:eastAsia="Times New Roman" w:hAnsi="Times New Roman" w:cs="Times New Roman"/>
+                <w:sz w:val="28"/>
+                <w:szCs w:val="28"/>
+              </w:rPr>
+            </w:pPr>
+          </w:p>
+        </w:tc>
+        <w:tc>
+          <w:tcPr>
+            <w:tcW w:w="912" w:type="dxa"/>
+          </w:tcPr>
+          <w:p>
+            <w:pPr>
+              <w:pStyle w:val="a8"/>
+              <w:ind w:left="0"/>
+              <w:rPr>
+                <w:rFonts w:ascii="Times New Roman" w:eastAsia="Times New Roman" w:hAnsi="Times New Roman" w:cs="Times New Roman"/>
+                <w:b/>
+                <w:bCs/>
+                <w:sz w:val="28"/>
+                <w:szCs w:val="28"/>
+              </w:rPr>
+            </w:pPr>
+          </w:p>
+        </w:tc>
+      </w:tr>
+      <w:tr>
+        <w:trPr>
+          <w:trHeight w:val="95"/>
+        </w:trPr>
+        <w:tc>
+          <w:tcPr>
+            <w:tcW w:w="1359" w:type="dxa"/>
+          </w:tcPr>
+          <w:p>
+            <w:pPr>
+              <w:pStyle w:val="a8"/>
+              <w:ind w:left="0"/>
+              <w:rPr>
+                <w:rFonts w:ascii="Times New Roman" w:eastAsia="Times New Roman" w:hAnsi="Times New Roman" w:cs="Times New Roman"/>
+                <w:sz w:val="28"/>
+                <w:szCs w:val="28"/>
+                <w:lang w:val="en-US"/>
+              </w:rPr>
+            </w:pPr>
+            <w:r>
+              <w:rPr>
+                <w:rFonts w:ascii="Times New Roman" w:eastAsia="Times New Roman" w:hAnsi="Times New Roman" w:cs="Times New Roman"/>
+                <w:sz w:val="28"/>
+                <w:szCs w:val="28"/>
+                <w:lang w:val="en-US"/>
+              </w:rPr>
+              <w:t>40</w:t>
+            </w:r>
+          </w:p>
+        </w:tc>
+        <w:tc>
+          <w:tcPr>
+            <w:tcW w:w="2733" w:type="dxa"/>
+            <w:vAlign w:val="center"/>
+          </w:tcPr>
+          <w:p>
+            <w:pPr>
+              <w:pStyle w:val="a8"/>
+              <w:ind w:left="0"/>
+              <w:rPr>
+                <w:rFonts w:ascii="Times New Roman" w:eastAsia="Times New Roman" w:hAnsi="Times New Roman" w:cs="Times New Roman"/>
+                <w:sz w:val="28"/>
+                <w:szCs w:val="28"/>
+              </w:rPr>
+            </w:pPr>
+            <w:r>
+              <w:t>!</w:t>
+            </w:r>
+          </w:p>
+        </w:tc>
+        <w:tc>
+          <w:tcPr>
+            <w:tcW w:w="800" w:type="dxa"/>
+          </w:tcPr>
+          <w:p>
+            <w:pPr>
+              <w:pStyle w:val="a8"/>
+              <w:ind w:left="0"/>
+              <w:rPr>
+                <w:rFonts w:ascii="Times New Roman" w:eastAsia="Times New Roman" w:hAnsi="Times New Roman" w:cs="Times New Roman"/>
+                <w:sz w:val="28"/>
+                <w:szCs w:val="28"/>
+                <w:lang w:val="ru-RU"/>
+              </w:rPr>
+            </w:pPr>
+            <w:r>
+              <w:rPr>
+                <w:rFonts w:ascii="Times New Roman" w:eastAsia="Times New Roman" w:hAnsi="Times New Roman" w:cs="Times New Roman"/>
+                <w:sz w:val="28"/>
+                <w:szCs w:val="28"/>
+                <w:lang w:val="en-US"/>
+              </w:rPr>
+              <w:t>1</w:t>
+            </w:r>
+          </w:p>
+        </w:tc>
+        <w:tc>
+          <w:tcPr>
+            <w:tcW w:w="985" w:type="dxa"/>
+          </w:tcPr>
+          <w:p>
+            <w:pPr>
+              <w:pStyle w:val="a8"/>
+              <w:ind w:left="0"/>
+              <w:rPr>
+                <w:rFonts w:ascii="Times New Roman" w:eastAsia="Times New Roman" w:hAnsi="Times New Roman" w:cs="Times New Roman"/>
+                <w:b/>
+                <w:bCs/>
+                <w:sz w:val="28"/>
+                <w:szCs w:val="28"/>
+              </w:rPr>
+            </w:pPr>
+          </w:p>
+        </w:tc>
+        <w:tc>
+          <w:tcPr>
+            <w:tcW w:w="2556" w:type="dxa"/>
+          </w:tcPr>
+          <w:p>
+            <w:pPr>
+              <w:pStyle w:val="a8"/>
+              <w:ind w:left="0"/>
+              <w:rPr>
+                <w:rFonts w:ascii="Times New Roman" w:eastAsia="Times New Roman" w:hAnsi="Times New Roman" w:cs="Times New Roman"/>
+                <w:sz w:val="28"/>
+                <w:szCs w:val="28"/>
+              </w:rPr>
+            </w:pPr>
+          </w:p>
+        </w:tc>
+        <w:tc>
+          <w:tcPr>
+            <w:tcW w:w="912" w:type="dxa"/>
+          </w:tcPr>
+          <w:p>
+            <w:pPr>
+              <w:pStyle w:val="a8"/>
+              <w:ind w:left="0"/>
+              <w:rPr>
+                <w:rFonts w:ascii="Times New Roman" w:eastAsia="Times New Roman" w:hAnsi="Times New Roman" w:cs="Times New Roman"/>
+                <w:b/>
+                <w:bCs/>
+                <w:sz w:val="28"/>
+                <w:szCs w:val="28"/>
+              </w:rPr>
+            </w:pPr>
+          </w:p>
+        </w:tc>
+      </w:tr>
+      <w:tr>
+        <w:trPr>
+          <w:trHeight w:val="95"/>
+        </w:trPr>
+        <w:tc>
+          <w:tcPr>
+            <w:tcW w:w="1359" w:type="dxa"/>
+          </w:tcPr>
+          <w:p>
+            <w:pPr>
+              <w:pStyle w:val="a8"/>
+              <w:ind w:left="0"/>
+              <w:rPr>
+                <w:rFonts w:ascii="Times New Roman" w:eastAsia="Times New Roman" w:hAnsi="Times New Roman" w:cs="Times New Roman"/>
+                <w:sz w:val="28"/>
+                <w:szCs w:val="28"/>
+                <w:lang w:val="en-US"/>
+              </w:rPr>
+            </w:pPr>
+            <w:r>
+              <w:rPr>
+                <w:rFonts w:ascii="Times New Roman" w:eastAsia="Times New Roman" w:hAnsi="Times New Roman" w:cs="Times New Roman"/>
+                <w:sz w:val="28"/>
+                <w:szCs w:val="28"/>
+                <w:lang w:val="en-US"/>
+              </w:rPr>
+              <w:t>41</w:t>
+            </w:r>
+          </w:p>
+        </w:tc>
+        <w:tc>
+          <w:tcPr>
+            <w:tcW w:w="2733" w:type="dxa"/>
+            <w:vAlign w:val="center"/>
+          </w:tcPr>
+          <w:p>
+            <w:pPr>
+              <w:pStyle w:val="a8"/>
+              <w:ind w:left="0"/>
+              <w:rPr>
+                <w:rFonts w:ascii="Times New Roman" w:eastAsia="Times New Roman" w:hAnsi="Times New Roman" w:cs="Times New Roman"/>
+                <w:sz w:val="28"/>
+                <w:szCs w:val="28"/>
+              </w:rPr>
+            </w:pPr>
+            <w:r>
+              <w:t>,</w:t>
+            </w:r>
+          </w:p>
+        </w:tc>
+        <w:tc>
+          <w:tcPr>
+            <w:tcW w:w="800" w:type="dxa"/>
+          </w:tcPr>
+          <w:p>
+            <w:pPr>
+              <w:pStyle w:val="a8"/>
+              <w:ind w:left="0"/>
+              <w:rPr>
+                <w:rFonts w:ascii="Times New Roman" w:eastAsia="Times New Roman" w:hAnsi="Times New Roman" w:cs="Times New Roman"/>
+                <w:sz w:val="28"/>
+                <w:szCs w:val="28"/>
+                <w:lang w:val="ru-RU"/>
+              </w:rPr>
+            </w:pPr>
+            <w:r>
+              <w:rPr>
+                <w:rFonts w:ascii="Times New Roman" w:eastAsia="Times New Roman" w:hAnsi="Times New Roman" w:cs="Times New Roman"/>
+                <w:sz w:val="28"/>
+                <w:szCs w:val="28"/>
+                <w:lang w:val="ru-RU"/>
+              </w:rPr>
+              <w:t>20</w:t>
+            </w:r>
+          </w:p>
+        </w:tc>
+        <w:tc>
+          <w:tcPr>
+            <w:tcW w:w="985" w:type="dxa"/>
+          </w:tcPr>
+          <w:p>
+            <w:pPr>
+              <w:pStyle w:val="a8"/>
+              <w:ind w:left="0"/>
+              <w:rPr>
+                <w:rFonts w:ascii="Times New Roman" w:eastAsia="Times New Roman" w:hAnsi="Times New Roman" w:cs="Times New Roman"/>
+                <w:b/>
+                <w:bCs/>
+                <w:sz w:val="28"/>
+                <w:szCs w:val="28"/>
+              </w:rPr>
+            </w:pPr>
+          </w:p>
+        </w:tc>
+        <w:tc>
+          <w:tcPr>
+            <w:tcW w:w="2556" w:type="dxa"/>
+          </w:tcPr>
+          <w:p>
+            <w:pPr>
+              <w:pStyle w:val="a8"/>
+              <w:ind w:left="0"/>
+              <w:rPr>
+                <w:rFonts w:ascii="Times New Roman" w:eastAsia="Times New Roman" w:hAnsi="Times New Roman" w:cs="Times New Roman"/>
+                <w:sz w:val="28"/>
+                <w:szCs w:val="28"/>
+              </w:rPr>
+            </w:pPr>
+          </w:p>
+        </w:tc>
+        <w:tc>
+          <w:tcPr>
+            <w:tcW w:w="912" w:type="dxa"/>
+          </w:tcPr>
+          <w:p>
+            <w:pPr>
+              <w:pStyle w:val="a8"/>
+              <w:ind w:left="0"/>
+              <w:rPr>
+                <w:rFonts w:ascii="Times New Roman" w:eastAsia="Times New Roman" w:hAnsi="Times New Roman" w:cs="Times New Roman"/>
+                <w:b/>
+                <w:bCs/>
+                <w:sz w:val="28"/>
+                <w:szCs w:val="28"/>
+              </w:rPr>
+            </w:pPr>
+          </w:p>
+        </w:tc>
+      </w:tr>
+      <w:tr>
+        <w:trPr>
+          <w:trHeight w:val="95"/>
+        </w:trPr>
+        <w:tc>
+          <w:tcPr>
+            <w:tcW w:w="1359" w:type="dxa"/>
+          </w:tcPr>
+          <w:p>
+            <w:pPr>
+              <w:pStyle w:val="a8"/>
+              <w:ind w:left="0"/>
+              <w:rPr>
+                <w:rFonts w:ascii="Times New Roman" w:eastAsia="Times New Roman" w:hAnsi="Times New Roman" w:cs="Times New Roman"/>
+                <w:sz w:val="28"/>
+                <w:szCs w:val="28"/>
+                <w:lang w:val="ru-RU"/>
+              </w:rPr>
+            </w:pPr>
+            <w:r>
+              <w:rPr>
+                <w:rFonts w:ascii="Times New Roman" w:eastAsia="Times New Roman" w:hAnsi="Times New Roman" w:cs="Times New Roman"/>
+                <w:sz w:val="28"/>
+                <w:szCs w:val="28"/>
+                <w:lang w:val="en-US"/>
+              </w:rPr>
+              <w:t>4</w:t>
+            </w:r>
+            <w:r>
+              <w:rPr>
+                <w:rFonts w:ascii="Times New Roman" w:eastAsia="Times New Roman" w:hAnsi="Times New Roman" w:cs="Times New Roman"/>
+                <w:sz w:val="28"/>
+                <w:szCs w:val="28"/>
+                <w:lang w:val="ru-RU"/>
+              </w:rPr>
+              <w:t>2</w:t>
+            </w:r>
+          </w:p>
+        </w:tc>
+        <w:tc>
+          <w:tcPr>
+            <w:tcW w:w="2733" w:type="dxa"/>
+            <w:vAlign w:val="center"/>
+          </w:tcPr>
+          <w:p>
+            <w:pPr>
+              <w:pStyle w:val="a8"/>
+              <w:ind w:left="0"/>
+              <w:rPr>
+                <w:rFonts w:ascii="Times New Roman" w:eastAsia="Times New Roman" w:hAnsi="Times New Roman" w:cs="Times New Roman"/>
+                <w:sz w:val="28"/>
+                <w:szCs w:val="28"/>
+              </w:rPr>
+            </w:pPr>
+            <w:r>
+              <w:t>;</w:t>
+            </w:r>
+          </w:p>
+        </w:tc>
+        <w:tc>
+          <w:tcPr>
+            <w:tcW w:w="800" w:type="dxa"/>
+          </w:tcPr>
+          <w:p>
+            <w:pPr>
+              <w:pStyle w:val="a8"/>
+              <w:ind w:left="0"/>
+              <w:rPr>
+                <w:rFonts w:ascii="Times New Roman" w:eastAsia="Times New Roman" w:hAnsi="Times New Roman" w:cs="Times New Roman"/>
+                <w:sz w:val="28"/>
+                <w:szCs w:val="28"/>
+                <w:lang w:val="ru-RU"/>
+              </w:rPr>
+            </w:pPr>
+            <w:r>
+              <w:rPr>
+                <w:rFonts w:ascii="Times New Roman" w:eastAsia="Times New Roman" w:hAnsi="Times New Roman" w:cs="Times New Roman"/>
+                <w:sz w:val="28"/>
+                <w:szCs w:val="28"/>
+                <w:lang w:val="ru-RU"/>
+              </w:rPr>
+              <w:t>6</w:t>
+            </w:r>
+          </w:p>
+        </w:tc>
+        <w:tc>
+          <w:tcPr>
+            <w:tcW w:w="985" w:type="dxa"/>
+          </w:tcPr>
+          <w:p>
+            <w:pPr>
+              <w:pStyle w:val="a8"/>
+              <w:ind w:left="0"/>
+              <w:rPr>
+                <w:rFonts w:ascii="Times New Roman" w:eastAsia="Times New Roman" w:hAnsi="Times New Roman" w:cs="Times New Roman"/>
+                <w:b/>
+                <w:bCs/>
+                <w:sz w:val="28"/>
+                <w:szCs w:val="28"/>
+              </w:rPr>
+            </w:pPr>
+          </w:p>
+        </w:tc>
+        <w:tc>
+          <w:tcPr>
+            <w:tcW w:w="2556" w:type="dxa"/>
+          </w:tcPr>
+          <w:p>
+            <w:pPr>
+              <w:pStyle w:val="a8"/>
+              <w:ind w:left="0"/>
+              <w:rPr>
+                <w:rFonts w:ascii="Times New Roman" w:eastAsia="Times New Roman" w:hAnsi="Times New Roman" w:cs="Times New Roman"/>
+                <w:sz w:val="28"/>
+                <w:szCs w:val="28"/>
+              </w:rPr>
+            </w:pPr>
+          </w:p>
+        </w:tc>
+        <w:tc>
+          <w:tcPr>
+            <w:tcW w:w="912" w:type="dxa"/>
+          </w:tcPr>
+          <w:p>
+            <w:pPr>
+              <w:pStyle w:val="a8"/>
+              <w:ind w:left="0"/>
+              <w:rPr>
+                <w:rFonts w:ascii="Times New Roman" w:eastAsia="Times New Roman" w:hAnsi="Times New Roman" w:cs="Times New Roman"/>
+                <w:b/>
+                <w:bCs/>
+                <w:sz w:val="28"/>
+                <w:szCs w:val="28"/>
+              </w:rPr>
+            </w:pPr>
+          </w:p>
+        </w:tc>
+      </w:tr>
+      <w:tr>
+        <w:trPr>
+          <w:trHeight w:val="95"/>
+        </w:trPr>
+        <w:tc>
+          <w:tcPr>
+            <w:tcW w:w="1359" w:type="dxa"/>
+          </w:tcPr>
+          <w:p>
+            <w:pPr>
+              <w:pStyle w:val="a8"/>
+              <w:ind w:left="0"/>
+              <w:rPr>
+                <w:rFonts w:ascii="Times New Roman" w:eastAsia="Times New Roman" w:hAnsi="Times New Roman" w:cs="Times New Roman"/>
+                <w:sz w:val="28"/>
+                <w:szCs w:val="28"/>
+              </w:rPr>
+            </w:pPr>
+            <w:r>
+              <w:rPr>
+                <w:rFonts w:ascii="Times New Roman" w:eastAsia="Times New Roman" w:hAnsi="Times New Roman" w:cs="Times New Roman"/>
+                <w:b/>
+                <w:bCs/>
+                <w:sz w:val="28"/>
+                <w:szCs w:val="28"/>
+                <w:lang w:val="en-US"/>
+              </w:rPr>
+              <w:t>η</w:t>
+            </w:r>
+            <w:r>
+              <w:rPr>
+                <w:rFonts w:ascii="Times New Roman" w:eastAsia="Times New Roman" w:hAnsi="Times New Roman" w:cs="Times New Roman"/>
+                <w:b/>
+                <w:bCs/>
+                <w:sz w:val="28"/>
+                <w:szCs w:val="28"/>
+                <w:vertAlign w:val="subscript"/>
+                <w:lang w:val="en-US"/>
+              </w:rPr>
+              <w:t>1</w:t>
+            </w:r>
+            <w:r>
+              <w:rPr>
+                <w:rFonts w:ascii="Times New Roman" w:eastAsia="Times New Roman" w:hAnsi="Times New Roman" w:cs="Times New Roman"/>
+                <w:b/>
+                <w:bCs/>
+                <w:sz w:val="28"/>
+                <w:szCs w:val="28"/>
+                <w:lang w:val="en-US"/>
+              </w:rPr>
+              <w:t xml:space="preserve"> = </w:t>
+            </w:r>
+          </w:p>
+        </w:tc>
+        <w:tc>
+          <w:tcPr>
+            <w:tcW w:w="2733" w:type="dxa"/>
+          </w:tcPr>
+          <w:p>
+            <w:pPr>
+              <w:pStyle w:val="a8"/>
+              <w:ind w:left="0"/>
+              <w:rPr>
+                <w:rFonts w:ascii="Times New Roman" w:eastAsia="Times New Roman" w:hAnsi="Times New Roman" w:cs="Times New Roman"/>
+                <w:sz w:val="28"/>
+                <w:szCs w:val="28"/>
+              </w:rPr>
+            </w:pPr>
+          </w:p>
+        </w:tc>
+        <w:tc>
+          <w:tcPr>
+            <w:tcW w:w="800" w:type="dxa"/>
+          </w:tcPr>
+          <w:p>
+            <w:pPr>
+              <w:pStyle w:val="a8"/>
+              <w:ind w:left="0"/>
+              <w:rPr>
+                <w:rFonts w:ascii="Times New Roman" w:eastAsia="Times New Roman" w:hAnsi="Times New Roman" w:cs="Times New Roman"/>
+                <w:b/>
+                <w:bCs/>
+                <w:sz w:val="28"/>
+                <w:szCs w:val="28"/>
+              </w:rPr>
+            </w:pPr>
+            <w:r>
+              <w:rPr>
+                <w:rFonts w:ascii="Times New Roman" w:eastAsia="Times New Roman" w:hAnsi="Times New Roman" w:cs="Times New Roman"/>
+                <w:b/>
+                <w:bCs/>
+                <w:sz w:val="28"/>
+                <w:szCs w:val="28"/>
+                <w:lang w:val="en-US"/>
+              </w:rPr>
+              <w:t>N</w:t>
+            </w:r>
+            <w:r>
+              <w:rPr>
+                <w:rFonts w:ascii="Times New Roman" w:eastAsia="Times New Roman" w:hAnsi="Times New Roman" w:cs="Times New Roman"/>
+                <w:b/>
+                <w:bCs/>
+                <w:sz w:val="28"/>
+                <w:szCs w:val="28"/>
+                <w:vertAlign w:val="subscript"/>
+                <w:lang w:val="en-US"/>
+              </w:rPr>
+              <w:t>1</w:t>
+            </w:r>
+            <w:r>
+              <w:rPr>
+                <w:rFonts w:ascii="Times New Roman" w:eastAsia="Times New Roman" w:hAnsi="Times New Roman" w:cs="Times New Roman"/>
+                <w:b/>
+                <w:bCs/>
+                <w:sz w:val="28"/>
+                <w:szCs w:val="28"/>
+                <w:lang w:val="en-US"/>
+              </w:rPr>
+              <w:t xml:space="preserve"> = </w:t>
+            </w:r>
+          </w:p>
+        </w:tc>
+        <w:tc>
+          <w:tcPr>
+            <w:tcW w:w="985" w:type="dxa"/>
+          </w:tcPr>
+          <w:p>
+            <w:pPr>
+              <w:pStyle w:val="a8"/>
+              <w:ind w:left="0"/>
+              <w:rPr>
+                <w:rFonts w:ascii="Times New Roman" w:eastAsia="Times New Roman" w:hAnsi="Times New Roman" w:cs="Times New Roman"/>
+                <w:b/>
+                <w:bCs/>
+                <w:sz w:val="28"/>
+                <w:szCs w:val="28"/>
+              </w:rPr>
+            </w:pPr>
+            <w:r>
+              <w:rPr>
+                <w:rFonts w:ascii="Times New Roman" w:eastAsia="Times New Roman" w:hAnsi="Times New Roman" w:cs="Times New Roman"/>
+                <w:b/>
+                <w:bCs/>
+                <w:sz w:val="28"/>
+                <w:szCs w:val="28"/>
+                <w:lang w:val="en-US"/>
+              </w:rPr>
+              <w:t>η</w:t>
+            </w:r>
+            <w:r>
+              <w:rPr>
+                <w:rFonts w:ascii="Times New Roman" w:eastAsia="Times New Roman" w:hAnsi="Times New Roman" w:cs="Times New Roman"/>
+                <w:b/>
+                <w:bCs/>
+                <w:sz w:val="28"/>
+                <w:szCs w:val="28"/>
+                <w:vertAlign w:val="subscript"/>
+                <w:lang w:val="en-US"/>
+              </w:rPr>
+              <w:t>2</w:t>
+            </w:r>
+            <w:r>
+              <w:rPr>
+                <w:rFonts w:ascii="Times New Roman" w:eastAsia="Times New Roman" w:hAnsi="Times New Roman" w:cs="Times New Roman"/>
+                <w:b/>
+                <w:bCs/>
+                <w:sz w:val="28"/>
+                <w:szCs w:val="28"/>
+                <w:lang w:val="en-US"/>
+              </w:rPr>
+              <w:t xml:space="preserve"> = </w:t>
+            </w:r>
+          </w:p>
+        </w:tc>
+        <w:tc>
+          <w:tcPr>
+            <w:tcW w:w="2556" w:type="dxa"/>
+          </w:tcPr>
+          <w:p>
+            <w:pPr>
+              <w:pStyle w:val="a8"/>
+              <w:ind w:left="0"/>
+              <w:rPr>
+                <w:rFonts w:ascii="Times New Roman" w:eastAsia="Times New Roman" w:hAnsi="Times New Roman" w:cs="Times New Roman"/>
+                <w:sz w:val="28"/>
+                <w:szCs w:val="28"/>
+              </w:rPr>
+            </w:pPr>
+          </w:p>
+        </w:tc>
+        <w:tc>
+          <w:tcPr>
+            <w:tcW w:w="912" w:type="dxa"/>
+          </w:tcPr>
+          <w:p>
+            <w:pPr>
+              <w:pStyle w:val="a8"/>
+              <w:ind w:left="0"/>
+              <w:rPr>
+                <w:rFonts w:ascii="Times New Roman" w:eastAsia="Times New Roman" w:hAnsi="Times New Roman" w:cs="Times New Roman"/>
+                <w:b/>
+                <w:bCs/>
+                <w:sz w:val="28"/>
+                <w:szCs w:val="28"/>
+              </w:rPr>
+            </w:pPr>
+            <w:r>
+              <w:rPr>
+                <w:rFonts w:ascii="Times New Roman" w:eastAsia="Times New Roman" w:hAnsi="Times New Roman" w:cs="Times New Roman"/>
+                <w:b/>
+                <w:bCs/>
+                <w:sz w:val="28"/>
+                <w:szCs w:val="28"/>
+                <w:lang w:val="en-US"/>
+              </w:rPr>
+              <w:t>N</w:t>
+            </w:r>
+            <w:r>
+              <w:rPr>
+                <w:rFonts w:ascii="Times New Roman" w:eastAsia="Times New Roman" w:hAnsi="Times New Roman" w:cs="Times New Roman"/>
+                <w:b/>
+                <w:bCs/>
+                <w:sz w:val="28"/>
+                <w:szCs w:val="28"/>
+                <w:vertAlign w:val="subscript"/>
+                <w:lang w:val="en-US"/>
+              </w:rPr>
+              <w:t>2</w:t>
+            </w:r>
+            <w:r>
+              <w:rPr>
+                <w:rFonts w:ascii="Times New Roman" w:eastAsia="Times New Roman" w:hAnsi="Times New Roman" w:cs="Times New Roman"/>
+                <w:b/>
+                <w:bCs/>
+                <w:sz w:val="28"/>
+                <w:szCs w:val="28"/>
+                <w:lang w:val="en-US"/>
+              </w:rPr>
+              <w:t xml:space="preserve"> =</w:t>
+            </w:r>
+            <w:r>
+              <w:rPr>
+                <w:rFonts w:ascii="Times New Roman" w:eastAsia="Times New Roman" w:hAnsi="Times New Roman" w:cs="Times New Roman"/>
+                <w:b/>
+                <w:bCs/>
+                <w:sz w:val="28"/>
+                <w:szCs w:val="28"/>
                 <w:lang w:val="ru-RU"/>
               </w:rPr>
               <w:t xml:space="preserve"> </w:t>
@@ -7379,39 +10115,16 @@
           <w:rFonts w:eastAsiaTheme="minorEastAsia"/>
           <w:sz w:val="28"/>
           <w:szCs w:val="28"/>
-        </w:rPr>
-      </w:pPr>
-      <w:proofErr w:type="spellStart"/>
-      <w:r>
-        <w:rPr>
-          <w:sz w:val="28"/>
-          <w:szCs w:val="28"/>
-        </w:rPr>
-        <w:t>Объем</w:t>
-      </w:r>
-      <w:proofErr w:type="spellEnd"/>
-      <w:r>
-        <w:rPr>
-          <w:sz w:val="28"/>
-          <w:szCs w:val="28"/>
-        </w:rPr>
-        <w:t xml:space="preserve"> </w:t>
-      </w:r>
-      <w:proofErr w:type="spellStart"/>
-      <w:r>
-        <w:rPr>
-          <w:sz w:val="28"/>
-          <w:szCs w:val="28"/>
-        </w:rPr>
-        <w:t>программы</w:t>
-      </w:r>
-      <w:proofErr w:type="spellEnd"/>
-      <w:r>
-        <w:rPr>
-          <w:sz w:val="28"/>
-          <w:szCs w:val="28"/>
-        </w:rPr>
-        <w:t xml:space="preserve"> </w:t>
+          <w:lang w:val="ru-RU"/>
+        </w:rPr>
+      </w:pPr>
+      <w:r>
+        <w:rPr>
+          <w:sz w:val="28"/>
+          <w:szCs w:val="28"/>
+          <w:lang w:val="ru-RU"/>
+        </w:rPr>
+        <w:t xml:space="preserve">Объем программы </w:t>
       </w:r>
       <w:r>
         <w:rPr>
@@ -7426,15 +10139,9 @@
         <w:rPr>
           <w:sz w:val="28"/>
           <w:szCs w:val="28"/>
-        </w:rPr>
-        <w:t xml:space="preserve"> =</w:t>
-      </w:r>
-      <w:r>
-        <w:rPr>
-          <w:sz w:val="28"/>
-          <w:szCs w:val="28"/>
-        </w:rPr>
-        <w:t xml:space="preserve"> </w:t>
+          <w:lang w:val="ru-RU"/>
+        </w:rPr>
+        <w:t xml:space="preserve"> = </w:t>
       </w:r>
     </w:p>
     <w:p>
@@ -7444,6 +10151,40 @@
           <w:rFonts w:eastAsiaTheme="minorEastAsia"/>
           <w:sz w:val="28"/>
           <w:szCs w:val="28"/>
+          <w:lang w:val="ru-RU"/>
+        </w:rPr>
+      </w:pPr>
+    </w:p>
+    <w:p>
+      <w:pPr>
+        <w:spacing w:line="259" w:lineRule="auto"/>
+        <w:rPr>
+          <w:rFonts w:eastAsiaTheme="minorEastAsia"/>
+          <w:sz w:val="28"/>
+          <w:szCs w:val="28"/>
+          <w:lang w:val="ru-RU"/>
+        </w:rPr>
+      </w:pPr>
+    </w:p>
+    <w:p>
+      <w:pPr>
+        <w:spacing w:line="259" w:lineRule="auto"/>
+        <w:rPr>
+          <w:rFonts w:eastAsiaTheme="minorEastAsia"/>
+          <w:sz w:val="28"/>
+          <w:szCs w:val="28"/>
+          <w:lang w:val="ru-RU"/>
+        </w:rPr>
+      </w:pPr>
+    </w:p>
+    <w:p>
+      <w:pPr>
+        <w:spacing w:line="259" w:lineRule="auto"/>
+        <w:rPr>
+          <w:rFonts w:eastAsiaTheme="minorEastAsia"/>
+          <w:sz w:val="28"/>
+          <w:szCs w:val="28"/>
+          <w:lang w:val="ru-RU"/>
         </w:rPr>
       </w:pPr>
     </w:p>
@@ -7551,7 +10292,7 @@
 </file>
 
 <file path=word/endnotes.xml><?xml version="1.0" encoding="utf-8"?>
-<w:endnotes xmlns:wpc="http://schemas.microsoft.com/office/word/2010/wordprocessingCanvas" xmlns:cx="http://schemas.microsoft.com/office/drawing/2014/chartex" xmlns:cx1="http://schemas.microsoft.com/office/drawing/2015/9/8/chartex" xmlns:cx2="http://schemas.microsoft.com/office/drawing/2015/10/21/chartex" xmlns:cx3="http://schemas.microsoft.com/office/drawing/2016/5/9/chartex" xmlns:cx4="http://schemas.microsoft.com/office/drawing/2016/5/10/chartex" xmlns:cx5="http://schemas.microsoft.com/office/drawing/2016/5/11/chartex" xmlns:cx6="http://schemas.microsoft.com/office/drawing/2016/5/12/chartex" xmlns:cx7="http://schemas.microsoft.com/office/drawing/2016/5/13/chartex" xmlns:cx8="http://schemas.microsoft.com/office/drawing/2016/5/14/chartex" xmlns:mc="http://schemas.openxmlformats.org/markup-compatibility/2006" xmlns:aink="http://schemas.microsoft.com/office/drawing/2016/ink" xmlns:am3d="http://schemas.microsoft.com/office/drawing/2017/model3d" xmlns:o="urn:schemas-microsoft-com:office:office" xmlns:r="http://schemas.openxmlformats.org/officeDocument/2006/relationships" xmlns:m="http://schemas.openxmlformats.org/officeDocument/2006/math" xmlns:v="urn:schemas-microsoft-com:vml" xmlns:wp14="http://schemas.microsoft.com/office/word/2010/wordprocessingDrawing" xmlns:wp="http://schemas.openxmlformats.org/drawingml/2006/wordprocessingDrawing" xmlns:w10="urn:schemas-microsoft-com:office:word" xmlns:w="http://schemas.openxmlformats.org/wordprocessingml/2006/main" xmlns:w14="http://schemas.microsoft.com/office/word/2010/wordml" xmlns:w15="http://schemas.microsoft.com/office/word/2012/wordml" xmlns:w16cex="http://schemas.microsoft.com/office/word/2018/wordml/cex" xmlns:w16cid="http://schemas.microsoft.com/office/word/2016/wordml/cid" xmlns:w16="http://schemas.microsoft.com/office/word/2018/wordml" xmlns:w16sdtdh="http://schemas.microsoft.com/office/word/2020/wordml/sdtdatahash" xmlns:w16se="http://schemas.microsoft.com/office/word/2015/wordml/symex" xmlns:wpg="http://schemas.microsoft.com/office/word/2010/wordprocessingGroup" xmlns:wpi="http://schemas.microsoft.com/office/word/2010/wordprocessingInk" xmlns:wne="http://schemas.microsoft.com/office/word/2006/wordml" xmlns:wps="http://schemas.microsoft.com/office/word/2010/wordprocessingShape" mc:Ignorable="w14 w15 w16se w16cid w16 w16cex w16sdtdh wp14">
+<w:endnotes xmlns:wpc="http://schemas.microsoft.com/office/word/2010/wordprocessingCanvas" xmlns:cx="http://schemas.microsoft.com/office/drawing/2014/chartex" xmlns:cx1="http://schemas.microsoft.com/office/drawing/2015/9/8/chartex" xmlns:cx2="http://schemas.microsoft.com/office/drawing/2015/10/21/chartex" xmlns:cx3="http://schemas.microsoft.com/office/drawing/2016/5/9/chartex" xmlns:cx4="http://schemas.microsoft.com/office/drawing/2016/5/10/chartex" xmlns:cx5="http://schemas.microsoft.com/office/drawing/2016/5/11/chartex" xmlns:cx6="http://schemas.microsoft.com/office/drawing/2016/5/12/chartex" xmlns:cx7="http://schemas.microsoft.com/office/drawing/2016/5/13/chartex" xmlns:cx8="http://schemas.microsoft.com/office/drawing/2016/5/14/chartex" xmlns:mc="http://schemas.openxmlformats.org/markup-compatibility/2006" xmlns:aink="http://schemas.microsoft.com/office/drawing/2016/ink" xmlns:am3d="http://schemas.microsoft.com/office/drawing/2017/model3d" xmlns:o="urn:schemas-microsoft-com:office:office" xmlns:oel="http://schemas.microsoft.com/office/2019/extlst" xmlns:r="http://schemas.openxmlformats.org/officeDocument/2006/relationships" xmlns:m="http://schemas.openxmlformats.org/officeDocument/2006/math" xmlns:v="urn:schemas-microsoft-com:vml" xmlns:wp14="http://schemas.microsoft.com/office/word/2010/wordprocessingDrawing" xmlns:wp="http://schemas.openxmlformats.org/drawingml/2006/wordprocessingDrawing" xmlns:w10="urn:schemas-microsoft-com:office:word" xmlns:w="http://schemas.openxmlformats.org/wordprocessingml/2006/main" xmlns:w14="http://schemas.microsoft.com/office/word/2010/wordml" xmlns:w15="http://schemas.microsoft.com/office/word/2012/wordml" xmlns:w16cex="http://schemas.microsoft.com/office/word/2018/wordml/cex" xmlns:w16cid="http://schemas.microsoft.com/office/word/2016/wordml/cid" xmlns:w16="http://schemas.microsoft.com/office/word/2018/wordml" xmlns:w16du="http://schemas.microsoft.com/office/word/2023/wordml/word16du" xmlns:w16sdtdh="http://schemas.microsoft.com/office/word/2020/wordml/sdtdatahash" xmlns:w16sdtfl="http://schemas.microsoft.com/office/word/2024/wordml/sdtformatlock" xmlns:w16se="http://schemas.microsoft.com/office/word/2015/wordml/symex" xmlns:wpg="http://schemas.microsoft.com/office/word/2010/wordprocessingGroup" xmlns:wpi="http://schemas.microsoft.com/office/word/2010/wordprocessingInk" xmlns:wne="http://schemas.microsoft.com/office/word/2006/wordml" xmlns:wps="http://schemas.microsoft.com/office/word/2010/wordprocessingShape" mc:Ignorable="w14 w15 w16se w16cid w16 w16cex w16sdtdh w16sdtfl w16du wp14">
   <w:endnote w:type="separator" w:id="-1">
     <w:p>
       <w:r>
@@ -7570,7 +10311,7 @@
 </file>
 
 <file path=word/footer1.xml><?xml version="1.0" encoding="utf-8"?>
-<w:ftr xmlns:wpc="http://schemas.microsoft.com/office/word/2010/wordprocessingCanvas" xmlns:cx="http://schemas.microsoft.com/office/drawing/2014/chartex" xmlns:cx1="http://schemas.microsoft.com/office/drawing/2015/9/8/chartex" xmlns:cx2="http://schemas.microsoft.com/office/drawing/2015/10/21/chartex" xmlns:cx3="http://schemas.microsoft.com/office/drawing/2016/5/9/chartex" xmlns:cx4="http://schemas.microsoft.com/office/drawing/2016/5/10/chartex" xmlns:cx5="http://schemas.microsoft.com/office/drawing/2016/5/11/chartex" xmlns:cx6="http://schemas.microsoft.com/office/drawing/2016/5/12/chartex" xmlns:cx7="http://schemas.microsoft.com/office/drawing/2016/5/13/chartex" xmlns:cx8="http://schemas.microsoft.com/office/drawing/2016/5/14/chartex" xmlns:mc="http://schemas.openxmlformats.org/markup-compatibility/2006" xmlns:aink="http://schemas.microsoft.com/office/drawing/2016/ink" xmlns:am3d="http://schemas.microsoft.com/office/drawing/2017/model3d" xmlns:o="urn:schemas-microsoft-com:office:office" xmlns:r="http://schemas.openxmlformats.org/officeDocument/2006/relationships" xmlns:m="http://schemas.openxmlformats.org/officeDocument/2006/math" xmlns:v="urn:schemas-microsoft-com:vml" xmlns:wp14="http://schemas.microsoft.com/office/word/2010/wordprocessingDrawing" xmlns:wp="http://schemas.openxmlformats.org/drawingml/2006/wordprocessingDrawing" xmlns:w10="urn:schemas-microsoft-com:office:word" xmlns:w="http://schemas.openxmlformats.org/wordprocessingml/2006/main" xmlns:w14="http://schemas.microsoft.com/office/word/2010/wordml" xmlns:w15="http://schemas.microsoft.com/office/word/2012/wordml" xmlns:w16cex="http://schemas.microsoft.com/office/word/2018/wordml/cex" xmlns:w16cid="http://schemas.microsoft.com/office/word/2016/wordml/cid" xmlns:w16="http://schemas.microsoft.com/office/word/2018/wordml" xmlns:w16sdtdh="http://schemas.microsoft.com/office/word/2020/wordml/sdtdatahash" xmlns:w16se="http://schemas.microsoft.com/office/word/2015/wordml/symex" xmlns:wpg="http://schemas.microsoft.com/office/word/2010/wordprocessingGroup" xmlns:wpi="http://schemas.microsoft.com/office/word/2010/wordprocessingInk" xmlns:wne="http://schemas.microsoft.com/office/word/2006/wordml" xmlns:wps="http://schemas.microsoft.com/office/word/2010/wordprocessingShape" mc:Ignorable="w14 w15 w16se w16cid w16 w16cex w16sdtdh wp14">
+<w:ftr xmlns:wpc="http://schemas.microsoft.com/office/word/2010/wordprocessingCanvas" xmlns:cx="http://schemas.microsoft.com/office/drawing/2014/chartex" xmlns:cx1="http://schemas.microsoft.com/office/drawing/2015/9/8/chartex" xmlns:cx2="http://schemas.microsoft.com/office/drawing/2015/10/21/chartex" xmlns:cx3="http://schemas.microsoft.com/office/drawing/2016/5/9/chartex" xmlns:cx4="http://schemas.microsoft.com/office/drawing/2016/5/10/chartex" xmlns:cx5="http://schemas.microsoft.com/office/drawing/2016/5/11/chartex" xmlns:cx6="http://schemas.microsoft.com/office/drawing/2016/5/12/chartex" xmlns:cx7="http://schemas.microsoft.com/office/drawing/2016/5/13/chartex" xmlns:cx8="http://schemas.microsoft.com/office/drawing/2016/5/14/chartex" xmlns:mc="http://schemas.openxmlformats.org/markup-compatibility/2006" xmlns:aink="http://schemas.microsoft.com/office/drawing/2016/ink" xmlns:am3d="http://schemas.microsoft.com/office/drawing/2017/model3d" xmlns:o="urn:schemas-microsoft-com:office:office" xmlns:oel="http://schemas.microsoft.com/office/2019/extlst" xmlns:r="http://schemas.openxmlformats.org/officeDocument/2006/relationships" xmlns:m="http://schemas.openxmlformats.org/officeDocument/2006/math" xmlns:v="urn:schemas-microsoft-com:vml" xmlns:wp14="http://schemas.microsoft.com/office/word/2010/wordprocessingDrawing" xmlns:wp="http://schemas.openxmlformats.org/drawingml/2006/wordprocessingDrawing" xmlns:w10="urn:schemas-microsoft-com:office:word" xmlns:w="http://schemas.openxmlformats.org/wordprocessingml/2006/main" xmlns:w14="http://schemas.microsoft.com/office/word/2010/wordml" xmlns:w15="http://schemas.microsoft.com/office/word/2012/wordml" xmlns:w16cex="http://schemas.microsoft.com/office/word/2018/wordml/cex" xmlns:w16cid="http://schemas.microsoft.com/office/word/2016/wordml/cid" xmlns:w16="http://schemas.microsoft.com/office/word/2018/wordml" xmlns:w16du="http://schemas.microsoft.com/office/word/2023/wordml/word16du" xmlns:w16sdtdh="http://schemas.microsoft.com/office/word/2020/wordml/sdtdatahash" xmlns:w16sdtfl="http://schemas.microsoft.com/office/word/2024/wordml/sdtformatlock" xmlns:w16se="http://schemas.microsoft.com/office/word/2015/wordml/symex" xmlns:wpg="http://schemas.microsoft.com/office/word/2010/wordprocessingGroup" xmlns:wpi="http://schemas.microsoft.com/office/word/2010/wordprocessingInk" xmlns:wne="http://schemas.microsoft.com/office/word/2006/wordml" xmlns:wps="http://schemas.microsoft.com/office/word/2010/wordprocessingShape" mc:Ignorable="w14 w15 w16se w16cid w16 w16cex w16sdtdh w16sdtfl w16du wp14">
   <w:sdt>
     <w:sdtPr>
       <w:id w:val="951121561"/>
@@ -7579,7 +10320,6 @@
         <w:docPartUnique/>
       </w:docPartObj>
     </w:sdtPr>
-    <w:sdtEndPr/>
     <w:sdtContent>
       <w:p>
         <w:pPr>
@@ -7616,7 +10356,7 @@
 </file>
 
 <file path=word/footnotes.xml><?xml version="1.0" encoding="utf-8"?>
-<w:footnotes xmlns:wpc="http://schemas.microsoft.com/office/word/2010/wordprocessingCanvas" xmlns:cx="http://schemas.microsoft.com/office/drawing/2014/chartex" xmlns:cx1="http://schemas.microsoft.com/office/drawing/2015/9/8/chartex" xmlns:cx2="http://schemas.microsoft.com/office/drawing/2015/10/21/chartex" xmlns:cx3="http://schemas.microsoft.com/office/drawing/2016/5/9/chartex" xmlns:cx4="http://schemas.microsoft.com/office/drawing/2016/5/10/chartex" xmlns:cx5="http://schemas.microsoft.com/office/drawing/2016/5/11/chartex" xmlns:cx6="http://schemas.microsoft.com/office/drawing/2016/5/12/chartex" xmlns:cx7="http://schemas.microsoft.com/office/drawing/2016/5/13/chartex" xmlns:cx8="http://schemas.microsoft.com/office/drawing/2016/5/14/chartex" xmlns:mc="http://schemas.openxmlformats.org/markup-compatibility/2006" xmlns:aink="http://schemas.microsoft.com/office/drawing/2016/ink" xmlns:am3d="http://schemas.microsoft.com/office/drawing/2017/model3d" xmlns:o="urn:schemas-microsoft-com:office:office" xmlns:r="http://schemas.openxmlformats.org/officeDocument/2006/relationships" xmlns:m="http://schemas.openxmlformats.org/officeDocument/2006/math" xmlns:v="urn:schemas-microsoft-com:vml" xmlns:wp14="http://schemas.microsoft.com/office/word/2010/wordprocessingDrawing" xmlns:wp="http://schemas.openxmlformats.org/drawingml/2006/wordprocessingDrawing" xmlns:w10="urn:schemas-microsoft-com:office:word" xmlns:w="http://schemas.openxmlformats.org/wordprocessingml/2006/main" xmlns:w14="http://schemas.microsoft.com/office/word/2010/wordml" xmlns:w15="http://schemas.microsoft.com/office/word/2012/wordml" xmlns:w16cex="http://schemas.microsoft.com/office/word/2018/wordml/cex" xmlns:w16cid="http://schemas.microsoft.com/office/word/2016/wordml/cid" xmlns:w16="http://schemas.microsoft.com/office/word/2018/wordml" xmlns:w16sdtdh="http://schemas.microsoft.com/office/word/2020/wordml/sdtdatahash" xmlns:w16se="http://schemas.microsoft.com/office/word/2015/wordml/symex" xmlns:wpg="http://schemas.microsoft.com/office/word/2010/wordprocessingGroup" xmlns:wpi="http://schemas.microsoft.com/office/word/2010/wordprocessingInk" xmlns:wne="http://schemas.microsoft.com/office/word/2006/wordml" xmlns:wps="http://schemas.microsoft.com/office/word/2010/wordprocessingShape" mc:Ignorable="w14 w15 w16se w16cid w16 w16cex w16sdtdh wp14">
+<w:footnotes xmlns:wpc="http://schemas.microsoft.com/office/word/2010/wordprocessingCanvas" xmlns:cx="http://schemas.microsoft.com/office/drawing/2014/chartex" xmlns:cx1="http://schemas.microsoft.com/office/drawing/2015/9/8/chartex" xmlns:cx2="http://schemas.microsoft.com/office/drawing/2015/10/21/chartex" xmlns:cx3="http://schemas.microsoft.com/office/drawing/2016/5/9/chartex" xmlns:cx4="http://schemas.microsoft.com/office/drawing/2016/5/10/chartex" xmlns:cx5="http://schemas.microsoft.com/office/drawing/2016/5/11/chartex" xmlns:cx6="http://schemas.microsoft.com/office/drawing/2016/5/12/chartex" xmlns:cx7="http://schemas.microsoft.com/office/drawing/2016/5/13/chartex" xmlns:cx8="http://schemas.microsoft.com/office/drawing/2016/5/14/chartex" xmlns:mc="http://schemas.openxmlformats.org/markup-compatibility/2006" xmlns:aink="http://schemas.microsoft.com/office/drawing/2016/ink" xmlns:am3d="http://schemas.microsoft.com/office/drawing/2017/model3d" xmlns:o="urn:schemas-microsoft-com:office:office" xmlns:oel="http://schemas.microsoft.com/office/2019/extlst" xmlns:r="http://schemas.openxmlformats.org/officeDocument/2006/relationships" xmlns:m="http://schemas.openxmlformats.org/officeDocument/2006/math" xmlns:v="urn:schemas-microsoft-com:vml" xmlns:wp14="http://schemas.microsoft.com/office/word/2010/wordprocessingDrawing" xmlns:wp="http://schemas.openxmlformats.org/drawingml/2006/wordprocessingDrawing" xmlns:w10="urn:schemas-microsoft-com:office:word" xmlns:w="http://schemas.openxmlformats.org/wordprocessingml/2006/main" xmlns:w14="http://schemas.microsoft.com/office/word/2010/wordml" xmlns:w15="http://schemas.microsoft.com/office/word/2012/wordml" xmlns:w16cex="http://schemas.microsoft.com/office/word/2018/wordml/cex" xmlns:w16cid="http://schemas.microsoft.com/office/word/2016/wordml/cid" xmlns:w16="http://schemas.microsoft.com/office/word/2018/wordml" xmlns:w16du="http://schemas.microsoft.com/office/word/2023/wordml/word16du" xmlns:w16sdtdh="http://schemas.microsoft.com/office/word/2020/wordml/sdtdatahash" xmlns:w16sdtfl="http://schemas.microsoft.com/office/word/2024/wordml/sdtformatlock" xmlns:w16se="http://schemas.microsoft.com/office/word/2015/wordml/symex" xmlns:wpg="http://schemas.microsoft.com/office/word/2010/wordprocessingGroup" xmlns:wpi="http://schemas.microsoft.com/office/word/2010/wordprocessingInk" xmlns:wne="http://schemas.microsoft.com/office/word/2006/wordml" xmlns:wps="http://schemas.microsoft.com/office/word/2010/wordprocessingShape" mc:Ignorable="w14 w15 w16se w16cid w16 w16cex w16sdtdh w16sdtfl w16du wp14">
   <w:footnote w:type="separator" w:id="-1">
     <w:p>
       <w:r>
@@ -7635,7 +10375,7 @@
 </file>
 
 <file path=word/numbering.xml><?xml version="1.0" encoding="utf-8"?>
-<w:numbering xmlns:wpc="http://schemas.microsoft.com/office/word/2010/wordprocessingCanvas" xmlns:cx="http://schemas.microsoft.com/office/drawing/2014/chartex" xmlns:cx1="http://schemas.microsoft.com/office/drawing/2015/9/8/chartex" xmlns:cx2="http://schemas.microsoft.com/office/drawing/2015/10/21/chartex" xmlns:cx3="http://schemas.microsoft.com/office/drawing/2016/5/9/chartex" xmlns:cx4="http://schemas.microsoft.com/office/drawing/2016/5/10/chartex" xmlns:cx5="http://schemas.microsoft.com/office/drawing/2016/5/11/chartex" xmlns:cx6="http://schemas.microsoft.com/office/drawing/2016/5/12/chartex" xmlns:cx7="http://schemas.microsoft.com/office/drawing/2016/5/13/chartex" xmlns:cx8="http://schemas.microsoft.com/office/drawing/2016/5/14/chartex" xmlns:mc="http://schemas.openxmlformats.org/markup-compatibility/2006" xmlns:aink="http://schemas.microsoft.com/office/drawing/2016/ink" xmlns:am3d="http://schemas.microsoft.com/office/drawing/2017/model3d" xmlns:o="urn:schemas-microsoft-com:office:office" xmlns:r="http://schemas.openxmlformats.org/officeDocument/2006/relationships" xmlns:m="http://schemas.openxmlformats.org/officeDocument/2006/math" xmlns:v="urn:schemas-microsoft-com:vml" xmlns:wp14="http://schemas.microsoft.com/office/word/2010/wordprocessingDrawing" xmlns:wp="http://schemas.openxmlformats.org/drawingml/2006/wordprocessingDrawing" xmlns:w10="urn:schemas-microsoft-com:office:word" xmlns:w="http://schemas.openxmlformats.org/wordprocessingml/2006/main" xmlns:w14="http://schemas.microsoft.com/office/word/2010/wordml" xmlns:w15="http://schemas.microsoft.com/office/word/2012/wordml" xmlns:w16cex="http://schemas.microsoft.com/office/word/2018/wordml/cex" xmlns:w16cid="http://schemas.microsoft.com/office/word/2016/wordml/cid" xmlns:w16="http://schemas.microsoft.com/office/word/2018/wordml" xmlns:w16sdtdh="http://schemas.microsoft.com/office/word/2020/wordml/sdtdatahash" xmlns:w16se="http://schemas.microsoft.com/office/word/2015/wordml/symex" xmlns:wpg="http://schemas.microsoft.com/office/word/2010/wordprocessingGroup" xmlns:wpi="http://schemas.microsoft.com/office/word/2010/wordprocessingInk" xmlns:wne="http://schemas.microsoft.com/office/word/2006/wordml" xmlns:wps="http://schemas.microsoft.com/office/word/2010/wordprocessingShape" mc:Ignorable="w14 w15 w16se w16cid w16 w16cex w16sdtdh wp14">
+<w:numbering xmlns:wpc="http://schemas.microsoft.com/office/word/2010/wordprocessingCanvas" xmlns:cx="http://schemas.microsoft.com/office/drawing/2014/chartex" xmlns:cx1="http://schemas.microsoft.com/office/drawing/2015/9/8/chartex" xmlns:cx2="http://schemas.microsoft.com/office/drawing/2015/10/21/chartex" xmlns:cx3="http://schemas.microsoft.com/office/drawing/2016/5/9/chartex" xmlns:cx4="http://schemas.microsoft.com/office/drawing/2016/5/10/chartex" xmlns:cx5="http://schemas.microsoft.com/office/drawing/2016/5/11/chartex" xmlns:cx6="http://schemas.microsoft.com/office/drawing/2016/5/12/chartex" xmlns:cx7="http://schemas.microsoft.com/office/drawing/2016/5/13/chartex" xmlns:cx8="http://schemas.microsoft.com/office/drawing/2016/5/14/chartex" xmlns:mc="http://schemas.openxmlformats.org/markup-compatibility/2006" xmlns:aink="http://schemas.microsoft.com/office/drawing/2016/ink" xmlns:am3d="http://schemas.microsoft.com/office/drawing/2017/model3d" xmlns:o="urn:schemas-microsoft-com:office:office" xmlns:oel="http://schemas.microsoft.com/office/2019/extlst" xmlns:r="http://schemas.openxmlformats.org/officeDocument/2006/relationships" xmlns:m="http://schemas.openxmlformats.org/officeDocument/2006/math" xmlns:v="urn:schemas-microsoft-com:vml" xmlns:wp14="http://schemas.microsoft.com/office/word/2010/wordprocessingDrawing" xmlns:wp="http://schemas.openxmlformats.org/drawingml/2006/wordprocessingDrawing" xmlns:w10="urn:schemas-microsoft-com:office:word" xmlns:w="http://schemas.openxmlformats.org/wordprocessingml/2006/main" xmlns:w14="http://schemas.microsoft.com/office/word/2010/wordml" xmlns:w15="http://schemas.microsoft.com/office/word/2012/wordml" xmlns:w16cex="http://schemas.microsoft.com/office/word/2018/wordml/cex" xmlns:w16cid="http://schemas.microsoft.com/office/word/2016/wordml/cid" xmlns:w16="http://schemas.microsoft.com/office/word/2018/wordml" xmlns:w16du="http://schemas.microsoft.com/office/word/2023/wordml/word16du" xmlns:w16sdtdh="http://schemas.microsoft.com/office/word/2020/wordml/sdtdatahash" xmlns:w16sdtfl="http://schemas.microsoft.com/office/word/2024/wordml/sdtformatlock" xmlns:w16se="http://schemas.microsoft.com/office/word/2015/wordml/symex" xmlns:wpg="http://schemas.microsoft.com/office/word/2010/wordprocessingGroup" xmlns:wpi="http://schemas.microsoft.com/office/word/2010/wordprocessingInk" xmlns:wne="http://schemas.microsoft.com/office/word/2006/wordml" xmlns:wps="http://schemas.microsoft.com/office/word/2010/wordprocessingShape" mc:Ignorable="w14 w15 w16se w16cid w16 w16cex w16sdtdh w16sdtfl w16du wp14">
   <w:abstractNum w:abstractNumId="0" w15:restartNumberingAfterBreak="0">
     <w:nsid w:val="F78804A0"/>
     <w:multiLevelType w:val="singleLevel"/>
@@ -8549,47 +11289,47 @@
       </w:pPr>
     </w:lvl>
   </w:abstractNum>
-  <w:num w:numId="1">
+  <w:num w:numId="1" w16cid:durableId="1272132206">
     <w:abstractNumId w:val="7"/>
   </w:num>
-  <w:num w:numId="2">
+  <w:num w:numId="2" w16cid:durableId="836579475">
     <w:abstractNumId w:val="3"/>
   </w:num>
-  <w:num w:numId="3">
+  <w:num w:numId="3" w16cid:durableId="366223092">
     <w:abstractNumId w:val="2"/>
   </w:num>
-  <w:num w:numId="4">
+  <w:num w:numId="4" w16cid:durableId="1726223307">
     <w:abstractNumId w:val="10"/>
   </w:num>
-  <w:num w:numId="5">
+  <w:num w:numId="5" w16cid:durableId="349766369">
     <w:abstractNumId w:val="8"/>
   </w:num>
-  <w:num w:numId="6">
+  <w:num w:numId="6" w16cid:durableId="45958237">
     <w:abstractNumId w:val="4"/>
   </w:num>
-  <w:num w:numId="7">
+  <w:num w:numId="7" w16cid:durableId="266544741">
     <w:abstractNumId w:val="0"/>
   </w:num>
-  <w:num w:numId="8">
+  <w:num w:numId="8" w16cid:durableId="1983195186">
     <w:abstractNumId w:val="6"/>
   </w:num>
-  <w:num w:numId="9">
+  <w:num w:numId="9" w16cid:durableId="1369261593">
     <w:abstractNumId w:val="9"/>
   </w:num>
-  <w:num w:numId="10">
+  <w:num w:numId="10" w16cid:durableId="910387215">
     <w:abstractNumId w:val="1"/>
   </w:num>
-  <w:num w:numId="11">
+  <w:num w:numId="11" w16cid:durableId="253975906">
     <w:abstractNumId w:val="5"/>
   </w:num>
-  <w:num w:numId="12">
+  <w:num w:numId="12" w16cid:durableId="717046738">
     <w:abstractNumId w:val="11"/>
   </w:num>
 </w:numbering>
 </file>
 
 <file path=word/styles.xml><?xml version="1.0" encoding="utf-8"?>
-<w:styles xmlns:mc="http://schemas.openxmlformats.org/markup-compatibility/2006" xmlns:r="http://schemas.openxmlformats.org/officeDocument/2006/relationships" xmlns:w="http://schemas.openxmlformats.org/wordprocessingml/2006/main" xmlns:w14="http://schemas.microsoft.com/office/word/2010/wordml" xmlns:w15="http://schemas.microsoft.com/office/word/2012/wordml" xmlns:w16cex="http://schemas.microsoft.com/office/word/2018/wordml/cex" xmlns:w16cid="http://schemas.microsoft.com/office/word/2016/wordml/cid" xmlns:w16="http://schemas.microsoft.com/office/word/2018/wordml" xmlns:w16sdtdh="http://schemas.microsoft.com/office/word/2020/wordml/sdtdatahash" xmlns:w16se="http://schemas.microsoft.com/office/word/2015/wordml/symex" mc:Ignorable="w14 w15 w16se w16cid w16 w16cex w16sdtdh">
+<w:styles xmlns:mc="http://schemas.openxmlformats.org/markup-compatibility/2006" xmlns:r="http://schemas.openxmlformats.org/officeDocument/2006/relationships" xmlns:w="http://schemas.openxmlformats.org/wordprocessingml/2006/main" xmlns:w14="http://schemas.microsoft.com/office/word/2010/wordml" xmlns:w15="http://schemas.microsoft.com/office/word/2012/wordml" xmlns:w16cex="http://schemas.microsoft.com/office/word/2018/wordml/cex" xmlns:w16cid="http://schemas.microsoft.com/office/word/2016/wordml/cid" xmlns:w16="http://schemas.microsoft.com/office/word/2018/wordml" xmlns:w16du="http://schemas.microsoft.com/office/word/2023/wordml/word16du" xmlns:w16sdtdh="http://schemas.microsoft.com/office/word/2020/wordml/sdtdatahash" xmlns:w16sdtfl="http://schemas.microsoft.com/office/word/2024/wordml/sdtformatlock" xmlns:w16se="http://schemas.microsoft.com/office/word/2015/wordml/symex" mc:Ignorable="w14 w15 w16se w16cid w16 w16cex w16sdtdh w16sdtfl w16du">
   <w:docDefaults>
     <w:rPrDefault>
       <w:rPr>
@@ -9405,7 +12145,7 @@
       <w:rFonts w:asciiTheme="minorHAnsi" w:eastAsiaTheme="minorHAnsi" w:hAnsiTheme="minorHAnsi" w:cstheme="minorBidi"/>
       <w:sz w:val="22"/>
       <w:szCs w:val="22"/>
-      <w:lang w:val="ru-BY" w:eastAsia="en-US"/>
+      <w:lang w:eastAsia="en-US"/>
     </w:rPr>
     <w:tblPr>
       <w:tblBorders>

--- a/Отчёт_СПО_ЛБ1 Голубёнок, Харкевич.docx
+++ b/Отчёт_СПО_ЛБ1 Голубёнок, Харкевич.docx
@@ -3644,7 +3644,6 @@
           <w:rFonts w:ascii="Times New Roman" w:hAnsi="Times New Roman" w:cs="Times New Roman"/>
           <w:sz w:val="28"/>
           <w:szCs w:val="28"/>
-          <w:lang w:val="ru-RU"/>
         </w:rPr>
       </w:pPr>
       <w:r>
@@ -4067,7 +4066,6 @@
                 <w:bCs/>
                 <w:sz w:val="28"/>
                 <w:szCs w:val="28"/>
-                <w:lang w:val="en-US"/>
               </w:rPr>
             </w:pPr>
             <w:r>
@@ -4077,7 +4075,6 @@
                 <w:bCs/>
                 <w:sz w:val="28"/>
                 <w:szCs w:val="28"/>
-                <w:lang w:val="en-US"/>
               </w:rPr>
               <w:t>j</w:t>
             </w:r>
@@ -4127,7 +4124,6 @@
                 <w:sz w:val="28"/>
                 <w:szCs w:val="28"/>
                 <w:vertAlign w:val="subscript"/>
-                <w:lang w:val="en-US"/>
               </w:rPr>
             </w:pPr>
             <w:r>
@@ -4137,7 +4133,6 @@
                 <w:bCs/>
                 <w:sz w:val="28"/>
                 <w:szCs w:val="28"/>
-                <w:lang w:val="en-US"/>
               </w:rPr>
               <w:t>f</w:t>
             </w:r>
@@ -4148,7 +4143,6 @@
                 <w:bCs/>
                 <w:sz w:val="28"/>
                 <w:szCs w:val="28"/>
-                <w:lang w:val="en-US"/>
               </w:rPr>
               <w:t>1j</w:t>
             </w:r>
@@ -4168,7 +4162,6 @@
                 <w:bCs/>
                 <w:sz w:val="28"/>
                 <w:szCs w:val="28"/>
-                <w:lang w:val="en-US"/>
               </w:rPr>
             </w:pPr>
             <w:r>
@@ -4227,7 +4220,6 @@
                 <w:sz w:val="28"/>
                 <w:szCs w:val="28"/>
                 <w:vertAlign w:val="subscript"/>
-                <w:lang w:val="en-US"/>
               </w:rPr>
             </w:pPr>
             <w:r>
@@ -4256,7 +4248,6 @@
                 <w:rFonts w:ascii="Times New Roman" w:eastAsia="Times New Roman" w:hAnsi="Times New Roman" w:cs="Times New Roman"/>
                 <w:sz w:val="28"/>
                 <w:szCs w:val="28"/>
-                <w:lang w:val="en-US"/>
               </w:rPr>
             </w:pPr>
             <w:r>
@@ -4281,15 +4272,13 @@
                 <w:rFonts w:ascii="Times New Roman" w:eastAsia="Times New Roman" w:hAnsi="Times New Roman" w:cs="Times New Roman"/>
                 <w:sz w:val="28"/>
                 <w:szCs w:val="28"/>
-                <w:lang w:val="en-US"/>
-              </w:rPr>
-            </w:pPr>
-            <w:r>
-              <w:rPr>
-                <w:rFonts w:ascii="Times New Roman" w:eastAsia="Times New Roman" w:hAnsi="Times New Roman" w:cs="Times New Roman"/>
-                <w:sz w:val="28"/>
-                <w:szCs w:val="28"/>
-                <w:lang w:val="en-US"/>
+              </w:rPr>
+            </w:pPr>
+            <w:r>
+              <w:rPr>
+                <w:rFonts w:ascii="Times New Roman" w:eastAsia="Times New Roman" w:hAnsi="Times New Roman" w:cs="Times New Roman"/>
+                <w:sz w:val="28"/>
+                <w:szCs w:val="28"/>
               </w:rPr>
               <w:t>if</w:t>
             </w:r>
@@ -4307,15 +4296,13 @@
                 <w:rFonts w:ascii="Times New Roman" w:eastAsia="Times New Roman" w:hAnsi="Times New Roman" w:cs="Times New Roman"/>
                 <w:sz w:val="28"/>
                 <w:szCs w:val="28"/>
-                <w:lang w:val="en-US"/>
-              </w:rPr>
-            </w:pPr>
-            <w:r>
-              <w:rPr>
-                <w:rFonts w:ascii="Times New Roman" w:eastAsia="Times New Roman" w:hAnsi="Times New Roman" w:cs="Times New Roman"/>
-                <w:sz w:val="28"/>
-                <w:szCs w:val="28"/>
-                <w:lang w:val="en-US"/>
+              </w:rPr>
+            </w:pPr>
+            <w:r>
+              <w:rPr>
+                <w:rFonts w:ascii="Times New Roman" w:eastAsia="Times New Roman" w:hAnsi="Times New Roman" w:cs="Times New Roman"/>
+                <w:sz w:val="28"/>
+                <w:szCs w:val="28"/>
               </w:rPr>
               <w:t>11</w:t>
             </w:r>
@@ -4349,18 +4336,29 @@
         <w:tc>
           <w:tcPr>
             <w:tcW w:w="2556" w:type="dxa"/>
-          </w:tcPr>
-          <w:p>
-            <w:pPr>
-              <w:pStyle w:val="a8"/>
-              <w:ind w:left="0"/>
-              <w:rPr>
-                <w:rFonts w:ascii="Times New Roman" w:eastAsia="Times New Roman" w:hAnsi="Times New Roman" w:cs="Times New Roman"/>
-                <w:sz w:val="28"/>
-                <w:szCs w:val="28"/>
-                <w:lang w:val="en-US"/>
-              </w:rPr>
-            </w:pPr>
+            <w:vAlign w:val="center"/>
+          </w:tcPr>
+          <w:p>
+            <w:pPr>
+              <w:pStyle w:val="a8"/>
+              <w:ind w:left="0"/>
+              <w:rPr>
+                <w:rFonts w:ascii="Times New Roman" w:eastAsia="Times New Roman" w:hAnsi="Times New Roman" w:cs="Times New Roman"/>
+                <w:sz w:val="28"/>
+                <w:szCs w:val="28"/>
+              </w:rPr>
+            </w:pPr>
+            <w:r>
+              <w:t>"</w:t>
+            </w:r>
+            <w:proofErr w:type="spellStart"/>
+            <w:r>
+              <w:t>fmt</w:t>
+            </w:r>
+            <w:proofErr w:type="spellEnd"/>
+            <w:r>
+              <w:t>"</w:t>
+            </w:r>
           </w:p>
         </w:tc>
         <w:tc>
@@ -4375,9 +4373,17 @@
                 <w:rFonts w:ascii="Times New Roman" w:eastAsia="Times New Roman" w:hAnsi="Times New Roman" w:cs="Times New Roman"/>
                 <w:sz w:val="28"/>
                 <w:szCs w:val="28"/>
-                <w:lang w:val="en-US"/>
-              </w:rPr>
-            </w:pPr>
+                <w:lang w:val="ru-RU"/>
+              </w:rPr>
+            </w:pPr>
+            <w:r>
+              <w:rPr>
+                <w:rFonts w:ascii="Times New Roman" w:eastAsia="Times New Roman" w:hAnsi="Times New Roman" w:cs="Times New Roman"/>
+                <w:sz w:val="28"/>
+                <w:szCs w:val="28"/>
+              </w:rPr>
+              <w:t>1</w:t>
+            </w:r>
           </w:p>
         </w:tc>
       </w:tr>
@@ -4394,7 +4400,6 @@
                 <w:rFonts w:ascii="Times New Roman" w:eastAsia="Times New Roman" w:hAnsi="Times New Roman" w:cs="Times New Roman"/>
                 <w:sz w:val="28"/>
                 <w:szCs w:val="28"/>
-                <w:lang w:val="en-US"/>
               </w:rPr>
             </w:pPr>
             <w:r>
@@ -4419,15 +4424,13 @@
                 <w:rFonts w:ascii="Times New Roman" w:eastAsia="Times New Roman" w:hAnsi="Times New Roman" w:cs="Times New Roman"/>
                 <w:sz w:val="28"/>
                 <w:szCs w:val="28"/>
-                <w:lang w:val="en-US"/>
-              </w:rPr>
-            </w:pPr>
-            <w:r>
-              <w:rPr>
-                <w:rFonts w:ascii="Times New Roman" w:eastAsia="Times New Roman" w:hAnsi="Times New Roman" w:cs="Times New Roman"/>
-                <w:sz w:val="28"/>
-                <w:szCs w:val="28"/>
-                <w:lang w:val="en-US"/>
+              </w:rPr>
+            </w:pPr>
+            <w:r>
+              <w:rPr>
+                <w:rFonts w:ascii="Times New Roman" w:eastAsia="Times New Roman" w:hAnsi="Times New Roman" w:cs="Times New Roman"/>
+                <w:sz w:val="28"/>
+                <w:szCs w:val="28"/>
               </w:rPr>
               <w:t>for</w:t>
             </w:r>
@@ -4445,15 +4448,13 @@
                 <w:rFonts w:ascii="Times New Roman" w:eastAsia="Times New Roman" w:hAnsi="Times New Roman" w:cs="Times New Roman"/>
                 <w:sz w:val="28"/>
                 <w:szCs w:val="28"/>
-                <w:lang w:val="en-US"/>
-              </w:rPr>
-            </w:pPr>
-            <w:r>
-              <w:rPr>
-                <w:rFonts w:ascii="Times New Roman" w:eastAsia="Times New Roman" w:hAnsi="Times New Roman" w:cs="Times New Roman"/>
-                <w:sz w:val="28"/>
-                <w:szCs w:val="28"/>
-                <w:lang w:val="en-US"/>
+              </w:rPr>
+            </w:pPr>
+            <w:r>
+              <w:rPr>
+                <w:rFonts w:ascii="Times New Roman" w:eastAsia="Times New Roman" w:hAnsi="Times New Roman" w:cs="Times New Roman"/>
+                <w:sz w:val="28"/>
+                <w:szCs w:val="28"/>
               </w:rPr>
               <w:t>4</w:t>
             </w:r>
@@ -4487,18 +4488,21 @@
         <w:tc>
           <w:tcPr>
             <w:tcW w:w="2556" w:type="dxa"/>
-          </w:tcPr>
-          <w:p>
-            <w:pPr>
-              <w:pStyle w:val="a8"/>
-              <w:ind w:left="0"/>
-              <w:rPr>
-                <w:rFonts w:ascii="Times New Roman" w:eastAsia="Times New Roman" w:hAnsi="Times New Roman" w:cs="Times New Roman"/>
-                <w:sz w:val="28"/>
-                <w:szCs w:val="28"/>
-                <w:lang w:val="en-US"/>
-              </w:rPr>
-            </w:pPr>
+            <w:vAlign w:val="center"/>
+          </w:tcPr>
+          <w:p>
+            <w:pPr>
+              <w:pStyle w:val="a8"/>
+              <w:ind w:left="0"/>
+              <w:rPr>
+                <w:rFonts w:ascii="Times New Roman" w:eastAsia="Times New Roman" w:hAnsi="Times New Roman" w:cs="Times New Roman"/>
+                <w:sz w:val="28"/>
+                <w:szCs w:val="28"/>
+              </w:rPr>
+            </w:pPr>
+            <w:r>
+              <w:t>c</w:t>
+            </w:r>
           </w:p>
         </w:tc>
         <w:tc>
@@ -4513,9 +4517,17 @@
                 <w:rFonts w:ascii="Times New Roman" w:eastAsia="Times New Roman" w:hAnsi="Times New Roman" w:cs="Times New Roman"/>
                 <w:sz w:val="28"/>
                 <w:szCs w:val="28"/>
-                <w:lang w:val="en-US"/>
-              </w:rPr>
-            </w:pPr>
+              </w:rPr>
+            </w:pPr>
+            <w:r>
+              <w:rPr>
+                <w:rFonts w:ascii="Times New Roman" w:eastAsia="Times New Roman" w:hAnsi="Times New Roman" w:cs="Times New Roman"/>
+                <w:sz w:val="28"/>
+                <w:szCs w:val="28"/>
+                <w:lang w:val="ru-RU"/>
+              </w:rPr>
+              <w:t>9</w:t>
+            </w:r>
           </w:p>
         </w:tc>
       </w:tr>
@@ -4532,7 +4544,6 @@
                 <w:rFonts w:ascii="Times New Roman" w:eastAsia="Times New Roman" w:hAnsi="Times New Roman" w:cs="Times New Roman"/>
                 <w:sz w:val="28"/>
                 <w:szCs w:val="28"/>
-                <w:lang w:val="en-US"/>
               </w:rPr>
             </w:pPr>
             <w:r>
@@ -4557,15 +4568,13 @@
                 <w:rFonts w:ascii="Times New Roman" w:eastAsia="Times New Roman" w:hAnsi="Times New Roman" w:cs="Times New Roman"/>
                 <w:sz w:val="28"/>
                 <w:szCs w:val="28"/>
-                <w:lang w:val="en-US"/>
-              </w:rPr>
-            </w:pPr>
-            <w:r>
-              <w:rPr>
-                <w:rFonts w:ascii="Times New Roman" w:eastAsia="Times New Roman" w:hAnsi="Times New Roman" w:cs="Times New Roman"/>
-                <w:sz w:val="28"/>
-                <w:szCs w:val="28"/>
-                <w:lang w:val="en-US"/>
+              </w:rPr>
+            </w:pPr>
+            <w:r>
+              <w:rPr>
+                <w:rFonts w:ascii="Times New Roman" w:eastAsia="Times New Roman" w:hAnsi="Times New Roman" w:cs="Times New Roman"/>
+                <w:sz w:val="28"/>
+                <w:szCs w:val="28"/>
               </w:rPr>
               <w:t>return</w:t>
             </w:r>
@@ -4583,15 +4592,13 @@
                 <w:rFonts w:ascii="Times New Roman" w:eastAsia="Times New Roman" w:hAnsi="Times New Roman" w:cs="Times New Roman"/>
                 <w:sz w:val="28"/>
                 <w:szCs w:val="28"/>
-                <w:lang w:val="en-US"/>
-              </w:rPr>
-            </w:pPr>
-            <w:r>
-              <w:rPr>
-                <w:rFonts w:ascii="Times New Roman" w:eastAsia="Times New Roman" w:hAnsi="Times New Roman" w:cs="Times New Roman"/>
-                <w:sz w:val="28"/>
-                <w:szCs w:val="28"/>
-                <w:lang w:val="en-US"/>
+              </w:rPr>
+            </w:pPr>
+            <w:r>
+              <w:rPr>
+                <w:rFonts w:ascii="Times New Roman" w:eastAsia="Times New Roman" w:hAnsi="Times New Roman" w:cs="Times New Roman"/>
+                <w:sz w:val="28"/>
+                <w:szCs w:val="28"/>
               </w:rPr>
               <w:t>18</w:t>
             </w:r>
@@ -4625,18 +4632,21 @@
         <w:tc>
           <w:tcPr>
             <w:tcW w:w="2556" w:type="dxa"/>
-          </w:tcPr>
-          <w:p>
-            <w:pPr>
-              <w:pStyle w:val="a8"/>
-              <w:ind w:left="0"/>
-              <w:rPr>
-                <w:rFonts w:ascii="Times New Roman" w:eastAsia="Times New Roman" w:hAnsi="Times New Roman" w:cs="Times New Roman"/>
-                <w:sz w:val="28"/>
-                <w:szCs w:val="28"/>
-                <w:lang w:val="en-US"/>
-              </w:rPr>
-            </w:pPr>
+            <w:vAlign w:val="center"/>
+          </w:tcPr>
+          <w:p>
+            <w:pPr>
+              <w:pStyle w:val="a8"/>
+              <w:ind w:left="0"/>
+              <w:rPr>
+                <w:rFonts w:ascii="Times New Roman" w:eastAsia="Times New Roman" w:hAnsi="Times New Roman" w:cs="Times New Roman"/>
+                <w:sz w:val="28"/>
+                <w:szCs w:val="28"/>
+              </w:rPr>
+            </w:pPr>
+            <w:r>
+              <w:t>'0'</w:t>
+            </w:r>
           </w:p>
         </w:tc>
         <w:tc>
@@ -4651,9 +4661,16 @@
                 <w:rFonts w:ascii="Times New Roman" w:eastAsia="Times New Roman" w:hAnsi="Times New Roman" w:cs="Times New Roman"/>
                 <w:sz w:val="28"/>
                 <w:szCs w:val="28"/>
-                <w:lang w:val="en-US"/>
-              </w:rPr>
-            </w:pPr>
+              </w:rPr>
+            </w:pPr>
+            <w:r>
+              <w:rPr>
+                <w:rFonts w:ascii="Times New Roman" w:eastAsia="Times New Roman" w:hAnsi="Times New Roman" w:cs="Times New Roman"/>
+                <w:sz w:val="28"/>
+                <w:szCs w:val="28"/>
+              </w:rPr>
+              <w:t>4</w:t>
+            </w:r>
           </w:p>
         </w:tc>
       </w:tr>
@@ -4670,7 +4687,6 @@
                 <w:rFonts w:ascii="Times New Roman" w:eastAsia="Times New Roman" w:hAnsi="Times New Roman" w:cs="Times New Roman"/>
                 <w:sz w:val="28"/>
                 <w:szCs w:val="28"/>
-                <w:lang w:val="en-US"/>
               </w:rPr>
             </w:pPr>
             <w:r>
@@ -4695,15 +4711,13 @@
                 <w:rFonts w:ascii="Times New Roman" w:eastAsia="Times New Roman" w:hAnsi="Times New Roman" w:cs="Times New Roman"/>
                 <w:sz w:val="28"/>
                 <w:szCs w:val="28"/>
-                <w:lang w:val="en-US"/>
-              </w:rPr>
-            </w:pPr>
-            <w:r>
-              <w:rPr>
-                <w:rFonts w:ascii="Times New Roman" w:eastAsia="Times New Roman" w:hAnsi="Times New Roman" w:cs="Times New Roman"/>
-                <w:sz w:val="28"/>
-                <w:szCs w:val="28"/>
-                <w:lang w:val="en-US"/>
+              </w:rPr>
+            </w:pPr>
+            <w:r>
+              <w:rPr>
+                <w:rFonts w:ascii="Times New Roman" w:eastAsia="Times New Roman" w:hAnsi="Times New Roman" w:cs="Times New Roman"/>
+                <w:sz w:val="28"/>
+                <w:szCs w:val="28"/>
               </w:rPr>
               <w:t>:=</w:t>
             </w:r>
@@ -4721,15 +4735,13 @@
                 <w:rFonts w:ascii="Times New Roman" w:eastAsia="Times New Roman" w:hAnsi="Times New Roman" w:cs="Times New Roman"/>
                 <w:sz w:val="28"/>
                 <w:szCs w:val="28"/>
-                <w:lang w:val="en-US"/>
-              </w:rPr>
-            </w:pPr>
-            <w:r>
-              <w:rPr>
-                <w:rFonts w:ascii="Times New Roman" w:eastAsia="Times New Roman" w:hAnsi="Times New Roman" w:cs="Times New Roman"/>
-                <w:sz w:val="28"/>
-                <w:szCs w:val="28"/>
-                <w:lang w:val="en-US"/>
+              </w:rPr>
+            </w:pPr>
+            <w:r>
+              <w:rPr>
+                <w:rFonts w:ascii="Times New Roman" w:eastAsia="Times New Roman" w:hAnsi="Times New Roman" w:cs="Times New Roman"/>
+                <w:sz w:val="28"/>
+                <w:szCs w:val="28"/>
               </w:rPr>
               <w:t>12</w:t>
             </w:r>
@@ -4763,18 +4775,21 @@
         <w:tc>
           <w:tcPr>
             <w:tcW w:w="2556" w:type="dxa"/>
-          </w:tcPr>
-          <w:p>
-            <w:pPr>
-              <w:pStyle w:val="a8"/>
-              <w:ind w:left="0"/>
-              <w:rPr>
-                <w:rFonts w:ascii="Times New Roman" w:eastAsia="Times New Roman" w:hAnsi="Times New Roman" w:cs="Times New Roman"/>
-                <w:sz w:val="28"/>
-                <w:szCs w:val="28"/>
-                <w:lang w:val="en-US"/>
-              </w:rPr>
-            </w:pPr>
+            <w:vAlign w:val="center"/>
+          </w:tcPr>
+          <w:p>
+            <w:pPr>
+              <w:pStyle w:val="a8"/>
+              <w:ind w:left="0"/>
+              <w:rPr>
+                <w:rFonts w:ascii="Times New Roman" w:eastAsia="Times New Roman" w:hAnsi="Times New Roman" w:cs="Times New Roman"/>
+                <w:sz w:val="28"/>
+                <w:szCs w:val="28"/>
+              </w:rPr>
+            </w:pPr>
+            <w:r>
+              <w:t>'9'</w:t>
+            </w:r>
           </w:p>
         </w:tc>
         <w:tc>
@@ -4789,9 +4804,16 @@
                 <w:rFonts w:ascii="Times New Roman" w:eastAsia="Times New Roman" w:hAnsi="Times New Roman" w:cs="Times New Roman"/>
                 <w:sz w:val="28"/>
                 <w:szCs w:val="28"/>
-                <w:lang w:val="en-US"/>
-              </w:rPr>
-            </w:pPr>
+              </w:rPr>
+            </w:pPr>
+            <w:r>
+              <w:rPr>
+                <w:rFonts w:ascii="Times New Roman" w:eastAsia="Times New Roman" w:hAnsi="Times New Roman" w:cs="Times New Roman"/>
+                <w:sz w:val="28"/>
+                <w:szCs w:val="28"/>
+              </w:rPr>
+              <w:t>1</w:t>
+            </w:r>
           </w:p>
         </w:tc>
       </w:tr>
@@ -4808,7 +4830,6 @@
                 <w:rFonts w:ascii="Times New Roman" w:eastAsia="Times New Roman" w:hAnsi="Times New Roman" w:cs="Times New Roman"/>
                 <w:sz w:val="28"/>
                 <w:szCs w:val="28"/>
-                <w:lang w:val="en-US"/>
               </w:rPr>
             </w:pPr>
             <w:r>
@@ -4833,15 +4854,13 @@
                 <w:rFonts w:ascii="Times New Roman" w:eastAsia="Times New Roman" w:hAnsi="Times New Roman" w:cs="Times New Roman"/>
                 <w:sz w:val="28"/>
                 <w:szCs w:val="28"/>
-                <w:lang w:val="en-US"/>
-              </w:rPr>
-            </w:pPr>
-            <w:r>
-              <w:rPr>
-                <w:rFonts w:ascii="Times New Roman" w:eastAsia="Times New Roman" w:hAnsi="Times New Roman" w:cs="Times New Roman"/>
-                <w:sz w:val="28"/>
-                <w:szCs w:val="28"/>
-                <w:lang w:val="en-US"/>
+              </w:rPr>
+            </w:pPr>
+            <w:r>
+              <w:rPr>
+                <w:rFonts w:ascii="Times New Roman" w:eastAsia="Times New Roman" w:hAnsi="Times New Roman" w:cs="Times New Roman"/>
+                <w:sz w:val="28"/>
+                <w:szCs w:val="28"/>
               </w:rPr>
               <w:t>==</w:t>
             </w:r>
@@ -4859,15 +4878,13 @@
                 <w:rFonts w:ascii="Times New Roman" w:eastAsia="Times New Roman" w:hAnsi="Times New Roman" w:cs="Times New Roman"/>
                 <w:sz w:val="28"/>
                 <w:szCs w:val="28"/>
-                <w:lang w:val="en-US"/>
-              </w:rPr>
-            </w:pPr>
-            <w:r>
-              <w:rPr>
-                <w:rFonts w:ascii="Times New Roman" w:eastAsia="Times New Roman" w:hAnsi="Times New Roman" w:cs="Times New Roman"/>
-                <w:sz w:val="28"/>
-                <w:szCs w:val="28"/>
-                <w:lang w:val="en-US"/>
+              </w:rPr>
+            </w:pPr>
+            <w:r>
+              <w:rPr>
+                <w:rFonts w:ascii="Times New Roman" w:eastAsia="Times New Roman" w:hAnsi="Times New Roman" w:cs="Times New Roman"/>
+                <w:sz w:val="28"/>
+                <w:szCs w:val="28"/>
               </w:rPr>
               <w:t>4</w:t>
             </w:r>
@@ -4901,18 +4918,21 @@
         <w:tc>
           <w:tcPr>
             <w:tcW w:w="2556" w:type="dxa"/>
-          </w:tcPr>
-          <w:p>
-            <w:pPr>
-              <w:pStyle w:val="a8"/>
-              <w:ind w:left="0"/>
-              <w:rPr>
-                <w:rFonts w:ascii="Times New Roman" w:eastAsia="Times New Roman" w:hAnsi="Times New Roman" w:cs="Times New Roman"/>
-                <w:sz w:val="28"/>
-                <w:szCs w:val="28"/>
-                <w:lang w:val="en-US"/>
-              </w:rPr>
-            </w:pPr>
+            <w:vAlign w:val="center"/>
+          </w:tcPr>
+          <w:p>
+            <w:pPr>
+              <w:pStyle w:val="a8"/>
+              <w:ind w:left="0"/>
+              <w:rPr>
+                <w:rFonts w:ascii="Times New Roman" w:eastAsia="Times New Roman" w:hAnsi="Times New Roman" w:cs="Times New Roman"/>
+                <w:sz w:val="28"/>
+                <w:szCs w:val="28"/>
+              </w:rPr>
+            </w:pPr>
+            <w:r>
+              <w:t>'A'</w:t>
+            </w:r>
           </w:p>
         </w:tc>
         <w:tc>
@@ -4927,7 +4947,6 @@
                 <w:rFonts w:ascii="Times New Roman" w:eastAsia="Times New Roman" w:hAnsi="Times New Roman" w:cs="Times New Roman"/>
                 <w:sz w:val="28"/>
                 <w:szCs w:val="28"/>
-                <w:lang w:val="en-US"/>
               </w:rPr>
             </w:pPr>
           </w:p>
@@ -4946,7 +4965,6 @@
                 <w:rFonts w:ascii="Times New Roman" w:eastAsia="Times New Roman" w:hAnsi="Times New Roman" w:cs="Times New Roman"/>
                 <w:sz w:val="28"/>
                 <w:szCs w:val="28"/>
-                <w:lang w:val="en-US"/>
               </w:rPr>
             </w:pPr>
             <w:r>
@@ -4972,7 +4990,6 @@
                 <w:rFonts w:ascii="Times New Roman" w:eastAsia="Times New Roman" w:hAnsi="Times New Roman" w:cs="Times New Roman"/>
                 <w:sz w:val="28"/>
                 <w:szCs w:val="28"/>
-                <w:lang w:val="en-US"/>
               </w:rPr>
             </w:pPr>
             <w:r>
@@ -4992,15 +5009,13 @@
                 <w:rFonts w:ascii="Times New Roman" w:eastAsia="Times New Roman" w:hAnsi="Times New Roman" w:cs="Times New Roman"/>
                 <w:sz w:val="28"/>
                 <w:szCs w:val="28"/>
-                <w:lang w:val="en-US"/>
-              </w:rPr>
-            </w:pPr>
-            <w:r>
-              <w:rPr>
-                <w:rFonts w:ascii="Times New Roman" w:eastAsia="Times New Roman" w:hAnsi="Times New Roman" w:cs="Times New Roman"/>
-                <w:sz w:val="28"/>
-                <w:szCs w:val="28"/>
-                <w:lang w:val="en-US"/>
+              </w:rPr>
+            </w:pPr>
+            <w:r>
+              <w:rPr>
+                <w:rFonts w:ascii="Times New Roman" w:eastAsia="Times New Roman" w:hAnsi="Times New Roman" w:cs="Times New Roman"/>
+                <w:sz w:val="28"/>
+                <w:szCs w:val="28"/>
               </w:rPr>
               <w:t>5</w:t>
             </w:r>
@@ -5034,18 +5049,21 @@
         <w:tc>
           <w:tcPr>
             <w:tcW w:w="2556" w:type="dxa"/>
-          </w:tcPr>
-          <w:p>
-            <w:pPr>
-              <w:pStyle w:val="a8"/>
-              <w:ind w:left="0"/>
-              <w:rPr>
-                <w:rFonts w:ascii="Times New Roman" w:eastAsia="Times New Roman" w:hAnsi="Times New Roman" w:cs="Times New Roman"/>
-                <w:sz w:val="28"/>
-                <w:szCs w:val="28"/>
-                <w:lang w:val="en-US"/>
-              </w:rPr>
-            </w:pPr>
+            <w:vAlign w:val="center"/>
+          </w:tcPr>
+          <w:p>
+            <w:pPr>
+              <w:pStyle w:val="a8"/>
+              <w:ind w:left="0"/>
+              <w:rPr>
+                <w:rFonts w:ascii="Times New Roman" w:eastAsia="Times New Roman" w:hAnsi="Times New Roman" w:cs="Times New Roman"/>
+                <w:sz w:val="28"/>
+                <w:szCs w:val="28"/>
+              </w:rPr>
+            </w:pPr>
+            <w:r>
+              <w:t>'Z'</w:t>
+            </w:r>
           </w:p>
         </w:tc>
         <w:tc>
@@ -5060,7 +5078,6 @@
                 <w:rFonts w:ascii="Times New Roman" w:eastAsia="Times New Roman" w:hAnsi="Times New Roman" w:cs="Times New Roman"/>
                 <w:sz w:val="28"/>
                 <w:szCs w:val="28"/>
-                <w:lang w:val="en-US"/>
               </w:rPr>
             </w:pPr>
           </w:p>
@@ -5079,7 +5096,6 @@
                 <w:rFonts w:ascii="Times New Roman" w:eastAsia="Times New Roman" w:hAnsi="Times New Roman" w:cs="Times New Roman"/>
                 <w:sz w:val="28"/>
                 <w:szCs w:val="28"/>
-                <w:lang w:val="en-US"/>
               </w:rPr>
             </w:pPr>
             <w:r>
@@ -5105,7 +5121,6 @@
                 <w:rFonts w:ascii="Times New Roman" w:eastAsia="Times New Roman" w:hAnsi="Times New Roman" w:cs="Times New Roman"/>
                 <w:sz w:val="28"/>
                 <w:szCs w:val="28"/>
-                <w:lang w:val="en-US"/>
               </w:rPr>
             </w:pPr>
             <w:r>
@@ -5125,15 +5140,13 @@
                 <w:rFonts w:ascii="Times New Roman" w:eastAsia="Times New Roman" w:hAnsi="Times New Roman" w:cs="Times New Roman"/>
                 <w:sz w:val="28"/>
                 <w:szCs w:val="28"/>
-                <w:lang w:val="en-US"/>
-              </w:rPr>
-            </w:pPr>
-            <w:r>
-              <w:rPr>
-                <w:rFonts w:ascii="Times New Roman" w:eastAsia="Times New Roman" w:hAnsi="Times New Roman" w:cs="Times New Roman"/>
-                <w:sz w:val="28"/>
-                <w:szCs w:val="28"/>
-                <w:lang w:val="en-US"/>
+              </w:rPr>
+            </w:pPr>
+            <w:r>
+              <w:rPr>
+                <w:rFonts w:ascii="Times New Roman" w:eastAsia="Times New Roman" w:hAnsi="Times New Roman" w:cs="Times New Roman"/>
+                <w:sz w:val="28"/>
+                <w:szCs w:val="28"/>
               </w:rPr>
               <w:t>7</w:t>
             </w:r>
@@ -5167,18 +5180,21 @@
         <w:tc>
           <w:tcPr>
             <w:tcW w:w="2556" w:type="dxa"/>
-          </w:tcPr>
-          <w:p>
-            <w:pPr>
-              <w:pStyle w:val="a8"/>
-              <w:ind w:left="0"/>
-              <w:rPr>
-                <w:rFonts w:ascii="Times New Roman" w:eastAsia="Times New Roman" w:hAnsi="Times New Roman" w:cs="Times New Roman"/>
-                <w:sz w:val="28"/>
-                <w:szCs w:val="28"/>
-                <w:lang w:val="en-US"/>
-              </w:rPr>
-            </w:pPr>
+            <w:vAlign w:val="center"/>
+          </w:tcPr>
+          <w:p>
+            <w:pPr>
+              <w:pStyle w:val="a8"/>
+              <w:ind w:left="0"/>
+              <w:rPr>
+                <w:rFonts w:ascii="Times New Roman" w:eastAsia="Times New Roman" w:hAnsi="Times New Roman" w:cs="Times New Roman"/>
+                <w:sz w:val="28"/>
+                <w:szCs w:val="28"/>
+              </w:rPr>
+            </w:pPr>
+            <w:r>
+              <w:t>10</w:t>
+            </w:r>
           </w:p>
         </w:tc>
         <w:tc>
@@ -5193,7 +5209,6 @@
                 <w:rFonts w:ascii="Times New Roman" w:eastAsia="Times New Roman" w:hAnsi="Times New Roman" w:cs="Times New Roman"/>
                 <w:sz w:val="28"/>
                 <w:szCs w:val="28"/>
-                <w:lang w:val="en-US"/>
               </w:rPr>
             </w:pPr>
           </w:p>
@@ -5212,7 +5227,6 @@
                 <w:rFonts w:ascii="Times New Roman" w:eastAsia="Times New Roman" w:hAnsi="Times New Roman" w:cs="Times New Roman"/>
                 <w:sz w:val="28"/>
                 <w:szCs w:val="28"/>
-                <w:lang w:val="en-US"/>
               </w:rPr>
             </w:pPr>
             <w:r>
@@ -5238,7 +5252,6 @@
                 <w:rFonts w:ascii="Times New Roman" w:eastAsia="Times New Roman" w:hAnsi="Times New Roman" w:cs="Times New Roman"/>
                 <w:sz w:val="28"/>
                 <w:szCs w:val="28"/>
-                <w:lang w:val="en-US"/>
               </w:rPr>
             </w:pPr>
             <w:r>
@@ -5258,15 +5271,13 @@
                 <w:rFonts w:ascii="Times New Roman" w:eastAsia="Times New Roman" w:hAnsi="Times New Roman" w:cs="Times New Roman"/>
                 <w:sz w:val="28"/>
                 <w:szCs w:val="28"/>
-                <w:lang w:val="en-US"/>
-              </w:rPr>
-            </w:pPr>
-            <w:r>
-              <w:rPr>
-                <w:rFonts w:ascii="Times New Roman" w:eastAsia="Times New Roman" w:hAnsi="Times New Roman" w:cs="Times New Roman"/>
-                <w:sz w:val="28"/>
-                <w:szCs w:val="28"/>
-                <w:lang w:val="en-US"/>
+              </w:rPr>
+            </w:pPr>
+            <w:r>
+              <w:rPr>
+                <w:rFonts w:ascii="Times New Roman" w:eastAsia="Times New Roman" w:hAnsi="Times New Roman" w:cs="Times New Roman"/>
+                <w:sz w:val="28"/>
+                <w:szCs w:val="28"/>
               </w:rPr>
               <w:t>1</w:t>
             </w:r>
@@ -5284,7 +5295,6 @@
                 <w:rFonts w:ascii="Times New Roman" w:eastAsia="Times New Roman" w:hAnsi="Times New Roman" w:cs="Times New Roman"/>
                 <w:sz w:val="28"/>
                 <w:szCs w:val="28"/>
-                <w:lang w:val="en-US"/>
               </w:rPr>
             </w:pPr>
             <w:r>
@@ -5300,18 +5310,21 @@
         <w:tc>
           <w:tcPr>
             <w:tcW w:w="2556" w:type="dxa"/>
-          </w:tcPr>
-          <w:p>
-            <w:pPr>
-              <w:pStyle w:val="a8"/>
-              <w:ind w:left="0"/>
-              <w:rPr>
-                <w:rFonts w:ascii="Times New Roman" w:eastAsia="Times New Roman" w:hAnsi="Times New Roman" w:cs="Times New Roman"/>
-                <w:sz w:val="28"/>
-                <w:szCs w:val="28"/>
-                <w:lang w:val="en-US"/>
-              </w:rPr>
-            </w:pPr>
+            <w:vAlign w:val="center"/>
+          </w:tcPr>
+          <w:p>
+            <w:pPr>
+              <w:pStyle w:val="a8"/>
+              <w:ind w:left="0"/>
+              <w:rPr>
+                <w:rFonts w:ascii="Times New Roman" w:eastAsia="Times New Roman" w:hAnsi="Times New Roman" w:cs="Times New Roman"/>
+                <w:sz w:val="28"/>
+                <w:szCs w:val="28"/>
+              </w:rPr>
+            </w:pPr>
+            <w:r>
+              <w:t>'a'</w:t>
+            </w:r>
           </w:p>
         </w:tc>
         <w:tc>
@@ -5326,7 +5339,6 @@
                 <w:rFonts w:ascii="Times New Roman" w:eastAsia="Times New Roman" w:hAnsi="Times New Roman" w:cs="Times New Roman"/>
                 <w:sz w:val="28"/>
                 <w:szCs w:val="28"/>
-                <w:lang w:val="en-US"/>
               </w:rPr>
             </w:pPr>
           </w:p>
@@ -5345,7 +5357,6 @@
                 <w:rFonts w:ascii="Times New Roman" w:eastAsia="Times New Roman" w:hAnsi="Times New Roman" w:cs="Times New Roman"/>
                 <w:sz w:val="28"/>
                 <w:szCs w:val="28"/>
-                <w:lang w:val="en-US"/>
               </w:rPr>
             </w:pPr>
             <w:r>
@@ -5371,7 +5382,6 @@
                 <w:rFonts w:ascii="Times New Roman" w:eastAsia="Times New Roman" w:hAnsi="Times New Roman" w:cs="Times New Roman"/>
                 <w:sz w:val="28"/>
                 <w:szCs w:val="28"/>
-                <w:lang w:val="en-US"/>
               </w:rPr>
             </w:pPr>
             <w:r>
@@ -5391,15 +5401,13 @@
                 <w:rFonts w:ascii="Times New Roman" w:eastAsia="Times New Roman" w:hAnsi="Times New Roman" w:cs="Times New Roman"/>
                 <w:sz w:val="28"/>
                 <w:szCs w:val="28"/>
-                <w:lang w:val="en-US"/>
-              </w:rPr>
-            </w:pPr>
-            <w:r>
-              <w:rPr>
-                <w:rFonts w:ascii="Times New Roman" w:eastAsia="Times New Roman" w:hAnsi="Times New Roman" w:cs="Times New Roman"/>
-                <w:sz w:val="28"/>
-                <w:szCs w:val="28"/>
-                <w:lang w:val="en-US"/>
+              </w:rPr>
+            </w:pPr>
+            <w:r>
+              <w:rPr>
+                <w:rFonts w:ascii="Times New Roman" w:eastAsia="Times New Roman" w:hAnsi="Times New Roman" w:cs="Times New Roman"/>
+                <w:sz w:val="28"/>
+                <w:szCs w:val="28"/>
               </w:rPr>
               <w:t>1</w:t>
             </w:r>
@@ -5433,18 +5441,21 @@
         <w:tc>
           <w:tcPr>
             <w:tcW w:w="2556" w:type="dxa"/>
-          </w:tcPr>
-          <w:p>
-            <w:pPr>
-              <w:pStyle w:val="a8"/>
-              <w:ind w:left="0"/>
-              <w:rPr>
-                <w:rFonts w:ascii="Times New Roman" w:eastAsia="Times New Roman" w:hAnsi="Times New Roman" w:cs="Times New Roman"/>
-                <w:sz w:val="28"/>
-                <w:szCs w:val="28"/>
-                <w:lang w:val="en-US"/>
-              </w:rPr>
-            </w:pPr>
+            <w:vAlign w:val="center"/>
+          </w:tcPr>
+          <w:p>
+            <w:pPr>
+              <w:pStyle w:val="a8"/>
+              <w:ind w:left="0"/>
+              <w:rPr>
+                <w:rFonts w:ascii="Times New Roman" w:eastAsia="Times New Roman" w:hAnsi="Times New Roman" w:cs="Times New Roman"/>
+                <w:sz w:val="28"/>
+                <w:szCs w:val="28"/>
+              </w:rPr>
+            </w:pPr>
+            <w:r>
+              <w:t>'z'</w:t>
+            </w:r>
           </w:p>
         </w:tc>
         <w:tc>
@@ -5459,7 +5470,6 @@
                 <w:rFonts w:ascii="Times New Roman" w:eastAsia="Times New Roman" w:hAnsi="Times New Roman" w:cs="Times New Roman"/>
                 <w:sz w:val="28"/>
                 <w:szCs w:val="28"/>
-                <w:lang w:val="en-US"/>
               </w:rPr>
             </w:pPr>
           </w:p>
@@ -5478,7 +5488,6 @@
                 <w:rFonts w:ascii="Times New Roman" w:eastAsia="Times New Roman" w:hAnsi="Times New Roman" w:cs="Times New Roman"/>
                 <w:sz w:val="28"/>
                 <w:szCs w:val="28"/>
-                <w:lang w:val="en-US"/>
               </w:rPr>
             </w:pPr>
             <w:r>
@@ -5504,7 +5513,6 @@
                 <w:rFonts w:ascii="Times New Roman" w:eastAsia="Times New Roman" w:hAnsi="Times New Roman" w:cs="Times New Roman"/>
                 <w:sz w:val="28"/>
                 <w:szCs w:val="28"/>
-                <w:lang w:val="en-US"/>
               </w:rPr>
             </w:pPr>
             <w:r>
@@ -5524,15 +5532,13 @@
                 <w:rFonts w:ascii="Times New Roman" w:eastAsia="Times New Roman" w:hAnsi="Times New Roman" w:cs="Times New Roman"/>
                 <w:sz w:val="28"/>
                 <w:szCs w:val="28"/>
-                <w:lang w:val="en-US"/>
-              </w:rPr>
-            </w:pPr>
-            <w:r>
-              <w:rPr>
-                <w:rFonts w:ascii="Times New Roman" w:eastAsia="Times New Roman" w:hAnsi="Times New Roman" w:cs="Times New Roman"/>
-                <w:sz w:val="28"/>
-                <w:szCs w:val="28"/>
-                <w:lang w:val="en-US"/>
+              </w:rPr>
+            </w:pPr>
+            <w:r>
+              <w:rPr>
+                <w:rFonts w:ascii="Times New Roman" w:eastAsia="Times New Roman" w:hAnsi="Times New Roman" w:cs="Times New Roman"/>
+                <w:sz w:val="28"/>
+                <w:szCs w:val="28"/>
               </w:rPr>
               <w:t>2</w:t>
             </w:r>
@@ -5566,18 +5572,21 @@
         <w:tc>
           <w:tcPr>
             <w:tcW w:w="2556" w:type="dxa"/>
-          </w:tcPr>
-          <w:p>
-            <w:pPr>
-              <w:pStyle w:val="a8"/>
-              <w:ind w:left="0"/>
-              <w:rPr>
-                <w:rFonts w:ascii="Times New Roman" w:eastAsia="Times New Roman" w:hAnsi="Times New Roman" w:cs="Times New Roman"/>
-                <w:sz w:val="28"/>
-                <w:szCs w:val="28"/>
-                <w:lang w:val="en-US"/>
-              </w:rPr>
-            </w:pPr>
+            <w:vAlign w:val="center"/>
+          </w:tcPr>
+          <w:p>
+            <w:pPr>
+              <w:pStyle w:val="a8"/>
+              <w:ind w:left="0"/>
+              <w:rPr>
+                <w:rFonts w:ascii="Times New Roman" w:eastAsia="Times New Roman" w:hAnsi="Times New Roman" w:cs="Times New Roman"/>
+                <w:sz w:val="28"/>
+                <w:szCs w:val="28"/>
+              </w:rPr>
+            </w:pPr>
+            <w:r>
+              <w:t>1</w:t>
+            </w:r>
           </w:p>
         </w:tc>
         <w:tc>
@@ -5592,7 +5601,6 @@
                 <w:rFonts w:ascii="Times New Roman" w:eastAsia="Times New Roman" w:hAnsi="Times New Roman" w:cs="Times New Roman"/>
                 <w:sz w:val="28"/>
                 <w:szCs w:val="28"/>
-                <w:lang w:val="en-US"/>
               </w:rPr>
             </w:pPr>
           </w:p>
@@ -5611,7 +5619,6 @@
                 <w:rFonts w:ascii="Times New Roman" w:eastAsia="Times New Roman" w:hAnsi="Times New Roman" w:cs="Times New Roman"/>
                 <w:sz w:val="28"/>
                 <w:szCs w:val="28"/>
-                <w:lang w:val="en-US"/>
               </w:rPr>
             </w:pPr>
             <w:r>
@@ -5637,7 +5644,6 @@
                 <w:rFonts w:ascii="Times New Roman" w:eastAsia="Times New Roman" w:hAnsi="Times New Roman" w:cs="Times New Roman"/>
                 <w:sz w:val="28"/>
                 <w:szCs w:val="28"/>
-                <w:lang w:val="en-US"/>
               </w:rPr>
             </w:pPr>
             <w:r>
@@ -5657,15 +5663,13 @@
                 <w:rFonts w:ascii="Times New Roman" w:eastAsia="Times New Roman" w:hAnsi="Times New Roman" w:cs="Times New Roman"/>
                 <w:sz w:val="28"/>
                 <w:szCs w:val="28"/>
-                <w:lang w:val="en-US"/>
-              </w:rPr>
-            </w:pPr>
-            <w:r>
-              <w:rPr>
-                <w:rFonts w:ascii="Times New Roman" w:eastAsia="Times New Roman" w:hAnsi="Times New Roman" w:cs="Times New Roman"/>
-                <w:sz w:val="28"/>
-                <w:szCs w:val="28"/>
-                <w:lang w:val="en-US"/>
+              </w:rPr>
+            </w:pPr>
+            <w:r>
+              <w:rPr>
+                <w:rFonts w:ascii="Times New Roman" w:eastAsia="Times New Roman" w:hAnsi="Times New Roman" w:cs="Times New Roman"/>
+                <w:sz w:val="28"/>
+                <w:szCs w:val="28"/>
               </w:rPr>
               <w:t>1</w:t>
             </w:r>
@@ -5699,18 +5703,21 @@
         <w:tc>
           <w:tcPr>
             <w:tcW w:w="2556" w:type="dxa"/>
-          </w:tcPr>
-          <w:p>
-            <w:pPr>
-              <w:pStyle w:val="a8"/>
-              <w:ind w:left="0"/>
-              <w:rPr>
-                <w:rFonts w:ascii="Times New Roman" w:eastAsia="Times New Roman" w:hAnsi="Times New Roman" w:cs="Times New Roman"/>
-                <w:sz w:val="28"/>
-                <w:szCs w:val="28"/>
-                <w:lang w:val="en-US"/>
-              </w:rPr>
-            </w:pPr>
+            <w:vAlign w:val="center"/>
+          </w:tcPr>
+          <w:p>
+            <w:pPr>
+              <w:pStyle w:val="a8"/>
+              <w:ind w:left="0"/>
+              <w:rPr>
+                <w:rFonts w:ascii="Times New Roman" w:eastAsia="Times New Roman" w:hAnsi="Times New Roman" w:cs="Times New Roman"/>
+                <w:sz w:val="28"/>
+                <w:szCs w:val="28"/>
+              </w:rPr>
+            </w:pPr>
+            <w:r>
+              <w:t>value</w:t>
+            </w:r>
           </w:p>
         </w:tc>
         <w:tc>
@@ -5725,7 +5732,6 @@
                 <w:rFonts w:ascii="Times New Roman" w:eastAsia="Times New Roman" w:hAnsi="Times New Roman" w:cs="Times New Roman"/>
                 <w:sz w:val="28"/>
                 <w:szCs w:val="28"/>
-                <w:lang w:val="en-US"/>
               </w:rPr>
             </w:pPr>
           </w:p>
@@ -5744,7 +5750,6 @@
                 <w:rFonts w:ascii="Times New Roman" w:eastAsia="Times New Roman" w:hAnsi="Times New Roman" w:cs="Times New Roman"/>
                 <w:sz w:val="28"/>
                 <w:szCs w:val="28"/>
-                <w:lang w:val="en-US"/>
               </w:rPr>
             </w:pPr>
             <w:r>
@@ -5773,7 +5778,6 @@
                 <w:rFonts w:ascii="Times New Roman" w:eastAsia="Times New Roman" w:hAnsi="Times New Roman" w:cs="Times New Roman"/>
                 <w:sz w:val="28"/>
                 <w:szCs w:val="28"/>
-                <w:lang w:val="en-US"/>
               </w:rPr>
             </w:pPr>
             <w:r>
@@ -5801,7 +5805,6 @@
                 <w:rFonts w:ascii="Times New Roman" w:eastAsia="Times New Roman" w:hAnsi="Times New Roman" w:cs="Times New Roman"/>
                 <w:sz w:val="28"/>
                 <w:szCs w:val="28"/>
-                <w:lang w:val="en-US"/>
               </w:rPr>
               <w:t>1</w:t>
             </w:r>
@@ -5835,18 +5838,21 @@
         <w:tc>
           <w:tcPr>
             <w:tcW w:w="2556" w:type="dxa"/>
-          </w:tcPr>
-          <w:p>
-            <w:pPr>
-              <w:pStyle w:val="a8"/>
-              <w:ind w:left="0"/>
-              <w:rPr>
-                <w:rFonts w:ascii="Times New Roman" w:eastAsia="Times New Roman" w:hAnsi="Times New Roman" w:cs="Times New Roman"/>
-                <w:sz w:val="28"/>
-                <w:szCs w:val="28"/>
-                <w:lang w:val="en-US"/>
-              </w:rPr>
-            </w:pPr>
+            <w:vAlign w:val="center"/>
+          </w:tcPr>
+          <w:p>
+            <w:pPr>
+              <w:pStyle w:val="a8"/>
+              <w:ind w:left="0"/>
+              <w:rPr>
+                <w:rFonts w:ascii="Times New Roman" w:eastAsia="Times New Roman" w:hAnsi="Times New Roman" w:cs="Times New Roman"/>
+                <w:sz w:val="28"/>
+                <w:szCs w:val="28"/>
+              </w:rPr>
+            </w:pPr>
+            <w:r>
+              <w:t>0</w:t>
+            </w:r>
           </w:p>
         </w:tc>
         <w:tc>
@@ -5861,7 +5867,6 @@
                 <w:rFonts w:ascii="Times New Roman" w:eastAsia="Times New Roman" w:hAnsi="Times New Roman" w:cs="Times New Roman"/>
                 <w:sz w:val="28"/>
                 <w:szCs w:val="28"/>
-                <w:lang w:val="en-US"/>
               </w:rPr>
             </w:pPr>
           </w:p>
@@ -5880,7 +5885,6 @@
                 <w:rFonts w:ascii="Times New Roman" w:eastAsia="Times New Roman" w:hAnsi="Times New Roman" w:cs="Times New Roman"/>
                 <w:sz w:val="28"/>
                 <w:szCs w:val="28"/>
-                <w:lang w:val="en-US"/>
               </w:rPr>
             </w:pPr>
             <w:r>
@@ -5906,7 +5910,6 @@
                 <w:rFonts w:ascii="Times New Roman" w:eastAsia="Times New Roman" w:hAnsi="Times New Roman" w:cs="Times New Roman"/>
                 <w:sz w:val="28"/>
                 <w:szCs w:val="28"/>
-                <w:lang w:val="en-US"/>
               </w:rPr>
             </w:pPr>
             <w:r>
@@ -5926,7 +5929,6 @@
                 <w:rFonts w:ascii="Times New Roman" w:eastAsia="Times New Roman" w:hAnsi="Times New Roman" w:cs="Times New Roman"/>
                 <w:sz w:val="28"/>
                 <w:szCs w:val="28"/>
-                <w:lang w:val="en-US"/>
               </w:rPr>
             </w:pPr>
             <w:r>
@@ -5968,18 +5970,21 @@
         <w:tc>
           <w:tcPr>
             <w:tcW w:w="2556" w:type="dxa"/>
-          </w:tcPr>
-          <w:p>
-            <w:pPr>
-              <w:pStyle w:val="a8"/>
-              <w:ind w:left="0"/>
-              <w:rPr>
-                <w:rFonts w:ascii="Times New Roman" w:eastAsia="Times New Roman" w:hAnsi="Times New Roman" w:cs="Times New Roman"/>
-                <w:sz w:val="28"/>
-                <w:szCs w:val="28"/>
-                <w:lang w:val="en-US"/>
-              </w:rPr>
-            </w:pPr>
+            <w:vAlign w:val="center"/>
+          </w:tcPr>
+          <w:p>
+            <w:pPr>
+              <w:pStyle w:val="a8"/>
+              <w:ind w:left="0"/>
+              <w:rPr>
+                <w:rFonts w:ascii="Times New Roman" w:eastAsia="Times New Roman" w:hAnsi="Times New Roman" w:cs="Times New Roman"/>
+                <w:sz w:val="28"/>
+                <w:szCs w:val="28"/>
+              </w:rPr>
+            </w:pPr>
+            <w:r>
+              <w:t>9</w:t>
+            </w:r>
           </w:p>
         </w:tc>
         <w:tc>
@@ -5994,7 +5999,6 @@
                 <w:rFonts w:ascii="Times New Roman" w:eastAsia="Times New Roman" w:hAnsi="Times New Roman" w:cs="Times New Roman"/>
                 <w:sz w:val="28"/>
                 <w:szCs w:val="28"/>
-                <w:lang w:val="en-US"/>
               </w:rPr>
             </w:pPr>
           </w:p>
@@ -6013,7 +6017,6 @@
                 <w:rFonts w:ascii="Times New Roman" w:eastAsia="Times New Roman" w:hAnsi="Times New Roman" w:cs="Times New Roman"/>
                 <w:sz w:val="28"/>
                 <w:szCs w:val="28"/>
-                <w:lang w:val="en-US"/>
               </w:rPr>
             </w:pPr>
             <w:r>
@@ -6039,7 +6042,6 @@
                 <w:rFonts w:ascii="Times New Roman" w:eastAsia="Times New Roman" w:hAnsi="Times New Roman" w:cs="Times New Roman"/>
                 <w:sz w:val="28"/>
                 <w:szCs w:val="28"/>
-                <w:lang w:val="en-US"/>
               </w:rPr>
             </w:pPr>
             <w:r>
@@ -6059,15 +6061,13 @@
                 <w:rFonts w:ascii="Times New Roman" w:eastAsia="Times New Roman" w:hAnsi="Times New Roman" w:cs="Times New Roman"/>
                 <w:sz w:val="28"/>
                 <w:szCs w:val="28"/>
-                <w:lang w:val="en-US"/>
-              </w:rPr>
-            </w:pPr>
-            <w:r>
-              <w:rPr>
-                <w:rFonts w:ascii="Times New Roman" w:eastAsia="Times New Roman" w:hAnsi="Times New Roman" w:cs="Times New Roman"/>
-                <w:sz w:val="28"/>
-                <w:szCs w:val="28"/>
-                <w:lang w:val="en-US"/>
+              </w:rPr>
+            </w:pPr>
+            <w:r>
+              <w:rPr>
+                <w:rFonts w:ascii="Times New Roman" w:eastAsia="Times New Roman" w:hAnsi="Times New Roman" w:cs="Times New Roman"/>
+                <w:sz w:val="28"/>
+                <w:szCs w:val="28"/>
               </w:rPr>
               <w:t>4</w:t>
             </w:r>
@@ -6101,18 +6101,21 @@
         <w:tc>
           <w:tcPr>
             <w:tcW w:w="2556" w:type="dxa"/>
-          </w:tcPr>
-          <w:p>
-            <w:pPr>
-              <w:pStyle w:val="a8"/>
-              <w:ind w:left="0"/>
-              <w:rPr>
-                <w:rFonts w:ascii="Times New Roman" w:eastAsia="Times New Roman" w:hAnsi="Times New Roman" w:cs="Times New Roman"/>
-                <w:sz w:val="28"/>
-                <w:szCs w:val="28"/>
-                <w:lang w:val="en-US"/>
-              </w:rPr>
-            </w:pPr>
+            <w:vAlign w:val="center"/>
+          </w:tcPr>
+          <w:p>
+            <w:pPr>
+              <w:pStyle w:val="a8"/>
+              <w:ind w:left="0"/>
+              <w:rPr>
+                <w:rFonts w:ascii="Times New Roman" w:eastAsia="Times New Roman" w:hAnsi="Times New Roman" w:cs="Times New Roman"/>
+                <w:sz w:val="28"/>
+                <w:szCs w:val="28"/>
+              </w:rPr>
+            </w:pPr>
+            <w:r>
+              <w:t>35</w:t>
+            </w:r>
           </w:p>
         </w:tc>
         <w:tc>
@@ -6127,7 +6130,6 @@
                 <w:rFonts w:ascii="Times New Roman" w:eastAsia="Times New Roman" w:hAnsi="Times New Roman" w:cs="Times New Roman"/>
                 <w:sz w:val="28"/>
                 <w:szCs w:val="28"/>
-                <w:lang w:val="en-US"/>
               </w:rPr>
             </w:pPr>
           </w:p>
@@ -6149,7 +6151,6 @@
                 <w:rFonts w:ascii="Times New Roman" w:eastAsia="Times New Roman" w:hAnsi="Times New Roman" w:cs="Times New Roman"/>
                 <w:sz w:val="28"/>
                 <w:szCs w:val="28"/>
-                <w:lang w:val="en-US"/>
               </w:rPr>
             </w:pPr>
             <w:r>
@@ -6175,7 +6176,6 @@
                 <w:rFonts w:ascii="Times New Roman" w:eastAsia="Times New Roman" w:hAnsi="Times New Roman" w:cs="Times New Roman"/>
                 <w:sz w:val="28"/>
                 <w:szCs w:val="28"/>
-                <w:lang w:val="en-US"/>
               </w:rPr>
             </w:pPr>
             <w:r>
@@ -6195,15 +6195,13 @@
                 <w:rFonts w:ascii="Times New Roman" w:eastAsia="Times New Roman" w:hAnsi="Times New Roman" w:cs="Times New Roman"/>
                 <w:sz w:val="28"/>
                 <w:szCs w:val="28"/>
-                <w:lang w:val="en-US"/>
-              </w:rPr>
-            </w:pPr>
-            <w:r>
-              <w:rPr>
-                <w:rFonts w:ascii="Times New Roman" w:eastAsia="Times New Roman" w:hAnsi="Times New Roman" w:cs="Times New Roman"/>
-                <w:sz w:val="28"/>
-                <w:szCs w:val="28"/>
-                <w:lang w:val="en-US"/>
+              </w:rPr>
+            </w:pPr>
+            <w:r>
+              <w:rPr>
+                <w:rFonts w:ascii="Times New Roman" w:eastAsia="Times New Roman" w:hAnsi="Times New Roman" w:cs="Times New Roman"/>
+                <w:sz w:val="28"/>
+                <w:szCs w:val="28"/>
               </w:rPr>
               <w:t>2</w:t>
             </w:r>
@@ -6237,18 +6235,21 @@
         <w:tc>
           <w:tcPr>
             <w:tcW w:w="2556" w:type="dxa"/>
-          </w:tcPr>
-          <w:p>
-            <w:pPr>
-              <w:pStyle w:val="a8"/>
-              <w:ind w:left="0"/>
-              <w:rPr>
-                <w:rFonts w:ascii="Times New Roman" w:eastAsia="Times New Roman" w:hAnsi="Times New Roman" w:cs="Times New Roman"/>
-                <w:sz w:val="28"/>
-                <w:szCs w:val="28"/>
-                <w:lang w:val="en-US"/>
-              </w:rPr>
-            </w:pPr>
+            <w:vAlign w:val="center"/>
+          </w:tcPr>
+          <w:p>
+            <w:pPr>
+              <w:pStyle w:val="a8"/>
+              <w:ind w:left="0"/>
+              <w:rPr>
+                <w:rFonts w:ascii="Times New Roman" w:eastAsia="Times New Roman" w:hAnsi="Times New Roman" w:cs="Times New Roman"/>
+                <w:sz w:val="28"/>
+                <w:szCs w:val="28"/>
+              </w:rPr>
+            </w:pPr>
+            <w:r>
+              <w:t>number</w:t>
+            </w:r>
           </w:p>
         </w:tc>
         <w:tc>
@@ -6263,7 +6264,6 @@
                 <w:rFonts w:ascii="Times New Roman" w:eastAsia="Times New Roman" w:hAnsi="Times New Roman" w:cs="Times New Roman"/>
                 <w:sz w:val="28"/>
                 <w:szCs w:val="28"/>
-                <w:lang w:val="en-US"/>
               </w:rPr>
             </w:pPr>
           </w:p>
@@ -6282,7 +6282,6 @@
                 <w:rFonts w:ascii="Times New Roman" w:eastAsia="Times New Roman" w:hAnsi="Times New Roman" w:cs="Times New Roman"/>
                 <w:sz w:val="28"/>
                 <w:szCs w:val="28"/>
-                <w:lang w:val="en-US"/>
               </w:rPr>
             </w:pPr>
             <w:r>
@@ -6308,7 +6307,6 @@
                 <w:rFonts w:ascii="Times New Roman" w:eastAsia="Times New Roman" w:hAnsi="Times New Roman" w:cs="Times New Roman"/>
                 <w:sz w:val="28"/>
                 <w:szCs w:val="28"/>
-                <w:lang w:val="en-US"/>
               </w:rPr>
             </w:pPr>
             <w:r>
@@ -6328,15 +6326,13 @@
                 <w:rFonts w:ascii="Times New Roman" w:eastAsia="Times New Roman" w:hAnsi="Times New Roman" w:cs="Times New Roman"/>
                 <w:sz w:val="28"/>
                 <w:szCs w:val="28"/>
-                <w:lang w:val="en-US"/>
-              </w:rPr>
-            </w:pPr>
-            <w:r>
-              <w:rPr>
-                <w:rFonts w:ascii="Times New Roman" w:eastAsia="Times New Roman" w:hAnsi="Times New Roman" w:cs="Times New Roman"/>
-                <w:sz w:val="28"/>
-                <w:szCs w:val="28"/>
-                <w:lang w:val="en-US"/>
+              </w:rPr>
+            </w:pPr>
+            <w:r>
+              <w:rPr>
+                <w:rFonts w:ascii="Times New Roman" w:eastAsia="Times New Roman" w:hAnsi="Times New Roman" w:cs="Times New Roman"/>
+                <w:sz w:val="28"/>
+                <w:szCs w:val="28"/>
               </w:rPr>
               <w:t>4</w:t>
             </w:r>
@@ -6370,18 +6366,21 @@
         <w:tc>
           <w:tcPr>
             <w:tcW w:w="2556" w:type="dxa"/>
-          </w:tcPr>
-          <w:p>
-            <w:pPr>
-              <w:pStyle w:val="a8"/>
-              <w:ind w:left="0"/>
-              <w:rPr>
-                <w:rFonts w:ascii="Times New Roman" w:eastAsia="Times New Roman" w:hAnsi="Times New Roman" w:cs="Times New Roman"/>
-                <w:sz w:val="28"/>
-                <w:szCs w:val="28"/>
-                <w:lang w:val="en-US"/>
-              </w:rPr>
-            </w:pPr>
+            <w:vAlign w:val="center"/>
+          </w:tcPr>
+          <w:p>
+            <w:pPr>
+              <w:pStyle w:val="a8"/>
+              <w:ind w:left="0"/>
+              <w:rPr>
+                <w:rFonts w:ascii="Times New Roman" w:eastAsia="Times New Roman" w:hAnsi="Times New Roman" w:cs="Times New Roman"/>
+                <w:sz w:val="28"/>
+                <w:szCs w:val="28"/>
+              </w:rPr>
+            </w:pPr>
+            <w:r>
+              <w:t>false</w:t>
+            </w:r>
           </w:p>
         </w:tc>
         <w:tc>
@@ -6396,7 +6395,6 @@
                 <w:rFonts w:ascii="Times New Roman" w:eastAsia="Times New Roman" w:hAnsi="Times New Roman" w:cs="Times New Roman"/>
                 <w:sz w:val="28"/>
                 <w:szCs w:val="28"/>
-                <w:lang w:val="en-US"/>
               </w:rPr>
             </w:pPr>
           </w:p>
@@ -6415,7 +6413,6 @@
                 <w:rFonts w:ascii="Times New Roman" w:eastAsia="Times New Roman" w:hAnsi="Times New Roman" w:cs="Times New Roman"/>
                 <w:sz w:val="28"/>
                 <w:szCs w:val="28"/>
-                <w:lang w:val="en-US"/>
               </w:rPr>
             </w:pPr>
             <w:r>
@@ -6441,7 +6438,6 @@
                 <w:rFonts w:ascii="Times New Roman" w:eastAsia="Times New Roman" w:hAnsi="Times New Roman" w:cs="Times New Roman"/>
                 <w:sz w:val="28"/>
                 <w:szCs w:val="28"/>
-                <w:lang w:val="en-US"/>
               </w:rPr>
             </w:pPr>
             <w:r>
@@ -6461,15 +6457,13 @@
                 <w:rFonts w:ascii="Times New Roman" w:eastAsia="Times New Roman" w:hAnsi="Times New Roman" w:cs="Times New Roman"/>
                 <w:sz w:val="28"/>
                 <w:szCs w:val="28"/>
-                <w:lang w:val="en-US"/>
-              </w:rPr>
-            </w:pPr>
-            <w:r>
-              <w:rPr>
-                <w:rFonts w:ascii="Times New Roman" w:eastAsia="Times New Roman" w:hAnsi="Times New Roman" w:cs="Times New Roman"/>
-                <w:sz w:val="28"/>
-                <w:szCs w:val="28"/>
-                <w:lang w:val="en-US"/>
+              </w:rPr>
+            </w:pPr>
+            <w:r>
+              <w:rPr>
+                <w:rFonts w:ascii="Times New Roman" w:eastAsia="Times New Roman" w:hAnsi="Times New Roman" w:cs="Times New Roman"/>
+                <w:sz w:val="28"/>
+                <w:szCs w:val="28"/>
               </w:rPr>
               <w:t>2</w:t>
             </w:r>
@@ -6503,18 +6497,23 @@
         <w:tc>
           <w:tcPr>
             <w:tcW w:w="2556" w:type="dxa"/>
-          </w:tcPr>
-          <w:p>
-            <w:pPr>
-              <w:pStyle w:val="a8"/>
-              <w:ind w:left="0"/>
-              <w:rPr>
-                <w:rFonts w:ascii="Times New Roman" w:eastAsia="Times New Roman" w:hAnsi="Times New Roman" w:cs="Times New Roman"/>
-                <w:sz w:val="28"/>
-                <w:szCs w:val="28"/>
-                <w:lang w:val="en-US"/>
-              </w:rPr>
-            </w:pPr>
+            <w:vAlign w:val="center"/>
+          </w:tcPr>
+          <w:p>
+            <w:pPr>
+              <w:pStyle w:val="a8"/>
+              <w:ind w:left="0"/>
+              <w:rPr>
+                <w:rFonts w:ascii="Times New Roman" w:eastAsia="Times New Roman" w:hAnsi="Times New Roman" w:cs="Times New Roman"/>
+                <w:sz w:val="28"/>
+                <w:szCs w:val="28"/>
+              </w:rPr>
+            </w:pPr>
+            <w:proofErr w:type="spellStart"/>
+            <w:r>
+              <w:t>i</w:t>
+            </w:r>
+            <w:proofErr w:type="spellEnd"/>
           </w:p>
         </w:tc>
         <w:tc>
@@ -6529,7 +6528,6 @@
                 <w:rFonts w:ascii="Times New Roman" w:eastAsia="Times New Roman" w:hAnsi="Times New Roman" w:cs="Times New Roman"/>
                 <w:sz w:val="28"/>
                 <w:szCs w:val="28"/>
-                <w:lang w:val="en-US"/>
               </w:rPr>
             </w:pPr>
           </w:p>
@@ -6548,7 +6546,6 @@
                 <w:rFonts w:ascii="Times New Roman" w:eastAsia="Times New Roman" w:hAnsi="Times New Roman" w:cs="Times New Roman"/>
                 <w:sz w:val="28"/>
                 <w:szCs w:val="28"/>
-                <w:lang w:val="en-US"/>
               </w:rPr>
             </w:pPr>
             <w:r>
@@ -6574,7 +6571,6 @@
                 <w:rFonts w:ascii="Times New Roman" w:eastAsia="Times New Roman" w:hAnsi="Times New Roman" w:cs="Times New Roman"/>
                 <w:sz w:val="28"/>
                 <w:szCs w:val="28"/>
-                <w:lang w:val="en-US"/>
               </w:rPr>
             </w:pPr>
             <w:r>
@@ -6594,15 +6590,13 @@
                 <w:rFonts w:ascii="Times New Roman" w:eastAsia="Times New Roman" w:hAnsi="Times New Roman" w:cs="Times New Roman"/>
                 <w:sz w:val="28"/>
                 <w:szCs w:val="28"/>
-                <w:lang w:val="en-US"/>
-              </w:rPr>
-            </w:pPr>
-            <w:r>
-              <w:rPr>
-                <w:rFonts w:ascii="Times New Roman" w:eastAsia="Times New Roman" w:hAnsi="Times New Roman" w:cs="Times New Roman"/>
-                <w:sz w:val="28"/>
-                <w:szCs w:val="28"/>
-                <w:lang w:val="en-US"/>
+              </w:rPr>
+            </w:pPr>
+            <w:r>
+              <w:rPr>
+                <w:rFonts w:ascii="Times New Roman" w:eastAsia="Times New Roman" w:hAnsi="Times New Roman" w:cs="Times New Roman"/>
+                <w:sz w:val="28"/>
+                <w:szCs w:val="28"/>
               </w:rPr>
               <w:t>4</w:t>
             </w:r>
@@ -6636,18 +6630,23 @@
         <w:tc>
           <w:tcPr>
             <w:tcW w:w="2556" w:type="dxa"/>
-          </w:tcPr>
-          <w:p>
-            <w:pPr>
-              <w:pStyle w:val="a8"/>
-              <w:ind w:left="0"/>
-              <w:rPr>
-                <w:rFonts w:ascii="Times New Roman" w:eastAsia="Times New Roman" w:hAnsi="Times New Roman" w:cs="Times New Roman"/>
-                <w:sz w:val="28"/>
-                <w:szCs w:val="28"/>
-                <w:lang w:val="en-US"/>
-              </w:rPr>
-            </w:pPr>
+            <w:vAlign w:val="center"/>
+          </w:tcPr>
+          <w:p>
+            <w:pPr>
+              <w:pStyle w:val="a8"/>
+              <w:ind w:left="0"/>
+              <w:rPr>
+                <w:rFonts w:ascii="Times New Roman" w:eastAsia="Times New Roman" w:hAnsi="Times New Roman" w:cs="Times New Roman"/>
+                <w:sz w:val="28"/>
+                <w:szCs w:val="28"/>
+              </w:rPr>
+            </w:pPr>
+            <w:proofErr w:type="spellStart"/>
+            <w:r>
+              <w:t>val</w:t>
+            </w:r>
+            <w:proofErr w:type="spellEnd"/>
           </w:p>
         </w:tc>
         <w:tc>
@@ -6662,7 +6661,6 @@
                 <w:rFonts w:ascii="Times New Roman" w:eastAsia="Times New Roman" w:hAnsi="Times New Roman" w:cs="Times New Roman"/>
                 <w:sz w:val="28"/>
                 <w:szCs w:val="28"/>
-                <w:lang w:val="en-US"/>
               </w:rPr>
             </w:pPr>
           </w:p>
@@ -6681,7 +6679,6 @@
                 <w:rFonts w:ascii="Times New Roman" w:eastAsia="Times New Roman" w:hAnsi="Times New Roman" w:cs="Times New Roman"/>
                 <w:sz w:val="28"/>
                 <w:szCs w:val="28"/>
-                <w:lang w:val="en-US"/>
               </w:rPr>
             </w:pPr>
             <w:r>
@@ -6707,7 +6704,6 @@
                 <w:rFonts w:ascii="Times New Roman" w:eastAsia="Times New Roman" w:hAnsi="Times New Roman" w:cs="Times New Roman"/>
                 <w:sz w:val="28"/>
                 <w:szCs w:val="28"/>
-                <w:lang w:val="en-US"/>
               </w:rPr>
             </w:pPr>
             <w:r>
@@ -6727,15 +6723,13 @@
                 <w:rFonts w:ascii="Times New Roman" w:eastAsia="Times New Roman" w:hAnsi="Times New Roman" w:cs="Times New Roman"/>
                 <w:sz w:val="28"/>
                 <w:szCs w:val="28"/>
-                <w:lang w:val="en-US"/>
-              </w:rPr>
-            </w:pPr>
-            <w:r>
-              <w:rPr>
-                <w:rFonts w:ascii="Times New Roman" w:eastAsia="Times New Roman" w:hAnsi="Times New Roman" w:cs="Times New Roman"/>
-                <w:sz w:val="28"/>
-                <w:szCs w:val="28"/>
-                <w:lang w:val="en-US"/>
+              </w:rPr>
+            </w:pPr>
+            <w:r>
+              <w:rPr>
+                <w:rFonts w:ascii="Times New Roman" w:eastAsia="Times New Roman" w:hAnsi="Times New Roman" w:cs="Times New Roman"/>
+                <w:sz w:val="28"/>
+                <w:szCs w:val="28"/>
               </w:rPr>
               <w:t>1</w:t>
             </w:r>
@@ -6769,18 +6763,21 @@
         <w:tc>
           <w:tcPr>
             <w:tcW w:w="2556" w:type="dxa"/>
-          </w:tcPr>
-          <w:p>
-            <w:pPr>
-              <w:pStyle w:val="a8"/>
-              <w:ind w:left="0"/>
-              <w:rPr>
-                <w:rFonts w:ascii="Times New Roman" w:eastAsia="Times New Roman" w:hAnsi="Times New Roman" w:cs="Times New Roman"/>
-                <w:sz w:val="28"/>
-                <w:szCs w:val="28"/>
-                <w:lang w:val="en-US"/>
-              </w:rPr>
-            </w:pPr>
+            <w:vAlign w:val="center"/>
+          </w:tcPr>
+          <w:p>
+            <w:pPr>
+              <w:pStyle w:val="a8"/>
+              <w:ind w:left="0"/>
+              <w:rPr>
+                <w:rFonts w:ascii="Times New Roman" w:eastAsia="Times New Roman" w:hAnsi="Times New Roman" w:cs="Times New Roman"/>
+                <w:sz w:val="28"/>
+                <w:szCs w:val="28"/>
+              </w:rPr>
+            </w:pPr>
+            <w:r>
+              <w:t>base</w:t>
+            </w:r>
           </w:p>
         </w:tc>
         <w:tc>
@@ -6795,7 +6792,6 @@
                 <w:rFonts w:ascii="Times New Roman" w:eastAsia="Times New Roman" w:hAnsi="Times New Roman" w:cs="Times New Roman"/>
                 <w:sz w:val="28"/>
                 <w:szCs w:val="28"/>
-                <w:lang w:val="en-US"/>
               </w:rPr>
             </w:pPr>
           </w:p>
@@ -6814,7 +6810,6 @@
                 <w:rFonts w:ascii="Times New Roman" w:eastAsia="Times New Roman" w:hAnsi="Times New Roman" w:cs="Times New Roman"/>
                 <w:sz w:val="28"/>
                 <w:szCs w:val="28"/>
-                <w:lang w:val="en-US"/>
               </w:rPr>
             </w:pPr>
             <w:r>
@@ -6840,7 +6835,6 @@
                 <w:rFonts w:ascii="Times New Roman" w:eastAsia="Times New Roman" w:hAnsi="Times New Roman" w:cs="Times New Roman"/>
                 <w:sz w:val="28"/>
                 <w:szCs w:val="28"/>
-                <w:lang w:val="en-US"/>
               </w:rPr>
             </w:pPr>
             <w:r>
@@ -6860,15 +6854,13 @@
                 <w:rFonts w:ascii="Times New Roman" w:eastAsia="Times New Roman" w:hAnsi="Times New Roman" w:cs="Times New Roman"/>
                 <w:sz w:val="28"/>
                 <w:szCs w:val="28"/>
-                <w:lang w:val="en-US"/>
-              </w:rPr>
-            </w:pPr>
-            <w:r>
-              <w:rPr>
-                <w:rFonts w:ascii="Times New Roman" w:eastAsia="Times New Roman" w:hAnsi="Times New Roman" w:cs="Times New Roman"/>
-                <w:sz w:val="28"/>
-                <w:szCs w:val="28"/>
-                <w:lang w:val="en-US"/>
+              </w:rPr>
+            </w:pPr>
+            <w:r>
+              <w:rPr>
+                <w:rFonts w:ascii="Times New Roman" w:eastAsia="Times New Roman" w:hAnsi="Times New Roman" w:cs="Times New Roman"/>
+                <w:sz w:val="28"/>
+                <w:szCs w:val="28"/>
               </w:rPr>
               <w:t>2</w:t>
             </w:r>
@@ -6886,7 +6878,6 @@
                 <w:rFonts w:ascii="Times New Roman" w:eastAsia="Times New Roman" w:hAnsi="Times New Roman" w:cs="Times New Roman"/>
                 <w:sz w:val="28"/>
                 <w:szCs w:val="28"/>
-                <w:lang w:val="en-US"/>
               </w:rPr>
             </w:pPr>
             <w:r>
@@ -6902,18 +6893,21 @@
         <w:tc>
           <w:tcPr>
             <w:tcW w:w="2556" w:type="dxa"/>
-          </w:tcPr>
-          <w:p>
-            <w:pPr>
-              <w:pStyle w:val="a8"/>
-              <w:ind w:left="0"/>
-              <w:rPr>
-                <w:rFonts w:ascii="Times New Roman" w:eastAsia="Times New Roman" w:hAnsi="Times New Roman" w:cs="Times New Roman"/>
-                <w:sz w:val="28"/>
-                <w:szCs w:val="28"/>
-                <w:lang w:val="en-US"/>
-              </w:rPr>
-            </w:pPr>
+            <w:vAlign w:val="center"/>
+          </w:tcPr>
+          <w:p>
+            <w:pPr>
+              <w:pStyle w:val="a8"/>
+              <w:ind w:left="0"/>
+              <w:rPr>
+                <w:rFonts w:ascii="Times New Roman" w:eastAsia="Times New Roman" w:hAnsi="Times New Roman" w:cs="Times New Roman"/>
+                <w:sz w:val="28"/>
+                <w:szCs w:val="28"/>
+              </w:rPr>
+            </w:pPr>
+            <w:r>
+              <w:t>true</w:t>
+            </w:r>
           </w:p>
         </w:tc>
         <w:tc>
@@ -6928,7 +6922,6 @@
                 <w:rFonts w:ascii="Times New Roman" w:eastAsia="Times New Roman" w:hAnsi="Times New Roman" w:cs="Times New Roman"/>
                 <w:sz w:val="28"/>
                 <w:szCs w:val="28"/>
-                <w:lang w:val="en-US"/>
               </w:rPr>
             </w:pPr>
           </w:p>
@@ -6947,7 +6940,6 @@
                 <w:rFonts w:ascii="Times New Roman" w:eastAsia="Times New Roman" w:hAnsi="Times New Roman" w:cs="Times New Roman"/>
                 <w:sz w:val="28"/>
                 <w:szCs w:val="28"/>
-                <w:lang w:val="en-US"/>
               </w:rPr>
             </w:pPr>
             <w:r>
@@ -6973,7 +6965,6 @@
                 <w:rFonts w:ascii="Times New Roman" w:eastAsia="Times New Roman" w:hAnsi="Times New Roman" w:cs="Times New Roman"/>
                 <w:sz w:val="28"/>
                 <w:szCs w:val="28"/>
-                <w:lang w:val="en-US"/>
               </w:rPr>
             </w:pPr>
             <w:r>
@@ -6993,15 +6984,13 @@
                 <w:rFonts w:ascii="Times New Roman" w:eastAsia="Times New Roman" w:hAnsi="Times New Roman" w:cs="Times New Roman"/>
                 <w:sz w:val="28"/>
                 <w:szCs w:val="28"/>
-                <w:lang w:val="en-US"/>
-              </w:rPr>
-            </w:pPr>
-            <w:r>
-              <w:rPr>
-                <w:rFonts w:ascii="Times New Roman" w:eastAsia="Times New Roman" w:hAnsi="Times New Roman" w:cs="Times New Roman"/>
-                <w:sz w:val="28"/>
-                <w:szCs w:val="28"/>
-                <w:lang w:val="en-US"/>
+              </w:rPr>
+            </w:pPr>
+            <w:r>
+              <w:rPr>
+                <w:rFonts w:ascii="Times New Roman" w:eastAsia="Times New Roman" w:hAnsi="Times New Roman" w:cs="Times New Roman"/>
+                <w:sz w:val="28"/>
+                <w:szCs w:val="28"/>
               </w:rPr>
               <w:t>1</w:t>
             </w:r>
@@ -7019,7 +7008,6 @@
                 <w:rFonts w:ascii="Times New Roman" w:eastAsia="Times New Roman" w:hAnsi="Times New Roman" w:cs="Times New Roman"/>
                 <w:sz w:val="28"/>
                 <w:szCs w:val="28"/>
-                <w:lang w:val="en-US"/>
               </w:rPr>
             </w:pPr>
             <w:r>
@@ -7035,18 +7023,21 @@
         <w:tc>
           <w:tcPr>
             <w:tcW w:w="2556" w:type="dxa"/>
-          </w:tcPr>
-          <w:p>
-            <w:pPr>
-              <w:pStyle w:val="a8"/>
-              <w:ind w:left="0"/>
-              <w:rPr>
-                <w:rFonts w:ascii="Times New Roman" w:eastAsia="Times New Roman" w:hAnsi="Times New Roman" w:cs="Times New Roman"/>
-                <w:sz w:val="28"/>
-                <w:szCs w:val="28"/>
-                <w:lang w:val="en-US"/>
-              </w:rPr>
-            </w:pPr>
+            <w:vAlign w:val="center"/>
+          </w:tcPr>
+          <w:p>
+            <w:pPr>
+              <w:pStyle w:val="a8"/>
+              <w:ind w:left="0"/>
+              <w:rPr>
+                <w:rFonts w:ascii="Times New Roman" w:eastAsia="Times New Roman" w:hAnsi="Times New Roman" w:cs="Times New Roman"/>
+                <w:sz w:val="28"/>
+                <w:szCs w:val="28"/>
+              </w:rPr>
+            </w:pPr>
+            <w:r>
+              <w:t>result</w:t>
+            </w:r>
           </w:p>
         </w:tc>
         <w:tc>
@@ -7061,7 +7052,6 @@
                 <w:rFonts w:ascii="Times New Roman" w:eastAsia="Times New Roman" w:hAnsi="Times New Roman" w:cs="Times New Roman"/>
                 <w:sz w:val="28"/>
                 <w:szCs w:val="28"/>
-                <w:lang w:val="en-US"/>
               </w:rPr>
             </w:pPr>
           </w:p>
@@ -7080,7 +7070,6 @@
                 <w:rFonts w:ascii="Times New Roman" w:eastAsia="Times New Roman" w:hAnsi="Times New Roman" w:cs="Times New Roman"/>
                 <w:sz w:val="28"/>
                 <w:szCs w:val="28"/>
-                <w:lang w:val="en-US"/>
               </w:rPr>
             </w:pPr>
             <w:r>
@@ -7106,7 +7095,6 @@
                 <w:rFonts w:ascii="Times New Roman" w:eastAsia="Times New Roman" w:hAnsi="Times New Roman" w:cs="Times New Roman"/>
                 <w:sz w:val="28"/>
                 <w:szCs w:val="28"/>
-                <w:lang w:val="en-US"/>
               </w:rPr>
             </w:pPr>
             <w:r>
@@ -7126,15 +7114,13 @@
                 <w:rFonts w:ascii="Times New Roman" w:eastAsia="Times New Roman" w:hAnsi="Times New Roman" w:cs="Times New Roman"/>
                 <w:sz w:val="28"/>
                 <w:szCs w:val="28"/>
-                <w:lang w:val="en-US"/>
-              </w:rPr>
-            </w:pPr>
-            <w:r>
-              <w:rPr>
-                <w:rFonts w:ascii="Times New Roman" w:eastAsia="Times New Roman" w:hAnsi="Times New Roman" w:cs="Times New Roman"/>
-                <w:sz w:val="28"/>
-                <w:szCs w:val="28"/>
-                <w:lang w:val="en-US"/>
+              </w:rPr>
+            </w:pPr>
+            <w:r>
+              <w:rPr>
+                <w:rFonts w:ascii="Times New Roman" w:eastAsia="Times New Roman" w:hAnsi="Times New Roman" w:cs="Times New Roman"/>
+                <w:sz w:val="28"/>
+                <w:szCs w:val="28"/>
               </w:rPr>
               <w:t>1</w:t>
             </w:r>
@@ -7152,7 +7138,6 @@
                 <w:rFonts w:ascii="Times New Roman" w:eastAsia="Times New Roman" w:hAnsi="Times New Roman" w:cs="Times New Roman"/>
                 <w:sz w:val="28"/>
                 <w:szCs w:val="28"/>
-                <w:lang w:val="en-US"/>
               </w:rPr>
             </w:pPr>
             <w:r>
@@ -7168,18 +7153,21 @@
         <w:tc>
           <w:tcPr>
             <w:tcW w:w="2556" w:type="dxa"/>
-          </w:tcPr>
-          <w:p>
-            <w:pPr>
-              <w:pStyle w:val="a8"/>
-              <w:ind w:left="0"/>
-              <w:rPr>
-                <w:rFonts w:ascii="Times New Roman" w:eastAsia="Times New Roman" w:hAnsi="Times New Roman" w:cs="Times New Roman"/>
-                <w:sz w:val="28"/>
-                <w:szCs w:val="28"/>
-                <w:lang w:val="en-US"/>
-              </w:rPr>
-            </w:pPr>
+            <w:vAlign w:val="center"/>
+          </w:tcPr>
+          <w:p>
+            <w:pPr>
+              <w:pStyle w:val="a8"/>
+              <w:ind w:left="0"/>
+              <w:rPr>
+                <w:rFonts w:ascii="Times New Roman" w:eastAsia="Times New Roman" w:hAnsi="Times New Roman" w:cs="Times New Roman"/>
+                <w:sz w:val="28"/>
+                <w:szCs w:val="28"/>
+              </w:rPr>
+            </w:pPr>
+            <w:r>
+              <w:t>power</w:t>
+            </w:r>
           </w:p>
         </w:tc>
         <w:tc>
@@ -7194,7 +7182,6 @@
                 <w:rFonts w:ascii="Times New Roman" w:eastAsia="Times New Roman" w:hAnsi="Times New Roman" w:cs="Times New Roman"/>
                 <w:sz w:val="28"/>
                 <w:szCs w:val="28"/>
-                <w:lang w:val="en-US"/>
               </w:rPr>
             </w:pPr>
           </w:p>
@@ -7213,7 +7200,6 @@
                 <w:rFonts w:ascii="Times New Roman" w:eastAsia="Times New Roman" w:hAnsi="Times New Roman" w:cs="Times New Roman"/>
                 <w:sz w:val="28"/>
                 <w:szCs w:val="28"/>
-                <w:lang w:val="en-US"/>
               </w:rPr>
             </w:pPr>
             <w:r>
@@ -7239,7 +7225,6 @@
                 <w:rFonts w:ascii="Times New Roman" w:eastAsia="Times New Roman" w:hAnsi="Times New Roman" w:cs="Times New Roman"/>
                 <w:sz w:val="28"/>
                 <w:szCs w:val="28"/>
-                <w:lang w:val="en-US"/>
               </w:rPr>
             </w:pPr>
             <w:r>
@@ -7259,15 +7244,13 @@
                 <w:rFonts w:ascii="Times New Roman" w:eastAsia="Times New Roman" w:hAnsi="Times New Roman" w:cs="Times New Roman"/>
                 <w:sz w:val="28"/>
                 <w:szCs w:val="28"/>
-                <w:lang w:val="en-US"/>
-              </w:rPr>
-            </w:pPr>
-            <w:r>
-              <w:rPr>
-                <w:rFonts w:ascii="Times New Roman" w:eastAsia="Times New Roman" w:hAnsi="Times New Roman" w:cs="Times New Roman"/>
-                <w:sz w:val="28"/>
-                <w:szCs w:val="28"/>
-                <w:lang w:val="en-US"/>
+              </w:rPr>
+            </w:pPr>
+            <w:r>
+              <w:rPr>
+                <w:rFonts w:ascii="Times New Roman" w:eastAsia="Times New Roman" w:hAnsi="Times New Roman" w:cs="Times New Roman"/>
+                <w:sz w:val="28"/>
+                <w:szCs w:val="28"/>
               </w:rPr>
               <w:t>1</w:t>
             </w:r>
@@ -7293,18 +7276,21 @@
         <w:tc>
           <w:tcPr>
             <w:tcW w:w="2556" w:type="dxa"/>
-          </w:tcPr>
-          <w:p>
-            <w:pPr>
-              <w:pStyle w:val="a8"/>
-              <w:ind w:left="0"/>
-              <w:rPr>
-                <w:rFonts w:ascii="Times New Roman" w:eastAsia="Times New Roman" w:hAnsi="Times New Roman" w:cs="Times New Roman"/>
-                <w:sz w:val="28"/>
-                <w:szCs w:val="28"/>
-                <w:lang w:val="en-US"/>
-              </w:rPr>
-            </w:pPr>
+            <w:vAlign w:val="center"/>
+          </w:tcPr>
+          <w:p>
+            <w:pPr>
+              <w:pStyle w:val="a8"/>
+              <w:ind w:left="0"/>
+              <w:rPr>
+                <w:rFonts w:ascii="Times New Roman" w:eastAsia="Times New Roman" w:hAnsi="Times New Roman" w:cs="Times New Roman"/>
+                <w:sz w:val="28"/>
+                <w:szCs w:val="28"/>
+              </w:rPr>
+            </w:pPr>
+            <w:r>
+              <w:t>digit</w:t>
+            </w:r>
           </w:p>
         </w:tc>
         <w:tc>
@@ -7319,7 +7305,6 @@
                 <w:rFonts w:ascii="Times New Roman" w:eastAsia="Times New Roman" w:hAnsi="Times New Roman" w:cs="Times New Roman"/>
                 <w:sz w:val="28"/>
                 <w:szCs w:val="28"/>
-                <w:lang w:val="en-US"/>
               </w:rPr>
             </w:pPr>
           </w:p>
@@ -7338,7 +7323,6 @@
                 <w:rFonts w:ascii="Times New Roman" w:eastAsia="Times New Roman" w:hAnsi="Times New Roman" w:cs="Times New Roman"/>
                 <w:sz w:val="28"/>
                 <w:szCs w:val="28"/>
-                <w:lang w:val="en-US"/>
               </w:rPr>
             </w:pPr>
             <w:r>
@@ -7364,7 +7348,6 @@
                 <w:rFonts w:ascii="Times New Roman" w:eastAsia="Times New Roman" w:hAnsi="Times New Roman" w:cs="Times New Roman"/>
                 <w:sz w:val="28"/>
                 <w:szCs w:val="28"/>
-                <w:lang w:val="en-US"/>
               </w:rPr>
             </w:pPr>
             <w:r>
@@ -7384,15 +7367,13 @@
                 <w:rFonts w:ascii="Times New Roman" w:eastAsia="Times New Roman" w:hAnsi="Times New Roman" w:cs="Times New Roman"/>
                 <w:sz w:val="28"/>
                 <w:szCs w:val="28"/>
-                <w:lang w:val="en-US"/>
-              </w:rPr>
-            </w:pPr>
-            <w:r>
-              <w:rPr>
-                <w:rFonts w:ascii="Times New Roman" w:eastAsia="Times New Roman" w:hAnsi="Times New Roman" w:cs="Times New Roman"/>
-                <w:sz w:val="28"/>
-                <w:szCs w:val="28"/>
-                <w:lang w:val="en-US"/>
+              </w:rPr>
+            </w:pPr>
+            <w:r>
+              <w:rPr>
+                <w:rFonts w:ascii="Times New Roman" w:eastAsia="Times New Roman" w:hAnsi="Times New Roman" w:cs="Times New Roman"/>
+                <w:sz w:val="28"/>
+                <w:szCs w:val="28"/>
               </w:rPr>
               <w:t>1</w:t>
             </w:r>
@@ -7410,7 +7391,6 @@
                 <w:rFonts w:ascii="Times New Roman" w:eastAsia="Times New Roman" w:hAnsi="Times New Roman" w:cs="Times New Roman"/>
                 <w:sz w:val="28"/>
                 <w:szCs w:val="28"/>
-                <w:lang w:val="en-US"/>
               </w:rPr>
             </w:pPr>
           </w:p>
@@ -7418,18 +7398,23 @@
         <w:tc>
           <w:tcPr>
             <w:tcW w:w="2556" w:type="dxa"/>
-          </w:tcPr>
-          <w:p>
-            <w:pPr>
-              <w:pStyle w:val="a8"/>
-              <w:ind w:left="0"/>
-              <w:rPr>
-                <w:rFonts w:ascii="Times New Roman" w:eastAsia="Times New Roman" w:hAnsi="Times New Roman" w:cs="Times New Roman"/>
-                <w:sz w:val="28"/>
-                <w:szCs w:val="28"/>
-                <w:lang w:val="en-US"/>
-              </w:rPr>
-            </w:pPr>
+            <w:vAlign w:val="center"/>
+          </w:tcPr>
+          <w:p>
+            <w:pPr>
+              <w:pStyle w:val="a8"/>
+              <w:ind w:left="0"/>
+              <w:rPr>
+                <w:rFonts w:ascii="Times New Roman" w:eastAsia="Times New Roman" w:hAnsi="Times New Roman" w:cs="Times New Roman"/>
+                <w:sz w:val="28"/>
+                <w:szCs w:val="28"/>
+              </w:rPr>
+            </w:pPr>
+            <w:proofErr w:type="spellStart"/>
+            <w:r>
+              <w:t>fromBase</w:t>
+            </w:r>
+            <w:proofErr w:type="spellEnd"/>
           </w:p>
         </w:tc>
         <w:tc>
@@ -7444,7 +7429,6 @@
                 <w:rFonts w:ascii="Times New Roman" w:eastAsia="Times New Roman" w:hAnsi="Times New Roman" w:cs="Times New Roman"/>
                 <w:sz w:val="28"/>
                 <w:szCs w:val="28"/>
-                <w:lang w:val="en-US"/>
               </w:rPr>
             </w:pPr>
           </w:p>
@@ -7463,7 +7447,6 @@
                 <w:rFonts w:ascii="Times New Roman" w:eastAsia="Times New Roman" w:hAnsi="Times New Roman" w:cs="Times New Roman"/>
                 <w:sz w:val="28"/>
                 <w:szCs w:val="28"/>
-                <w:lang w:val="en-US"/>
               </w:rPr>
             </w:pPr>
             <w:r>
@@ -7489,7 +7472,6 @@
                 <w:rFonts w:ascii="Times New Roman" w:eastAsia="Times New Roman" w:hAnsi="Times New Roman" w:cs="Times New Roman"/>
                 <w:sz w:val="28"/>
                 <w:szCs w:val="28"/>
-                <w:lang w:val="en-US"/>
               </w:rPr>
             </w:pPr>
             <w:r>
@@ -7509,15 +7491,13 @@
                 <w:rFonts w:ascii="Times New Roman" w:eastAsia="Times New Roman" w:hAnsi="Times New Roman" w:cs="Times New Roman"/>
                 <w:sz w:val="28"/>
                 <w:szCs w:val="28"/>
-                <w:lang w:val="en-US"/>
-              </w:rPr>
-            </w:pPr>
-            <w:r>
-              <w:rPr>
-                <w:rFonts w:ascii="Times New Roman" w:eastAsia="Times New Roman" w:hAnsi="Times New Roman" w:cs="Times New Roman"/>
-                <w:sz w:val="28"/>
-                <w:szCs w:val="28"/>
-                <w:lang w:val="en-US"/>
+              </w:rPr>
+            </w:pPr>
+            <w:r>
+              <w:rPr>
+                <w:rFonts w:ascii="Times New Roman" w:eastAsia="Times New Roman" w:hAnsi="Times New Roman" w:cs="Times New Roman"/>
+                <w:sz w:val="28"/>
+                <w:szCs w:val="28"/>
               </w:rPr>
               <w:t>1</w:t>
             </w:r>
@@ -7535,7 +7515,6 @@
                 <w:rFonts w:ascii="Times New Roman" w:eastAsia="Times New Roman" w:hAnsi="Times New Roman" w:cs="Times New Roman"/>
                 <w:sz w:val="28"/>
                 <w:szCs w:val="28"/>
-                <w:lang w:val="en-US"/>
               </w:rPr>
             </w:pPr>
           </w:p>
@@ -7543,18 +7522,21 @@
         <w:tc>
           <w:tcPr>
             <w:tcW w:w="2556" w:type="dxa"/>
-          </w:tcPr>
-          <w:p>
-            <w:pPr>
-              <w:pStyle w:val="a8"/>
-              <w:ind w:left="0"/>
-              <w:rPr>
-                <w:rFonts w:ascii="Times New Roman" w:eastAsia="Times New Roman" w:hAnsi="Times New Roman" w:cs="Times New Roman"/>
-                <w:sz w:val="28"/>
-                <w:szCs w:val="28"/>
-                <w:lang w:val="en-US"/>
-              </w:rPr>
-            </w:pPr>
+            <w:vAlign w:val="center"/>
+          </w:tcPr>
+          <w:p>
+            <w:pPr>
+              <w:pStyle w:val="a8"/>
+              <w:ind w:left="0"/>
+              <w:rPr>
+                <w:rFonts w:ascii="Times New Roman" w:eastAsia="Times New Roman" w:hAnsi="Times New Roman" w:cs="Times New Roman"/>
+                <w:sz w:val="28"/>
+                <w:szCs w:val="28"/>
+              </w:rPr>
+            </w:pPr>
+            <w:r>
+              <w:t>runes</w:t>
+            </w:r>
           </w:p>
         </w:tc>
         <w:tc>
@@ -7569,7 +7551,6 @@
                 <w:rFonts w:ascii="Times New Roman" w:eastAsia="Times New Roman" w:hAnsi="Times New Roman" w:cs="Times New Roman"/>
                 <w:sz w:val="28"/>
                 <w:szCs w:val="28"/>
-                <w:lang w:val="en-US"/>
               </w:rPr>
             </w:pPr>
           </w:p>
@@ -7588,7 +7569,6 @@
                 <w:rFonts w:ascii="Times New Roman" w:eastAsia="Times New Roman" w:hAnsi="Times New Roman" w:cs="Times New Roman"/>
                 <w:sz w:val="28"/>
                 <w:szCs w:val="28"/>
-                <w:lang w:val="en-US"/>
               </w:rPr>
             </w:pPr>
             <w:r>
@@ -7614,7 +7594,6 @@
                 <w:rFonts w:ascii="Times New Roman" w:eastAsia="Times New Roman" w:hAnsi="Times New Roman" w:cs="Times New Roman"/>
                 <w:sz w:val="28"/>
                 <w:szCs w:val="28"/>
-                <w:lang w:val="en-US"/>
               </w:rPr>
             </w:pPr>
             <w:r>
@@ -7634,15 +7613,13 @@
                 <w:rFonts w:ascii="Times New Roman" w:eastAsia="Times New Roman" w:hAnsi="Times New Roman" w:cs="Times New Roman"/>
                 <w:sz w:val="28"/>
                 <w:szCs w:val="28"/>
-                <w:lang w:val="en-US"/>
-              </w:rPr>
-            </w:pPr>
-            <w:r>
-              <w:rPr>
-                <w:rFonts w:ascii="Times New Roman" w:eastAsia="Times New Roman" w:hAnsi="Times New Roman" w:cs="Times New Roman"/>
-                <w:sz w:val="28"/>
-                <w:szCs w:val="28"/>
-                <w:lang w:val="en-US"/>
+              </w:rPr>
+            </w:pPr>
+            <w:r>
+              <w:rPr>
+                <w:rFonts w:ascii="Times New Roman" w:eastAsia="Times New Roman" w:hAnsi="Times New Roman" w:cs="Times New Roman"/>
+                <w:sz w:val="28"/>
+                <w:szCs w:val="28"/>
               </w:rPr>
               <w:t>1</w:t>
             </w:r>
@@ -7660,7 +7637,6 @@
                 <w:rFonts w:ascii="Times New Roman" w:eastAsia="Times New Roman" w:hAnsi="Times New Roman" w:cs="Times New Roman"/>
                 <w:sz w:val="28"/>
                 <w:szCs w:val="28"/>
-                <w:lang w:val="en-US"/>
               </w:rPr>
             </w:pPr>
           </w:p>
@@ -7668,18 +7644,21 @@
         <w:tc>
           <w:tcPr>
             <w:tcW w:w="2556" w:type="dxa"/>
-          </w:tcPr>
-          <w:p>
-            <w:pPr>
-              <w:pStyle w:val="a8"/>
-              <w:ind w:left="0"/>
-              <w:rPr>
-                <w:rFonts w:ascii="Times New Roman" w:eastAsia="Times New Roman" w:hAnsi="Times New Roman" w:cs="Times New Roman"/>
-                <w:sz w:val="28"/>
-                <w:szCs w:val="28"/>
-                <w:lang w:val="en-US"/>
-              </w:rPr>
-            </w:pPr>
+            <w:vAlign w:val="center"/>
+          </w:tcPr>
+          <w:p>
+            <w:pPr>
+              <w:pStyle w:val="a8"/>
+              <w:ind w:left="0"/>
+              <w:rPr>
+                <w:rFonts w:ascii="Times New Roman" w:eastAsia="Times New Roman" w:hAnsi="Times New Roman" w:cs="Times New Roman"/>
+                <w:sz w:val="28"/>
+                <w:szCs w:val="28"/>
+              </w:rPr>
+            </w:pPr>
+            <w:r>
+              <w:t>s</w:t>
+            </w:r>
           </w:p>
         </w:tc>
         <w:tc>
@@ -7694,7 +7673,6 @@
                 <w:rFonts w:ascii="Times New Roman" w:eastAsia="Times New Roman" w:hAnsi="Times New Roman" w:cs="Times New Roman"/>
                 <w:sz w:val="28"/>
                 <w:szCs w:val="28"/>
-                <w:lang w:val="en-US"/>
               </w:rPr>
             </w:pPr>
           </w:p>
@@ -7713,7 +7691,6 @@
                 <w:rFonts w:ascii="Times New Roman" w:eastAsia="Times New Roman" w:hAnsi="Times New Roman" w:cs="Times New Roman"/>
                 <w:sz w:val="28"/>
                 <w:szCs w:val="28"/>
-                <w:lang w:val="en-US"/>
               </w:rPr>
             </w:pPr>
             <w:r>
@@ -7739,7 +7716,6 @@
                 <w:rFonts w:ascii="Times New Roman" w:eastAsia="Times New Roman" w:hAnsi="Times New Roman" w:cs="Times New Roman"/>
                 <w:sz w:val="28"/>
                 <w:szCs w:val="28"/>
-                <w:lang w:val="en-US"/>
               </w:rPr>
             </w:pPr>
             <w:r>
@@ -7759,15 +7735,13 @@
                 <w:rFonts w:ascii="Times New Roman" w:eastAsia="Times New Roman" w:hAnsi="Times New Roman" w:cs="Times New Roman"/>
                 <w:sz w:val="28"/>
                 <w:szCs w:val="28"/>
-                <w:lang w:val="en-US"/>
-              </w:rPr>
-            </w:pPr>
-            <w:r>
-              <w:rPr>
-                <w:rFonts w:ascii="Times New Roman" w:eastAsia="Times New Roman" w:hAnsi="Times New Roman" w:cs="Times New Roman"/>
-                <w:sz w:val="28"/>
-                <w:szCs w:val="28"/>
-                <w:lang w:val="en-US"/>
+              </w:rPr>
+            </w:pPr>
+            <w:r>
+              <w:rPr>
+                <w:rFonts w:ascii="Times New Roman" w:eastAsia="Times New Roman" w:hAnsi="Times New Roman" w:cs="Times New Roman"/>
+                <w:sz w:val="28"/>
+                <w:szCs w:val="28"/>
               </w:rPr>
               <w:t>4</w:t>
             </w:r>
@@ -7785,7 +7759,6 @@
                 <w:rFonts w:ascii="Times New Roman" w:eastAsia="Times New Roman" w:hAnsi="Times New Roman" w:cs="Times New Roman"/>
                 <w:sz w:val="28"/>
                 <w:szCs w:val="28"/>
-                <w:lang w:val="en-US"/>
               </w:rPr>
             </w:pPr>
           </w:p>
@@ -7793,18 +7766,21 @@
         <w:tc>
           <w:tcPr>
             <w:tcW w:w="2556" w:type="dxa"/>
-          </w:tcPr>
-          <w:p>
-            <w:pPr>
-              <w:pStyle w:val="a8"/>
-              <w:ind w:left="0"/>
-              <w:rPr>
-                <w:rFonts w:ascii="Times New Roman" w:eastAsia="Times New Roman" w:hAnsi="Times New Roman" w:cs="Times New Roman"/>
-                <w:sz w:val="28"/>
-                <w:szCs w:val="28"/>
-                <w:lang w:val="en-US"/>
-              </w:rPr>
-            </w:pPr>
+            <w:vAlign w:val="center"/>
+          </w:tcPr>
+          <w:p>
+            <w:pPr>
+              <w:pStyle w:val="a8"/>
+              <w:ind w:left="0"/>
+              <w:rPr>
+                <w:rFonts w:ascii="Times New Roman" w:eastAsia="Times New Roman" w:hAnsi="Times New Roman" w:cs="Times New Roman"/>
+                <w:sz w:val="28"/>
+                <w:szCs w:val="28"/>
+              </w:rPr>
+            </w:pPr>
+            <w:r>
+              <w:t>j</w:t>
+            </w:r>
           </w:p>
         </w:tc>
         <w:tc>
@@ -7819,7 +7795,6 @@
                 <w:rFonts w:ascii="Times New Roman" w:eastAsia="Times New Roman" w:hAnsi="Times New Roman" w:cs="Times New Roman"/>
                 <w:sz w:val="28"/>
                 <w:szCs w:val="28"/>
-                <w:lang w:val="en-US"/>
               </w:rPr>
             </w:pPr>
           </w:p>
@@ -7838,7 +7813,6 @@
                 <w:rFonts w:ascii="Times New Roman" w:eastAsia="Times New Roman" w:hAnsi="Times New Roman" w:cs="Times New Roman"/>
                 <w:sz w:val="28"/>
                 <w:szCs w:val="28"/>
-                <w:lang w:val="en-US"/>
               </w:rPr>
             </w:pPr>
             <w:r>
@@ -7864,7 +7838,6 @@
                 <w:rFonts w:ascii="Times New Roman" w:eastAsia="Times New Roman" w:hAnsi="Times New Roman" w:cs="Times New Roman"/>
                 <w:sz w:val="28"/>
                 <w:szCs w:val="28"/>
-                <w:lang w:val="en-US"/>
               </w:rPr>
             </w:pPr>
             <w:r>
@@ -7884,15 +7857,13 @@
                 <w:rFonts w:ascii="Times New Roman" w:eastAsia="Times New Roman" w:hAnsi="Times New Roman" w:cs="Times New Roman"/>
                 <w:sz w:val="28"/>
                 <w:szCs w:val="28"/>
-                <w:lang w:val="en-US"/>
-              </w:rPr>
-            </w:pPr>
-            <w:r>
-              <w:rPr>
-                <w:rFonts w:ascii="Times New Roman" w:eastAsia="Times New Roman" w:hAnsi="Times New Roman" w:cs="Times New Roman"/>
-                <w:sz w:val="28"/>
-                <w:szCs w:val="28"/>
-                <w:lang w:val="en-US"/>
+              </w:rPr>
+            </w:pPr>
+            <w:r>
+              <w:rPr>
+                <w:rFonts w:ascii="Times New Roman" w:eastAsia="Times New Roman" w:hAnsi="Times New Roman" w:cs="Times New Roman"/>
+                <w:sz w:val="28"/>
+                <w:szCs w:val="28"/>
               </w:rPr>
               <w:t>23</w:t>
             </w:r>
@@ -7910,7 +7881,6 @@
                 <w:rFonts w:ascii="Times New Roman" w:eastAsia="Times New Roman" w:hAnsi="Times New Roman" w:cs="Times New Roman"/>
                 <w:sz w:val="28"/>
                 <w:szCs w:val="28"/>
-                <w:lang w:val="en-US"/>
               </w:rPr>
             </w:pPr>
           </w:p>
@@ -7918,18 +7888,23 @@
         <w:tc>
           <w:tcPr>
             <w:tcW w:w="2556" w:type="dxa"/>
-          </w:tcPr>
-          <w:p>
-            <w:pPr>
-              <w:pStyle w:val="a8"/>
-              <w:ind w:left="0"/>
-              <w:rPr>
-                <w:rFonts w:ascii="Times New Roman" w:eastAsia="Times New Roman" w:hAnsi="Times New Roman" w:cs="Times New Roman"/>
-                <w:sz w:val="28"/>
-                <w:szCs w:val="28"/>
-                <w:lang w:val="en-US"/>
-              </w:rPr>
-            </w:pPr>
+            <w:vAlign w:val="center"/>
+          </w:tcPr>
+          <w:p>
+            <w:pPr>
+              <w:pStyle w:val="a8"/>
+              <w:ind w:left="0"/>
+              <w:rPr>
+                <w:rFonts w:ascii="Times New Roman" w:eastAsia="Times New Roman" w:hAnsi="Times New Roman" w:cs="Times New Roman"/>
+                <w:sz w:val="28"/>
+                <w:szCs w:val="28"/>
+              </w:rPr>
+            </w:pPr>
+            <w:proofErr w:type="spellStart"/>
+            <w:r>
+              <w:t>decimalNumber</w:t>
+            </w:r>
+            <w:proofErr w:type="spellEnd"/>
           </w:p>
         </w:tc>
         <w:tc>
@@ -7944,7 +7919,6 @@
                 <w:rFonts w:ascii="Times New Roman" w:eastAsia="Times New Roman" w:hAnsi="Times New Roman" w:cs="Times New Roman"/>
                 <w:sz w:val="28"/>
                 <w:szCs w:val="28"/>
-                <w:lang w:val="en-US"/>
               </w:rPr>
             </w:pPr>
           </w:p>
@@ -7984,9 +7958,6 @@
             <w:pPr>
               <w:pStyle w:val="a8"/>
               <w:ind w:left="0"/>
-              <w:rPr>
-                <w:lang w:val="en-US"/>
-              </w:rPr>
             </w:pPr>
             <w:r>
               <w:t>[]</w:t>
@@ -8005,7 +7976,6 @@
                 <w:rFonts w:ascii="Times New Roman" w:hAnsi="Times New Roman" w:cs="Times New Roman"/>
                 <w:sz w:val="28"/>
                 <w:szCs w:val="28"/>
-                <w:lang w:val="en-US"/>
               </w:rPr>
             </w:pPr>
             <w:r>
@@ -8013,7 +7983,6 @@
                 <w:rFonts w:ascii="Times New Roman" w:hAnsi="Times New Roman" w:cs="Times New Roman"/>
                 <w:sz w:val="28"/>
                 <w:szCs w:val="28"/>
-                <w:lang w:val="en-US"/>
               </w:rPr>
               <w:t>7</w:t>
             </w:r>
@@ -8038,17 +8007,21 @@
         <w:tc>
           <w:tcPr>
             <w:tcW w:w="2556" w:type="dxa"/>
-          </w:tcPr>
-          <w:p>
-            <w:pPr>
-              <w:pStyle w:val="a8"/>
-              <w:ind w:left="0"/>
-              <w:rPr>
-                <w:rFonts w:ascii="Times New Roman" w:eastAsia="Times New Roman" w:hAnsi="Times New Roman" w:cs="Times New Roman"/>
-                <w:sz w:val="28"/>
-                <w:szCs w:val="28"/>
-              </w:rPr>
-            </w:pPr>
+            <w:vAlign w:val="center"/>
+          </w:tcPr>
+          <w:p>
+            <w:pPr>
+              <w:pStyle w:val="a8"/>
+              <w:ind w:left="0"/>
+              <w:rPr>
+                <w:rFonts w:ascii="Times New Roman" w:eastAsia="Times New Roman" w:hAnsi="Times New Roman" w:cs="Times New Roman"/>
+                <w:sz w:val="28"/>
+                <w:szCs w:val="28"/>
+              </w:rPr>
+            </w:pPr>
+            <w:r>
+              <w:t>"0"</w:t>
+            </w:r>
           </w:p>
         </w:tc>
         <w:tc>
@@ -8084,15 +8057,13 @@
                 <w:rFonts w:ascii="Times New Roman" w:eastAsia="Times New Roman" w:hAnsi="Times New Roman" w:cs="Times New Roman"/>
                 <w:sz w:val="28"/>
                 <w:szCs w:val="28"/>
-                <w:lang w:val="en-US"/>
-              </w:rPr>
-            </w:pPr>
-            <w:r>
-              <w:rPr>
-                <w:rFonts w:ascii="Times New Roman" w:eastAsia="Times New Roman" w:hAnsi="Times New Roman" w:cs="Times New Roman"/>
-                <w:sz w:val="28"/>
-                <w:szCs w:val="28"/>
-                <w:lang w:val="en-US"/>
+              </w:rPr>
+            </w:pPr>
+            <w:r>
+              <w:rPr>
+                <w:rFonts w:ascii="Times New Roman" w:eastAsia="Times New Roman" w:hAnsi="Times New Roman" w:cs="Times New Roman"/>
+                <w:sz w:val="28"/>
+                <w:szCs w:val="28"/>
               </w:rPr>
               <w:t>30</w:t>
             </w:r>
@@ -8130,15 +8101,13 @@
                 <w:rFonts w:ascii="Times New Roman" w:eastAsia="Times New Roman" w:hAnsi="Times New Roman" w:cs="Times New Roman"/>
                 <w:sz w:val="28"/>
                 <w:szCs w:val="28"/>
-                <w:lang w:val="en-US"/>
-              </w:rPr>
-            </w:pPr>
-            <w:r>
-              <w:rPr>
-                <w:rFonts w:ascii="Times New Roman" w:eastAsia="Times New Roman" w:hAnsi="Times New Roman" w:cs="Times New Roman"/>
-                <w:sz w:val="28"/>
-                <w:szCs w:val="28"/>
-                <w:lang w:val="en-US"/>
+              </w:rPr>
+            </w:pPr>
+            <w:r>
+              <w:rPr>
+                <w:rFonts w:ascii="Times New Roman" w:eastAsia="Times New Roman" w:hAnsi="Times New Roman" w:cs="Times New Roman"/>
+                <w:sz w:val="28"/>
+                <w:szCs w:val="28"/>
               </w:rPr>
               <w:t>1</w:t>
             </w:r>
@@ -8165,17 +8134,21 @@
         <w:tc>
           <w:tcPr>
             <w:tcW w:w="2556" w:type="dxa"/>
-          </w:tcPr>
-          <w:p>
-            <w:pPr>
-              <w:pStyle w:val="a8"/>
-              <w:ind w:left="0"/>
-              <w:rPr>
-                <w:rFonts w:ascii="Times New Roman" w:eastAsia="Times New Roman" w:hAnsi="Times New Roman" w:cs="Times New Roman"/>
-                <w:sz w:val="28"/>
-                <w:szCs w:val="28"/>
-              </w:rPr>
-            </w:pPr>
+            <w:vAlign w:val="center"/>
+          </w:tcPr>
+          <w:p>
+            <w:pPr>
+              <w:pStyle w:val="a8"/>
+              <w:ind w:left="0"/>
+              <w:rPr>
+                <w:rFonts w:ascii="Times New Roman" w:eastAsia="Times New Roman" w:hAnsi="Times New Roman" w:cs="Times New Roman"/>
+                <w:sz w:val="28"/>
+                <w:szCs w:val="28"/>
+              </w:rPr>
+            </w:pPr>
+            <w:r>
+              <w:t>remainder</w:t>
+            </w:r>
           </w:p>
         </w:tc>
         <w:tc>
@@ -8213,15 +8186,13 @@
                 <w:rFonts w:ascii="Times New Roman" w:eastAsia="Times New Roman" w:hAnsi="Times New Roman" w:cs="Times New Roman"/>
                 <w:sz w:val="28"/>
                 <w:szCs w:val="28"/>
-                <w:lang w:val="en-US"/>
-              </w:rPr>
-            </w:pPr>
-            <w:r>
-              <w:rPr>
-                <w:rFonts w:ascii="Times New Roman" w:eastAsia="Times New Roman" w:hAnsi="Times New Roman" w:cs="Times New Roman"/>
-                <w:sz w:val="28"/>
-                <w:szCs w:val="28"/>
-                <w:lang w:val="en-US"/>
+              </w:rPr>
+            </w:pPr>
+            <w:r>
+              <w:rPr>
+                <w:rFonts w:ascii="Times New Roman" w:eastAsia="Times New Roman" w:hAnsi="Times New Roman" w:cs="Times New Roman"/>
+                <w:sz w:val="28"/>
+                <w:szCs w:val="28"/>
               </w:rPr>
               <w:t>31</w:t>
             </w:r>
@@ -8259,15 +8230,13 @@
                 <w:rFonts w:ascii="Times New Roman" w:eastAsia="Times New Roman" w:hAnsi="Times New Roman" w:cs="Times New Roman"/>
                 <w:sz w:val="28"/>
                 <w:szCs w:val="28"/>
-                <w:lang w:val="en-US"/>
-              </w:rPr>
-            </w:pPr>
-            <w:r>
-              <w:rPr>
-                <w:rFonts w:ascii="Times New Roman" w:eastAsia="Times New Roman" w:hAnsi="Times New Roman" w:cs="Times New Roman"/>
-                <w:sz w:val="28"/>
-                <w:szCs w:val="28"/>
-                <w:lang w:val="en-US"/>
+              </w:rPr>
+            </w:pPr>
+            <w:r>
+              <w:rPr>
+                <w:rFonts w:ascii="Times New Roman" w:eastAsia="Times New Roman" w:hAnsi="Times New Roman" w:cs="Times New Roman"/>
+                <w:sz w:val="28"/>
+                <w:szCs w:val="28"/>
               </w:rPr>
               <w:t>4</w:t>
             </w:r>
@@ -8294,17 +8263,23 @@
         <w:tc>
           <w:tcPr>
             <w:tcW w:w="2556" w:type="dxa"/>
-          </w:tcPr>
-          <w:p>
-            <w:pPr>
-              <w:pStyle w:val="a8"/>
-              <w:ind w:left="0"/>
-              <w:rPr>
-                <w:rFonts w:ascii="Times New Roman" w:eastAsia="Times New Roman" w:hAnsi="Times New Roman" w:cs="Times New Roman"/>
-                <w:sz w:val="28"/>
-                <w:szCs w:val="28"/>
-              </w:rPr>
-            </w:pPr>
+            <w:vAlign w:val="center"/>
+          </w:tcPr>
+          <w:p>
+            <w:pPr>
+              <w:pStyle w:val="a8"/>
+              <w:ind w:left="0"/>
+              <w:rPr>
+                <w:rFonts w:ascii="Times New Roman" w:eastAsia="Times New Roman" w:hAnsi="Times New Roman" w:cs="Times New Roman"/>
+                <w:sz w:val="28"/>
+                <w:szCs w:val="28"/>
+              </w:rPr>
+            </w:pPr>
+            <w:proofErr w:type="spellStart"/>
+            <w:r>
+              <w:t>toBase</w:t>
+            </w:r>
+            <w:proofErr w:type="spellEnd"/>
           </w:p>
         </w:tc>
         <w:tc>
@@ -8342,15 +8317,13 @@
                 <w:rFonts w:ascii="Times New Roman" w:eastAsia="Times New Roman" w:hAnsi="Times New Roman" w:cs="Times New Roman"/>
                 <w:sz w:val="28"/>
                 <w:szCs w:val="28"/>
-                <w:lang w:val="en-US"/>
-              </w:rPr>
-            </w:pPr>
-            <w:r>
-              <w:rPr>
-                <w:rFonts w:ascii="Times New Roman" w:eastAsia="Times New Roman" w:hAnsi="Times New Roman" w:cs="Times New Roman"/>
-                <w:sz w:val="28"/>
-                <w:szCs w:val="28"/>
-                <w:lang w:val="en-US"/>
+              </w:rPr>
+            </w:pPr>
+            <w:r>
+              <w:rPr>
+                <w:rFonts w:ascii="Times New Roman" w:eastAsia="Times New Roman" w:hAnsi="Times New Roman" w:cs="Times New Roman"/>
+                <w:sz w:val="28"/>
+                <w:szCs w:val="28"/>
               </w:rPr>
               <w:t>32</w:t>
             </w:r>
@@ -8388,15 +8361,13 @@
                 <w:rFonts w:ascii="Times New Roman" w:eastAsia="Times New Roman" w:hAnsi="Times New Roman" w:cs="Times New Roman"/>
                 <w:sz w:val="28"/>
                 <w:szCs w:val="28"/>
-                <w:lang w:val="en-US"/>
-              </w:rPr>
-            </w:pPr>
-            <w:r>
-              <w:rPr>
-                <w:rFonts w:ascii="Times New Roman" w:eastAsia="Times New Roman" w:hAnsi="Times New Roman" w:cs="Times New Roman"/>
-                <w:sz w:val="28"/>
-                <w:szCs w:val="28"/>
-                <w:lang w:val="en-US"/>
+              </w:rPr>
+            </w:pPr>
+            <w:r>
+              <w:rPr>
+                <w:rFonts w:ascii="Times New Roman" w:eastAsia="Times New Roman" w:hAnsi="Times New Roman" w:cs="Times New Roman"/>
+                <w:sz w:val="28"/>
+                <w:szCs w:val="28"/>
               </w:rPr>
               <w:t>4</w:t>
             </w:r>
@@ -8423,17 +8394,21 @@
         <w:tc>
           <w:tcPr>
             <w:tcW w:w="2556" w:type="dxa"/>
-          </w:tcPr>
-          <w:p>
-            <w:pPr>
-              <w:pStyle w:val="a8"/>
-              <w:ind w:left="0"/>
-              <w:rPr>
-                <w:rFonts w:ascii="Times New Roman" w:eastAsia="Times New Roman" w:hAnsi="Times New Roman" w:cs="Times New Roman"/>
-                <w:sz w:val="28"/>
-                <w:szCs w:val="28"/>
-              </w:rPr>
-            </w:pPr>
+            <w:vAlign w:val="center"/>
+          </w:tcPr>
+          <w:p>
+            <w:pPr>
+              <w:pStyle w:val="a8"/>
+              <w:ind w:left="0"/>
+              <w:rPr>
+                <w:rFonts w:ascii="Times New Roman" w:eastAsia="Times New Roman" w:hAnsi="Times New Roman" w:cs="Times New Roman"/>
+                <w:sz w:val="28"/>
+                <w:szCs w:val="28"/>
+              </w:rPr>
+            </w:pPr>
+            <w:r>
+              <w:t>2</w:t>
+            </w:r>
           </w:p>
         </w:tc>
         <w:tc>
@@ -8471,15 +8446,13 @@
                 <w:rFonts w:ascii="Times New Roman" w:eastAsia="Times New Roman" w:hAnsi="Times New Roman" w:cs="Times New Roman"/>
                 <w:sz w:val="28"/>
                 <w:szCs w:val="28"/>
-                <w:lang w:val="en-US"/>
-              </w:rPr>
-            </w:pPr>
-            <w:r>
-              <w:rPr>
-                <w:rFonts w:ascii="Times New Roman" w:eastAsia="Times New Roman" w:hAnsi="Times New Roman" w:cs="Times New Roman"/>
-                <w:sz w:val="28"/>
-                <w:szCs w:val="28"/>
-                <w:lang w:val="en-US"/>
+              </w:rPr>
+            </w:pPr>
+            <w:r>
+              <w:rPr>
+                <w:rFonts w:ascii="Times New Roman" w:eastAsia="Times New Roman" w:hAnsi="Times New Roman" w:cs="Times New Roman"/>
+                <w:sz w:val="28"/>
+                <w:szCs w:val="28"/>
               </w:rPr>
               <w:t>33</w:t>
             </w:r>
@@ -8517,15 +8490,13 @@
                 <w:rFonts w:ascii="Times New Roman" w:eastAsia="Times New Roman" w:hAnsi="Times New Roman" w:cs="Times New Roman"/>
                 <w:sz w:val="28"/>
                 <w:szCs w:val="28"/>
-                <w:lang w:val="en-US"/>
-              </w:rPr>
-            </w:pPr>
-            <w:r>
-              <w:rPr>
-                <w:rFonts w:ascii="Times New Roman" w:eastAsia="Times New Roman" w:hAnsi="Times New Roman" w:cs="Times New Roman"/>
-                <w:sz w:val="28"/>
-                <w:szCs w:val="28"/>
-                <w:lang w:val="en-US"/>
+              </w:rPr>
+            </w:pPr>
+            <w:r>
+              <w:rPr>
+                <w:rFonts w:ascii="Times New Roman" w:eastAsia="Times New Roman" w:hAnsi="Times New Roman" w:cs="Times New Roman"/>
+                <w:sz w:val="28"/>
+                <w:szCs w:val="28"/>
               </w:rPr>
               <w:t>3</w:t>
             </w:r>
@@ -8552,17 +8523,21 @@
         <w:tc>
           <w:tcPr>
             <w:tcW w:w="2556" w:type="dxa"/>
-          </w:tcPr>
-          <w:p>
-            <w:pPr>
-              <w:pStyle w:val="a8"/>
-              <w:ind w:left="0"/>
-              <w:rPr>
-                <w:rFonts w:ascii="Times New Roman" w:eastAsia="Times New Roman" w:hAnsi="Times New Roman" w:cs="Times New Roman"/>
-                <w:sz w:val="28"/>
-                <w:szCs w:val="28"/>
-              </w:rPr>
-            </w:pPr>
+            <w:vAlign w:val="center"/>
+          </w:tcPr>
+          <w:p>
+            <w:pPr>
+              <w:pStyle w:val="a8"/>
+              <w:ind w:left="0"/>
+              <w:rPr>
+                <w:rFonts w:ascii="Times New Roman" w:eastAsia="Times New Roman" w:hAnsi="Times New Roman" w:cs="Times New Roman"/>
+                <w:sz w:val="28"/>
+                <w:szCs w:val="28"/>
+              </w:rPr>
+            </w:pPr>
+            <w:r>
+              <w:t>36</w:t>
+            </w:r>
           </w:p>
         </w:tc>
         <w:tc>
@@ -8600,15 +8575,13 @@
                 <w:rFonts w:ascii="Times New Roman" w:eastAsia="Times New Roman" w:hAnsi="Times New Roman" w:cs="Times New Roman"/>
                 <w:sz w:val="28"/>
                 <w:szCs w:val="28"/>
-                <w:lang w:val="en-US"/>
-              </w:rPr>
-            </w:pPr>
-            <w:r>
-              <w:rPr>
-                <w:rFonts w:ascii="Times New Roman" w:eastAsia="Times New Roman" w:hAnsi="Times New Roman" w:cs="Times New Roman"/>
-                <w:sz w:val="28"/>
-                <w:szCs w:val="28"/>
-                <w:lang w:val="en-US"/>
+              </w:rPr>
+            </w:pPr>
+            <w:r>
+              <w:rPr>
+                <w:rFonts w:ascii="Times New Roman" w:eastAsia="Times New Roman" w:hAnsi="Times New Roman" w:cs="Times New Roman"/>
+                <w:sz w:val="28"/>
+                <w:szCs w:val="28"/>
               </w:rPr>
               <w:t>34</w:t>
             </w:r>
@@ -8646,15 +8619,13 @@
                 <w:rFonts w:ascii="Times New Roman" w:eastAsia="Times New Roman" w:hAnsi="Times New Roman" w:cs="Times New Roman"/>
                 <w:sz w:val="28"/>
                 <w:szCs w:val="28"/>
-                <w:lang w:val="en-US"/>
-              </w:rPr>
-            </w:pPr>
-            <w:r>
-              <w:rPr>
-                <w:rFonts w:ascii="Times New Roman" w:eastAsia="Times New Roman" w:hAnsi="Times New Roman" w:cs="Times New Roman"/>
-                <w:sz w:val="28"/>
-                <w:szCs w:val="28"/>
-                <w:lang w:val="en-US"/>
+              </w:rPr>
+            </w:pPr>
+            <w:r>
+              <w:rPr>
+                <w:rFonts w:ascii="Times New Roman" w:eastAsia="Times New Roman" w:hAnsi="Times New Roman" w:cs="Times New Roman"/>
+                <w:sz w:val="28"/>
+                <w:szCs w:val="28"/>
               </w:rPr>
               <w:t>7</w:t>
             </w:r>
@@ -8681,17 +8652,21 @@
         <w:tc>
           <w:tcPr>
             <w:tcW w:w="2556" w:type="dxa"/>
-          </w:tcPr>
-          <w:p>
-            <w:pPr>
-              <w:pStyle w:val="a8"/>
-              <w:ind w:left="0"/>
-              <w:rPr>
-                <w:rFonts w:ascii="Times New Roman" w:eastAsia="Times New Roman" w:hAnsi="Times New Roman" w:cs="Times New Roman"/>
-                <w:sz w:val="28"/>
-                <w:szCs w:val="28"/>
-              </w:rPr>
-            </w:pPr>
+            <w:vAlign w:val="center"/>
+          </w:tcPr>
+          <w:p>
+            <w:pPr>
+              <w:pStyle w:val="a8"/>
+              <w:ind w:left="0"/>
+              <w:rPr>
+                <w:rFonts w:ascii="Times New Roman" w:eastAsia="Times New Roman" w:hAnsi="Times New Roman" w:cs="Times New Roman"/>
+                <w:sz w:val="28"/>
+                <w:szCs w:val="28"/>
+              </w:rPr>
+            </w:pPr>
+            <w:r>
+              <w:t>"Error: Invalid Base"</w:t>
+            </w:r>
           </w:p>
         </w:tc>
         <w:tc>
@@ -8729,15 +8704,13 @@
                 <w:rFonts w:ascii="Times New Roman" w:eastAsia="Times New Roman" w:hAnsi="Times New Roman" w:cs="Times New Roman"/>
                 <w:sz w:val="28"/>
                 <w:szCs w:val="28"/>
-                <w:lang w:val="en-US"/>
-              </w:rPr>
-            </w:pPr>
-            <w:r>
-              <w:rPr>
-                <w:rFonts w:ascii="Times New Roman" w:eastAsia="Times New Roman" w:hAnsi="Times New Roman" w:cs="Times New Roman"/>
-                <w:sz w:val="28"/>
-                <w:szCs w:val="28"/>
-                <w:lang w:val="en-US"/>
+              </w:rPr>
+            </w:pPr>
+            <w:r>
+              <w:rPr>
+                <w:rFonts w:ascii="Times New Roman" w:eastAsia="Times New Roman" w:hAnsi="Times New Roman" w:cs="Times New Roman"/>
+                <w:sz w:val="28"/>
+                <w:szCs w:val="28"/>
               </w:rPr>
               <w:t>35</w:t>
             </w:r>
@@ -8775,15 +8748,13 @@
                 <w:rFonts w:ascii="Times New Roman" w:eastAsia="Times New Roman" w:hAnsi="Times New Roman" w:cs="Times New Roman"/>
                 <w:sz w:val="28"/>
                 <w:szCs w:val="28"/>
-                <w:lang w:val="en-US"/>
-              </w:rPr>
-            </w:pPr>
-            <w:r>
-              <w:rPr>
-                <w:rFonts w:ascii="Times New Roman" w:eastAsia="Times New Roman" w:hAnsi="Times New Roman" w:cs="Times New Roman"/>
-                <w:sz w:val="28"/>
-                <w:szCs w:val="28"/>
-                <w:lang w:val="en-US"/>
+              </w:rPr>
+            </w:pPr>
+            <w:r>
+              <w:rPr>
+                <w:rFonts w:ascii="Times New Roman" w:eastAsia="Times New Roman" w:hAnsi="Times New Roman" w:cs="Times New Roman"/>
+                <w:sz w:val="28"/>
+                <w:szCs w:val="28"/>
               </w:rPr>
               <w:t>9</w:t>
             </w:r>
@@ -8810,17 +8781,21 @@
         <w:tc>
           <w:tcPr>
             <w:tcW w:w="2556" w:type="dxa"/>
-          </w:tcPr>
-          <w:p>
-            <w:pPr>
-              <w:pStyle w:val="a8"/>
-              <w:ind w:left="0"/>
-              <w:rPr>
-                <w:rFonts w:ascii="Times New Roman" w:eastAsia="Times New Roman" w:hAnsi="Times New Roman" w:cs="Times New Roman"/>
-                <w:sz w:val="28"/>
-                <w:szCs w:val="28"/>
-              </w:rPr>
-            </w:pPr>
+            <w:vAlign w:val="center"/>
+          </w:tcPr>
+          <w:p>
+            <w:pPr>
+              <w:pStyle w:val="a8"/>
+              <w:ind w:left="0"/>
+              <w:rPr>
+                <w:rFonts w:ascii="Times New Roman" w:eastAsia="Times New Roman" w:hAnsi="Times New Roman" w:cs="Times New Roman"/>
+                <w:sz w:val="28"/>
+                <w:szCs w:val="28"/>
+              </w:rPr>
+            </w:pPr>
+            <w:r>
+              <w:t>"Error: Invalid Number"</w:t>
+            </w:r>
           </w:p>
         </w:tc>
         <w:tc>
@@ -8858,15 +8833,13 @@
                 <w:rFonts w:ascii="Times New Roman" w:eastAsia="Times New Roman" w:hAnsi="Times New Roman" w:cs="Times New Roman"/>
                 <w:sz w:val="28"/>
                 <w:szCs w:val="28"/>
-                <w:lang w:val="en-US"/>
-              </w:rPr>
-            </w:pPr>
-            <w:r>
-              <w:rPr>
-                <w:rFonts w:ascii="Times New Roman" w:eastAsia="Times New Roman" w:hAnsi="Times New Roman" w:cs="Times New Roman"/>
-                <w:sz w:val="28"/>
-                <w:szCs w:val="28"/>
-                <w:lang w:val="en-US"/>
+              </w:rPr>
+            </w:pPr>
+            <w:r>
+              <w:rPr>
+                <w:rFonts w:ascii="Times New Roman" w:eastAsia="Times New Roman" w:hAnsi="Times New Roman" w:cs="Times New Roman"/>
+                <w:sz w:val="28"/>
+                <w:szCs w:val="28"/>
               </w:rPr>
               <w:t>36</w:t>
             </w:r>
@@ -8904,15 +8877,13 @@
                 <w:rFonts w:ascii="Times New Roman" w:eastAsia="Times New Roman" w:hAnsi="Times New Roman" w:cs="Times New Roman"/>
                 <w:sz w:val="28"/>
                 <w:szCs w:val="28"/>
-                <w:lang w:val="en-US"/>
-              </w:rPr>
-            </w:pPr>
-            <w:r>
-              <w:rPr>
-                <w:rFonts w:ascii="Times New Roman" w:eastAsia="Times New Roman" w:hAnsi="Times New Roman" w:cs="Times New Roman"/>
-                <w:sz w:val="28"/>
-                <w:szCs w:val="28"/>
-                <w:lang w:val="en-US"/>
+              </w:rPr>
+            </w:pPr>
+            <w:r>
+              <w:rPr>
+                <w:rFonts w:ascii="Times New Roman" w:eastAsia="Times New Roman" w:hAnsi="Times New Roman" w:cs="Times New Roman"/>
+                <w:sz w:val="28"/>
+                <w:szCs w:val="28"/>
               </w:rPr>
               <w:t>1</w:t>
             </w:r>
@@ -8939,17 +8910,21 @@
         <w:tc>
           <w:tcPr>
             <w:tcW w:w="2556" w:type="dxa"/>
-          </w:tcPr>
-          <w:p>
-            <w:pPr>
-              <w:pStyle w:val="a8"/>
-              <w:ind w:left="0"/>
-              <w:rPr>
-                <w:rFonts w:ascii="Times New Roman" w:eastAsia="Times New Roman" w:hAnsi="Times New Roman" w:cs="Times New Roman"/>
-                <w:sz w:val="28"/>
-                <w:szCs w:val="28"/>
-              </w:rPr>
-            </w:pPr>
+            <w:vAlign w:val="center"/>
+          </w:tcPr>
+          <w:p>
+            <w:pPr>
+              <w:pStyle w:val="a8"/>
+              <w:ind w:left="0"/>
+              <w:rPr>
+                <w:rFonts w:ascii="Times New Roman" w:eastAsia="Times New Roman" w:hAnsi="Times New Roman" w:cs="Times New Roman"/>
+                <w:sz w:val="28"/>
+                <w:szCs w:val="28"/>
+              </w:rPr>
+            </w:pPr>
+            <w:r>
+              <w:t>decimal</w:t>
+            </w:r>
           </w:p>
         </w:tc>
         <w:tc>
@@ -8987,15 +8962,13 @@
                 <w:rFonts w:ascii="Times New Roman" w:eastAsia="Times New Roman" w:hAnsi="Times New Roman" w:cs="Times New Roman"/>
                 <w:sz w:val="28"/>
                 <w:szCs w:val="28"/>
-                <w:lang w:val="en-US"/>
-              </w:rPr>
-            </w:pPr>
-            <w:r>
-              <w:rPr>
-                <w:rFonts w:ascii="Times New Roman" w:eastAsia="Times New Roman" w:hAnsi="Times New Roman" w:cs="Times New Roman"/>
-                <w:sz w:val="28"/>
-                <w:szCs w:val="28"/>
-                <w:lang w:val="en-US"/>
+              </w:rPr>
+            </w:pPr>
+            <w:r>
+              <w:rPr>
+                <w:rFonts w:ascii="Times New Roman" w:eastAsia="Times New Roman" w:hAnsi="Times New Roman" w:cs="Times New Roman"/>
+                <w:sz w:val="28"/>
+                <w:szCs w:val="28"/>
               </w:rPr>
               <w:t>37</w:t>
             </w:r>
@@ -9033,15 +9006,13 @@
                 <w:rFonts w:ascii="Times New Roman" w:eastAsia="Times New Roman" w:hAnsi="Times New Roman" w:cs="Times New Roman"/>
                 <w:sz w:val="28"/>
                 <w:szCs w:val="28"/>
-                <w:lang w:val="en-US"/>
-              </w:rPr>
-            </w:pPr>
-            <w:r>
-              <w:rPr>
-                <w:rFonts w:ascii="Times New Roman" w:eastAsia="Times New Roman" w:hAnsi="Times New Roman" w:cs="Times New Roman"/>
-                <w:sz w:val="28"/>
-                <w:szCs w:val="28"/>
-                <w:lang w:val="en-US"/>
+              </w:rPr>
+            </w:pPr>
+            <w:r>
+              <w:rPr>
+                <w:rFonts w:ascii="Times New Roman" w:eastAsia="Times New Roman" w:hAnsi="Times New Roman" w:cs="Times New Roman"/>
+                <w:sz w:val="28"/>
+                <w:szCs w:val="28"/>
               </w:rPr>
               <w:t>1</w:t>
             </w:r>
@@ -9068,17 +9039,21 @@
         <w:tc>
           <w:tcPr>
             <w:tcW w:w="2556" w:type="dxa"/>
-          </w:tcPr>
-          <w:p>
-            <w:pPr>
-              <w:pStyle w:val="a8"/>
-              <w:ind w:left="0"/>
-              <w:rPr>
-                <w:rFonts w:ascii="Times New Roman" w:eastAsia="Times New Roman" w:hAnsi="Times New Roman" w:cs="Times New Roman"/>
-                <w:sz w:val="28"/>
-                <w:szCs w:val="28"/>
-              </w:rPr>
-            </w:pPr>
+            <w:vAlign w:val="center"/>
+          </w:tcPr>
+          <w:p>
+            <w:pPr>
+              <w:pStyle w:val="a8"/>
+              <w:ind w:left="0"/>
+              <w:rPr>
+                <w:rFonts w:ascii="Times New Roman" w:eastAsia="Times New Roman" w:hAnsi="Times New Roman" w:cs="Times New Roman"/>
+                <w:sz w:val="28"/>
+                <w:szCs w:val="28"/>
+              </w:rPr>
+            </w:pPr>
+            <w:r>
+              <w:t>"1022"</w:t>
+            </w:r>
           </w:p>
         </w:tc>
         <w:tc>
@@ -9116,15 +9091,13 @@
                 <w:rFonts w:ascii="Times New Roman" w:eastAsia="Times New Roman" w:hAnsi="Times New Roman" w:cs="Times New Roman"/>
                 <w:sz w:val="28"/>
                 <w:szCs w:val="28"/>
-                <w:lang w:val="en-US"/>
-              </w:rPr>
-            </w:pPr>
-            <w:r>
-              <w:rPr>
-                <w:rFonts w:ascii="Times New Roman" w:eastAsia="Times New Roman" w:hAnsi="Times New Roman" w:cs="Times New Roman"/>
-                <w:sz w:val="28"/>
-                <w:szCs w:val="28"/>
-                <w:lang w:val="en-US"/>
+              </w:rPr>
+            </w:pPr>
+            <w:r>
+              <w:rPr>
+                <w:rFonts w:ascii="Times New Roman" w:eastAsia="Times New Roman" w:hAnsi="Times New Roman" w:cs="Times New Roman"/>
+                <w:sz w:val="28"/>
+                <w:szCs w:val="28"/>
               </w:rPr>
               <w:t>38</w:t>
             </w:r>
@@ -9162,15 +9135,13 @@
                 <w:rFonts w:ascii="Times New Roman" w:eastAsia="Times New Roman" w:hAnsi="Times New Roman" w:cs="Times New Roman"/>
                 <w:sz w:val="28"/>
                 <w:szCs w:val="28"/>
-                <w:lang w:val="en-US"/>
-              </w:rPr>
-            </w:pPr>
-            <w:r>
-              <w:rPr>
-                <w:rFonts w:ascii="Times New Roman" w:eastAsia="Times New Roman" w:hAnsi="Times New Roman" w:cs="Times New Roman"/>
-                <w:sz w:val="28"/>
-                <w:szCs w:val="28"/>
-                <w:lang w:val="en-US"/>
+              </w:rPr>
+            </w:pPr>
+            <w:r>
+              <w:rPr>
+                <w:rFonts w:ascii="Times New Roman" w:eastAsia="Times New Roman" w:hAnsi="Times New Roman" w:cs="Times New Roman"/>
+                <w:sz w:val="28"/>
+                <w:szCs w:val="28"/>
               </w:rPr>
               <w:t>5</w:t>
             </w:r>
@@ -9197,17 +9168,21 @@
         <w:tc>
           <w:tcPr>
             <w:tcW w:w="2556" w:type="dxa"/>
-          </w:tcPr>
-          <w:p>
-            <w:pPr>
-              <w:pStyle w:val="a8"/>
-              <w:ind w:left="0"/>
-              <w:rPr>
-                <w:rFonts w:ascii="Times New Roman" w:eastAsia="Times New Roman" w:hAnsi="Times New Roman" w:cs="Times New Roman"/>
-                <w:sz w:val="28"/>
-                <w:szCs w:val="28"/>
-              </w:rPr>
-            </w:pPr>
+            <w:vAlign w:val="center"/>
+          </w:tcPr>
+          <w:p>
+            <w:pPr>
+              <w:pStyle w:val="a8"/>
+              <w:ind w:left="0"/>
+              <w:rPr>
+                <w:rFonts w:ascii="Times New Roman" w:eastAsia="Times New Roman" w:hAnsi="Times New Roman" w:cs="Times New Roman"/>
+                <w:sz w:val="28"/>
+                <w:szCs w:val="28"/>
+              </w:rPr>
+            </w:pPr>
+            <w:r>
+              <w:t>3</w:t>
+            </w:r>
           </w:p>
         </w:tc>
         <w:tc>
@@ -9245,15 +9220,13 @@
                 <w:rFonts w:ascii="Times New Roman" w:eastAsia="Times New Roman" w:hAnsi="Times New Roman" w:cs="Times New Roman"/>
                 <w:sz w:val="28"/>
                 <w:szCs w:val="28"/>
-                <w:lang w:val="en-US"/>
-              </w:rPr>
-            </w:pPr>
-            <w:r>
-              <w:rPr>
-                <w:rFonts w:ascii="Times New Roman" w:eastAsia="Times New Roman" w:hAnsi="Times New Roman" w:cs="Times New Roman"/>
-                <w:sz w:val="28"/>
-                <w:szCs w:val="28"/>
-                <w:lang w:val="en-US"/>
+              </w:rPr>
+            </w:pPr>
+            <w:r>
+              <w:rPr>
+                <w:rFonts w:ascii="Times New Roman" w:eastAsia="Times New Roman" w:hAnsi="Times New Roman" w:cs="Times New Roman"/>
+                <w:sz w:val="28"/>
+                <w:szCs w:val="28"/>
               </w:rPr>
               <w:lastRenderedPageBreak/>
               <w:t>39</w:t>
@@ -9292,15 +9265,13 @@
                 <w:rFonts w:ascii="Times New Roman" w:eastAsia="Times New Roman" w:hAnsi="Times New Roman" w:cs="Times New Roman"/>
                 <w:sz w:val="28"/>
                 <w:szCs w:val="28"/>
-                <w:lang w:val="en-US"/>
-              </w:rPr>
-            </w:pPr>
-            <w:r>
-              <w:rPr>
-                <w:rFonts w:ascii="Times New Roman" w:eastAsia="Times New Roman" w:hAnsi="Times New Roman" w:cs="Times New Roman"/>
-                <w:sz w:val="28"/>
-                <w:szCs w:val="28"/>
-                <w:lang w:val="en-US"/>
+              </w:rPr>
+            </w:pPr>
+            <w:r>
+              <w:rPr>
+                <w:rFonts w:ascii="Times New Roman" w:eastAsia="Times New Roman" w:hAnsi="Times New Roman" w:cs="Times New Roman"/>
+                <w:sz w:val="28"/>
+                <w:szCs w:val="28"/>
               </w:rPr>
               <w:t>4</w:t>
             </w:r>
@@ -9327,17 +9298,21 @@
         <w:tc>
           <w:tcPr>
             <w:tcW w:w="2556" w:type="dxa"/>
-          </w:tcPr>
-          <w:p>
-            <w:pPr>
-              <w:pStyle w:val="a8"/>
-              <w:ind w:left="0"/>
-              <w:rPr>
-                <w:rFonts w:ascii="Times New Roman" w:eastAsia="Times New Roman" w:hAnsi="Times New Roman" w:cs="Times New Roman"/>
-                <w:sz w:val="28"/>
-                <w:szCs w:val="28"/>
-              </w:rPr>
-            </w:pPr>
+            <w:vAlign w:val="center"/>
+          </w:tcPr>
+          <w:p>
+            <w:pPr>
+              <w:pStyle w:val="a8"/>
+              <w:ind w:left="0"/>
+              <w:rPr>
+                <w:rFonts w:ascii="Times New Roman" w:eastAsia="Times New Roman" w:hAnsi="Times New Roman" w:cs="Times New Roman"/>
+                <w:sz w:val="28"/>
+                <w:szCs w:val="28"/>
+              </w:rPr>
+            </w:pPr>
+            <w:r>
+              <w:t>"Input number: %s\n"</w:t>
+            </w:r>
           </w:p>
         </w:tc>
         <w:tc>
@@ -9375,15 +9350,13 @@
                 <w:rFonts w:ascii="Times New Roman" w:eastAsia="Times New Roman" w:hAnsi="Times New Roman" w:cs="Times New Roman"/>
                 <w:sz w:val="28"/>
                 <w:szCs w:val="28"/>
-                <w:lang w:val="en-US"/>
-              </w:rPr>
-            </w:pPr>
-            <w:r>
-              <w:rPr>
-                <w:rFonts w:ascii="Times New Roman" w:eastAsia="Times New Roman" w:hAnsi="Times New Roman" w:cs="Times New Roman"/>
-                <w:sz w:val="28"/>
-                <w:szCs w:val="28"/>
-                <w:lang w:val="en-US"/>
+              </w:rPr>
+            </w:pPr>
+            <w:r>
+              <w:rPr>
+                <w:rFonts w:ascii="Times New Roman" w:eastAsia="Times New Roman" w:hAnsi="Times New Roman" w:cs="Times New Roman"/>
+                <w:sz w:val="28"/>
+                <w:szCs w:val="28"/>
               </w:rPr>
               <w:t>40</w:t>
             </w:r>
@@ -9429,7 +9402,6 @@
                 <w:rFonts w:ascii="Times New Roman" w:eastAsia="Times New Roman" w:hAnsi="Times New Roman" w:cs="Times New Roman"/>
                 <w:sz w:val="28"/>
                 <w:szCs w:val="28"/>
-                <w:lang w:val="en-US"/>
               </w:rPr>
               <w:t>1</w:t>
             </w:r>
@@ -9456,17 +9428,21 @@
         <w:tc>
           <w:tcPr>
             <w:tcW w:w="2556" w:type="dxa"/>
-          </w:tcPr>
-          <w:p>
-            <w:pPr>
-              <w:pStyle w:val="a8"/>
-              <w:ind w:left="0"/>
-              <w:rPr>
-                <w:rFonts w:ascii="Times New Roman" w:eastAsia="Times New Roman" w:hAnsi="Times New Roman" w:cs="Times New Roman"/>
-                <w:sz w:val="28"/>
-                <w:szCs w:val="28"/>
-              </w:rPr>
-            </w:pPr>
+            <w:vAlign w:val="center"/>
+          </w:tcPr>
+          <w:p>
+            <w:pPr>
+              <w:pStyle w:val="a8"/>
+              <w:ind w:left="0"/>
+              <w:rPr>
+                <w:rFonts w:ascii="Times New Roman" w:eastAsia="Times New Roman" w:hAnsi="Times New Roman" w:cs="Times New Roman"/>
+                <w:sz w:val="28"/>
+                <w:szCs w:val="28"/>
+              </w:rPr>
+            </w:pPr>
+            <w:r>
+              <w:t>"From Base: %d\n"</w:t>
+            </w:r>
           </w:p>
         </w:tc>
         <w:tc>
@@ -9504,15 +9480,13 @@
                 <w:rFonts w:ascii="Times New Roman" w:eastAsia="Times New Roman" w:hAnsi="Times New Roman" w:cs="Times New Roman"/>
                 <w:sz w:val="28"/>
                 <w:szCs w:val="28"/>
-                <w:lang w:val="en-US"/>
-              </w:rPr>
-            </w:pPr>
-            <w:r>
-              <w:rPr>
-                <w:rFonts w:ascii="Times New Roman" w:eastAsia="Times New Roman" w:hAnsi="Times New Roman" w:cs="Times New Roman"/>
-                <w:sz w:val="28"/>
-                <w:szCs w:val="28"/>
-                <w:lang w:val="en-US"/>
+              </w:rPr>
+            </w:pPr>
+            <w:r>
+              <w:rPr>
+                <w:rFonts w:ascii="Times New Roman" w:eastAsia="Times New Roman" w:hAnsi="Times New Roman" w:cs="Times New Roman"/>
+                <w:sz w:val="28"/>
+                <w:szCs w:val="28"/>
               </w:rPr>
               <w:t>41</w:t>
             </w:r>
@@ -9585,17 +9559,21 @@
         <w:tc>
           <w:tcPr>
             <w:tcW w:w="2556" w:type="dxa"/>
-          </w:tcPr>
-          <w:p>
-            <w:pPr>
-              <w:pStyle w:val="a8"/>
-              <w:ind w:left="0"/>
-              <w:rPr>
-                <w:rFonts w:ascii="Times New Roman" w:eastAsia="Times New Roman" w:hAnsi="Times New Roman" w:cs="Times New Roman"/>
-                <w:sz w:val="28"/>
-                <w:szCs w:val="28"/>
-              </w:rPr>
-            </w:pPr>
+            <w:vAlign w:val="center"/>
+          </w:tcPr>
+          <w:p>
+            <w:pPr>
+              <w:pStyle w:val="a8"/>
+              <w:ind w:left="0"/>
+              <w:rPr>
+                <w:rFonts w:ascii="Times New Roman" w:eastAsia="Times New Roman" w:hAnsi="Times New Roman" w:cs="Times New Roman"/>
+                <w:sz w:val="28"/>
+                <w:szCs w:val="28"/>
+              </w:rPr>
+            </w:pPr>
+            <w:r>
+              <w:t>"To Base: %d\n"</w:t>
+            </w:r>
           </w:p>
         </w:tc>
         <w:tc>
@@ -9641,7 +9619,6 @@
                 <w:rFonts w:ascii="Times New Roman" w:eastAsia="Times New Roman" w:hAnsi="Times New Roman" w:cs="Times New Roman"/>
                 <w:sz w:val="28"/>
                 <w:szCs w:val="28"/>
-                <w:lang w:val="en-US"/>
               </w:rPr>
               <w:t>4</w:t>
             </w:r>
@@ -9723,17 +9700,21 @@
         <w:tc>
           <w:tcPr>
             <w:tcW w:w="2556" w:type="dxa"/>
-          </w:tcPr>
-          <w:p>
-            <w:pPr>
-              <w:pStyle w:val="a8"/>
-              <w:ind w:left="0"/>
-              <w:rPr>
-                <w:rFonts w:ascii="Times New Roman" w:eastAsia="Times New Roman" w:hAnsi="Times New Roman" w:cs="Times New Roman"/>
-                <w:sz w:val="28"/>
-                <w:szCs w:val="28"/>
-              </w:rPr>
-            </w:pPr>
+            <w:vAlign w:val="center"/>
+          </w:tcPr>
+          <w:p>
+            <w:pPr>
+              <w:pStyle w:val="a8"/>
+              <w:ind w:left="0"/>
+              <w:rPr>
+                <w:rFonts w:ascii="Times New Roman" w:eastAsia="Times New Roman" w:hAnsi="Times New Roman" w:cs="Times New Roman"/>
+                <w:sz w:val="28"/>
+                <w:szCs w:val="28"/>
+              </w:rPr>
+            </w:pPr>
+            <w:r>
+              <w:t>"Result string: %s\n"</w:t>
+            </w:r>
           </w:p>
         </w:tc>
         <w:tc>
@@ -9780,7 +9761,6 @@
                 <w:bCs/>
                 <w:sz w:val="28"/>
                 <w:szCs w:val="28"/>
-                <w:lang w:val="en-US"/>
               </w:rPr>
               <w:t>η</w:t>
             </w:r>
@@ -9792,7 +9772,6 @@
                 <w:sz w:val="28"/>
                 <w:szCs w:val="28"/>
                 <w:vertAlign w:val="subscript"/>
-                <w:lang w:val="en-US"/>
               </w:rPr>
               <w:t>1</w:t>
             </w:r>
@@ -9803,7 +9782,6 @@
                 <w:bCs/>
                 <w:sz w:val="28"/>
                 <w:szCs w:val="28"/>
-                <w:lang w:val="en-US"/>
               </w:rPr>
               <w:t xml:space="preserve"> = </w:t>
             </w:r>
@@ -9848,7 +9826,6 @@
                 <w:bCs/>
                 <w:sz w:val="28"/>
                 <w:szCs w:val="28"/>
-                <w:lang w:val="en-US"/>
               </w:rPr>
               <w:t>N</w:t>
             </w:r>
@@ -9860,7 +9837,6 @@
                 <w:sz w:val="28"/>
                 <w:szCs w:val="28"/>
                 <w:vertAlign w:val="subscript"/>
-                <w:lang w:val="en-US"/>
               </w:rPr>
               <w:t>1</w:t>
             </w:r>
@@ -9871,7 +9847,6 @@
                 <w:bCs/>
                 <w:sz w:val="28"/>
                 <w:szCs w:val="28"/>
-                <w:lang w:val="en-US"/>
               </w:rPr>
               <w:t xml:space="preserve"> = </w:t>
             </w:r>
@@ -9900,7 +9875,6 @@
                 <w:bCs/>
                 <w:sz w:val="28"/>
                 <w:szCs w:val="28"/>
-                <w:lang w:val="en-US"/>
               </w:rPr>
               <w:t>η</w:t>
             </w:r>
@@ -9912,7 +9886,6 @@
                 <w:sz w:val="28"/>
                 <w:szCs w:val="28"/>
                 <w:vertAlign w:val="subscript"/>
-                <w:lang w:val="en-US"/>
               </w:rPr>
               <w:t>2</w:t>
             </w:r>
@@ -9923,7 +9896,6 @@
                 <w:bCs/>
                 <w:sz w:val="28"/>
                 <w:szCs w:val="28"/>
-                <w:lang w:val="en-US"/>
               </w:rPr>
               <w:t xml:space="preserve"> = </w:t>
             </w:r>
@@ -9968,7 +9940,6 @@
                 <w:bCs/>
                 <w:sz w:val="28"/>
                 <w:szCs w:val="28"/>
-                <w:lang w:val="en-US"/>
               </w:rPr>
               <w:t>N</w:t>
             </w:r>
@@ -9980,7 +9951,6 @@
                 <w:sz w:val="28"/>
                 <w:szCs w:val="28"/>
                 <w:vertAlign w:val="subscript"/>
-                <w:lang w:val="en-US"/>
               </w:rPr>
               <w:t>2</w:t>
             </w:r>
@@ -9991,7 +9961,6 @@
                 <w:bCs/>
                 <w:sz w:val="28"/>
                 <w:szCs w:val="28"/>
-                <w:lang w:val="en-US"/>
               </w:rPr>
               <w:t xml:space="preserve"> =</w:t>
             </w:r>

--- a/Отчёт_СПО_ЛБ1 Голубёнок, Харкевич.docx
+++ b/Отчёт_СПО_ЛБ1 Голубёнок, Харкевич.docx
@@ -4274,13 +4274,39 @@
                 <w:szCs w:val="28"/>
               </w:rPr>
             </w:pPr>
-            <w:r>
-              <w:rPr>
-                <w:rFonts w:ascii="Times New Roman" w:eastAsia="Times New Roman" w:hAnsi="Times New Roman" w:cs="Times New Roman"/>
-                <w:sz w:val="28"/>
-                <w:szCs w:val="28"/>
-              </w:rPr>
-              <w:t>if</w:t>
+            <w:proofErr w:type="gramStart"/>
+            <w:r>
+              <w:rPr>
+                <w:rFonts w:ascii="Times New Roman" w:eastAsia="Times New Roman" w:hAnsi="Times New Roman" w:cs="Times New Roman"/>
+                <w:sz w:val="28"/>
+                <w:szCs w:val="28"/>
+              </w:rPr>
+              <w:t>i</w:t>
+            </w:r>
+            <w:r>
+              <w:rPr>
+                <w:rFonts w:ascii="Times New Roman" w:eastAsia="Times New Roman" w:hAnsi="Times New Roman" w:cs="Times New Roman"/>
+                <w:sz w:val="28"/>
+                <w:szCs w:val="28"/>
+              </w:rPr>
+              <w:t>f</w:t>
+            </w:r>
+            <w:r>
+              <w:rPr>
+                <w:rFonts w:ascii="Times New Roman" w:eastAsia="Times New Roman" w:hAnsi="Times New Roman" w:cs="Times New Roman"/>
+                <w:sz w:val="28"/>
+                <w:szCs w:val="28"/>
+              </w:rPr>
+              <w:t>..</w:t>
+            </w:r>
+            <w:proofErr w:type="gramEnd"/>
+            <w:r>
+              <w:rPr>
+                <w:rFonts w:ascii="Times New Roman" w:eastAsia="Times New Roman" w:hAnsi="Times New Roman" w:cs="Times New Roman"/>
+                <w:sz w:val="28"/>
+                <w:szCs w:val="28"/>
+              </w:rPr>
+              <w:t>(else)</w:t>
             </w:r>
           </w:p>
         </w:tc>
@@ -4949,6 +4975,14 @@
                 <w:szCs w:val="28"/>
               </w:rPr>
             </w:pPr>
+            <w:r>
+              <w:rPr>
+                <w:rFonts w:ascii="Times New Roman" w:eastAsia="Times New Roman" w:hAnsi="Times New Roman" w:cs="Times New Roman"/>
+                <w:sz w:val="28"/>
+                <w:szCs w:val="28"/>
+              </w:rPr>
+              <w:t>3</w:t>
+            </w:r>
           </w:p>
         </w:tc>
       </w:tr>
@@ -5080,6 +5114,14 @@
                 <w:szCs w:val="28"/>
               </w:rPr>
             </w:pPr>
+            <w:r>
+              <w:rPr>
+                <w:rFonts w:ascii="Times New Roman" w:eastAsia="Times New Roman" w:hAnsi="Times New Roman" w:cs="Times New Roman"/>
+                <w:sz w:val="28"/>
+                <w:szCs w:val="28"/>
+              </w:rPr>
+              <w:t>1</w:t>
+            </w:r>
           </w:p>
         </w:tc>
       </w:tr>
@@ -5211,6 +5253,14 @@
                 <w:szCs w:val="28"/>
               </w:rPr>
             </w:pPr>
+            <w:r>
+              <w:rPr>
+                <w:rFonts w:ascii="Times New Roman" w:eastAsia="Times New Roman" w:hAnsi="Times New Roman" w:cs="Times New Roman"/>
+                <w:sz w:val="28"/>
+                <w:szCs w:val="28"/>
+              </w:rPr>
+              <w:t>5</w:t>
+            </w:r>
           </w:p>
         </w:tc>
       </w:tr>
@@ -5341,6 +5391,14 @@
                 <w:szCs w:val="28"/>
               </w:rPr>
             </w:pPr>
+            <w:r>
+              <w:rPr>
+                <w:rFonts w:ascii="Times New Roman" w:eastAsia="Times New Roman" w:hAnsi="Times New Roman" w:cs="Times New Roman"/>
+                <w:sz w:val="28"/>
+                <w:szCs w:val="28"/>
+              </w:rPr>
+              <w:t>2</w:t>
+            </w:r>
           </w:p>
         </w:tc>
       </w:tr>
@@ -5472,6 +5530,14 @@
                 <w:szCs w:val="28"/>
               </w:rPr>
             </w:pPr>
+            <w:r>
+              <w:rPr>
+                <w:rFonts w:ascii="Times New Roman" w:eastAsia="Times New Roman" w:hAnsi="Times New Roman" w:cs="Times New Roman"/>
+                <w:sz w:val="28"/>
+                <w:szCs w:val="28"/>
+              </w:rPr>
+              <w:t>1</w:t>
+            </w:r>
           </w:p>
         </w:tc>
       </w:tr>
@@ -5603,6 +5669,14 @@
                 <w:szCs w:val="28"/>
               </w:rPr>
             </w:pPr>
+            <w:r>
+              <w:rPr>
+                <w:rFonts w:ascii="Times New Roman" w:eastAsia="Times New Roman" w:hAnsi="Times New Roman" w:cs="Times New Roman"/>
+                <w:sz w:val="28"/>
+                <w:szCs w:val="28"/>
+              </w:rPr>
+              <w:t>8</w:t>
+            </w:r>
           </w:p>
         </w:tc>
       </w:tr>
@@ -5734,6 +5808,14 @@
                 <w:szCs w:val="28"/>
               </w:rPr>
             </w:pPr>
+            <w:r>
+              <w:rPr>
+                <w:rFonts w:ascii="Times New Roman" w:eastAsia="Times New Roman" w:hAnsi="Times New Roman" w:cs="Times New Roman"/>
+                <w:sz w:val="28"/>
+                <w:szCs w:val="28"/>
+              </w:rPr>
+              <w:t>6</w:t>
+            </w:r>
           </w:p>
         </w:tc>
       </w:tr>
@@ -5869,6 +5951,14 @@
                 <w:szCs w:val="28"/>
               </w:rPr>
             </w:pPr>
+            <w:r>
+              <w:rPr>
+                <w:rFonts w:ascii="Times New Roman" w:eastAsia="Times New Roman" w:hAnsi="Times New Roman" w:cs="Times New Roman"/>
+                <w:sz w:val="28"/>
+                <w:szCs w:val="28"/>
+              </w:rPr>
+              <w:t>8</w:t>
+            </w:r>
           </w:p>
         </w:tc>
       </w:tr>
@@ -6001,6 +6091,14 @@
                 <w:szCs w:val="28"/>
               </w:rPr>
             </w:pPr>
+            <w:r>
+              <w:rPr>
+                <w:rFonts w:ascii="Times New Roman" w:eastAsia="Times New Roman" w:hAnsi="Times New Roman" w:cs="Times New Roman"/>
+                <w:sz w:val="28"/>
+                <w:szCs w:val="28"/>
+              </w:rPr>
+              <w:t>1</w:t>
+            </w:r>
           </w:p>
         </w:tc>
       </w:tr>
@@ -6132,6 +6230,14 @@
                 <w:szCs w:val="28"/>
               </w:rPr>
             </w:pPr>
+            <w:r>
+              <w:rPr>
+                <w:rFonts w:ascii="Times New Roman" w:eastAsia="Times New Roman" w:hAnsi="Times New Roman" w:cs="Times New Roman"/>
+                <w:sz w:val="28"/>
+                <w:szCs w:val="28"/>
+              </w:rPr>
+              <w:t>1</w:t>
+            </w:r>
           </w:p>
         </w:tc>
       </w:tr>
@@ -6266,6 +6372,14 @@
                 <w:szCs w:val="28"/>
               </w:rPr>
             </w:pPr>
+            <w:r>
+              <w:rPr>
+                <w:rFonts w:ascii="Times New Roman" w:eastAsia="Times New Roman" w:hAnsi="Times New Roman" w:cs="Times New Roman"/>
+                <w:sz w:val="28"/>
+                <w:szCs w:val="28"/>
+              </w:rPr>
+              <w:t>11</w:t>
+            </w:r>
           </w:p>
         </w:tc>
       </w:tr>
@@ -6397,6 +6511,14 @@
                 <w:szCs w:val="28"/>
               </w:rPr>
             </w:pPr>
+            <w:r>
+              <w:rPr>
+                <w:rFonts w:ascii="Times New Roman" w:eastAsia="Times New Roman" w:hAnsi="Times New Roman" w:cs="Times New Roman"/>
+                <w:sz w:val="28"/>
+                <w:szCs w:val="28"/>
+              </w:rPr>
+              <w:t>2</w:t>
+            </w:r>
           </w:p>
         </w:tc>
       </w:tr>
@@ -6519,17 +6641,21 @@
         <w:tc>
           <w:tcPr>
             <w:tcW w:w="912" w:type="dxa"/>
-          </w:tcPr>
-          <w:p>
-            <w:pPr>
-              <w:pStyle w:val="a8"/>
-              <w:ind w:left="0"/>
-              <w:rPr>
-                <w:rFonts w:ascii="Times New Roman" w:eastAsia="Times New Roman" w:hAnsi="Times New Roman" w:cs="Times New Roman"/>
-                <w:sz w:val="28"/>
-                <w:szCs w:val="28"/>
-              </w:rPr>
-            </w:pPr>
+            <w:vAlign w:val="center"/>
+          </w:tcPr>
+          <w:p>
+            <w:pPr>
+              <w:pStyle w:val="a8"/>
+              <w:ind w:left="0"/>
+              <w:rPr>
+                <w:rFonts w:ascii="Times New Roman" w:eastAsia="Times New Roman" w:hAnsi="Times New Roman" w:cs="Times New Roman"/>
+                <w:sz w:val="28"/>
+                <w:szCs w:val="28"/>
+              </w:rPr>
+            </w:pPr>
+            <w:r>
+              <w:t>14</w:t>
+            </w:r>
           </w:p>
         </w:tc>
       </w:tr>
@@ -6652,17 +6778,21 @@
         <w:tc>
           <w:tcPr>
             <w:tcW w:w="912" w:type="dxa"/>
-          </w:tcPr>
-          <w:p>
-            <w:pPr>
-              <w:pStyle w:val="a8"/>
-              <w:ind w:left="0"/>
-              <w:rPr>
-                <w:rFonts w:ascii="Times New Roman" w:eastAsia="Times New Roman" w:hAnsi="Times New Roman" w:cs="Times New Roman"/>
-                <w:sz w:val="28"/>
-                <w:szCs w:val="28"/>
-              </w:rPr>
-            </w:pPr>
+            <w:vAlign w:val="center"/>
+          </w:tcPr>
+          <w:p>
+            <w:pPr>
+              <w:pStyle w:val="a8"/>
+              <w:ind w:left="0"/>
+              <w:rPr>
+                <w:rFonts w:ascii="Times New Roman" w:eastAsia="Times New Roman" w:hAnsi="Times New Roman" w:cs="Times New Roman"/>
+                <w:sz w:val="28"/>
+                <w:szCs w:val="28"/>
+              </w:rPr>
+            </w:pPr>
+            <w:r>
+              <w:t>3</w:t>
+            </w:r>
           </w:p>
         </w:tc>
       </w:tr>
@@ -6783,17 +6913,21 @@
         <w:tc>
           <w:tcPr>
             <w:tcW w:w="912" w:type="dxa"/>
-          </w:tcPr>
-          <w:p>
-            <w:pPr>
-              <w:pStyle w:val="a8"/>
-              <w:ind w:left="0"/>
-              <w:rPr>
-                <w:rFonts w:ascii="Times New Roman" w:eastAsia="Times New Roman" w:hAnsi="Times New Roman" w:cs="Times New Roman"/>
-                <w:sz w:val="28"/>
-                <w:szCs w:val="28"/>
-              </w:rPr>
-            </w:pPr>
+            <w:vAlign w:val="center"/>
+          </w:tcPr>
+          <w:p>
+            <w:pPr>
+              <w:pStyle w:val="a8"/>
+              <w:ind w:left="0"/>
+              <w:rPr>
+                <w:rFonts w:ascii="Times New Roman" w:eastAsia="Times New Roman" w:hAnsi="Times New Roman" w:cs="Times New Roman"/>
+                <w:sz w:val="28"/>
+                <w:szCs w:val="28"/>
+              </w:rPr>
+            </w:pPr>
+            <w:r>
+              <w:t>1</w:t>
+            </w:r>
           </w:p>
         </w:tc>
       </w:tr>
@@ -6913,17 +7047,21 @@
         <w:tc>
           <w:tcPr>
             <w:tcW w:w="912" w:type="dxa"/>
-          </w:tcPr>
-          <w:p>
-            <w:pPr>
-              <w:pStyle w:val="a8"/>
-              <w:ind w:left="0"/>
-              <w:rPr>
-                <w:rFonts w:ascii="Times New Roman" w:eastAsia="Times New Roman" w:hAnsi="Times New Roman" w:cs="Times New Roman"/>
-                <w:sz w:val="28"/>
-                <w:szCs w:val="28"/>
-              </w:rPr>
-            </w:pPr>
+            <w:vAlign w:val="center"/>
+          </w:tcPr>
+          <w:p>
+            <w:pPr>
+              <w:pStyle w:val="a8"/>
+              <w:ind w:left="0"/>
+              <w:rPr>
+                <w:rFonts w:ascii="Times New Roman" w:eastAsia="Times New Roman" w:hAnsi="Times New Roman" w:cs="Times New Roman"/>
+                <w:sz w:val="28"/>
+                <w:szCs w:val="28"/>
+              </w:rPr>
+            </w:pPr>
+            <w:r>
+              <w:t>1</w:t>
+            </w:r>
           </w:p>
         </w:tc>
       </w:tr>
@@ -7043,17 +7181,21 @@
         <w:tc>
           <w:tcPr>
             <w:tcW w:w="912" w:type="dxa"/>
-          </w:tcPr>
-          <w:p>
-            <w:pPr>
-              <w:pStyle w:val="a8"/>
-              <w:ind w:left="0"/>
-              <w:rPr>
-                <w:rFonts w:ascii="Times New Roman" w:eastAsia="Times New Roman" w:hAnsi="Times New Roman" w:cs="Times New Roman"/>
-                <w:sz w:val="28"/>
-                <w:szCs w:val="28"/>
-              </w:rPr>
-            </w:pPr>
+            <w:vAlign w:val="center"/>
+          </w:tcPr>
+          <w:p>
+            <w:pPr>
+              <w:pStyle w:val="a8"/>
+              <w:ind w:left="0"/>
+              <w:rPr>
+                <w:rFonts w:ascii="Times New Roman" w:eastAsia="Times New Roman" w:hAnsi="Times New Roman" w:cs="Times New Roman"/>
+                <w:sz w:val="28"/>
+                <w:szCs w:val="28"/>
+              </w:rPr>
+            </w:pPr>
+            <w:r>
+              <w:t>8</w:t>
+            </w:r>
           </w:p>
         </w:tc>
       </w:tr>
@@ -7173,17 +7315,21 @@
         <w:tc>
           <w:tcPr>
             <w:tcW w:w="912" w:type="dxa"/>
-          </w:tcPr>
-          <w:p>
-            <w:pPr>
-              <w:pStyle w:val="a8"/>
-              <w:ind w:left="0"/>
-              <w:rPr>
-                <w:rFonts w:ascii="Times New Roman" w:eastAsia="Times New Roman" w:hAnsi="Times New Roman" w:cs="Times New Roman"/>
-                <w:sz w:val="28"/>
-                <w:szCs w:val="28"/>
-              </w:rPr>
-            </w:pPr>
+            <w:vAlign w:val="center"/>
+          </w:tcPr>
+          <w:p>
+            <w:pPr>
+              <w:pStyle w:val="a8"/>
+              <w:ind w:left="0"/>
+              <w:rPr>
+                <w:rFonts w:ascii="Times New Roman" w:eastAsia="Times New Roman" w:hAnsi="Times New Roman" w:cs="Times New Roman"/>
+                <w:sz w:val="28"/>
+                <w:szCs w:val="28"/>
+              </w:rPr>
+            </w:pPr>
+            <w:r>
+              <w:t>3</w:t>
+            </w:r>
           </w:p>
         </w:tc>
       </w:tr>
@@ -7271,6 +7417,14 @@
                 <w:lang w:val="ru-RU"/>
               </w:rPr>
             </w:pPr>
+            <w:r>
+              <w:rPr>
+                <w:rFonts w:ascii="Times New Roman" w:hAnsi="Times New Roman" w:cs="Times New Roman"/>
+                <w:sz w:val="28"/>
+                <w:szCs w:val="28"/>
+              </w:rPr>
+              <w:t>23</w:t>
+            </w:r>
           </w:p>
         </w:tc>
         <w:tc>
@@ -7296,17 +7450,21 @@
         <w:tc>
           <w:tcPr>
             <w:tcW w:w="912" w:type="dxa"/>
-          </w:tcPr>
-          <w:p>
-            <w:pPr>
-              <w:pStyle w:val="a8"/>
-              <w:ind w:left="0"/>
-              <w:rPr>
-                <w:rFonts w:ascii="Times New Roman" w:eastAsia="Times New Roman" w:hAnsi="Times New Roman" w:cs="Times New Roman"/>
-                <w:sz w:val="28"/>
-                <w:szCs w:val="28"/>
-              </w:rPr>
-            </w:pPr>
+            <w:vAlign w:val="center"/>
+          </w:tcPr>
+          <w:p>
+            <w:pPr>
+              <w:pStyle w:val="a8"/>
+              <w:ind w:left="0"/>
+              <w:rPr>
+                <w:rFonts w:ascii="Times New Roman" w:eastAsia="Times New Roman" w:hAnsi="Times New Roman" w:cs="Times New Roman"/>
+                <w:sz w:val="28"/>
+                <w:szCs w:val="28"/>
+              </w:rPr>
+            </w:pPr>
+            <w:r>
+              <w:t>2</w:t>
+            </w:r>
           </w:p>
         </w:tc>
       </w:tr>
@@ -7393,6 +7551,14 @@
                 <w:szCs w:val="28"/>
               </w:rPr>
             </w:pPr>
+            <w:r>
+              <w:rPr>
+                <w:rFonts w:ascii="Times New Roman" w:hAnsi="Times New Roman" w:cs="Times New Roman"/>
+                <w:sz w:val="28"/>
+                <w:szCs w:val="28"/>
+              </w:rPr>
+              <w:t>24</w:t>
+            </w:r>
           </w:p>
         </w:tc>
         <w:tc>
@@ -7420,17 +7586,21 @@
         <w:tc>
           <w:tcPr>
             <w:tcW w:w="912" w:type="dxa"/>
-          </w:tcPr>
-          <w:p>
-            <w:pPr>
-              <w:pStyle w:val="a8"/>
-              <w:ind w:left="0"/>
-              <w:rPr>
-                <w:rFonts w:ascii="Times New Roman" w:eastAsia="Times New Roman" w:hAnsi="Times New Roman" w:cs="Times New Roman"/>
-                <w:sz w:val="28"/>
-                <w:szCs w:val="28"/>
-              </w:rPr>
-            </w:pPr>
+            <w:vAlign w:val="center"/>
+          </w:tcPr>
+          <w:p>
+            <w:pPr>
+              <w:pStyle w:val="a8"/>
+              <w:ind w:left="0"/>
+              <w:rPr>
+                <w:rFonts w:ascii="Times New Roman" w:eastAsia="Times New Roman" w:hAnsi="Times New Roman" w:cs="Times New Roman"/>
+                <w:sz w:val="28"/>
+                <w:szCs w:val="28"/>
+              </w:rPr>
+            </w:pPr>
+            <w:r>
+              <w:t>9</w:t>
+            </w:r>
           </w:p>
         </w:tc>
       </w:tr>
@@ -7517,6 +7687,14 @@
                 <w:szCs w:val="28"/>
               </w:rPr>
             </w:pPr>
+            <w:r>
+              <w:rPr>
+                <w:rFonts w:ascii="Times New Roman" w:hAnsi="Times New Roman" w:cs="Times New Roman"/>
+                <w:sz w:val="28"/>
+                <w:szCs w:val="28"/>
+              </w:rPr>
+              <w:t>25</w:t>
+            </w:r>
           </w:p>
         </w:tc>
         <w:tc>
@@ -7542,17 +7720,21 @@
         <w:tc>
           <w:tcPr>
             <w:tcW w:w="912" w:type="dxa"/>
-          </w:tcPr>
-          <w:p>
-            <w:pPr>
-              <w:pStyle w:val="a8"/>
-              <w:ind w:left="0"/>
-              <w:rPr>
-                <w:rFonts w:ascii="Times New Roman" w:eastAsia="Times New Roman" w:hAnsi="Times New Roman" w:cs="Times New Roman"/>
-                <w:sz w:val="28"/>
-                <w:szCs w:val="28"/>
-              </w:rPr>
-            </w:pPr>
+            <w:vAlign w:val="center"/>
+          </w:tcPr>
+          <w:p>
+            <w:pPr>
+              <w:pStyle w:val="a8"/>
+              <w:ind w:left="0"/>
+              <w:rPr>
+                <w:rFonts w:ascii="Times New Roman" w:eastAsia="Times New Roman" w:hAnsi="Times New Roman" w:cs="Times New Roman"/>
+                <w:sz w:val="28"/>
+                <w:szCs w:val="28"/>
+              </w:rPr>
+            </w:pPr>
+            <w:r>
+              <w:t>7</w:t>
+            </w:r>
           </w:p>
         </w:tc>
       </w:tr>
@@ -7639,6 +7821,14 @@
                 <w:szCs w:val="28"/>
               </w:rPr>
             </w:pPr>
+            <w:r>
+              <w:rPr>
+                <w:rFonts w:ascii="Times New Roman" w:hAnsi="Times New Roman" w:cs="Times New Roman"/>
+                <w:sz w:val="28"/>
+                <w:szCs w:val="28"/>
+              </w:rPr>
+              <w:t>26</w:t>
+            </w:r>
           </w:p>
         </w:tc>
         <w:tc>
@@ -7664,17 +7854,21 @@
         <w:tc>
           <w:tcPr>
             <w:tcW w:w="912" w:type="dxa"/>
-          </w:tcPr>
-          <w:p>
-            <w:pPr>
-              <w:pStyle w:val="a8"/>
-              <w:ind w:left="0"/>
-              <w:rPr>
-                <w:rFonts w:ascii="Times New Roman" w:eastAsia="Times New Roman" w:hAnsi="Times New Roman" w:cs="Times New Roman"/>
-                <w:sz w:val="28"/>
-                <w:szCs w:val="28"/>
-              </w:rPr>
-            </w:pPr>
+            <w:vAlign w:val="center"/>
+          </w:tcPr>
+          <w:p>
+            <w:pPr>
+              <w:pStyle w:val="a8"/>
+              <w:ind w:left="0"/>
+              <w:rPr>
+                <w:rFonts w:ascii="Times New Roman" w:eastAsia="Times New Roman" w:hAnsi="Times New Roman" w:cs="Times New Roman"/>
+                <w:sz w:val="28"/>
+                <w:szCs w:val="28"/>
+              </w:rPr>
+            </w:pPr>
+            <w:r>
+              <w:t>1</w:t>
+            </w:r>
           </w:p>
         </w:tc>
       </w:tr>
@@ -7761,6 +7955,14 @@
                 <w:szCs w:val="28"/>
               </w:rPr>
             </w:pPr>
+            <w:r>
+              <w:rPr>
+                <w:rFonts w:ascii="Times New Roman" w:hAnsi="Times New Roman" w:cs="Times New Roman"/>
+                <w:sz w:val="28"/>
+                <w:szCs w:val="28"/>
+              </w:rPr>
+              <w:t>27</w:t>
+            </w:r>
           </w:p>
         </w:tc>
         <w:tc>
@@ -7786,17 +7988,21 @@
         <w:tc>
           <w:tcPr>
             <w:tcW w:w="912" w:type="dxa"/>
-          </w:tcPr>
-          <w:p>
-            <w:pPr>
-              <w:pStyle w:val="a8"/>
-              <w:ind w:left="0"/>
-              <w:rPr>
-                <w:rFonts w:ascii="Times New Roman" w:eastAsia="Times New Roman" w:hAnsi="Times New Roman" w:cs="Times New Roman"/>
-                <w:sz w:val="28"/>
-                <w:szCs w:val="28"/>
-              </w:rPr>
-            </w:pPr>
+            <w:vAlign w:val="center"/>
+          </w:tcPr>
+          <w:p>
+            <w:pPr>
+              <w:pStyle w:val="a8"/>
+              <w:ind w:left="0"/>
+              <w:rPr>
+                <w:rFonts w:ascii="Times New Roman" w:eastAsia="Times New Roman" w:hAnsi="Times New Roman" w:cs="Times New Roman"/>
+                <w:sz w:val="28"/>
+                <w:szCs w:val="28"/>
+              </w:rPr>
+            </w:pPr>
+            <w:r>
+              <w:t>6</w:t>
+            </w:r>
           </w:p>
         </w:tc>
       </w:tr>
@@ -7883,6 +8089,14 @@
                 <w:szCs w:val="28"/>
               </w:rPr>
             </w:pPr>
+            <w:r>
+              <w:rPr>
+                <w:rFonts w:ascii="Times New Roman" w:hAnsi="Times New Roman" w:cs="Times New Roman"/>
+                <w:sz w:val="28"/>
+                <w:szCs w:val="28"/>
+              </w:rPr>
+              <w:t>28</w:t>
+            </w:r>
           </w:p>
         </w:tc>
         <w:tc>
@@ -7910,17 +8124,21 @@
         <w:tc>
           <w:tcPr>
             <w:tcW w:w="912" w:type="dxa"/>
-          </w:tcPr>
-          <w:p>
-            <w:pPr>
-              <w:pStyle w:val="a8"/>
-              <w:ind w:left="0"/>
-              <w:rPr>
-                <w:rFonts w:ascii="Times New Roman" w:eastAsia="Times New Roman" w:hAnsi="Times New Roman" w:cs="Times New Roman"/>
-                <w:sz w:val="28"/>
-                <w:szCs w:val="28"/>
-              </w:rPr>
-            </w:pPr>
+            <w:vAlign w:val="center"/>
+          </w:tcPr>
+          <w:p>
+            <w:pPr>
+              <w:pStyle w:val="a8"/>
+              <w:ind w:left="0"/>
+              <w:rPr>
+                <w:rFonts w:ascii="Times New Roman" w:eastAsia="Times New Roman" w:hAnsi="Times New Roman" w:cs="Times New Roman"/>
+                <w:sz w:val="28"/>
+                <w:szCs w:val="28"/>
+              </w:rPr>
+            </w:pPr>
+            <w:r>
+              <w:t>4</w:t>
+            </w:r>
           </w:p>
         </w:tc>
       </w:tr>
@@ -8002,6 +8220,14 @@
                 <w:szCs w:val="28"/>
               </w:rPr>
             </w:pPr>
+            <w:r>
+              <w:rPr>
+                <w:rFonts w:ascii="Times New Roman" w:hAnsi="Times New Roman" w:cs="Times New Roman"/>
+                <w:sz w:val="28"/>
+                <w:szCs w:val="28"/>
+              </w:rPr>
+              <w:t>29</w:t>
+            </w:r>
           </w:p>
         </w:tc>
         <w:tc>
@@ -8027,17 +8253,21 @@
         <w:tc>
           <w:tcPr>
             <w:tcW w:w="912" w:type="dxa"/>
-          </w:tcPr>
-          <w:p>
-            <w:pPr>
-              <w:pStyle w:val="a8"/>
-              <w:ind w:left="0"/>
-              <w:rPr>
-                <w:rFonts w:ascii="Times New Roman" w:eastAsia="Times New Roman" w:hAnsi="Times New Roman" w:cs="Times New Roman"/>
-                <w:sz w:val="28"/>
-                <w:szCs w:val="28"/>
-              </w:rPr>
-            </w:pPr>
+            <w:vAlign w:val="center"/>
+          </w:tcPr>
+          <w:p>
+            <w:pPr>
+              <w:pStyle w:val="a8"/>
+              <w:ind w:left="0"/>
+              <w:rPr>
+                <w:rFonts w:ascii="Times New Roman" w:eastAsia="Times New Roman" w:hAnsi="Times New Roman" w:cs="Times New Roman"/>
+                <w:sz w:val="28"/>
+                <w:szCs w:val="28"/>
+              </w:rPr>
+            </w:pPr>
+            <w:r>
+              <w:t>1</w:t>
+            </w:r>
           </w:p>
         </w:tc>
       </w:tr>
@@ -8129,6 +8359,14 @@
                 <w:szCs w:val="28"/>
               </w:rPr>
             </w:pPr>
+            <w:r>
+              <w:rPr>
+                <w:rFonts w:ascii="Times New Roman" w:eastAsia="Times New Roman" w:hAnsi="Times New Roman" w:cs="Times New Roman"/>
+                <w:sz w:val="28"/>
+                <w:szCs w:val="28"/>
+              </w:rPr>
+              <w:t>30</w:t>
+            </w:r>
           </w:p>
         </w:tc>
         <w:tc>
@@ -8154,6 +8392,7 @@
         <w:tc>
           <w:tcPr>
             <w:tcW w:w="912" w:type="dxa"/>
+            <w:vAlign w:val="center"/>
           </w:tcPr>
           <w:p>
             <w:pPr>
@@ -8167,6 +8406,9 @@
                 <w:szCs w:val="28"/>
               </w:rPr>
             </w:pPr>
+            <w:r>
+              <w:t>2</w:t>
+            </w:r>
           </w:p>
         </w:tc>
       </w:tr>
@@ -8258,6 +8500,14 @@
                 <w:szCs w:val="28"/>
               </w:rPr>
             </w:pPr>
+            <w:r>
+              <w:rPr>
+                <w:rFonts w:ascii="Times New Roman" w:eastAsia="Times New Roman" w:hAnsi="Times New Roman" w:cs="Times New Roman"/>
+                <w:sz w:val="28"/>
+                <w:szCs w:val="28"/>
+              </w:rPr>
+              <w:t>31</w:t>
+            </w:r>
           </w:p>
         </w:tc>
         <w:tc>
@@ -8285,6 +8535,7 @@
         <w:tc>
           <w:tcPr>
             <w:tcW w:w="912" w:type="dxa"/>
+            <w:vAlign w:val="center"/>
           </w:tcPr>
           <w:p>
             <w:pPr>
@@ -8298,6 +8549,9 @@
                 <w:szCs w:val="28"/>
               </w:rPr>
             </w:pPr>
+            <w:r>
+              <w:t>9</w:t>
+            </w:r>
           </w:p>
         </w:tc>
       </w:tr>
@@ -8389,6 +8643,14 @@
                 <w:szCs w:val="28"/>
               </w:rPr>
             </w:pPr>
+            <w:r>
+              <w:rPr>
+                <w:rFonts w:ascii="Times New Roman" w:eastAsia="Times New Roman" w:hAnsi="Times New Roman" w:cs="Times New Roman"/>
+                <w:sz w:val="28"/>
+                <w:szCs w:val="28"/>
+              </w:rPr>
+              <w:t>32</w:t>
+            </w:r>
           </w:p>
         </w:tc>
         <w:tc>
@@ -8414,6 +8676,7 @@
         <w:tc>
           <w:tcPr>
             <w:tcW w:w="912" w:type="dxa"/>
+            <w:vAlign w:val="center"/>
           </w:tcPr>
           <w:p>
             <w:pPr>
@@ -8427,6 +8690,9 @@
                 <w:szCs w:val="28"/>
               </w:rPr>
             </w:pPr>
+            <w:r>
+              <w:t>3</w:t>
+            </w:r>
           </w:p>
         </w:tc>
       </w:tr>
@@ -8518,6 +8784,14 @@
                 <w:szCs w:val="28"/>
               </w:rPr>
             </w:pPr>
+            <w:r>
+              <w:rPr>
+                <w:rFonts w:ascii="Times New Roman" w:eastAsia="Times New Roman" w:hAnsi="Times New Roman" w:cs="Times New Roman"/>
+                <w:sz w:val="28"/>
+                <w:szCs w:val="28"/>
+              </w:rPr>
+              <w:t>33</w:t>
+            </w:r>
           </w:p>
         </w:tc>
         <w:tc>
@@ -8543,6 +8817,7 @@
         <w:tc>
           <w:tcPr>
             <w:tcW w:w="912" w:type="dxa"/>
+            <w:vAlign w:val="center"/>
           </w:tcPr>
           <w:p>
             <w:pPr>
@@ -8556,6 +8831,9 @@
                 <w:szCs w:val="28"/>
               </w:rPr>
             </w:pPr>
+            <w:r>
+              <w:t>2</w:t>
+            </w:r>
           </w:p>
         </w:tc>
       </w:tr>
@@ -8647,6 +8925,14 @@
                 <w:szCs w:val="28"/>
               </w:rPr>
             </w:pPr>
+            <w:r>
+              <w:rPr>
+                <w:rFonts w:ascii="Times New Roman" w:eastAsia="Times New Roman" w:hAnsi="Times New Roman" w:cs="Times New Roman"/>
+                <w:sz w:val="28"/>
+                <w:szCs w:val="28"/>
+              </w:rPr>
+              <w:t>34</w:t>
+            </w:r>
           </w:p>
         </w:tc>
         <w:tc>
@@ -8672,6 +8958,7 @@
         <w:tc>
           <w:tcPr>
             <w:tcW w:w="912" w:type="dxa"/>
+            <w:vAlign w:val="center"/>
           </w:tcPr>
           <w:p>
             <w:pPr>
@@ -8685,6 +8972,9 @@
                 <w:szCs w:val="28"/>
               </w:rPr>
             </w:pPr>
+            <w:r>
+              <w:t>1</w:t>
+            </w:r>
           </w:p>
         </w:tc>
       </w:tr>
@@ -8776,6 +9066,14 @@
                 <w:szCs w:val="28"/>
               </w:rPr>
             </w:pPr>
+            <w:r>
+              <w:rPr>
+                <w:rFonts w:ascii="Times New Roman" w:eastAsia="Times New Roman" w:hAnsi="Times New Roman" w:cs="Times New Roman"/>
+                <w:sz w:val="28"/>
+                <w:szCs w:val="28"/>
+              </w:rPr>
+              <w:t>35</w:t>
+            </w:r>
           </w:p>
         </w:tc>
         <w:tc>
@@ -8801,6 +9099,7 @@
         <w:tc>
           <w:tcPr>
             <w:tcW w:w="912" w:type="dxa"/>
+            <w:vAlign w:val="center"/>
           </w:tcPr>
           <w:p>
             <w:pPr>
@@ -8814,6 +9113,9 @@
                 <w:szCs w:val="28"/>
               </w:rPr>
             </w:pPr>
+            <w:r>
+              <w:t>1</w:t>
+            </w:r>
           </w:p>
         </w:tc>
       </w:tr>
@@ -8905,6 +9207,14 @@
                 <w:szCs w:val="28"/>
               </w:rPr>
             </w:pPr>
+            <w:r>
+              <w:rPr>
+                <w:rFonts w:ascii="Times New Roman" w:eastAsia="Times New Roman" w:hAnsi="Times New Roman" w:cs="Times New Roman"/>
+                <w:sz w:val="28"/>
+                <w:szCs w:val="28"/>
+              </w:rPr>
+              <w:t>36</w:t>
+            </w:r>
           </w:p>
         </w:tc>
         <w:tc>
@@ -8930,6 +9240,7 @@
         <w:tc>
           <w:tcPr>
             <w:tcW w:w="912" w:type="dxa"/>
+            <w:vAlign w:val="center"/>
           </w:tcPr>
           <w:p>
             <w:pPr>
@@ -8943,6 +9254,9 @@
                 <w:szCs w:val="28"/>
               </w:rPr>
             </w:pPr>
+            <w:r>
+              <w:t>2</w:t>
+            </w:r>
           </w:p>
         </w:tc>
       </w:tr>
@@ -9034,6 +9348,14 @@
                 <w:szCs w:val="28"/>
               </w:rPr>
             </w:pPr>
+            <w:r>
+              <w:rPr>
+                <w:rFonts w:ascii="Times New Roman" w:eastAsia="Times New Roman" w:hAnsi="Times New Roman" w:cs="Times New Roman"/>
+                <w:sz w:val="28"/>
+                <w:szCs w:val="28"/>
+              </w:rPr>
+              <w:t>37</w:t>
+            </w:r>
           </w:p>
         </w:tc>
         <w:tc>
@@ -9059,6 +9381,7 @@
         <w:tc>
           <w:tcPr>
             <w:tcW w:w="912" w:type="dxa"/>
+            <w:vAlign w:val="center"/>
           </w:tcPr>
           <w:p>
             <w:pPr>
@@ -9072,6 +9395,9 @@
                 <w:szCs w:val="28"/>
               </w:rPr>
             </w:pPr>
+            <w:r>
+              <w:t>1</w:t>
+            </w:r>
           </w:p>
         </w:tc>
       </w:tr>
@@ -9163,6 +9489,14 @@
                 <w:szCs w:val="28"/>
               </w:rPr>
             </w:pPr>
+            <w:r>
+              <w:rPr>
+                <w:rFonts w:ascii="Times New Roman" w:eastAsia="Times New Roman" w:hAnsi="Times New Roman" w:cs="Times New Roman"/>
+                <w:sz w:val="28"/>
+                <w:szCs w:val="28"/>
+              </w:rPr>
+              <w:t>38</w:t>
+            </w:r>
           </w:p>
         </w:tc>
         <w:tc>
@@ -9188,6 +9522,7 @@
         <w:tc>
           <w:tcPr>
             <w:tcW w:w="912" w:type="dxa"/>
+            <w:vAlign w:val="center"/>
           </w:tcPr>
           <w:p>
             <w:pPr>
@@ -9201,6 +9536,9 @@
                 <w:szCs w:val="28"/>
               </w:rPr>
             </w:pPr>
+            <w:r>
+              <w:t>1</w:t>
+            </w:r>
           </w:p>
         </w:tc>
       </w:tr>
@@ -9293,6 +9631,14 @@
                 <w:szCs w:val="28"/>
               </w:rPr>
             </w:pPr>
+            <w:r>
+              <w:rPr>
+                <w:rFonts w:ascii="Times New Roman" w:eastAsia="Times New Roman" w:hAnsi="Times New Roman" w:cs="Times New Roman"/>
+                <w:sz w:val="28"/>
+                <w:szCs w:val="28"/>
+              </w:rPr>
+              <w:t>39</w:t>
+            </w:r>
           </w:p>
         </w:tc>
         <w:tc>
@@ -9318,6 +9664,7 @@
         <w:tc>
           <w:tcPr>
             <w:tcW w:w="912" w:type="dxa"/>
+            <w:vAlign w:val="center"/>
           </w:tcPr>
           <w:p>
             <w:pPr>
@@ -9331,6 +9678,9 @@
                 <w:szCs w:val="28"/>
               </w:rPr>
             </w:pPr>
+            <w:r>
+              <w:t>1</w:t>
+            </w:r>
           </w:p>
         </w:tc>
       </w:tr>
@@ -9423,6 +9773,14 @@
                 <w:szCs w:val="28"/>
               </w:rPr>
             </w:pPr>
+            <w:r>
+              <w:rPr>
+                <w:rFonts w:ascii="Times New Roman" w:eastAsia="Times New Roman" w:hAnsi="Times New Roman" w:cs="Times New Roman"/>
+                <w:sz w:val="28"/>
+                <w:szCs w:val="28"/>
+              </w:rPr>
+              <w:t>40</w:t>
+            </w:r>
           </w:p>
         </w:tc>
         <w:tc>
@@ -9448,6 +9806,7 @@
         <w:tc>
           <w:tcPr>
             <w:tcW w:w="912" w:type="dxa"/>
+            <w:vAlign w:val="center"/>
           </w:tcPr>
           <w:p>
             <w:pPr>
@@ -9461,6 +9820,9 @@
                 <w:szCs w:val="28"/>
               </w:rPr>
             </w:pPr>
+            <w:r>
+              <w:t>1</w:t>
+            </w:r>
           </w:p>
         </w:tc>
       </w:tr>
@@ -9554,6 +9916,14 @@
                 <w:szCs w:val="28"/>
               </w:rPr>
             </w:pPr>
+            <w:r>
+              <w:rPr>
+                <w:rFonts w:ascii="Times New Roman" w:eastAsia="Times New Roman" w:hAnsi="Times New Roman" w:cs="Times New Roman"/>
+                <w:sz w:val="28"/>
+                <w:szCs w:val="28"/>
+              </w:rPr>
+              <w:t>41</w:t>
+            </w:r>
           </w:p>
         </w:tc>
         <w:tc>
@@ -9579,6 +9949,7 @@
         <w:tc>
           <w:tcPr>
             <w:tcW w:w="912" w:type="dxa"/>
+            <w:vAlign w:val="center"/>
           </w:tcPr>
           <w:p>
             <w:pPr>
@@ -9592,6 +9963,9 @@
                 <w:szCs w:val="28"/>
               </w:rPr>
             </w:pPr>
+            <w:r>
+              <w:t>1</w:t>
+            </w:r>
           </w:p>
         </w:tc>
       </w:tr>
@@ -9695,6 +10069,23 @@
                 <w:szCs w:val="28"/>
               </w:rPr>
             </w:pPr>
+            <w:r>
+              <w:rPr>
+                <w:rFonts w:ascii="Times New Roman" w:eastAsia="Times New Roman" w:hAnsi="Times New Roman" w:cs="Times New Roman"/>
+                <w:sz w:val="28"/>
+                <w:szCs w:val="28"/>
+              </w:rPr>
+              <w:t>4</w:t>
+            </w:r>
+            <w:r>
+              <w:rPr>
+                <w:rFonts w:ascii="Times New Roman" w:eastAsia="Times New Roman" w:hAnsi="Times New Roman" w:cs="Times New Roman"/>
+                <w:sz w:val="28"/>
+                <w:szCs w:val="28"/>
+                <w:lang w:val="ru-RU"/>
+              </w:rPr>
+              <w:t>2</w:t>
+            </w:r>
           </w:p>
         </w:tc>
         <w:tc>
@@ -9720,6 +10111,7 @@
         <w:tc>
           <w:tcPr>
             <w:tcW w:w="912" w:type="dxa"/>
+            <w:vAlign w:val="center"/>
           </w:tcPr>
           <w:p>
             <w:pPr>
@@ -9733,6 +10125,9 @@
                 <w:szCs w:val="28"/>
               </w:rPr>
             </w:pPr>
+            <w:r>
+              <w:t>1</w:t>
+            </w:r>
           </w:p>
         </w:tc>
       </w:tr>
@@ -9754,7 +10149,82 @@
                 <w:szCs w:val="28"/>
               </w:rPr>
             </w:pPr>
-            <w:r>
+          </w:p>
+        </w:tc>
+        <w:tc>
+          <w:tcPr>
+            <w:tcW w:w="2733" w:type="dxa"/>
+            <w:vAlign w:val="center"/>
+          </w:tcPr>
+          <w:p>
+            <w:pPr>
+              <w:pStyle w:val="a8"/>
+              <w:ind w:left="0"/>
+            </w:pPr>
+          </w:p>
+        </w:tc>
+        <w:tc>
+          <w:tcPr>
+            <w:tcW w:w="800" w:type="dxa"/>
+          </w:tcPr>
+          <w:p>
+            <w:pPr>
+              <w:pStyle w:val="a8"/>
+              <w:ind w:left="0"/>
+              <w:rPr>
+                <w:rFonts w:ascii="Times New Roman" w:eastAsia="Times New Roman" w:hAnsi="Times New Roman" w:cs="Times New Roman"/>
+                <w:sz w:val="28"/>
+                <w:szCs w:val="28"/>
+                <w:lang w:val="ru-RU"/>
+              </w:rPr>
+            </w:pPr>
+          </w:p>
+        </w:tc>
+        <w:tc>
+          <w:tcPr>
+            <w:tcW w:w="985" w:type="dxa"/>
+          </w:tcPr>
+          <w:p>
+            <w:pPr>
+              <w:pStyle w:val="a8"/>
+              <w:ind w:left="0"/>
+              <w:rPr>
+                <w:rFonts w:ascii="Times New Roman" w:eastAsia="Times New Roman" w:hAnsi="Times New Roman" w:cs="Times New Roman"/>
+                <w:sz w:val="28"/>
+                <w:szCs w:val="28"/>
+              </w:rPr>
+            </w:pPr>
+            <w:r>
+              <w:rPr>
+                <w:rFonts w:ascii="Times New Roman" w:eastAsia="Times New Roman" w:hAnsi="Times New Roman" w:cs="Times New Roman"/>
+                <w:sz w:val="28"/>
+                <w:szCs w:val="28"/>
+              </w:rPr>
+              <w:t>43</w:t>
+            </w:r>
+          </w:p>
+        </w:tc>
+        <w:tc>
+          <w:tcPr>
+            <w:tcW w:w="2556" w:type="dxa"/>
+            <w:vAlign w:val="center"/>
+          </w:tcPr>
+          <w:p>
+            <w:pPr>
+              <w:pStyle w:val="a8"/>
+              <w:ind w:left="0"/>
+            </w:pPr>
+          </w:p>
+        </w:tc>
+        <w:tc>
+          <w:tcPr>
+            <w:tcW w:w="912" w:type="dxa"/>
+            <w:vAlign w:val="center"/>
+          </w:tcPr>
+          <w:p>
+            <w:pPr>
+              <w:pStyle w:val="a8"/>
+              <w:ind w:left="0"/>
               <w:rPr>
                 <w:rFonts w:ascii="Times New Roman" w:eastAsia="Times New Roman" w:hAnsi="Times New Roman" w:cs="Times New Roman"/>
                 <w:b/>
@@ -9762,20 +10232,215 @@
                 <w:sz w:val="28"/>
                 <w:szCs w:val="28"/>
               </w:rPr>
-              <w:t>η</w:t>
-            </w:r>
-            <w:r>
+            </w:pPr>
+            <w:r>
+              <w:t>1</w:t>
+            </w:r>
+          </w:p>
+        </w:tc>
+      </w:tr>
+      <w:tr>
+        <w:trPr>
+          <w:trHeight w:val="95"/>
+        </w:trPr>
+        <w:tc>
+          <w:tcPr>
+            <w:tcW w:w="1359" w:type="dxa"/>
+          </w:tcPr>
+          <w:p>
+            <w:pPr>
+              <w:pStyle w:val="a8"/>
+              <w:ind w:left="0"/>
+              <w:rPr>
+                <w:rFonts w:ascii="Times New Roman" w:eastAsia="Times New Roman" w:hAnsi="Times New Roman" w:cs="Times New Roman"/>
+                <w:sz w:val="28"/>
+                <w:szCs w:val="28"/>
+              </w:rPr>
+            </w:pPr>
+          </w:p>
+        </w:tc>
+        <w:tc>
+          <w:tcPr>
+            <w:tcW w:w="2733" w:type="dxa"/>
+            <w:vAlign w:val="center"/>
+          </w:tcPr>
+          <w:p>
+            <w:pPr>
+              <w:pStyle w:val="a8"/>
+              <w:ind w:left="0"/>
+            </w:pPr>
+          </w:p>
+        </w:tc>
+        <w:tc>
+          <w:tcPr>
+            <w:tcW w:w="800" w:type="dxa"/>
+          </w:tcPr>
+          <w:p>
+            <w:pPr>
+              <w:pStyle w:val="a8"/>
+              <w:ind w:left="0"/>
+              <w:rPr>
+                <w:rFonts w:ascii="Times New Roman" w:eastAsia="Times New Roman" w:hAnsi="Times New Roman" w:cs="Times New Roman"/>
+                <w:sz w:val="28"/>
+                <w:szCs w:val="28"/>
+                <w:lang w:val="ru-RU"/>
+              </w:rPr>
+            </w:pPr>
+          </w:p>
+        </w:tc>
+        <w:tc>
+          <w:tcPr>
+            <w:tcW w:w="985" w:type="dxa"/>
+          </w:tcPr>
+          <w:p>
+            <w:pPr>
+              <w:pStyle w:val="a8"/>
+              <w:ind w:left="0"/>
+              <w:rPr>
+                <w:rFonts w:ascii="Times New Roman" w:eastAsia="Times New Roman" w:hAnsi="Times New Roman" w:cs="Times New Roman"/>
+                <w:sz w:val="28"/>
+                <w:szCs w:val="28"/>
+              </w:rPr>
+            </w:pPr>
+            <w:r>
+              <w:rPr>
+                <w:rFonts w:ascii="Times New Roman" w:eastAsia="Times New Roman" w:hAnsi="Times New Roman" w:cs="Times New Roman"/>
+                <w:sz w:val="28"/>
+                <w:szCs w:val="28"/>
+              </w:rPr>
+              <w:t>44</w:t>
+            </w:r>
+          </w:p>
+        </w:tc>
+        <w:tc>
+          <w:tcPr>
+            <w:tcW w:w="2556" w:type="dxa"/>
+            <w:vAlign w:val="center"/>
+          </w:tcPr>
+          <w:p>
+            <w:pPr>
+              <w:pStyle w:val="a8"/>
+              <w:ind w:left="0"/>
+            </w:pPr>
+          </w:p>
+        </w:tc>
+        <w:tc>
+          <w:tcPr>
+            <w:tcW w:w="912" w:type="dxa"/>
+            <w:vAlign w:val="center"/>
+          </w:tcPr>
+          <w:p>
+            <w:pPr>
+              <w:pStyle w:val="a8"/>
+              <w:ind w:left="0"/>
               <w:rPr>
                 <w:rFonts w:ascii="Times New Roman" w:eastAsia="Times New Roman" w:hAnsi="Times New Roman" w:cs="Times New Roman"/>
                 <w:b/>
                 <w:bCs/>
                 <w:sz w:val="28"/>
                 <w:szCs w:val="28"/>
-                <w:vertAlign w:val="subscript"/>
-              </w:rPr>
-              <w:t>1</w:t>
-            </w:r>
-            <w:r>
+              </w:rPr>
+            </w:pPr>
+            <w:r>
+              <w:t>4</w:t>
+            </w:r>
+          </w:p>
+        </w:tc>
+      </w:tr>
+      <w:tr>
+        <w:trPr>
+          <w:trHeight w:val="95"/>
+        </w:trPr>
+        <w:tc>
+          <w:tcPr>
+            <w:tcW w:w="1359" w:type="dxa"/>
+          </w:tcPr>
+          <w:p>
+            <w:pPr>
+              <w:pStyle w:val="a8"/>
+              <w:ind w:left="0"/>
+              <w:rPr>
+                <w:rFonts w:ascii="Times New Roman" w:eastAsia="Times New Roman" w:hAnsi="Times New Roman" w:cs="Times New Roman"/>
+                <w:sz w:val="28"/>
+                <w:szCs w:val="28"/>
+              </w:rPr>
+            </w:pPr>
+          </w:p>
+        </w:tc>
+        <w:tc>
+          <w:tcPr>
+            <w:tcW w:w="2733" w:type="dxa"/>
+            <w:vAlign w:val="center"/>
+          </w:tcPr>
+          <w:p>
+            <w:pPr>
+              <w:pStyle w:val="a8"/>
+              <w:ind w:left="0"/>
+            </w:pPr>
+          </w:p>
+        </w:tc>
+        <w:tc>
+          <w:tcPr>
+            <w:tcW w:w="800" w:type="dxa"/>
+          </w:tcPr>
+          <w:p>
+            <w:pPr>
+              <w:pStyle w:val="a8"/>
+              <w:ind w:left="0"/>
+              <w:rPr>
+                <w:rFonts w:ascii="Times New Roman" w:eastAsia="Times New Roman" w:hAnsi="Times New Roman" w:cs="Times New Roman"/>
+                <w:sz w:val="28"/>
+                <w:szCs w:val="28"/>
+                <w:lang w:val="ru-RU"/>
+              </w:rPr>
+            </w:pPr>
+          </w:p>
+        </w:tc>
+        <w:tc>
+          <w:tcPr>
+            <w:tcW w:w="985" w:type="dxa"/>
+          </w:tcPr>
+          <w:p>
+            <w:pPr>
+              <w:pStyle w:val="a8"/>
+              <w:ind w:left="0"/>
+              <w:rPr>
+                <w:rFonts w:ascii="Times New Roman" w:eastAsia="Times New Roman" w:hAnsi="Times New Roman" w:cs="Times New Roman"/>
+                <w:sz w:val="28"/>
+                <w:szCs w:val="28"/>
+              </w:rPr>
+            </w:pPr>
+            <w:r>
+              <w:rPr>
+                <w:rFonts w:ascii="Times New Roman" w:eastAsia="Times New Roman" w:hAnsi="Times New Roman" w:cs="Times New Roman"/>
+                <w:sz w:val="28"/>
+                <w:szCs w:val="28"/>
+              </w:rPr>
+              <w:t>45</w:t>
+            </w:r>
+          </w:p>
+        </w:tc>
+        <w:tc>
+          <w:tcPr>
+            <w:tcW w:w="2556" w:type="dxa"/>
+            <w:vAlign w:val="center"/>
+          </w:tcPr>
+          <w:p>
+            <w:pPr>
+              <w:pStyle w:val="a8"/>
+              <w:ind w:left="0"/>
+            </w:pPr>
+          </w:p>
+        </w:tc>
+        <w:tc>
+          <w:tcPr>
+            <w:tcW w:w="912" w:type="dxa"/>
+            <w:vAlign w:val="center"/>
+          </w:tcPr>
+          <w:p>
+            <w:pPr>
+              <w:pStyle w:val="a8"/>
+              <w:ind w:left="0"/>
               <w:rPr>
                 <w:rFonts w:ascii="Times New Roman" w:eastAsia="Times New Roman" w:hAnsi="Times New Roman" w:cs="Times New Roman"/>
                 <w:b/>
@@ -9783,29 +10448,102 @@
                 <w:sz w:val="28"/>
                 <w:szCs w:val="28"/>
               </w:rPr>
-              <w:t xml:space="preserve"> = </w:t>
-            </w:r>
+            </w:pPr>
+            <w:r>
+              <w:t>2</w:t>
+            </w:r>
+          </w:p>
+        </w:tc>
+      </w:tr>
+      <w:tr>
+        <w:trPr>
+          <w:trHeight w:val="95"/>
+        </w:trPr>
+        <w:tc>
+          <w:tcPr>
+            <w:tcW w:w="1359" w:type="dxa"/>
+          </w:tcPr>
+          <w:p>
+            <w:pPr>
+              <w:pStyle w:val="a8"/>
+              <w:ind w:left="0"/>
+              <w:rPr>
+                <w:rFonts w:ascii="Times New Roman" w:eastAsia="Times New Roman" w:hAnsi="Times New Roman" w:cs="Times New Roman"/>
+                <w:sz w:val="28"/>
+                <w:szCs w:val="28"/>
+              </w:rPr>
+            </w:pPr>
           </w:p>
         </w:tc>
         <w:tc>
           <w:tcPr>
             <w:tcW w:w="2733" w:type="dxa"/>
-          </w:tcPr>
-          <w:p>
-            <w:pPr>
-              <w:pStyle w:val="a8"/>
-              <w:ind w:left="0"/>
-              <w:rPr>
-                <w:rFonts w:ascii="Times New Roman" w:eastAsia="Times New Roman" w:hAnsi="Times New Roman" w:cs="Times New Roman"/>
-                <w:sz w:val="28"/>
-                <w:szCs w:val="28"/>
-              </w:rPr>
+            <w:vAlign w:val="center"/>
+          </w:tcPr>
+          <w:p>
+            <w:pPr>
+              <w:pStyle w:val="a8"/>
+              <w:ind w:left="0"/>
             </w:pPr>
           </w:p>
         </w:tc>
         <w:tc>
           <w:tcPr>
             <w:tcW w:w="800" w:type="dxa"/>
+          </w:tcPr>
+          <w:p>
+            <w:pPr>
+              <w:pStyle w:val="a8"/>
+              <w:ind w:left="0"/>
+              <w:rPr>
+                <w:rFonts w:ascii="Times New Roman" w:eastAsia="Times New Roman" w:hAnsi="Times New Roman" w:cs="Times New Roman"/>
+                <w:sz w:val="28"/>
+                <w:szCs w:val="28"/>
+                <w:lang w:val="ru-RU"/>
+              </w:rPr>
+            </w:pPr>
+          </w:p>
+        </w:tc>
+        <w:tc>
+          <w:tcPr>
+            <w:tcW w:w="985" w:type="dxa"/>
+          </w:tcPr>
+          <w:p>
+            <w:pPr>
+              <w:pStyle w:val="a8"/>
+              <w:ind w:left="0"/>
+              <w:rPr>
+                <w:rFonts w:ascii="Times New Roman" w:eastAsia="Times New Roman" w:hAnsi="Times New Roman" w:cs="Times New Roman"/>
+                <w:sz w:val="28"/>
+                <w:szCs w:val="28"/>
+              </w:rPr>
+            </w:pPr>
+            <w:r>
+              <w:rPr>
+                <w:rFonts w:ascii="Times New Roman" w:eastAsia="Times New Roman" w:hAnsi="Times New Roman" w:cs="Times New Roman"/>
+                <w:sz w:val="28"/>
+                <w:szCs w:val="28"/>
+              </w:rPr>
+              <w:t>46</w:t>
+            </w:r>
+          </w:p>
+        </w:tc>
+        <w:tc>
+          <w:tcPr>
+            <w:tcW w:w="2556" w:type="dxa"/>
+            <w:vAlign w:val="center"/>
+          </w:tcPr>
+          <w:p>
+            <w:pPr>
+              <w:pStyle w:val="a8"/>
+              <w:ind w:left="0"/>
+            </w:pPr>
+          </w:p>
+        </w:tc>
+        <w:tc>
+          <w:tcPr>
+            <w:tcW w:w="912" w:type="dxa"/>
+            <w:vAlign w:val="center"/>
           </w:tcPr>
           <w:p>
             <w:pPr>
@@ -9820,6 +10558,105 @@
               </w:rPr>
             </w:pPr>
             <w:r>
+              <w:t>4</w:t>
+            </w:r>
+          </w:p>
+        </w:tc>
+      </w:tr>
+      <w:tr>
+        <w:trPr>
+          <w:trHeight w:val="95"/>
+        </w:trPr>
+        <w:tc>
+          <w:tcPr>
+            <w:tcW w:w="1359" w:type="dxa"/>
+          </w:tcPr>
+          <w:p>
+            <w:pPr>
+              <w:pStyle w:val="a8"/>
+              <w:ind w:left="0"/>
+              <w:rPr>
+                <w:rFonts w:ascii="Times New Roman" w:eastAsia="Times New Roman" w:hAnsi="Times New Roman" w:cs="Times New Roman"/>
+                <w:sz w:val="28"/>
+                <w:szCs w:val="28"/>
+              </w:rPr>
+            </w:pPr>
+          </w:p>
+        </w:tc>
+        <w:tc>
+          <w:tcPr>
+            <w:tcW w:w="2733" w:type="dxa"/>
+            <w:vAlign w:val="center"/>
+          </w:tcPr>
+          <w:p>
+            <w:pPr>
+              <w:pStyle w:val="a8"/>
+              <w:ind w:left="0"/>
+            </w:pPr>
+          </w:p>
+        </w:tc>
+        <w:tc>
+          <w:tcPr>
+            <w:tcW w:w="800" w:type="dxa"/>
+          </w:tcPr>
+          <w:p>
+            <w:pPr>
+              <w:pStyle w:val="a8"/>
+              <w:ind w:left="0"/>
+              <w:rPr>
+                <w:rFonts w:ascii="Times New Roman" w:eastAsia="Times New Roman" w:hAnsi="Times New Roman" w:cs="Times New Roman"/>
+                <w:sz w:val="28"/>
+                <w:szCs w:val="28"/>
+                <w:lang w:val="ru-RU"/>
+              </w:rPr>
+            </w:pPr>
+          </w:p>
+        </w:tc>
+        <w:tc>
+          <w:tcPr>
+            <w:tcW w:w="985" w:type="dxa"/>
+          </w:tcPr>
+          <w:p>
+            <w:pPr>
+              <w:pStyle w:val="a8"/>
+              <w:ind w:left="0"/>
+              <w:rPr>
+                <w:rFonts w:ascii="Times New Roman" w:eastAsia="Times New Roman" w:hAnsi="Times New Roman" w:cs="Times New Roman"/>
+                <w:sz w:val="28"/>
+                <w:szCs w:val="28"/>
+              </w:rPr>
+            </w:pPr>
+            <w:r>
+              <w:rPr>
+                <w:rFonts w:ascii="Times New Roman" w:eastAsia="Times New Roman" w:hAnsi="Times New Roman" w:cs="Times New Roman"/>
+                <w:sz w:val="28"/>
+                <w:szCs w:val="28"/>
+              </w:rPr>
+              <w:t>47</w:t>
+            </w:r>
+          </w:p>
+        </w:tc>
+        <w:tc>
+          <w:tcPr>
+            <w:tcW w:w="2556" w:type="dxa"/>
+            <w:vAlign w:val="center"/>
+          </w:tcPr>
+          <w:p>
+            <w:pPr>
+              <w:pStyle w:val="a8"/>
+              <w:ind w:left="0"/>
+            </w:pPr>
+          </w:p>
+        </w:tc>
+        <w:tc>
+          <w:tcPr>
+            <w:tcW w:w="912" w:type="dxa"/>
+            <w:vAlign w:val="center"/>
+          </w:tcPr>
+          <w:p>
+            <w:pPr>
+              <w:pStyle w:val="a8"/>
+              <w:ind w:left="0"/>
               <w:rPr>
                 <w:rFonts w:ascii="Times New Roman" w:eastAsia="Times New Roman" w:hAnsi="Times New Roman" w:cs="Times New Roman"/>
                 <w:b/>
@@ -9827,20 +10664,215 @@
                 <w:sz w:val="28"/>
                 <w:szCs w:val="28"/>
               </w:rPr>
-              <w:t>N</w:t>
-            </w:r>
-            <w:r>
+            </w:pPr>
+            <w:r>
+              <w:t>2</w:t>
+            </w:r>
+          </w:p>
+        </w:tc>
+      </w:tr>
+      <w:tr>
+        <w:trPr>
+          <w:trHeight w:val="95"/>
+        </w:trPr>
+        <w:tc>
+          <w:tcPr>
+            <w:tcW w:w="1359" w:type="dxa"/>
+          </w:tcPr>
+          <w:p>
+            <w:pPr>
+              <w:pStyle w:val="a8"/>
+              <w:ind w:left="0"/>
+              <w:rPr>
+                <w:rFonts w:ascii="Times New Roman" w:eastAsia="Times New Roman" w:hAnsi="Times New Roman" w:cs="Times New Roman"/>
+                <w:sz w:val="28"/>
+                <w:szCs w:val="28"/>
+              </w:rPr>
+            </w:pPr>
+          </w:p>
+        </w:tc>
+        <w:tc>
+          <w:tcPr>
+            <w:tcW w:w="2733" w:type="dxa"/>
+            <w:vAlign w:val="center"/>
+          </w:tcPr>
+          <w:p>
+            <w:pPr>
+              <w:pStyle w:val="a8"/>
+              <w:ind w:left="0"/>
+            </w:pPr>
+          </w:p>
+        </w:tc>
+        <w:tc>
+          <w:tcPr>
+            <w:tcW w:w="800" w:type="dxa"/>
+          </w:tcPr>
+          <w:p>
+            <w:pPr>
+              <w:pStyle w:val="a8"/>
+              <w:ind w:left="0"/>
+              <w:rPr>
+                <w:rFonts w:ascii="Times New Roman" w:eastAsia="Times New Roman" w:hAnsi="Times New Roman" w:cs="Times New Roman"/>
+                <w:sz w:val="28"/>
+                <w:szCs w:val="28"/>
+                <w:lang w:val="ru-RU"/>
+              </w:rPr>
+            </w:pPr>
+          </w:p>
+        </w:tc>
+        <w:tc>
+          <w:tcPr>
+            <w:tcW w:w="985" w:type="dxa"/>
+          </w:tcPr>
+          <w:p>
+            <w:pPr>
+              <w:pStyle w:val="a8"/>
+              <w:ind w:left="0"/>
+              <w:rPr>
+                <w:rFonts w:ascii="Times New Roman" w:eastAsia="Times New Roman" w:hAnsi="Times New Roman" w:cs="Times New Roman"/>
+                <w:sz w:val="28"/>
+                <w:szCs w:val="28"/>
+              </w:rPr>
+            </w:pPr>
+            <w:r>
+              <w:rPr>
+                <w:rFonts w:ascii="Times New Roman" w:eastAsia="Times New Roman" w:hAnsi="Times New Roman" w:cs="Times New Roman"/>
+                <w:sz w:val="28"/>
+                <w:szCs w:val="28"/>
+              </w:rPr>
+              <w:t>48</w:t>
+            </w:r>
+          </w:p>
+        </w:tc>
+        <w:tc>
+          <w:tcPr>
+            <w:tcW w:w="2556" w:type="dxa"/>
+            <w:vAlign w:val="center"/>
+          </w:tcPr>
+          <w:p>
+            <w:pPr>
+              <w:pStyle w:val="a8"/>
+              <w:ind w:left="0"/>
+            </w:pPr>
+          </w:p>
+        </w:tc>
+        <w:tc>
+          <w:tcPr>
+            <w:tcW w:w="912" w:type="dxa"/>
+            <w:vAlign w:val="center"/>
+          </w:tcPr>
+          <w:p>
+            <w:pPr>
+              <w:pStyle w:val="a8"/>
+              <w:ind w:left="0"/>
               <w:rPr>
                 <w:rFonts w:ascii="Times New Roman" w:eastAsia="Times New Roman" w:hAnsi="Times New Roman" w:cs="Times New Roman"/>
                 <w:b/>
                 <w:bCs/>
                 <w:sz w:val="28"/>
                 <w:szCs w:val="28"/>
-                <w:vertAlign w:val="subscript"/>
-              </w:rPr>
-              <w:t>1</w:t>
-            </w:r>
-            <w:r>
+              </w:rPr>
+            </w:pPr>
+            <w:r>
+              <w:t>4</w:t>
+            </w:r>
+          </w:p>
+        </w:tc>
+      </w:tr>
+      <w:tr>
+        <w:trPr>
+          <w:trHeight w:val="95"/>
+        </w:trPr>
+        <w:tc>
+          <w:tcPr>
+            <w:tcW w:w="1359" w:type="dxa"/>
+          </w:tcPr>
+          <w:p>
+            <w:pPr>
+              <w:pStyle w:val="a8"/>
+              <w:ind w:left="0"/>
+              <w:rPr>
+                <w:rFonts w:ascii="Times New Roman" w:eastAsia="Times New Roman" w:hAnsi="Times New Roman" w:cs="Times New Roman"/>
+                <w:sz w:val="28"/>
+                <w:szCs w:val="28"/>
+              </w:rPr>
+            </w:pPr>
+          </w:p>
+        </w:tc>
+        <w:tc>
+          <w:tcPr>
+            <w:tcW w:w="2733" w:type="dxa"/>
+            <w:vAlign w:val="center"/>
+          </w:tcPr>
+          <w:p>
+            <w:pPr>
+              <w:pStyle w:val="a8"/>
+              <w:ind w:left="0"/>
+            </w:pPr>
+          </w:p>
+        </w:tc>
+        <w:tc>
+          <w:tcPr>
+            <w:tcW w:w="800" w:type="dxa"/>
+          </w:tcPr>
+          <w:p>
+            <w:pPr>
+              <w:pStyle w:val="a8"/>
+              <w:ind w:left="0"/>
+              <w:rPr>
+                <w:rFonts w:ascii="Times New Roman" w:eastAsia="Times New Roman" w:hAnsi="Times New Roman" w:cs="Times New Roman"/>
+                <w:sz w:val="28"/>
+                <w:szCs w:val="28"/>
+                <w:lang w:val="ru-RU"/>
+              </w:rPr>
+            </w:pPr>
+          </w:p>
+        </w:tc>
+        <w:tc>
+          <w:tcPr>
+            <w:tcW w:w="985" w:type="dxa"/>
+          </w:tcPr>
+          <w:p>
+            <w:pPr>
+              <w:pStyle w:val="a8"/>
+              <w:ind w:left="0"/>
+              <w:rPr>
+                <w:rFonts w:ascii="Times New Roman" w:eastAsia="Times New Roman" w:hAnsi="Times New Roman" w:cs="Times New Roman"/>
+                <w:sz w:val="28"/>
+                <w:szCs w:val="28"/>
+              </w:rPr>
+            </w:pPr>
+            <w:r>
+              <w:rPr>
+                <w:rFonts w:ascii="Times New Roman" w:eastAsia="Times New Roman" w:hAnsi="Times New Roman" w:cs="Times New Roman"/>
+                <w:sz w:val="28"/>
+                <w:szCs w:val="28"/>
+              </w:rPr>
+              <w:t>49</w:t>
+            </w:r>
+          </w:p>
+        </w:tc>
+        <w:tc>
+          <w:tcPr>
+            <w:tcW w:w="2556" w:type="dxa"/>
+            <w:vAlign w:val="center"/>
+          </w:tcPr>
+          <w:p>
+            <w:pPr>
+              <w:pStyle w:val="a8"/>
+              <w:ind w:left="0"/>
+            </w:pPr>
+          </w:p>
+        </w:tc>
+        <w:tc>
+          <w:tcPr>
+            <w:tcW w:w="912" w:type="dxa"/>
+            <w:vAlign w:val="center"/>
+          </w:tcPr>
+          <w:p>
+            <w:pPr>
+              <w:pStyle w:val="a8"/>
+              <w:ind w:left="0"/>
               <w:rPr>
                 <w:rFonts w:ascii="Times New Roman" w:eastAsia="Times New Roman" w:hAnsi="Times New Roman" w:cs="Times New Roman"/>
                 <w:b/>
@@ -9848,13 +10880,102 @@
                 <w:sz w:val="28"/>
                 <w:szCs w:val="28"/>
               </w:rPr>
-              <w:t xml:space="preserve"> = </w:t>
-            </w:r>
+            </w:pPr>
+            <w:r>
+              <w:t>1</w:t>
+            </w:r>
+          </w:p>
+        </w:tc>
+      </w:tr>
+      <w:tr>
+        <w:trPr>
+          <w:trHeight w:val="95"/>
+        </w:trPr>
+        <w:tc>
+          <w:tcPr>
+            <w:tcW w:w="1359" w:type="dxa"/>
+          </w:tcPr>
+          <w:p>
+            <w:pPr>
+              <w:pStyle w:val="a8"/>
+              <w:ind w:left="0"/>
+              <w:rPr>
+                <w:rFonts w:ascii="Times New Roman" w:eastAsia="Times New Roman" w:hAnsi="Times New Roman" w:cs="Times New Roman"/>
+                <w:sz w:val="28"/>
+                <w:szCs w:val="28"/>
+              </w:rPr>
+            </w:pPr>
+          </w:p>
+        </w:tc>
+        <w:tc>
+          <w:tcPr>
+            <w:tcW w:w="2733" w:type="dxa"/>
+            <w:vAlign w:val="center"/>
+          </w:tcPr>
+          <w:p>
+            <w:pPr>
+              <w:pStyle w:val="a8"/>
+              <w:ind w:left="0"/>
+            </w:pPr>
+          </w:p>
+        </w:tc>
+        <w:tc>
+          <w:tcPr>
+            <w:tcW w:w="800" w:type="dxa"/>
+          </w:tcPr>
+          <w:p>
+            <w:pPr>
+              <w:pStyle w:val="a8"/>
+              <w:ind w:left="0"/>
+              <w:rPr>
+                <w:rFonts w:ascii="Times New Roman" w:eastAsia="Times New Roman" w:hAnsi="Times New Roman" w:cs="Times New Roman"/>
+                <w:sz w:val="28"/>
+                <w:szCs w:val="28"/>
+                <w:lang w:val="ru-RU"/>
+              </w:rPr>
+            </w:pPr>
           </w:p>
         </w:tc>
         <w:tc>
           <w:tcPr>
             <w:tcW w:w="985" w:type="dxa"/>
+          </w:tcPr>
+          <w:p>
+            <w:pPr>
+              <w:pStyle w:val="a8"/>
+              <w:ind w:left="0"/>
+              <w:rPr>
+                <w:rFonts w:ascii="Times New Roman" w:eastAsia="Times New Roman" w:hAnsi="Times New Roman" w:cs="Times New Roman"/>
+                <w:sz w:val="28"/>
+                <w:szCs w:val="28"/>
+              </w:rPr>
+            </w:pPr>
+            <w:r>
+              <w:rPr>
+                <w:rFonts w:ascii="Times New Roman" w:eastAsia="Times New Roman" w:hAnsi="Times New Roman" w:cs="Times New Roman"/>
+                <w:sz w:val="28"/>
+                <w:szCs w:val="28"/>
+              </w:rPr>
+              <w:t>50</w:t>
+            </w:r>
+          </w:p>
+        </w:tc>
+        <w:tc>
+          <w:tcPr>
+            <w:tcW w:w="2556" w:type="dxa"/>
+            <w:vAlign w:val="center"/>
+          </w:tcPr>
+          <w:p>
+            <w:pPr>
+              <w:pStyle w:val="a8"/>
+              <w:ind w:left="0"/>
+            </w:pPr>
+          </w:p>
+        </w:tc>
+        <w:tc>
+          <w:tcPr>
+            <w:tcW w:w="912" w:type="dxa"/>
+            <w:vAlign w:val="center"/>
           </w:tcPr>
           <w:p>
             <w:pPr>
@@ -9869,6 +10990,105 @@
               </w:rPr>
             </w:pPr>
             <w:r>
+              <w:t>2</w:t>
+            </w:r>
+          </w:p>
+        </w:tc>
+      </w:tr>
+      <w:tr>
+        <w:trPr>
+          <w:trHeight w:val="95"/>
+        </w:trPr>
+        <w:tc>
+          <w:tcPr>
+            <w:tcW w:w="1359" w:type="dxa"/>
+          </w:tcPr>
+          <w:p>
+            <w:pPr>
+              <w:pStyle w:val="a8"/>
+              <w:ind w:left="0"/>
+              <w:rPr>
+                <w:rFonts w:ascii="Times New Roman" w:eastAsia="Times New Roman" w:hAnsi="Times New Roman" w:cs="Times New Roman"/>
+                <w:sz w:val="28"/>
+                <w:szCs w:val="28"/>
+              </w:rPr>
+            </w:pPr>
+          </w:p>
+        </w:tc>
+        <w:tc>
+          <w:tcPr>
+            <w:tcW w:w="2733" w:type="dxa"/>
+            <w:vAlign w:val="center"/>
+          </w:tcPr>
+          <w:p>
+            <w:pPr>
+              <w:pStyle w:val="a8"/>
+              <w:ind w:left="0"/>
+            </w:pPr>
+          </w:p>
+        </w:tc>
+        <w:tc>
+          <w:tcPr>
+            <w:tcW w:w="800" w:type="dxa"/>
+          </w:tcPr>
+          <w:p>
+            <w:pPr>
+              <w:pStyle w:val="a8"/>
+              <w:ind w:left="0"/>
+              <w:rPr>
+                <w:rFonts w:ascii="Times New Roman" w:eastAsia="Times New Roman" w:hAnsi="Times New Roman" w:cs="Times New Roman"/>
+                <w:sz w:val="28"/>
+                <w:szCs w:val="28"/>
+                <w:lang w:val="ru-RU"/>
+              </w:rPr>
+            </w:pPr>
+          </w:p>
+        </w:tc>
+        <w:tc>
+          <w:tcPr>
+            <w:tcW w:w="985" w:type="dxa"/>
+          </w:tcPr>
+          <w:p>
+            <w:pPr>
+              <w:pStyle w:val="a8"/>
+              <w:ind w:left="0"/>
+              <w:rPr>
+                <w:rFonts w:ascii="Times New Roman" w:eastAsia="Times New Roman" w:hAnsi="Times New Roman" w:cs="Times New Roman"/>
+                <w:sz w:val="28"/>
+                <w:szCs w:val="28"/>
+              </w:rPr>
+            </w:pPr>
+            <w:r>
+              <w:rPr>
+                <w:rFonts w:ascii="Times New Roman" w:eastAsia="Times New Roman" w:hAnsi="Times New Roman" w:cs="Times New Roman"/>
+                <w:sz w:val="28"/>
+                <w:szCs w:val="28"/>
+              </w:rPr>
+              <w:t>51</w:t>
+            </w:r>
+          </w:p>
+        </w:tc>
+        <w:tc>
+          <w:tcPr>
+            <w:tcW w:w="2556" w:type="dxa"/>
+            <w:vAlign w:val="center"/>
+          </w:tcPr>
+          <w:p>
+            <w:pPr>
+              <w:pStyle w:val="a8"/>
+              <w:ind w:left="0"/>
+            </w:pPr>
+          </w:p>
+        </w:tc>
+        <w:tc>
+          <w:tcPr>
+            <w:tcW w:w="912" w:type="dxa"/>
+            <w:vAlign w:val="center"/>
+          </w:tcPr>
+          <w:p>
+            <w:pPr>
+              <w:pStyle w:val="a8"/>
+              <w:ind w:left="0"/>
               <w:rPr>
                 <w:rFonts w:ascii="Times New Roman" w:eastAsia="Times New Roman" w:hAnsi="Times New Roman" w:cs="Times New Roman"/>
                 <w:b/>
@@ -9876,20 +11096,215 @@
                 <w:sz w:val="28"/>
                 <w:szCs w:val="28"/>
               </w:rPr>
-              <w:t>η</w:t>
-            </w:r>
-            <w:r>
+            </w:pPr>
+            <w:r>
+              <w:t>1</w:t>
+            </w:r>
+          </w:p>
+        </w:tc>
+      </w:tr>
+      <w:tr>
+        <w:trPr>
+          <w:trHeight w:val="95"/>
+        </w:trPr>
+        <w:tc>
+          <w:tcPr>
+            <w:tcW w:w="1359" w:type="dxa"/>
+          </w:tcPr>
+          <w:p>
+            <w:pPr>
+              <w:pStyle w:val="a8"/>
+              <w:ind w:left="0"/>
+              <w:rPr>
+                <w:rFonts w:ascii="Times New Roman" w:eastAsia="Times New Roman" w:hAnsi="Times New Roman" w:cs="Times New Roman"/>
+                <w:sz w:val="28"/>
+                <w:szCs w:val="28"/>
+              </w:rPr>
+            </w:pPr>
+          </w:p>
+        </w:tc>
+        <w:tc>
+          <w:tcPr>
+            <w:tcW w:w="2733" w:type="dxa"/>
+            <w:vAlign w:val="center"/>
+          </w:tcPr>
+          <w:p>
+            <w:pPr>
+              <w:pStyle w:val="a8"/>
+              <w:ind w:left="0"/>
+            </w:pPr>
+          </w:p>
+        </w:tc>
+        <w:tc>
+          <w:tcPr>
+            <w:tcW w:w="800" w:type="dxa"/>
+          </w:tcPr>
+          <w:p>
+            <w:pPr>
+              <w:pStyle w:val="a8"/>
+              <w:ind w:left="0"/>
+              <w:rPr>
+                <w:rFonts w:ascii="Times New Roman" w:eastAsia="Times New Roman" w:hAnsi="Times New Roman" w:cs="Times New Roman"/>
+                <w:sz w:val="28"/>
+                <w:szCs w:val="28"/>
+                <w:lang w:val="ru-RU"/>
+              </w:rPr>
+            </w:pPr>
+          </w:p>
+        </w:tc>
+        <w:tc>
+          <w:tcPr>
+            <w:tcW w:w="985" w:type="dxa"/>
+          </w:tcPr>
+          <w:p>
+            <w:pPr>
+              <w:pStyle w:val="a8"/>
+              <w:ind w:left="0"/>
+              <w:rPr>
+                <w:rFonts w:ascii="Times New Roman" w:eastAsia="Times New Roman" w:hAnsi="Times New Roman" w:cs="Times New Roman"/>
+                <w:sz w:val="28"/>
+                <w:szCs w:val="28"/>
+              </w:rPr>
+            </w:pPr>
+            <w:r>
+              <w:rPr>
+                <w:rFonts w:ascii="Times New Roman" w:eastAsia="Times New Roman" w:hAnsi="Times New Roman" w:cs="Times New Roman"/>
+                <w:sz w:val="28"/>
+                <w:szCs w:val="28"/>
+              </w:rPr>
+              <w:t>52</w:t>
+            </w:r>
+          </w:p>
+        </w:tc>
+        <w:tc>
+          <w:tcPr>
+            <w:tcW w:w="2556" w:type="dxa"/>
+            <w:vAlign w:val="center"/>
+          </w:tcPr>
+          <w:p>
+            <w:pPr>
+              <w:pStyle w:val="a8"/>
+              <w:ind w:left="0"/>
+            </w:pPr>
+          </w:p>
+        </w:tc>
+        <w:tc>
+          <w:tcPr>
+            <w:tcW w:w="912" w:type="dxa"/>
+            <w:vAlign w:val="center"/>
+          </w:tcPr>
+          <w:p>
+            <w:pPr>
+              <w:pStyle w:val="a8"/>
+              <w:ind w:left="0"/>
               <w:rPr>
                 <w:rFonts w:ascii="Times New Roman" w:eastAsia="Times New Roman" w:hAnsi="Times New Roman" w:cs="Times New Roman"/>
                 <w:b/>
                 <w:bCs/>
                 <w:sz w:val="28"/>
                 <w:szCs w:val="28"/>
-                <w:vertAlign w:val="subscript"/>
-              </w:rPr>
-              <w:t>2</w:t>
-            </w:r>
-            <w:r>
+              </w:rPr>
+            </w:pPr>
+            <w:r>
+              <w:t>1</w:t>
+            </w:r>
+          </w:p>
+        </w:tc>
+      </w:tr>
+      <w:tr>
+        <w:trPr>
+          <w:trHeight w:val="95"/>
+        </w:trPr>
+        <w:tc>
+          <w:tcPr>
+            <w:tcW w:w="1359" w:type="dxa"/>
+          </w:tcPr>
+          <w:p>
+            <w:pPr>
+              <w:pStyle w:val="a8"/>
+              <w:ind w:left="0"/>
+              <w:rPr>
+                <w:rFonts w:ascii="Times New Roman" w:eastAsia="Times New Roman" w:hAnsi="Times New Roman" w:cs="Times New Roman"/>
+                <w:sz w:val="28"/>
+                <w:szCs w:val="28"/>
+              </w:rPr>
+            </w:pPr>
+          </w:p>
+        </w:tc>
+        <w:tc>
+          <w:tcPr>
+            <w:tcW w:w="2733" w:type="dxa"/>
+            <w:vAlign w:val="center"/>
+          </w:tcPr>
+          <w:p>
+            <w:pPr>
+              <w:pStyle w:val="a8"/>
+              <w:ind w:left="0"/>
+            </w:pPr>
+          </w:p>
+        </w:tc>
+        <w:tc>
+          <w:tcPr>
+            <w:tcW w:w="800" w:type="dxa"/>
+          </w:tcPr>
+          <w:p>
+            <w:pPr>
+              <w:pStyle w:val="a8"/>
+              <w:ind w:left="0"/>
+              <w:rPr>
+                <w:rFonts w:ascii="Times New Roman" w:eastAsia="Times New Roman" w:hAnsi="Times New Roman" w:cs="Times New Roman"/>
+                <w:sz w:val="28"/>
+                <w:szCs w:val="28"/>
+                <w:lang w:val="ru-RU"/>
+              </w:rPr>
+            </w:pPr>
+          </w:p>
+        </w:tc>
+        <w:tc>
+          <w:tcPr>
+            <w:tcW w:w="985" w:type="dxa"/>
+          </w:tcPr>
+          <w:p>
+            <w:pPr>
+              <w:pStyle w:val="a8"/>
+              <w:ind w:left="0"/>
+              <w:rPr>
+                <w:rFonts w:ascii="Times New Roman" w:eastAsia="Times New Roman" w:hAnsi="Times New Roman" w:cs="Times New Roman"/>
+                <w:sz w:val="28"/>
+                <w:szCs w:val="28"/>
+              </w:rPr>
+            </w:pPr>
+            <w:r>
+              <w:rPr>
+                <w:rFonts w:ascii="Times New Roman" w:eastAsia="Times New Roman" w:hAnsi="Times New Roman" w:cs="Times New Roman"/>
+                <w:sz w:val="28"/>
+                <w:szCs w:val="28"/>
+              </w:rPr>
+              <w:t>53</w:t>
+            </w:r>
+          </w:p>
+        </w:tc>
+        <w:tc>
+          <w:tcPr>
+            <w:tcW w:w="2556" w:type="dxa"/>
+            <w:vAlign w:val="center"/>
+          </w:tcPr>
+          <w:p>
+            <w:pPr>
+              <w:pStyle w:val="a8"/>
+              <w:ind w:left="0"/>
+            </w:pPr>
+          </w:p>
+        </w:tc>
+        <w:tc>
+          <w:tcPr>
+            <w:tcW w:w="912" w:type="dxa"/>
+            <w:vAlign w:val="center"/>
+          </w:tcPr>
+          <w:p>
+            <w:pPr>
+              <w:pStyle w:val="a8"/>
+              <w:ind w:left="0"/>
               <w:rPr>
                 <w:rFonts w:ascii="Times New Roman" w:eastAsia="Times New Roman" w:hAnsi="Times New Roman" w:cs="Times New Roman"/>
                 <w:b/>
@@ -9897,29 +11312,102 @@
                 <w:sz w:val="28"/>
                 <w:szCs w:val="28"/>
               </w:rPr>
-              <w:t xml:space="preserve"> = </w:t>
+            </w:pPr>
+            <w:r>
+              <w:t>1</w:t>
+            </w:r>
+          </w:p>
+        </w:tc>
+      </w:tr>
+      <w:tr>
+        <w:trPr>
+          <w:trHeight w:val="95"/>
+        </w:trPr>
+        <w:tc>
+          <w:tcPr>
+            <w:tcW w:w="1359" w:type="dxa"/>
+          </w:tcPr>
+          <w:p>
+            <w:pPr>
+              <w:pStyle w:val="a8"/>
+              <w:ind w:left="0"/>
+              <w:rPr>
+                <w:rFonts w:ascii="Times New Roman" w:eastAsia="Times New Roman" w:hAnsi="Times New Roman" w:cs="Times New Roman"/>
+                <w:sz w:val="28"/>
+                <w:szCs w:val="28"/>
+              </w:rPr>
+            </w:pPr>
+          </w:p>
+        </w:tc>
+        <w:tc>
+          <w:tcPr>
+            <w:tcW w:w="2733" w:type="dxa"/>
+            <w:vAlign w:val="center"/>
+          </w:tcPr>
+          <w:p>
+            <w:pPr>
+              <w:pStyle w:val="a8"/>
+              <w:ind w:left="0"/>
+            </w:pPr>
+          </w:p>
+        </w:tc>
+        <w:tc>
+          <w:tcPr>
+            <w:tcW w:w="800" w:type="dxa"/>
+          </w:tcPr>
+          <w:p>
+            <w:pPr>
+              <w:pStyle w:val="a8"/>
+              <w:ind w:left="0"/>
+              <w:rPr>
+                <w:rFonts w:ascii="Times New Roman" w:eastAsia="Times New Roman" w:hAnsi="Times New Roman" w:cs="Times New Roman"/>
+                <w:sz w:val="28"/>
+                <w:szCs w:val="28"/>
+                <w:lang w:val="ru-RU"/>
+              </w:rPr>
+            </w:pPr>
+          </w:p>
+        </w:tc>
+        <w:tc>
+          <w:tcPr>
+            <w:tcW w:w="985" w:type="dxa"/>
+          </w:tcPr>
+          <w:p>
+            <w:pPr>
+              <w:pStyle w:val="a8"/>
+              <w:ind w:left="0"/>
+              <w:rPr>
+                <w:rFonts w:ascii="Times New Roman" w:eastAsia="Times New Roman" w:hAnsi="Times New Roman" w:cs="Times New Roman"/>
+                <w:sz w:val="28"/>
+                <w:szCs w:val="28"/>
+              </w:rPr>
+            </w:pPr>
+            <w:r>
+              <w:rPr>
+                <w:rFonts w:ascii="Times New Roman" w:eastAsia="Times New Roman" w:hAnsi="Times New Roman" w:cs="Times New Roman"/>
+                <w:sz w:val="28"/>
+                <w:szCs w:val="28"/>
+              </w:rPr>
+              <w:t>54</w:t>
             </w:r>
           </w:p>
         </w:tc>
         <w:tc>
           <w:tcPr>
             <w:tcW w:w="2556" w:type="dxa"/>
-          </w:tcPr>
-          <w:p>
-            <w:pPr>
-              <w:pStyle w:val="a8"/>
-              <w:ind w:left="0"/>
-              <w:rPr>
-                <w:rFonts w:ascii="Times New Roman" w:eastAsia="Times New Roman" w:hAnsi="Times New Roman" w:cs="Times New Roman"/>
-                <w:sz w:val="28"/>
-                <w:szCs w:val="28"/>
-              </w:rPr>
+            <w:vAlign w:val="center"/>
+          </w:tcPr>
+          <w:p>
+            <w:pPr>
+              <w:pStyle w:val="a8"/>
+              <w:ind w:left="0"/>
             </w:pPr>
           </w:p>
         </w:tc>
         <w:tc>
           <w:tcPr>
             <w:tcW w:w="912" w:type="dxa"/>
+            <w:vAlign w:val="center"/>
           </w:tcPr>
           <w:p>
             <w:pPr>
@@ -9934,6 +11422,105 @@
               </w:rPr>
             </w:pPr>
             <w:r>
+              <w:t>1</w:t>
+            </w:r>
+          </w:p>
+        </w:tc>
+      </w:tr>
+      <w:tr>
+        <w:trPr>
+          <w:trHeight w:val="95"/>
+        </w:trPr>
+        <w:tc>
+          <w:tcPr>
+            <w:tcW w:w="1359" w:type="dxa"/>
+          </w:tcPr>
+          <w:p>
+            <w:pPr>
+              <w:pStyle w:val="a8"/>
+              <w:ind w:left="0"/>
+              <w:rPr>
+                <w:rFonts w:ascii="Times New Roman" w:eastAsia="Times New Roman" w:hAnsi="Times New Roman" w:cs="Times New Roman"/>
+                <w:sz w:val="28"/>
+                <w:szCs w:val="28"/>
+              </w:rPr>
+            </w:pPr>
+          </w:p>
+        </w:tc>
+        <w:tc>
+          <w:tcPr>
+            <w:tcW w:w="2733" w:type="dxa"/>
+            <w:vAlign w:val="center"/>
+          </w:tcPr>
+          <w:p>
+            <w:pPr>
+              <w:pStyle w:val="a8"/>
+              <w:ind w:left="0"/>
+            </w:pPr>
+          </w:p>
+        </w:tc>
+        <w:tc>
+          <w:tcPr>
+            <w:tcW w:w="800" w:type="dxa"/>
+          </w:tcPr>
+          <w:p>
+            <w:pPr>
+              <w:pStyle w:val="a8"/>
+              <w:ind w:left="0"/>
+              <w:rPr>
+                <w:rFonts w:ascii="Times New Roman" w:eastAsia="Times New Roman" w:hAnsi="Times New Roman" w:cs="Times New Roman"/>
+                <w:sz w:val="28"/>
+                <w:szCs w:val="28"/>
+                <w:lang w:val="ru-RU"/>
+              </w:rPr>
+            </w:pPr>
+          </w:p>
+        </w:tc>
+        <w:tc>
+          <w:tcPr>
+            <w:tcW w:w="985" w:type="dxa"/>
+          </w:tcPr>
+          <w:p>
+            <w:pPr>
+              <w:pStyle w:val="a8"/>
+              <w:ind w:left="0"/>
+              <w:rPr>
+                <w:rFonts w:ascii="Times New Roman" w:eastAsia="Times New Roman" w:hAnsi="Times New Roman" w:cs="Times New Roman"/>
+                <w:sz w:val="28"/>
+                <w:szCs w:val="28"/>
+              </w:rPr>
+            </w:pPr>
+            <w:r>
+              <w:rPr>
+                <w:rFonts w:ascii="Times New Roman" w:eastAsia="Times New Roman" w:hAnsi="Times New Roman" w:cs="Times New Roman"/>
+                <w:sz w:val="28"/>
+                <w:szCs w:val="28"/>
+              </w:rPr>
+              <w:t>55</w:t>
+            </w:r>
+          </w:p>
+        </w:tc>
+        <w:tc>
+          <w:tcPr>
+            <w:tcW w:w="2556" w:type="dxa"/>
+            <w:vAlign w:val="center"/>
+          </w:tcPr>
+          <w:p>
+            <w:pPr>
+              <w:pStyle w:val="a8"/>
+              <w:ind w:left="0"/>
+            </w:pPr>
+          </w:p>
+        </w:tc>
+        <w:tc>
+          <w:tcPr>
+            <w:tcW w:w="912" w:type="dxa"/>
+            <w:vAlign w:val="center"/>
+          </w:tcPr>
+          <w:p>
+            <w:pPr>
+              <w:pStyle w:val="a8"/>
+              <w:ind w:left="0"/>
               <w:rPr>
                 <w:rFonts w:ascii="Times New Roman" w:eastAsia="Times New Roman" w:hAnsi="Times New Roman" w:cs="Times New Roman"/>
                 <w:b/>
@@ -9941,20 +11528,215 @@
                 <w:sz w:val="28"/>
                 <w:szCs w:val="28"/>
               </w:rPr>
-              <w:t>N</w:t>
-            </w:r>
-            <w:r>
+            </w:pPr>
+            <w:r>
+              <w:t>1</w:t>
+            </w:r>
+          </w:p>
+        </w:tc>
+      </w:tr>
+      <w:tr>
+        <w:trPr>
+          <w:trHeight w:val="95"/>
+        </w:trPr>
+        <w:tc>
+          <w:tcPr>
+            <w:tcW w:w="1359" w:type="dxa"/>
+          </w:tcPr>
+          <w:p>
+            <w:pPr>
+              <w:pStyle w:val="a8"/>
+              <w:ind w:left="0"/>
+              <w:rPr>
+                <w:rFonts w:ascii="Times New Roman" w:eastAsia="Times New Roman" w:hAnsi="Times New Roman" w:cs="Times New Roman"/>
+                <w:sz w:val="28"/>
+                <w:szCs w:val="28"/>
+              </w:rPr>
+            </w:pPr>
+          </w:p>
+        </w:tc>
+        <w:tc>
+          <w:tcPr>
+            <w:tcW w:w="2733" w:type="dxa"/>
+            <w:vAlign w:val="center"/>
+          </w:tcPr>
+          <w:p>
+            <w:pPr>
+              <w:pStyle w:val="a8"/>
+              <w:ind w:left="0"/>
+            </w:pPr>
+          </w:p>
+        </w:tc>
+        <w:tc>
+          <w:tcPr>
+            <w:tcW w:w="800" w:type="dxa"/>
+          </w:tcPr>
+          <w:p>
+            <w:pPr>
+              <w:pStyle w:val="a8"/>
+              <w:ind w:left="0"/>
+              <w:rPr>
+                <w:rFonts w:ascii="Times New Roman" w:eastAsia="Times New Roman" w:hAnsi="Times New Roman" w:cs="Times New Roman"/>
+                <w:sz w:val="28"/>
+                <w:szCs w:val="28"/>
+                <w:lang w:val="ru-RU"/>
+              </w:rPr>
+            </w:pPr>
+          </w:p>
+        </w:tc>
+        <w:tc>
+          <w:tcPr>
+            <w:tcW w:w="985" w:type="dxa"/>
+          </w:tcPr>
+          <w:p>
+            <w:pPr>
+              <w:pStyle w:val="a8"/>
+              <w:ind w:left="0"/>
+              <w:rPr>
+                <w:rFonts w:ascii="Times New Roman" w:eastAsia="Times New Roman" w:hAnsi="Times New Roman" w:cs="Times New Roman"/>
+                <w:sz w:val="28"/>
+                <w:szCs w:val="28"/>
+              </w:rPr>
+            </w:pPr>
+            <w:r>
+              <w:rPr>
+                <w:rFonts w:ascii="Times New Roman" w:eastAsia="Times New Roman" w:hAnsi="Times New Roman" w:cs="Times New Roman"/>
+                <w:sz w:val="28"/>
+                <w:szCs w:val="28"/>
+              </w:rPr>
+              <w:t>56</w:t>
+            </w:r>
+          </w:p>
+        </w:tc>
+        <w:tc>
+          <w:tcPr>
+            <w:tcW w:w="2556" w:type="dxa"/>
+            <w:vAlign w:val="center"/>
+          </w:tcPr>
+          <w:p>
+            <w:pPr>
+              <w:pStyle w:val="a8"/>
+              <w:ind w:left="0"/>
+            </w:pPr>
+          </w:p>
+        </w:tc>
+        <w:tc>
+          <w:tcPr>
+            <w:tcW w:w="912" w:type="dxa"/>
+            <w:vAlign w:val="center"/>
+          </w:tcPr>
+          <w:p>
+            <w:pPr>
+              <w:pStyle w:val="a8"/>
+              <w:ind w:left="0"/>
               <w:rPr>
                 <w:rFonts w:ascii="Times New Roman" w:eastAsia="Times New Roman" w:hAnsi="Times New Roman" w:cs="Times New Roman"/>
                 <w:b/>
                 <w:bCs/>
                 <w:sz w:val="28"/>
                 <w:szCs w:val="28"/>
-                <w:vertAlign w:val="subscript"/>
-              </w:rPr>
-              <w:t>2</w:t>
-            </w:r>
-            <w:r>
+              </w:rPr>
+            </w:pPr>
+            <w:r>
+              <w:t>1</w:t>
+            </w:r>
+          </w:p>
+        </w:tc>
+      </w:tr>
+      <w:tr>
+        <w:trPr>
+          <w:trHeight w:val="95"/>
+        </w:trPr>
+        <w:tc>
+          <w:tcPr>
+            <w:tcW w:w="1359" w:type="dxa"/>
+          </w:tcPr>
+          <w:p>
+            <w:pPr>
+              <w:pStyle w:val="a8"/>
+              <w:ind w:left="0"/>
+              <w:rPr>
+                <w:rFonts w:ascii="Times New Roman" w:eastAsia="Times New Roman" w:hAnsi="Times New Roman" w:cs="Times New Roman"/>
+                <w:sz w:val="28"/>
+                <w:szCs w:val="28"/>
+              </w:rPr>
+            </w:pPr>
+          </w:p>
+        </w:tc>
+        <w:tc>
+          <w:tcPr>
+            <w:tcW w:w="2733" w:type="dxa"/>
+            <w:vAlign w:val="center"/>
+          </w:tcPr>
+          <w:p>
+            <w:pPr>
+              <w:pStyle w:val="a8"/>
+              <w:ind w:left="0"/>
+            </w:pPr>
+          </w:p>
+        </w:tc>
+        <w:tc>
+          <w:tcPr>
+            <w:tcW w:w="800" w:type="dxa"/>
+          </w:tcPr>
+          <w:p>
+            <w:pPr>
+              <w:pStyle w:val="a8"/>
+              <w:ind w:left="0"/>
+              <w:rPr>
+                <w:rFonts w:ascii="Times New Roman" w:eastAsia="Times New Roman" w:hAnsi="Times New Roman" w:cs="Times New Roman"/>
+                <w:sz w:val="28"/>
+                <w:szCs w:val="28"/>
+                <w:lang w:val="ru-RU"/>
+              </w:rPr>
+            </w:pPr>
+          </w:p>
+        </w:tc>
+        <w:tc>
+          <w:tcPr>
+            <w:tcW w:w="985" w:type="dxa"/>
+          </w:tcPr>
+          <w:p>
+            <w:pPr>
+              <w:pStyle w:val="a8"/>
+              <w:ind w:left="0"/>
+              <w:rPr>
+                <w:rFonts w:ascii="Times New Roman" w:eastAsia="Times New Roman" w:hAnsi="Times New Roman" w:cs="Times New Roman"/>
+                <w:sz w:val="28"/>
+                <w:szCs w:val="28"/>
+              </w:rPr>
+            </w:pPr>
+            <w:r>
+              <w:rPr>
+                <w:rFonts w:ascii="Times New Roman" w:eastAsia="Times New Roman" w:hAnsi="Times New Roman" w:cs="Times New Roman"/>
+                <w:sz w:val="28"/>
+                <w:szCs w:val="28"/>
+              </w:rPr>
+              <w:t>57</w:t>
+            </w:r>
+          </w:p>
+        </w:tc>
+        <w:tc>
+          <w:tcPr>
+            <w:tcW w:w="2556" w:type="dxa"/>
+            <w:vAlign w:val="center"/>
+          </w:tcPr>
+          <w:p>
+            <w:pPr>
+              <w:pStyle w:val="a8"/>
+              <w:ind w:left="0"/>
+            </w:pPr>
+          </w:p>
+        </w:tc>
+        <w:tc>
+          <w:tcPr>
+            <w:tcW w:w="912" w:type="dxa"/>
+            <w:vAlign w:val="center"/>
+          </w:tcPr>
+          <w:p>
+            <w:pPr>
+              <w:pStyle w:val="a8"/>
+              <w:ind w:left="0"/>
               <w:rPr>
                 <w:rFonts w:ascii="Times New Roman" w:eastAsia="Times New Roman" w:hAnsi="Times New Roman" w:cs="Times New Roman"/>
                 <w:b/>
@@ -9962,7 +11744,287 @@
                 <w:sz w:val="28"/>
                 <w:szCs w:val="28"/>
               </w:rPr>
+            </w:pPr>
+            <w:r>
+              <w:t>4</w:t>
+            </w:r>
+          </w:p>
+        </w:tc>
+      </w:tr>
+      <w:tr>
+        <w:trPr>
+          <w:trHeight w:val="95"/>
+        </w:trPr>
+        <w:tc>
+          <w:tcPr>
+            <w:tcW w:w="1359" w:type="dxa"/>
+          </w:tcPr>
+          <w:p>
+            <w:pPr>
+              <w:pStyle w:val="a8"/>
+              <w:ind w:left="0"/>
+              <w:rPr>
+                <w:rFonts w:ascii="Times New Roman" w:eastAsia="Times New Roman" w:hAnsi="Times New Roman" w:cs="Times New Roman"/>
+                <w:sz w:val="28"/>
+                <w:szCs w:val="28"/>
+                <w:lang w:val="ru-RU"/>
+              </w:rPr>
+            </w:pPr>
+            <w:r>
+              <w:rPr>
+                <w:rFonts w:ascii="Times New Roman" w:eastAsia="Times New Roman" w:hAnsi="Times New Roman" w:cs="Times New Roman"/>
+                <w:b/>
+                <w:bCs/>
+                <w:sz w:val="28"/>
+                <w:szCs w:val="28"/>
+              </w:rPr>
+              <w:t>η</w:t>
+            </w:r>
+            <w:r>
+              <w:rPr>
+                <w:rFonts w:ascii="Times New Roman" w:eastAsia="Times New Roman" w:hAnsi="Times New Roman" w:cs="Times New Roman"/>
+                <w:b/>
+                <w:bCs/>
+                <w:sz w:val="28"/>
+                <w:szCs w:val="28"/>
+                <w:vertAlign w:val="subscript"/>
+              </w:rPr>
+              <w:t>1</w:t>
+            </w:r>
+            <w:r>
+              <w:rPr>
+                <w:rFonts w:ascii="Times New Roman" w:eastAsia="Times New Roman" w:hAnsi="Times New Roman" w:cs="Times New Roman"/>
+                <w:b/>
+                <w:bCs/>
+                <w:sz w:val="28"/>
+                <w:szCs w:val="28"/>
+              </w:rPr>
+              <w:t xml:space="preserve"> = </w:t>
+            </w:r>
+            <w:r>
+              <w:rPr>
+                <w:rFonts w:ascii="Times New Roman" w:eastAsia="Times New Roman" w:hAnsi="Times New Roman" w:cs="Times New Roman"/>
+                <w:b/>
+                <w:bCs/>
+                <w:sz w:val="28"/>
+                <w:szCs w:val="28"/>
+                <w:lang w:val="ru-RU"/>
+              </w:rPr>
+              <w:t>42</w:t>
+            </w:r>
+          </w:p>
+        </w:tc>
+        <w:tc>
+          <w:tcPr>
+            <w:tcW w:w="2733" w:type="dxa"/>
+          </w:tcPr>
+          <w:p>
+            <w:pPr>
+              <w:pStyle w:val="a8"/>
+              <w:ind w:left="0"/>
+              <w:rPr>
+                <w:rFonts w:ascii="Times New Roman" w:eastAsia="Times New Roman" w:hAnsi="Times New Roman" w:cs="Times New Roman"/>
+                <w:sz w:val="28"/>
+                <w:szCs w:val="28"/>
+              </w:rPr>
+            </w:pPr>
+          </w:p>
+        </w:tc>
+        <w:tc>
+          <w:tcPr>
+            <w:tcW w:w="800" w:type="dxa"/>
+          </w:tcPr>
+          <w:p>
+            <w:pPr>
+              <w:pStyle w:val="a8"/>
+              <w:ind w:left="0"/>
+              <w:rPr>
+                <w:rFonts w:ascii="Times New Roman" w:eastAsia="Times New Roman" w:hAnsi="Times New Roman" w:cs="Times New Roman"/>
+                <w:b/>
+                <w:bCs/>
+                <w:sz w:val="28"/>
+                <w:szCs w:val="28"/>
+                <w:lang w:val="ru-RU"/>
+              </w:rPr>
+            </w:pPr>
+            <w:r>
+              <w:rPr>
+                <w:rFonts w:ascii="Times New Roman" w:eastAsia="Times New Roman" w:hAnsi="Times New Roman" w:cs="Times New Roman"/>
+                <w:b/>
+                <w:bCs/>
+                <w:sz w:val="28"/>
+                <w:szCs w:val="28"/>
+              </w:rPr>
+              <w:t>N</w:t>
+            </w:r>
+            <w:r>
+              <w:rPr>
+                <w:rFonts w:ascii="Times New Roman" w:eastAsia="Times New Roman" w:hAnsi="Times New Roman" w:cs="Times New Roman"/>
+                <w:b/>
+                <w:bCs/>
+                <w:sz w:val="28"/>
+                <w:szCs w:val="28"/>
+                <w:vertAlign w:val="subscript"/>
+              </w:rPr>
+              <w:t>1</w:t>
+            </w:r>
+            <w:r>
+              <w:rPr>
+                <w:rFonts w:ascii="Times New Roman" w:eastAsia="Times New Roman" w:hAnsi="Times New Roman" w:cs="Times New Roman"/>
+                <w:b/>
+                <w:bCs/>
+                <w:sz w:val="28"/>
+                <w:szCs w:val="28"/>
+              </w:rPr>
+              <w:t xml:space="preserve"> = </w:t>
+            </w:r>
+            <w:r>
+              <w:rPr>
+                <w:rFonts w:ascii="Times New Roman" w:eastAsia="Times New Roman" w:hAnsi="Times New Roman" w:cs="Times New Roman"/>
+                <w:b/>
+                <w:bCs/>
+                <w:sz w:val="28"/>
+                <w:szCs w:val="28"/>
+                <w:lang w:val="ru-RU"/>
+              </w:rPr>
+              <w:t>193</w:t>
+            </w:r>
+          </w:p>
+        </w:tc>
+        <w:tc>
+          <w:tcPr>
+            <w:tcW w:w="985" w:type="dxa"/>
+          </w:tcPr>
+          <w:p>
+            <w:pPr>
+              <w:pStyle w:val="a8"/>
+              <w:ind w:left="0"/>
+              <w:rPr>
+                <w:rFonts w:ascii="Times New Roman" w:eastAsia="Times New Roman" w:hAnsi="Times New Roman" w:cs="Times New Roman"/>
+                <w:b/>
+                <w:bCs/>
+                <w:sz w:val="28"/>
+                <w:szCs w:val="28"/>
+                <w:lang w:val="ru-RU"/>
+              </w:rPr>
+            </w:pPr>
+            <w:r>
+              <w:rPr>
+                <w:rFonts w:ascii="Times New Roman" w:eastAsia="Times New Roman" w:hAnsi="Times New Roman" w:cs="Times New Roman"/>
+                <w:b/>
+                <w:bCs/>
+                <w:sz w:val="28"/>
+                <w:szCs w:val="28"/>
+              </w:rPr>
+              <w:t>η</w:t>
+            </w:r>
+            <w:r>
+              <w:rPr>
+                <w:rFonts w:ascii="Times New Roman" w:eastAsia="Times New Roman" w:hAnsi="Times New Roman" w:cs="Times New Roman"/>
+                <w:b/>
+                <w:bCs/>
+                <w:sz w:val="28"/>
+                <w:szCs w:val="28"/>
+                <w:vertAlign w:val="subscript"/>
+              </w:rPr>
+              <w:t>2</w:t>
+            </w:r>
+            <w:r>
+              <w:rPr>
+                <w:rFonts w:ascii="Times New Roman" w:eastAsia="Times New Roman" w:hAnsi="Times New Roman" w:cs="Times New Roman"/>
+                <w:b/>
+                <w:bCs/>
+                <w:sz w:val="28"/>
+                <w:szCs w:val="28"/>
+              </w:rPr>
+              <w:t xml:space="preserve"> = </w:t>
+            </w:r>
+            <w:r>
+              <w:rPr>
+                <w:rFonts w:ascii="Times New Roman" w:eastAsia="Times New Roman" w:hAnsi="Times New Roman" w:cs="Times New Roman"/>
+                <w:b/>
+                <w:bCs/>
+                <w:sz w:val="28"/>
+                <w:szCs w:val="28"/>
+                <w:lang w:val="ru-RU"/>
+              </w:rPr>
+              <w:t>57</w:t>
+            </w:r>
+          </w:p>
+        </w:tc>
+        <w:tc>
+          <w:tcPr>
+            <w:tcW w:w="2556" w:type="dxa"/>
+          </w:tcPr>
+          <w:p>
+            <w:pPr>
+              <w:pStyle w:val="a8"/>
+              <w:ind w:left="0"/>
+              <w:rPr>
+                <w:rFonts w:ascii="Times New Roman" w:eastAsia="Times New Roman" w:hAnsi="Times New Roman" w:cs="Times New Roman"/>
+                <w:sz w:val="28"/>
+                <w:szCs w:val="28"/>
+              </w:rPr>
+            </w:pPr>
+          </w:p>
+        </w:tc>
+        <w:tc>
+          <w:tcPr>
+            <w:tcW w:w="912" w:type="dxa"/>
+          </w:tcPr>
+          <w:p>
+            <w:pPr>
+              <w:pStyle w:val="a8"/>
+              <w:ind w:left="0"/>
+              <w:rPr>
+                <w:rFonts w:ascii="Times New Roman" w:eastAsia="Times New Roman" w:hAnsi="Times New Roman" w:cs="Times New Roman"/>
+                <w:b/>
+                <w:bCs/>
+                <w:sz w:val="28"/>
+                <w:szCs w:val="28"/>
+              </w:rPr>
+            </w:pPr>
+            <w:r>
+              <w:rPr>
+                <w:rFonts w:ascii="Times New Roman" w:eastAsia="Times New Roman" w:hAnsi="Times New Roman" w:cs="Times New Roman"/>
+                <w:b/>
+                <w:bCs/>
+                <w:sz w:val="28"/>
+                <w:szCs w:val="28"/>
+              </w:rPr>
+              <w:t>N</w:t>
+            </w:r>
+            <w:r>
+              <w:rPr>
+                <w:rFonts w:ascii="Times New Roman" w:eastAsia="Times New Roman" w:hAnsi="Times New Roman" w:cs="Times New Roman"/>
+                <w:b/>
+                <w:bCs/>
+                <w:sz w:val="28"/>
+                <w:szCs w:val="28"/>
+                <w:vertAlign w:val="subscript"/>
+              </w:rPr>
+              <w:t>2</w:t>
+            </w:r>
+            <w:r>
+              <w:rPr>
+                <w:rFonts w:ascii="Times New Roman" w:eastAsia="Times New Roman" w:hAnsi="Times New Roman" w:cs="Times New Roman"/>
+                <w:b/>
+                <w:bCs/>
+                <w:sz w:val="28"/>
+                <w:szCs w:val="28"/>
+              </w:rPr>
               <w:t xml:space="preserve"> =</w:t>
+            </w:r>
+            <w:r>
+              <w:rPr>
+                <w:rFonts w:ascii="Times New Roman" w:eastAsia="Times New Roman" w:hAnsi="Times New Roman" w:cs="Times New Roman"/>
+                <w:b/>
+                <w:bCs/>
+                <w:sz w:val="28"/>
+                <w:szCs w:val="28"/>
+                <w:lang w:val="ru-RU"/>
+              </w:rPr>
+              <w:t xml:space="preserve"> 180</w:t>
             </w:r>
             <w:r>
               <w:rPr>
@@ -10039,6 +12101,15 @@
         </w:rPr>
         <w:t xml:space="preserve"> </w:t>
       </w:r>
+      <w:r>
+        <w:rPr>
+          <w:b/>
+          <w:sz w:val="28"/>
+          <w:szCs w:val="28"/>
+          <w:lang w:val="ru-RU"/>
+        </w:rPr>
+        <w:t>99</w:t>
+      </w:r>
     </w:p>
     <w:p>
       <w:pPr>
@@ -10075,6 +12146,16 @@
         </w:rPr>
         <w:t xml:space="preserve"> = </w:t>
       </w:r>
+      <w:r>
+        <w:rPr>
+          <w:b/>
+          <w:bCs/>
+          <w:sz w:val="28"/>
+          <w:szCs w:val="28"/>
+          <w:lang w:val="ru-RU"/>
+        </w:rPr>
+        <w:t>373</w:t>
+      </w:r>
     </w:p>
     <w:p>
       <w:pPr>
@@ -10112,39 +12193,16 @@
         </w:rPr>
         <w:t xml:space="preserve"> = </w:t>
       </w:r>
-    </w:p>
-    <w:p>
-      <w:pPr>
-        <w:spacing w:line="259" w:lineRule="auto"/>
-        <w:rPr>
-          <w:rFonts w:eastAsiaTheme="minorEastAsia"/>
+      <w:r>
+        <w:rPr>
+          <w:b/>
+          <w:bCs/>
           <w:sz w:val="28"/>
           <w:szCs w:val="28"/>
           <w:lang w:val="ru-RU"/>
         </w:rPr>
-      </w:pPr>
-    </w:p>
-    <w:p>
-      <w:pPr>
-        <w:spacing w:line="259" w:lineRule="auto"/>
-        <w:rPr>
-          <w:rFonts w:eastAsiaTheme="minorEastAsia"/>
-          <w:sz w:val="28"/>
-          <w:szCs w:val="28"/>
-          <w:lang w:val="ru-RU"/>
-        </w:rPr>
-      </w:pPr>
-    </w:p>
-    <w:p>
-      <w:pPr>
-        <w:spacing w:line="259" w:lineRule="auto"/>
-        <w:rPr>
-          <w:rFonts w:eastAsiaTheme="minorEastAsia"/>
-          <w:sz w:val="28"/>
-          <w:szCs w:val="28"/>
-          <w:lang w:val="ru-RU"/>
-        </w:rPr>
-      </w:pPr>
+        <w:t>2472.75</w:t>
+      </w:r>
     </w:p>
     <w:p>
       <w:pPr>
@@ -10195,7 +12253,7 @@
           <w:sz w:val="28"/>
           <w:szCs w:val="28"/>
         </w:rPr>
-        <w:t xml:space="preserve"> </w:t>
+        <w:t xml:space="preserve"> работы </w:t>
       </w:r>
       <w:proofErr w:type="spellStart"/>
       <w:r>
@@ -10206,7 +12264,7 @@
           <w:sz w:val="28"/>
           <w:szCs w:val="28"/>
         </w:rPr>
-        <w:t>работы</w:t>
+        <w:t>программы</w:t>
       </w:r>
       <w:proofErr w:type="spellEnd"/>
       <w:r>
@@ -10217,28 +12275,6 @@
           <w:sz w:val="28"/>
           <w:szCs w:val="28"/>
         </w:rPr>
-        <w:t xml:space="preserve"> </w:t>
-      </w:r>
-      <w:proofErr w:type="spellStart"/>
-      <w:r>
-        <w:rPr>
-          <w:rFonts w:ascii="Times New Roman" w:hAnsi="Times New Roman" w:cs="Times New Roman"/>
-          <w:b/>
-          <w:bCs/>
-          <w:sz w:val="28"/>
-          <w:szCs w:val="28"/>
-        </w:rPr>
-        <w:t>программы</w:t>
-      </w:r>
-      <w:proofErr w:type="spellEnd"/>
-      <w:r>
-        <w:rPr>
-          <w:rFonts w:ascii="Times New Roman" w:hAnsi="Times New Roman" w:cs="Times New Roman"/>
-          <w:b/>
-          <w:bCs/>
-          <w:sz w:val="28"/>
-          <w:szCs w:val="28"/>
-        </w:rPr>
         <w:t>:</w:t>
       </w:r>
     </w:p>
@@ -10246,9 +12282,274 @@
       <w:pPr>
         <w:pStyle w:val="ad"/>
       </w:pPr>
+      <w:r>
+        <w:rPr>
+          <w:noProof/>
+        </w:rPr>
+        <w:drawing>
+          <wp:inline distT="0" distB="0" distL="0" distR="0" wp14:anchorId="06BE473D" wp14:editId="31231040">
+            <wp:extent cx="5288382" cy="3080084"/>
+            <wp:effectExtent l="0" t="0" r="0" b="6350"/>
+            <wp:docPr id="1339474180" name="Рисунок 1"/>
+            <wp:cNvGraphicFramePr>
+              <a:graphicFrameLocks xmlns:a="http://schemas.openxmlformats.org/drawingml/2006/main" noChangeAspect="1"/>
+            </wp:cNvGraphicFramePr>
+            <a:graphic xmlns:a="http://schemas.openxmlformats.org/drawingml/2006/main">
+              <a:graphicData uri="http://schemas.openxmlformats.org/drawingml/2006/picture">
+                <pic:pic xmlns:pic="http://schemas.openxmlformats.org/drawingml/2006/picture">
+                  <pic:nvPicPr>
+                    <pic:cNvPr id="1339474180" name=""/>
+                    <pic:cNvPicPr/>
+                  </pic:nvPicPr>
+                  <pic:blipFill>
+                    <a:blip r:embed="rId8"/>
+                    <a:stretch>
+                      <a:fillRect/>
+                    </a:stretch>
+                  </pic:blipFill>
+                  <pic:spPr>
+                    <a:xfrm>
+                      <a:off x="0" y="0"/>
+                      <a:ext cx="5306936" cy="3090890"/>
+                    </a:xfrm>
+                    <a:prstGeom prst="rect">
+                      <a:avLst/>
+                    </a:prstGeom>
+                  </pic:spPr>
+                </pic:pic>
+              </a:graphicData>
+            </a:graphic>
+          </wp:inline>
+        </w:drawing>
+      </w:r>
+    </w:p>
+    <w:p>
+      <w:pPr>
+        <w:pStyle w:val="ad"/>
+      </w:pPr>
+      <w:r>
+        <w:rPr>
+          <w:noProof/>
+        </w:rPr>
+        <w:lastRenderedPageBreak/>
+        <w:drawing>
+          <wp:inline distT="0" distB="0" distL="0" distR="0" wp14:anchorId="16415E20" wp14:editId="27D08BED">
+            <wp:extent cx="5939790" cy="3740150"/>
+            <wp:effectExtent l="0" t="0" r="3810" b="6350"/>
+            <wp:docPr id="871746799" name="Рисунок 1"/>
+            <wp:cNvGraphicFramePr>
+              <a:graphicFrameLocks xmlns:a="http://schemas.openxmlformats.org/drawingml/2006/main" noChangeAspect="1"/>
+            </wp:cNvGraphicFramePr>
+            <a:graphic xmlns:a="http://schemas.openxmlformats.org/drawingml/2006/main">
+              <a:graphicData uri="http://schemas.openxmlformats.org/drawingml/2006/picture">
+                <pic:pic xmlns:pic="http://schemas.openxmlformats.org/drawingml/2006/picture">
+                  <pic:nvPicPr>
+                    <pic:cNvPr id="871746799" name=""/>
+                    <pic:cNvPicPr/>
+                  </pic:nvPicPr>
+                  <pic:blipFill>
+                    <a:blip r:embed="rId9"/>
+                    <a:stretch>
+                      <a:fillRect/>
+                    </a:stretch>
+                  </pic:blipFill>
+                  <pic:spPr>
+                    <a:xfrm>
+                      <a:off x="0" y="0"/>
+                      <a:ext cx="5939790" cy="3740150"/>
+                    </a:xfrm>
+                    <a:prstGeom prst="rect">
+                      <a:avLst/>
+                    </a:prstGeom>
+                  </pic:spPr>
+                </pic:pic>
+              </a:graphicData>
+            </a:graphic>
+          </wp:inline>
+        </w:drawing>
+      </w:r>
+    </w:p>
+    <w:p>
+      <w:pPr>
+        <w:pStyle w:val="ad"/>
+      </w:pPr>
+      <w:r>
+        <w:rPr>
+          <w:noProof/>
+        </w:rPr>
+        <w:drawing>
+          <wp:inline distT="0" distB="0" distL="0" distR="0" wp14:anchorId="784D9E4A" wp14:editId="1B2605CA">
+            <wp:extent cx="5939790" cy="3763645"/>
+            <wp:effectExtent l="0" t="0" r="3810" b="0"/>
+            <wp:docPr id="1391947502" name="Рисунок 1"/>
+            <wp:cNvGraphicFramePr>
+              <a:graphicFrameLocks xmlns:a="http://schemas.openxmlformats.org/drawingml/2006/main" noChangeAspect="1"/>
+            </wp:cNvGraphicFramePr>
+            <a:graphic xmlns:a="http://schemas.openxmlformats.org/drawingml/2006/main">
+              <a:graphicData uri="http://schemas.openxmlformats.org/drawingml/2006/picture">
+                <pic:pic xmlns:pic="http://schemas.openxmlformats.org/drawingml/2006/picture">
+                  <pic:nvPicPr>
+                    <pic:cNvPr id="1391947502" name=""/>
+                    <pic:cNvPicPr/>
+                  </pic:nvPicPr>
+                  <pic:blipFill>
+                    <a:blip r:embed="rId10"/>
+                    <a:stretch>
+                      <a:fillRect/>
+                    </a:stretch>
+                  </pic:blipFill>
+                  <pic:spPr>
+                    <a:xfrm>
+                      <a:off x="0" y="0"/>
+                      <a:ext cx="5939790" cy="3763645"/>
+                    </a:xfrm>
+                    <a:prstGeom prst="rect">
+                      <a:avLst/>
+                    </a:prstGeom>
+                  </pic:spPr>
+                </pic:pic>
+              </a:graphicData>
+            </a:graphic>
+          </wp:inline>
+        </w:drawing>
+      </w:r>
+    </w:p>
+    <w:p>
+      <w:pPr>
+        <w:pStyle w:val="ad"/>
+      </w:pPr>
+      <w:r>
+        <w:rPr>
+          <w:noProof/>
+        </w:rPr>
+        <w:lastRenderedPageBreak/>
+        <w:drawing>
+          <wp:inline distT="0" distB="0" distL="0" distR="0" wp14:anchorId="2DD29466" wp14:editId="4D40DE2D">
+            <wp:extent cx="2606400" cy="2368800"/>
+            <wp:effectExtent l="0" t="0" r="0" b="0"/>
+            <wp:docPr id="1930815882" name="Рисунок 1"/>
+            <wp:cNvGraphicFramePr>
+              <a:graphicFrameLocks xmlns:a="http://schemas.openxmlformats.org/drawingml/2006/main" noChangeAspect="1"/>
+            </wp:cNvGraphicFramePr>
+            <a:graphic xmlns:a="http://schemas.openxmlformats.org/drawingml/2006/main">
+              <a:graphicData uri="http://schemas.openxmlformats.org/drawingml/2006/picture">
+                <pic:pic xmlns:pic="http://schemas.openxmlformats.org/drawingml/2006/picture">
+                  <pic:nvPicPr>
+                    <pic:cNvPr id="1930815882" name=""/>
+                    <pic:cNvPicPr/>
+                  </pic:nvPicPr>
+                  <pic:blipFill>
+                    <a:blip r:embed="rId11"/>
+                    <a:stretch>
+                      <a:fillRect/>
+                    </a:stretch>
+                  </pic:blipFill>
+                  <pic:spPr>
+                    <a:xfrm>
+                      <a:off x="0" y="0"/>
+                      <a:ext cx="2606400" cy="2368800"/>
+                    </a:xfrm>
+                    <a:prstGeom prst="rect">
+                      <a:avLst/>
+                    </a:prstGeom>
+                  </pic:spPr>
+                </pic:pic>
+              </a:graphicData>
+            </a:graphic>
+          </wp:inline>
+        </w:drawing>
+      </w:r>
+      <w:r>
+        <w:rPr>
+          <w:noProof/>
+        </w:rPr>
+        <w:drawing>
+          <wp:inline distT="0" distB="0" distL="0" distR="0" wp14:anchorId="63EE7C8E" wp14:editId="4F2D3691">
+            <wp:extent cx="3263900" cy="4495800"/>
+            <wp:effectExtent l="0" t="0" r="0" b="0"/>
+            <wp:docPr id="1797682170" name="Рисунок 1"/>
+            <wp:cNvGraphicFramePr>
+              <a:graphicFrameLocks xmlns:a="http://schemas.openxmlformats.org/drawingml/2006/main" noChangeAspect="1"/>
+            </wp:cNvGraphicFramePr>
+            <a:graphic xmlns:a="http://schemas.openxmlformats.org/drawingml/2006/main">
+              <a:graphicData uri="http://schemas.openxmlformats.org/drawingml/2006/picture">
+                <pic:pic xmlns:pic="http://schemas.openxmlformats.org/drawingml/2006/picture">
+                  <pic:nvPicPr>
+                    <pic:cNvPr id="1797682170" name=""/>
+                    <pic:cNvPicPr/>
+                  </pic:nvPicPr>
+                  <pic:blipFill>
+                    <a:blip r:embed="rId12"/>
+                    <a:stretch>
+                      <a:fillRect/>
+                    </a:stretch>
+                  </pic:blipFill>
+                  <pic:spPr>
+                    <a:xfrm>
+                      <a:off x="0" y="0"/>
+                      <a:ext cx="3263900" cy="4495800"/>
+                    </a:xfrm>
+                    <a:prstGeom prst="rect">
+                      <a:avLst/>
+                    </a:prstGeom>
+                  </pic:spPr>
+                </pic:pic>
+              </a:graphicData>
+            </a:graphic>
+          </wp:inline>
+        </w:drawing>
+      </w:r>
+    </w:p>
+    <w:p>
+      <w:pPr>
+        <w:pStyle w:val="ad"/>
+      </w:pPr>
+      <w:r>
+        <w:t xml:space="preserve">                                                           </w:t>
+      </w:r>
+      <w:r>
+        <w:rPr>
+          <w:noProof/>
+        </w:rPr>
+        <w:drawing>
+          <wp:inline distT="0" distB="0" distL="0" distR="0" wp14:anchorId="72C6D499" wp14:editId="50D6D396">
+            <wp:extent cx="3213100" cy="2616200"/>
+            <wp:effectExtent l="0" t="0" r="0" b="0"/>
+            <wp:docPr id="2117186612" name="Рисунок 1"/>
+            <wp:cNvGraphicFramePr>
+              <a:graphicFrameLocks xmlns:a="http://schemas.openxmlformats.org/drawingml/2006/main" noChangeAspect="1"/>
+            </wp:cNvGraphicFramePr>
+            <a:graphic xmlns:a="http://schemas.openxmlformats.org/drawingml/2006/main">
+              <a:graphicData uri="http://schemas.openxmlformats.org/drawingml/2006/picture">
+                <pic:pic xmlns:pic="http://schemas.openxmlformats.org/drawingml/2006/picture">
+                  <pic:nvPicPr>
+                    <pic:cNvPr id="2117186612" name=""/>
+                    <pic:cNvPicPr/>
+                  </pic:nvPicPr>
+                  <pic:blipFill>
+                    <a:blip r:embed="rId13"/>
+                    <a:stretch>
+                      <a:fillRect/>
+                    </a:stretch>
+                  </pic:blipFill>
+                  <pic:spPr>
+                    <a:xfrm>
+                      <a:off x="0" y="0"/>
+                      <a:ext cx="3213100" cy="2616200"/>
+                    </a:xfrm>
+                    <a:prstGeom prst="rect">
+                      <a:avLst/>
+                    </a:prstGeom>
+                  </pic:spPr>
+                </pic:pic>
+              </a:graphicData>
+            </a:graphic>
+          </wp:inline>
+        </w:drawing>
+      </w:r>
     </w:p>
     <w:sectPr>
-      <w:footerReference w:type="default" r:id="rId8"/>
+      <w:footerReference w:type="default" r:id="rId14"/>
       <w:pgSz w:w="11906" w:h="16838"/>
       <w:pgMar w:top="1134" w:right="851" w:bottom="1531" w:left="1701" w:header="0" w:footer="0" w:gutter="0"/>
       <w:pgNumType w:start="0"/>

--- a/Отчёт_СПО_ЛБ1 Голубёнок, Харкевич.docx
+++ b/Отчёт_СПО_ЛБ1 Голубёнок, Харкевич.docx
@@ -662,20 +662,15 @@
     <w:p>
       <w:pPr>
         <w:pStyle w:val="a8"/>
-        <w:rPr>
-          <w:rFonts w:ascii="Times New Roman" w:hAnsi="Times New Roman" w:cs="Times New Roman"/>
-          <w:sz w:val="28"/>
-          <w:szCs w:val="28"/>
-        </w:rPr>
-      </w:pPr>
-      <w:r>
-        <w:rPr>
-          <w:rFonts w:ascii="Times New Roman" w:hAnsi="Times New Roman" w:cs="Times New Roman"/>
-          <w:sz w:val="28"/>
-          <w:szCs w:val="28"/>
-        </w:rPr>
-        <w:t>package main</w:t>
-      </w:r>
+        <w:spacing w:after="160" w:line="252" w:lineRule="auto"/>
+        <w:rPr>
+          <w:rFonts w:ascii="Times New Roman" w:hAnsi="Times New Roman" w:cs="Times New Roman"/>
+          <w:b/>
+          <w:bCs/>
+          <w:sz w:val="28"/>
+          <w:szCs w:val="28"/>
+        </w:rPr>
+      </w:pPr>
     </w:p>
     <w:p>
       <w:pPr>
@@ -692,25 +687,7 @@
           <w:sz w:val="28"/>
           <w:szCs w:val="28"/>
         </w:rPr>
-        <w:t>import ("</w:t>
-      </w:r>
-      <w:proofErr w:type="spellStart"/>
-      <w:r>
-        <w:rPr>
-          <w:rFonts w:ascii="Times New Roman" w:hAnsi="Times New Roman" w:cs="Times New Roman"/>
-          <w:sz w:val="28"/>
-          <w:szCs w:val="28"/>
-        </w:rPr>
-        <w:t>fmt</w:t>
-      </w:r>
-      <w:proofErr w:type="spellEnd"/>
-      <w:r>
-        <w:rPr>
-          <w:rFonts w:ascii="Times New Roman" w:hAnsi="Times New Roman" w:cs="Times New Roman"/>
-          <w:sz w:val="28"/>
-          <w:szCs w:val="28"/>
-        </w:rPr>
-        <w:t>")</w:t>
+        <w:t>package main</w:t>
       </w:r>
     </w:p>
     <w:p>
@@ -722,6 +699,42 @@
           <w:szCs w:val="28"/>
         </w:rPr>
       </w:pPr>
+      <w:r>
+        <w:rPr>
+          <w:rFonts w:ascii="Times New Roman" w:hAnsi="Times New Roman" w:cs="Times New Roman"/>
+          <w:sz w:val="28"/>
+          <w:szCs w:val="28"/>
+        </w:rPr>
+        <w:t>import ("</w:t>
+      </w:r>
+      <w:proofErr w:type="spellStart"/>
+      <w:r>
+        <w:rPr>
+          <w:rFonts w:ascii="Times New Roman" w:hAnsi="Times New Roman" w:cs="Times New Roman"/>
+          <w:sz w:val="28"/>
+          <w:szCs w:val="28"/>
+        </w:rPr>
+        <w:t>fmt</w:t>
+      </w:r>
+      <w:proofErr w:type="spellEnd"/>
+      <w:r>
+        <w:rPr>
+          <w:rFonts w:ascii="Times New Roman" w:hAnsi="Times New Roman" w:cs="Times New Roman"/>
+          <w:sz w:val="28"/>
+          <w:szCs w:val="28"/>
+        </w:rPr>
+        <w:t>")</w:t>
+      </w:r>
+    </w:p>
+    <w:p>
+      <w:pPr>
+        <w:pStyle w:val="a8"/>
+        <w:rPr>
+          <w:rFonts w:ascii="Times New Roman" w:hAnsi="Times New Roman" w:cs="Times New Roman"/>
+          <w:sz w:val="28"/>
+          <w:szCs w:val="28"/>
+        </w:rPr>
+      </w:pPr>
       <w:proofErr w:type="spellStart"/>
       <w:r>
         <w:rPr>
@@ -2076,6 +2089,7 @@
           <w:sz w:val="28"/>
           <w:szCs w:val="28"/>
         </w:rPr>
+        <w:lastRenderedPageBreak/>
         <w:tab/>
         <w:t>}</w:t>
       </w:r>
@@ -2095,7 +2109,6 @@
           <w:sz w:val="28"/>
           <w:szCs w:val="28"/>
         </w:rPr>
-        <w:lastRenderedPageBreak/>
         <w:tab/>
         <w:t>return result</w:t>
       </w:r>
@@ -3943,19 +3956,7 @@
     </w:p>
     <w:p>
       <w:pPr>
-        <w:pStyle w:val="a8"/>
-        <w:rPr>
-          <w:rFonts w:ascii="Times New Roman" w:hAnsi="Times New Roman" w:cs="Times New Roman"/>
-          <w:sz w:val="28"/>
-          <w:szCs w:val="28"/>
-        </w:rPr>
-      </w:pPr>
-    </w:p>
-    <w:p>
-      <w:pPr>
-        <w:pStyle w:val="a8"/>
-        <w:rPr>
-          <w:rFonts w:ascii="Times New Roman" w:hAnsi="Times New Roman" w:cs="Times New Roman"/>
+        <w:rPr>
           <w:sz w:val="28"/>
           <w:szCs w:val="28"/>
         </w:rPr>
@@ -4375,14 +4376,29 @@
               </w:rPr>
             </w:pPr>
             <w:r>
+              <w:rPr>
+                <w:rFonts w:ascii="Times New Roman" w:hAnsi="Times New Roman" w:cs="Times New Roman"/>
+                <w:sz w:val="28"/>
+                <w:szCs w:val="28"/>
+              </w:rPr>
               <w:t>"</w:t>
             </w:r>
             <w:proofErr w:type="spellStart"/>
             <w:r>
+              <w:rPr>
+                <w:rFonts w:ascii="Times New Roman" w:hAnsi="Times New Roman" w:cs="Times New Roman"/>
+                <w:sz w:val="28"/>
+                <w:szCs w:val="28"/>
+              </w:rPr>
               <w:t>fmt</w:t>
             </w:r>
             <w:proofErr w:type="spellEnd"/>
             <w:r>
+              <w:rPr>
+                <w:rFonts w:ascii="Times New Roman" w:hAnsi="Times New Roman" w:cs="Times New Roman"/>
+                <w:sz w:val="28"/>
+                <w:szCs w:val="28"/>
+              </w:rPr>
               <w:t>"</w:t>
             </w:r>
           </w:p>
@@ -4527,6 +4543,11 @@
               </w:rPr>
             </w:pPr>
             <w:r>
+              <w:rPr>
+                <w:rFonts w:ascii="Times New Roman" w:hAnsi="Times New Roman" w:cs="Times New Roman"/>
+                <w:sz w:val="28"/>
+                <w:szCs w:val="28"/>
+              </w:rPr>
               <w:t>c</w:t>
             </w:r>
           </w:p>
@@ -4671,6 +4692,11 @@
               </w:rPr>
             </w:pPr>
             <w:r>
+              <w:rPr>
+                <w:rFonts w:ascii="Times New Roman" w:hAnsi="Times New Roman" w:cs="Times New Roman"/>
+                <w:sz w:val="28"/>
+                <w:szCs w:val="28"/>
+              </w:rPr>
               <w:t>'0'</w:t>
             </w:r>
           </w:p>
@@ -4814,6 +4840,11 @@
               </w:rPr>
             </w:pPr>
             <w:r>
+              <w:rPr>
+                <w:rFonts w:ascii="Times New Roman" w:hAnsi="Times New Roman" w:cs="Times New Roman"/>
+                <w:sz w:val="28"/>
+                <w:szCs w:val="28"/>
+              </w:rPr>
               <w:t>'9'</w:t>
             </w:r>
           </w:p>
@@ -4957,6 +4988,11 @@
               </w:rPr>
             </w:pPr>
             <w:r>
+              <w:rPr>
+                <w:rFonts w:ascii="Times New Roman" w:hAnsi="Times New Roman" w:cs="Times New Roman"/>
+                <w:sz w:val="28"/>
+                <w:szCs w:val="28"/>
+              </w:rPr>
               <w:t>'A'</w:t>
             </w:r>
           </w:p>
@@ -5027,6 +5063,11 @@
               </w:rPr>
             </w:pPr>
             <w:r>
+              <w:rPr>
+                <w:rFonts w:ascii="Times New Roman" w:hAnsi="Times New Roman" w:cs="Times New Roman"/>
+                <w:sz w:val="28"/>
+                <w:szCs w:val="28"/>
+              </w:rPr>
               <w:t>&lt;=</w:t>
             </w:r>
           </w:p>
@@ -5096,6 +5137,11 @@
               </w:rPr>
             </w:pPr>
             <w:r>
+              <w:rPr>
+                <w:rFonts w:ascii="Times New Roman" w:hAnsi="Times New Roman" w:cs="Times New Roman"/>
+                <w:sz w:val="28"/>
+                <w:szCs w:val="28"/>
+              </w:rPr>
               <w:t>'Z'</w:t>
             </w:r>
           </w:p>
@@ -5166,6 +5212,11 @@
               </w:rPr>
             </w:pPr>
             <w:r>
+              <w:rPr>
+                <w:rFonts w:ascii="Times New Roman" w:hAnsi="Times New Roman" w:cs="Times New Roman"/>
+                <w:sz w:val="28"/>
+                <w:szCs w:val="28"/>
+              </w:rPr>
               <w:t>&gt;=</w:t>
             </w:r>
           </w:p>
@@ -5235,6 +5286,11 @@
               </w:rPr>
             </w:pPr>
             <w:r>
+              <w:rPr>
+                <w:rFonts w:ascii="Times New Roman" w:hAnsi="Times New Roman" w:cs="Times New Roman"/>
+                <w:sz w:val="28"/>
+                <w:szCs w:val="28"/>
+              </w:rPr>
               <w:t>10</w:t>
             </w:r>
           </w:p>
@@ -5305,6 +5361,11 @@
               </w:rPr>
             </w:pPr>
             <w:r>
+              <w:rPr>
+                <w:rFonts w:ascii="Times New Roman" w:hAnsi="Times New Roman" w:cs="Times New Roman"/>
+                <w:sz w:val="28"/>
+                <w:szCs w:val="28"/>
+              </w:rPr>
               <w:t>++</w:t>
             </w:r>
           </w:p>
@@ -5373,6 +5434,11 @@
               </w:rPr>
             </w:pPr>
             <w:r>
+              <w:rPr>
+                <w:rFonts w:ascii="Times New Roman" w:hAnsi="Times New Roman" w:cs="Times New Roman"/>
+                <w:sz w:val="28"/>
+                <w:szCs w:val="28"/>
+              </w:rPr>
               <w:t>'a'</w:t>
             </w:r>
           </w:p>
@@ -5443,6 +5509,11 @@
               </w:rPr>
             </w:pPr>
             <w:r>
+              <w:rPr>
+                <w:rFonts w:ascii="Times New Roman" w:hAnsi="Times New Roman" w:cs="Times New Roman"/>
+                <w:sz w:val="28"/>
+                <w:szCs w:val="28"/>
+              </w:rPr>
               <w:t>--</w:t>
             </w:r>
           </w:p>
@@ -5512,6 +5583,11 @@
               </w:rPr>
             </w:pPr>
             <w:r>
+              <w:rPr>
+                <w:rFonts w:ascii="Times New Roman" w:hAnsi="Times New Roman" w:cs="Times New Roman"/>
+                <w:sz w:val="28"/>
+                <w:szCs w:val="28"/>
+              </w:rPr>
               <w:t>'z'</w:t>
             </w:r>
           </w:p>
@@ -5582,6 +5658,11 @@
               </w:rPr>
             </w:pPr>
             <w:r>
+              <w:rPr>
+                <w:rFonts w:ascii="Times New Roman" w:hAnsi="Times New Roman" w:cs="Times New Roman"/>
+                <w:sz w:val="28"/>
+                <w:szCs w:val="28"/>
+              </w:rPr>
               <w:t>+=</w:t>
             </w:r>
           </w:p>
@@ -5651,6 +5732,11 @@
               </w:rPr>
             </w:pPr>
             <w:r>
+              <w:rPr>
+                <w:rFonts w:ascii="Times New Roman" w:hAnsi="Times New Roman" w:cs="Times New Roman"/>
+                <w:sz w:val="28"/>
+                <w:szCs w:val="28"/>
+              </w:rPr>
               <w:t>1</w:t>
             </w:r>
           </w:p>
@@ -5721,6 +5807,11 @@
               </w:rPr>
             </w:pPr>
             <w:r>
+              <w:rPr>
+                <w:rFonts w:ascii="Times New Roman" w:hAnsi="Times New Roman" w:cs="Times New Roman"/>
+                <w:sz w:val="28"/>
+                <w:szCs w:val="28"/>
+              </w:rPr>
               <w:t>*=</w:t>
             </w:r>
           </w:p>
@@ -5790,6 +5881,11 @@
               </w:rPr>
             </w:pPr>
             <w:r>
+              <w:rPr>
+                <w:rFonts w:ascii="Times New Roman" w:hAnsi="Times New Roman" w:cs="Times New Roman"/>
+                <w:sz w:val="28"/>
+                <w:szCs w:val="28"/>
+              </w:rPr>
               <w:t>value</w:t>
             </w:r>
           </w:p>
@@ -5863,6 +5959,11 @@
               </w:rPr>
             </w:pPr>
             <w:r>
+              <w:rPr>
+                <w:rFonts w:ascii="Times New Roman" w:hAnsi="Times New Roman" w:cs="Times New Roman"/>
+                <w:sz w:val="28"/>
+                <w:szCs w:val="28"/>
+              </w:rPr>
               <w:t>/=</w:t>
             </w:r>
           </w:p>
@@ -5933,6 +6034,11 @@
               </w:rPr>
             </w:pPr>
             <w:r>
+              <w:rPr>
+                <w:rFonts w:ascii="Times New Roman" w:hAnsi="Times New Roman" w:cs="Times New Roman"/>
+                <w:sz w:val="28"/>
+                <w:szCs w:val="28"/>
+              </w:rPr>
               <w:t>0</w:t>
             </w:r>
           </w:p>
@@ -6002,8 +6108,23 @@
                 <w:szCs w:val="28"/>
               </w:rPr>
             </w:pPr>
-            <w:r>
-              <w:t>import()</w:t>
+            <w:proofErr w:type="gramStart"/>
+            <w:r>
+              <w:rPr>
+                <w:rFonts w:ascii="Times New Roman" w:hAnsi="Times New Roman" w:cs="Times New Roman"/>
+                <w:sz w:val="28"/>
+                <w:szCs w:val="28"/>
+              </w:rPr>
+              <w:t>import(</w:t>
+            </w:r>
+            <w:proofErr w:type="gramEnd"/>
+            <w:r>
+              <w:rPr>
+                <w:rFonts w:ascii="Times New Roman" w:hAnsi="Times New Roman" w:cs="Times New Roman"/>
+                <w:sz w:val="28"/>
+                <w:szCs w:val="28"/>
+              </w:rPr>
+              <w:t>)</w:t>
             </w:r>
           </w:p>
         </w:tc>
@@ -6073,6 +6194,11 @@
               </w:rPr>
             </w:pPr>
             <w:r>
+              <w:rPr>
+                <w:rFonts w:ascii="Times New Roman" w:hAnsi="Times New Roman" w:cs="Times New Roman"/>
+                <w:sz w:val="28"/>
+                <w:szCs w:val="28"/>
+              </w:rPr>
               <w:t>9</w:t>
             </w:r>
           </w:p>
@@ -6142,8 +6268,23 @@
                 <w:szCs w:val="28"/>
               </w:rPr>
             </w:pPr>
-            <w:r>
-              <w:t>int()</w:t>
+            <w:proofErr w:type="gramStart"/>
+            <w:r>
+              <w:rPr>
+                <w:rFonts w:ascii="Times New Roman" w:hAnsi="Times New Roman" w:cs="Times New Roman"/>
+                <w:sz w:val="28"/>
+                <w:szCs w:val="28"/>
+              </w:rPr>
+              <w:t>int(</w:t>
+            </w:r>
+            <w:proofErr w:type="gramEnd"/>
+            <w:r>
+              <w:rPr>
+                <w:rFonts w:ascii="Times New Roman" w:hAnsi="Times New Roman" w:cs="Times New Roman"/>
+                <w:sz w:val="28"/>
+                <w:szCs w:val="28"/>
+              </w:rPr>
+              <w:t>)</w:t>
             </w:r>
           </w:p>
         </w:tc>
@@ -6212,6 +6353,11 @@
               </w:rPr>
             </w:pPr>
             <w:r>
+              <w:rPr>
+                <w:rFonts w:ascii="Times New Roman" w:hAnsi="Times New Roman" w:cs="Times New Roman"/>
+                <w:sz w:val="28"/>
+                <w:szCs w:val="28"/>
+              </w:rPr>
               <w:t>35</w:t>
             </w:r>
           </w:p>
@@ -6284,8 +6430,23 @@
                 <w:szCs w:val="28"/>
               </w:rPr>
             </w:pPr>
-            <w:r>
-              <w:t>byte()</w:t>
+            <w:proofErr w:type="gramStart"/>
+            <w:r>
+              <w:rPr>
+                <w:rFonts w:ascii="Times New Roman" w:hAnsi="Times New Roman" w:cs="Times New Roman"/>
+                <w:sz w:val="28"/>
+                <w:szCs w:val="28"/>
+              </w:rPr>
+              <w:t>byte(</w:t>
+            </w:r>
+            <w:proofErr w:type="gramEnd"/>
+            <w:r>
+              <w:rPr>
+                <w:rFonts w:ascii="Times New Roman" w:hAnsi="Times New Roman" w:cs="Times New Roman"/>
+                <w:sz w:val="28"/>
+                <w:szCs w:val="28"/>
+              </w:rPr>
+              <w:t>)</w:t>
             </w:r>
           </w:p>
         </w:tc>
@@ -6354,6 +6515,11 @@
               </w:rPr>
             </w:pPr>
             <w:r>
+              <w:rPr>
+                <w:rFonts w:ascii="Times New Roman" w:hAnsi="Times New Roman" w:cs="Times New Roman"/>
+                <w:sz w:val="28"/>
+                <w:szCs w:val="28"/>
+              </w:rPr>
               <w:t>number</w:t>
             </w:r>
           </w:p>
@@ -6423,8 +6589,23 @@
                 <w:szCs w:val="28"/>
               </w:rPr>
             </w:pPr>
-            <w:r>
-              <w:t>len()</w:t>
+            <w:proofErr w:type="gramStart"/>
+            <w:r>
+              <w:rPr>
+                <w:rFonts w:ascii="Times New Roman" w:hAnsi="Times New Roman" w:cs="Times New Roman"/>
+                <w:sz w:val="28"/>
+                <w:szCs w:val="28"/>
+              </w:rPr>
+              <w:t>len(</w:t>
+            </w:r>
+            <w:proofErr w:type="gramEnd"/>
+            <w:r>
+              <w:rPr>
+                <w:rFonts w:ascii="Times New Roman" w:hAnsi="Times New Roman" w:cs="Times New Roman"/>
+                <w:sz w:val="28"/>
+                <w:szCs w:val="28"/>
+              </w:rPr>
+              <w:t>)</w:t>
             </w:r>
           </w:p>
         </w:tc>
@@ -6493,6 +6674,11 @@
               </w:rPr>
             </w:pPr>
             <w:r>
+              <w:rPr>
+                <w:rFonts w:ascii="Times New Roman" w:hAnsi="Times New Roman" w:cs="Times New Roman"/>
+                <w:sz w:val="28"/>
+                <w:szCs w:val="28"/>
+              </w:rPr>
               <w:t>false</w:t>
             </w:r>
           </w:p>
@@ -6562,8 +6748,23 @@
                 <w:szCs w:val="28"/>
               </w:rPr>
             </w:pPr>
-            <w:r>
-              <w:t>charToValue()</w:t>
+            <w:proofErr w:type="gramStart"/>
+            <w:r>
+              <w:rPr>
+                <w:rFonts w:ascii="Times New Roman" w:hAnsi="Times New Roman" w:cs="Times New Roman"/>
+                <w:sz w:val="28"/>
+                <w:szCs w:val="28"/>
+              </w:rPr>
+              <w:t>charToValue(</w:t>
+            </w:r>
+            <w:proofErr w:type="gramEnd"/>
+            <w:r>
+              <w:rPr>
+                <w:rFonts w:ascii="Times New Roman" w:hAnsi="Times New Roman" w:cs="Times New Roman"/>
+                <w:sz w:val="28"/>
+                <w:szCs w:val="28"/>
+              </w:rPr>
+              <w:t>)</w:t>
             </w:r>
           </w:p>
         </w:tc>
@@ -6633,6 +6834,11 @@
             </w:pPr>
             <w:proofErr w:type="spellStart"/>
             <w:r>
+              <w:rPr>
+                <w:rFonts w:ascii="Times New Roman" w:hAnsi="Times New Roman" w:cs="Times New Roman"/>
+                <w:sz w:val="28"/>
+                <w:szCs w:val="28"/>
+              </w:rPr>
               <w:t>i</w:t>
             </w:r>
             <w:proofErr w:type="spellEnd"/>
@@ -6654,6 +6860,11 @@
               </w:rPr>
             </w:pPr>
             <w:r>
+              <w:rPr>
+                <w:rFonts w:ascii="Times New Roman" w:hAnsi="Times New Roman" w:cs="Times New Roman"/>
+                <w:sz w:val="28"/>
+                <w:szCs w:val="28"/>
+              </w:rPr>
               <w:t>14</w:t>
             </w:r>
           </w:p>
@@ -6700,6 +6911,11 @@
               </w:rPr>
             </w:pPr>
             <w:r>
+              <w:rPr>
+                <w:rFonts w:ascii="Times New Roman" w:hAnsi="Times New Roman" w:cs="Times New Roman"/>
+                <w:sz w:val="28"/>
+                <w:szCs w:val="28"/>
+              </w:rPr>
               <w:t>int64()</w:t>
             </w:r>
           </w:p>
@@ -6770,6 +6986,11 @@
             </w:pPr>
             <w:proofErr w:type="spellStart"/>
             <w:r>
+              <w:rPr>
+                <w:rFonts w:ascii="Times New Roman" w:hAnsi="Times New Roman" w:cs="Times New Roman"/>
+                <w:sz w:val="28"/>
+                <w:szCs w:val="28"/>
+              </w:rPr>
               <w:t>val</w:t>
             </w:r>
             <w:proofErr w:type="spellEnd"/>
@@ -6791,6 +7012,11 @@
               </w:rPr>
             </w:pPr>
             <w:r>
+              <w:rPr>
+                <w:rFonts w:ascii="Times New Roman" w:hAnsi="Times New Roman" w:cs="Times New Roman"/>
+                <w:sz w:val="28"/>
+                <w:szCs w:val="28"/>
+              </w:rPr>
               <w:t>3</w:t>
             </w:r>
           </w:p>
@@ -6836,8 +7062,23 @@
                 <w:szCs w:val="28"/>
               </w:rPr>
             </w:pPr>
-            <w:r>
-              <w:t>rune()</w:t>
+            <w:proofErr w:type="gramStart"/>
+            <w:r>
+              <w:rPr>
+                <w:rFonts w:ascii="Times New Roman" w:hAnsi="Times New Roman" w:cs="Times New Roman"/>
+                <w:sz w:val="28"/>
+                <w:szCs w:val="28"/>
+              </w:rPr>
+              <w:t>rune(</w:t>
+            </w:r>
+            <w:proofErr w:type="gramEnd"/>
+            <w:r>
+              <w:rPr>
+                <w:rFonts w:ascii="Times New Roman" w:hAnsi="Times New Roman" w:cs="Times New Roman"/>
+                <w:sz w:val="28"/>
+                <w:szCs w:val="28"/>
+              </w:rPr>
+              <w:t>)</w:t>
             </w:r>
           </w:p>
         </w:tc>
@@ -6906,6 +7147,11 @@
               </w:rPr>
             </w:pPr>
             <w:r>
+              <w:rPr>
+                <w:rFonts w:ascii="Times New Roman" w:hAnsi="Times New Roman" w:cs="Times New Roman"/>
+                <w:sz w:val="28"/>
+                <w:szCs w:val="28"/>
+              </w:rPr>
               <w:t>base</w:t>
             </w:r>
           </w:p>
@@ -6926,6 +7172,11 @@
               </w:rPr>
             </w:pPr>
             <w:r>
+              <w:rPr>
+                <w:rFonts w:ascii="Times New Roman" w:hAnsi="Times New Roman" w:cs="Times New Roman"/>
+                <w:sz w:val="28"/>
+                <w:szCs w:val="28"/>
+              </w:rPr>
               <w:t>1</w:t>
             </w:r>
           </w:p>
@@ -6971,8 +7222,23 @@
                 <w:szCs w:val="28"/>
               </w:rPr>
             </w:pPr>
-            <w:r>
-              <w:t>string()</w:t>
+            <w:proofErr w:type="gramStart"/>
+            <w:r>
+              <w:rPr>
+                <w:rFonts w:ascii="Times New Roman" w:hAnsi="Times New Roman" w:cs="Times New Roman"/>
+                <w:sz w:val="28"/>
+                <w:szCs w:val="28"/>
+              </w:rPr>
+              <w:t>string(</w:t>
+            </w:r>
+            <w:proofErr w:type="gramEnd"/>
+            <w:r>
+              <w:rPr>
+                <w:rFonts w:ascii="Times New Roman" w:hAnsi="Times New Roman" w:cs="Times New Roman"/>
+                <w:sz w:val="28"/>
+                <w:szCs w:val="28"/>
+              </w:rPr>
+              <w:t>)</w:t>
             </w:r>
           </w:p>
         </w:tc>
@@ -7040,6 +7306,11 @@
               </w:rPr>
             </w:pPr>
             <w:r>
+              <w:rPr>
+                <w:rFonts w:ascii="Times New Roman" w:hAnsi="Times New Roman" w:cs="Times New Roman"/>
+                <w:sz w:val="28"/>
+                <w:szCs w:val="28"/>
+              </w:rPr>
               <w:t>true</w:t>
             </w:r>
           </w:p>
@@ -7060,6 +7331,11 @@
               </w:rPr>
             </w:pPr>
             <w:r>
+              <w:rPr>
+                <w:rFonts w:ascii="Times New Roman" w:hAnsi="Times New Roman" w:cs="Times New Roman"/>
+                <w:sz w:val="28"/>
+                <w:szCs w:val="28"/>
+              </w:rPr>
               <w:t>1</w:t>
             </w:r>
           </w:p>
@@ -7105,8 +7381,23 @@
                 <w:szCs w:val="28"/>
               </w:rPr>
             </w:pPr>
-            <w:r>
-              <w:t>valueToChar()</w:t>
+            <w:proofErr w:type="gramStart"/>
+            <w:r>
+              <w:rPr>
+                <w:rFonts w:ascii="Times New Roman" w:hAnsi="Times New Roman" w:cs="Times New Roman"/>
+                <w:sz w:val="28"/>
+                <w:szCs w:val="28"/>
+              </w:rPr>
+              <w:t>valueToChar(</w:t>
+            </w:r>
+            <w:proofErr w:type="gramEnd"/>
+            <w:r>
+              <w:rPr>
+                <w:rFonts w:ascii="Times New Roman" w:hAnsi="Times New Roman" w:cs="Times New Roman"/>
+                <w:sz w:val="28"/>
+                <w:szCs w:val="28"/>
+              </w:rPr>
+              <w:t>)</w:t>
             </w:r>
           </w:p>
         </w:tc>
@@ -7174,6 +7465,11 @@
               </w:rPr>
             </w:pPr>
             <w:r>
+              <w:rPr>
+                <w:rFonts w:ascii="Times New Roman" w:hAnsi="Times New Roman" w:cs="Times New Roman"/>
+                <w:sz w:val="28"/>
+                <w:szCs w:val="28"/>
+              </w:rPr>
               <w:t>result</w:t>
             </w:r>
           </w:p>
@@ -7194,6 +7490,11 @@
               </w:rPr>
             </w:pPr>
             <w:r>
+              <w:rPr>
+                <w:rFonts w:ascii="Times New Roman" w:hAnsi="Times New Roman" w:cs="Times New Roman"/>
+                <w:sz w:val="28"/>
+                <w:szCs w:val="28"/>
+              </w:rPr>
               <w:t>8</w:t>
             </w:r>
           </w:p>
@@ -7239,8 +7540,23 @@
                 <w:szCs w:val="28"/>
               </w:rPr>
             </w:pPr>
-            <w:r>
-              <w:t>reverseString()</w:t>
+            <w:proofErr w:type="gramStart"/>
+            <w:r>
+              <w:rPr>
+                <w:rFonts w:ascii="Times New Roman" w:hAnsi="Times New Roman" w:cs="Times New Roman"/>
+                <w:sz w:val="28"/>
+                <w:szCs w:val="28"/>
+              </w:rPr>
+              <w:t>reverseString(</w:t>
+            </w:r>
+            <w:proofErr w:type="gramEnd"/>
+            <w:r>
+              <w:rPr>
+                <w:rFonts w:ascii="Times New Roman" w:hAnsi="Times New Roman" w:cs="Times New Roman"/>
+                <w:sz w:val="28"/>
+                <w:szCs w:val="28"/>
+              </w:rPr>
+              <w:t>)</w:t>
             </w:r>
           </w:p>
         </w:tc>
@@ -7308,6 +7624,11 @@
               </w:rPr>
             </w:pPr>
             <w:r>
+              <w:rPr>
+                <w:rFonts w:ascii="Times New Roman" w:hAnsi="Times New Roman" w:cs="Times New Roman"/>
+                <w:sz w:val="28"/>
+                <w:szCs w:val="28"/>
+              </w:rPr>
               <w:t>power</w:t>
             </w:r>
           </w:p>
@@ -7328,6 +7649,11 @@
               </w:rPr>
             </w:pPr>
             <w:r>
+              <w:rPr>
+                <w:rFonts w:ascii="Times New Roman" w:hAnsi="Times New Roman" w:cs="Times New Roman"/>
+                <w:sz w:val="28"/>
+                <w:szCs w:val="28"/>
+              </w:rPr>
               <w:t>3</w:t>
             </w:r>
           </w:p>
@@ -7373,8 +7699,23 @@
                 <w:szCs w:val="28"/>
               </w:rPr>
             </w:pPr>
-            <w:r>
-              <w:t>validateNumber()</w:t>
+            <w:proofErr w:type="gramStart"/>
+            <w:r>
+              <w:rPr>
+                <w:rFonts w:ascii="Times New Roman" w:hAnsi="Times New Roman" w:cs="Times New Roman"/>
+                <w:sz w:val="28"/>
+                <w:szCs w:val="28"/>
+              </w:rPr>
+              <w:t>validateNumber(</w:t>
+            </w:r>
+            <w:proofErr w:type="gramEnd"/>
+            <w:r>
+              <w:rPr>
+                <w:rFonts w:ascii="Times New Roman" w:hAnsi="Times New Roman" w:cs="Times New Roman"/>
+                <w:sz w:val="28"/>
+                <w:szCs w:val="28"/>
+              </w:rPr>
+              <w:t>)</w:t>
             </w:r>
           </w:p>
         </w:tc>
@@ -7443,6 +7784,11 @@
               </w:rPr>
             </w:pPr>
             <w:r>
+              <w:rPr>
+                <w:rFonts w:ascii="Times New Roman" w:hAnsi="Times New Roman" w:cs="Times New Roman"/>
+                <w:sz w:val="28"/>
+                <w:szCs w:val="28"/>
+              </w:rPr>
               <w:t>digit</w:t>
             </w:r>
           </w:p>
@@ -7463,6 +7809,11 @@
               </w:rPr>
             </w:pPr>
             <w:r>
+              <w:rPr>
+                <w:rFonts w:ascii="Times New Roman" w:hAnsi="Times New Roman" w:cs="Times New Roman"/>
+                <w:sz w:val="28"/>
+                <w:szCs w:val="28"/>
+              </w:rPr>
               <w:t>2</w:t>
             </w:r>
           </w:p>
@@ -7508,8 +7859,23 @@
                 <w:szCs w:val="28"/>
               </w:rPr>
             </w:pPr>
-            <w:r>
-              <w:t>toDecimal()</w:t>
+            <w:proofErr w:type="gramStart"/>
+            <w:r>
+              <w:rPr>
+                <w:rFonts w:ascii="Times New Roman" w:hAnsi="Times New Roman" w:cs="Times New Roman"/>
+                <w:sz w:val="28"/>
+                <w:szCs w:val="28"/>
+              </w:rPr>
+              <w:t>toDecimal(</w:t>
+            </w:r>
+            <w:proofErr w:type="gramEnd"/>
+            <w:r>
+              <w:rPr>
+                <w:rFonts w:ascii="Times New Roman" w:hAnsi="Times New Roman" w:cs="Times New Roman"/>
+                <w:sz w:val="28"/>
+                <w:szCs w:val="28"/>
+              </w:rPr>
+              <w:t>)</w:t>
             </w:r>
           </w:p>
         </w:tc>
@@ -7578,6 +7944,11 @@
             </w:pPr>
             <w:proofErr w:type="spellStart"/>
             <w:r>
+              <w:rPr>
+                <w:rFonts w:ascii="Times New Roman" w:hAnsi="Times New Roman" w:cs="Times New Roman"/>
+                <w:sz w:val="28"/>
+                <w:szCs w:val="28"/>
+              </w:rPr>
               <w:t>fromBase</w:t>
             </w:r>
             <w:proofErr w:type="spellEnd"/>
@@ -7599,6 +7970,11 @@
               </w:rPr>
             </w:pPr>
             <w:r>
+              <w:rPr>
+                <w:rFonts w:ascii="Times New Roman" w:hAnsi="Times New Roman" w:cs="Times New Roman"/>
+                <w:sz w:val="28"/>
+                <w:szCs w:val="28"/>
+              </w:rPr>
               <w:t>9</w:t>
             </w:r>
           </w:p>
@@ -7644,8 +8020,23 @@
                 <w:szCs w:val="28"/>
               </w:rPr>
             </w:pPr>
-            <w:r>
-              <w:t>fromDecimal()</w:t>
+            <w:proofErr w:type="gramStart"/>
+            <w:r>
+              <w:rPr>
+                <w:rFonts w:ascii="Times New Roman" w:hAnsi="Times New Roman" w:cs="Times New Roman"/>
+                <w:sz w:val="28"/>
+                <w:szCs w:val="28"/>
+              </w:rPr>
+              <w:t>fromDecimal(</w:t>
+            </w:r>
+            <w:proofErr w:type="gramEnd"/>
+            <w:r>
+              <w:rPr>
+                <w:rFonts w:ascii="Times New Roman" w:hAnsi="Times New Roman" w:cs="Times New Roman"/>
+                <w:sz w:val="28"/>
+                <w:szCs w:val="28"/>
+              </w:rPr>
+              <w:t>)</w:t>
             </w:r>
           </w:p>
         </w:tc>
@@ -7713,6 +8104,11 @@
               </w:rPr>
             </w:pPr>
             <w:r>
+              <w:rPr>
+                <w:rFonts w:ascii="Times New Roman" w:hAnsi="Times New Roman" w:cs="Times New Roman"/>
+                <w:sz w:val="28"/>
+                <w:szCs w:val="28"/>
+              </w:rPr>
               <w:t>runes</w:t>
             </w:r>
           </w:p>
@@ -7733,6 +8129,11 @@
               </w:rPr>
             </w:pPr>
             <w:r>
+              <w:rPr>
+                <w:rFonts w:ascii="Times New Roman" w:hAnsi="Times New Roman" w:cs="Times New Roman"/>
+                <w:sz w:val="28"/>
+                <w:szCs w:val="28"/>
+              </w:rPr>
               <w:t>7</w:t>
             </w:r>
           </w:p>
@@ -7778,8 +8179,23 @@
                 <w:szCs w:val="28"/>
               </w:rPr>
             </w:pPr>
-            <w:r>
-              <w:t>convertBase()</w:t>
+            <w:proofErr w:type="gramStart"/>
+            <w:r>
+              <w:rPr>
+                <w:rFonts w:ascii="Times New Roman" w:hAnsi="Times New Roman" w:cs="Times New Roman"/>
+                <w:sz w:val="28"/>
+                <w:szCs w:val="28"/>
+              </w:rPr>
+              <w:t>convertBase(</w:t>
+            </w:r>
+            <w:proofErr w:type="gramEnd"/>
+            <w:r>
+              <w:rPr>
+                <w:rFonts w:ascii="Times New Roman" w:hAnsi="Times New Roman" w:cs="Times New Roman"/>
+                <w:sz w:val="28"/>
+                <w:szCs w:val="28"/>
+              </w:rPr>
+              <w:t>)</w:t>
             </w:r>
           </w:p>
         </w:tc>
@@ -7847,6 +8263,11 @@
               </w:rPr>
             </w:pPr>
             <w:r>
+              <w:rPr>
+                <w:rFonts w:ascii="Times New Roman" w:hAnsi="Times New Roman" w:cs="Times New Roman"/>
+                <w:sz w:val="28"/>
+                <w:szCs w:val="28"/>
+              </w:rPr>
               <w:t>s</w:t>
             </w:r>
           </w:p>
@@ -7867,6 +8288,11 @@
               </w:rPr>
             </w:pPr>
             <w:r>
+              <w:rPr>
+                <w:rFonts w:ascii="Times New Roman" w:hAnsi="Times New Roman" w:cs="Times New Roman"/>
+                <w:sz w:val="28"/>
+                <w:szCs w:val="28"/>
+              </w:rPr>
               <w:t>1</w:t>
             </w:r>
           </w:p>
@@ -7912,8 +8338,23 @@
                 <w:szCs w:val="28"/>
               </w:rPr>
             </w:pPr>
-            <w:r>
-              <w:t>fmt.Printf()</w:t>
+            <w:proofErr w:type="gramStart"/>
+            <w:r>
+              <w:rPr>
+                <w:rFonts w:ascii="Times New Roman" w:hAnsi="Times New Roman" w:cs="Times New Roman"/>
+                <w:sz w:val="28"/>
+                <w:szCs w:val="28"/>
+              </w:rPr>
+              <w:t>fmt.Printf</w:t>
+            </w:r>
+            <w:proofErr w:type="gramEnd"/>
+            <w:r>
+              <w:rPr>
+                <w:rFonts w:ascii="Times New Roman" w:hAnsi="Times New Roman" w:cs="Times New Roman"/>
+                <w:sz w:val="28"/>
+                <w:szCs w:val="28"/>
+              </w:rPr>
+              <w:t>()</w:t>
             </w:r>
           </w:p>
         </w:tc>
@@ -7981,6 +8422,11 @@
               </w:rPr>
             </w:pPr>
             <w:r>
+              <w:rPr>
+                <w:rFonts w:ascii="Times New Roman" w:hAnsi="Times New Roman" w:cs="Times New Roman"/>
+                <w:sz w:val="28"/>
+                <w:szCs w:val="28"/>
+              </w:rPr>
               <w:t>j</w:t>
             </w:r>
           </w:p>
@@ -8001,6 +8447,11 @@
               </w:rPr>
             </w:pPr>
             <w:r>
+              <w:rPr>
+                <w:rFonts w:ascii="Times New Roman" w:hAnsi="Times New Roman" w:cs="Times New Roman"/>
+                <w:sz w:val="28"/>
+                <w:szCs w:val="28"/>
+              </w:rPr>
               <w:t>6</w:t>
             </w:r>
           </w:p>
@@ -8047,6 +8498,11 @@
               </w:rPr>
             </w:pPr>
             <w:r>
+              <w:rPr>
+                <w:rFonts w:ascii="Times New Roman" w:hAnsi="Times New Roman" w:cs="Times New Roman"/>
+                <w:sz w:val="28"/>
+                <w:szCs w:val="28"/>
+              </w:rPr>
               <w:t>{}</w:t>
             </w:r>
           </w:p>
@@ -8116,6 +8572,11 @@
             </w:pPr>
             <w:proofErr w:type="spellStart"/>
             <w:r>
+              <w:rPr>
+                <w:rFonts w:ascii="Times New Roman" w:hAnsi="Times New Roman" w:cs="Times New Roman"/>
+                <w:sz w:val="28"/>
+                <w:szCs w:val="28"/>
+              </w:rPr>
               <w:t>decimalNumber</w:t>
             </w:r>
             <w:proofErr w:type="spellEnd"/>
@@ -8137,6 +8598,11 @@
               </w:rPr>
             </w:pPr>
             <w:r>
+              <w:rPr>
+                <w:rFonts w:ascii="Times New Roman" w:hAnsi="Times New Roman" w:cs="Times New Roman"/>
+                <w:sz w:val="28"/>
+                <w:szCs w:val="28"/>
+              </w:rPr>
               <w:t>4</w:t>
             </w:r>
           </w:p>
@@ -8176,8 +8642,18 @@
             <w:pPr>
               <w:pStyle w:val="a8"/>
               <w:ind w:left="0"/>
-            </w:pPr>
-            <w:r>
+              <w:rPr>
+                <w:rFonts w:ascii="Times New Roman" w:hAnsi="Times New Roman" w:cs="Times New Roman"/>
+                <w:sz w:val="28"/>
+                <w:szCs w:val="28"/>
+              </w:rPr>
+            </w:pPr>
+            <w:r>
+              <w:rPr>
+                <w:rFonts w:ascii="Times New Roman" w:hAnsi="Times New Roman" w:cs="Times New Roman"/>
+                <w:sz w:val="28"/>
+                <w:szCs w:val="28"/>
+              </w:rPr>
               <w:t>[]</w:t>
             </w:r>
           </w:p>
@@ -8246,6 +8722,11 @@
               </w:rPr>
             </w:pPr>
             <w:r>
+              <w:rPr>
+                <w:rFonts w:ascii="Times New Roman" w:hAnsi="Times New Roman" w:cs="Times New Roman"/>
+                <w:sz w:val="28"/>
+                <w:szCs w:val="28"/>
+              </w:rPr>
               <w:t>"0"</w:t>
             </w:r>
           </w:p>
@@ -8266,6 +8747,11 @@
               </w:rPr>
             </w:pPr>
             <w:r>
+              <w:rPr>
+                <w:rFonts w:ascii="Times New Roman" w:hAnsi="Times New Roman" w:cs="Times New Roman"/>
+                <w:sz w:val="28"/>
+                <w:szCs w:val="28"/>
+              </w:rPr>
               <w:t>1</w:t>
             </w:r>
           </w:p>
@@ -8315,6 +8801,11 @@
               </w:rPr>
             </w:pPr>
             <w:r>
+              <w:rPr>
+                <w:rFonts w:ascii="Times New Roman" w:hAnsi="Times New Roman" w:cs="Times New Roman"/>
+                <w:sz w:val="28"/>
+                <w:szCs w:val="28"/>
+              </w:rPr>
               <w:t>()</w:t>
             </w:r>
           </w:p>
@@ -8385,6 +8876,11 @@
               </w:rPr>
             </w:pPr>
             <w:r>
+              <w:rPr>
+                <w:rFonts w:ascii="Times New Roman" w:hAnsi="Times New Roman" w:cs="Times New Roman"/>
+                <w:sz w:val="28"/>
+                <w:szCs w:val="28"/>
+              </w:rPr>
               <w:t>remainder</w:t>
             </w:r>
           </w:p>
@@ -8407,6 +8903,11 @@
               </w:rPr>
             </w:pPr>
             <w:r>
+              <w:rPr>
+                <w:rFonts w:ascii="Times New Roman" w:hAnsi="Times New Roman" w:cs="Times New Roman"/>
+                <w:sz w:val="28"/>
+                <w:szCs w:val="28"/>
+              </w:rPr>
               <w:t>2</w:t>
             </w:r>
           </w:p>
@@ -8456,6 +8957,11 @@
               </w:rPr>
             </w:pPr>
             <w:r>
+              <w:rPr>
+                <w:rFonts w:ascii="Times New Roman" w:hAnsi="Times New Roman" w:cs="Times New Roman"/>
+                <w:sz w:val="28"/>
+                <w:szCs w:val="28"/>
+              </w:rPr>
               <w:t>=</w:t>
             </w:r>
           </w:p>
@@ -8527,6 +9033,11 @@
             </w:pPr>
             <w:proofErr w:type="spellStart"/>
             <w:r>
+              <w:rPr>
+                <w:rFonts w:ascii="Times New Roman" w:hAnsi="Times New Roman" w:cs="Times New Roman"/>
+                <w:sz w:val="28"/>
+                <w:szCs w:val="28"/>
+              </w:rPr>
               <w:t>toBase</w:t>
             </w:r>
             <w:proofErr w:type="spellEnd"/>
@@ -8550,6 +9061,11 @@
               </w:rPr>
             </w:pPr>
             <w:r>
+              <w:rPr>
+                <w:rFonts w:ascii="Times New Roman" w:hAnsi="Times New Roman" w:cs="Times New Roman"/>
+                <w:sz w:val="28"/>
+                <w:szCs w:val="28"/>
+              </w:rPr>
               <w:t>9</w:t>
             </w:r>
           </w:p>
@@ -8599,6 +9115,11 @@
               </w:rPr>
             </w:pPr>
             <w:r>
+              <w:rPr>
+                <w:rFonts w:ascii="Times New Roman" w:hAnsi="Times New Roman" w:cs="Times New Roman"/>
+                <w:sz w:val="28"/>
+                <w:szCs w:val="28"/>
+              </w:rPr>
               <w:t>&lt;</w:t>
             </w:r>
           </w:p>
@@ -8669,6 +9190,11 @@
               </w:rPr>
             </w:pPr>
             <w:r>
+              <w:rPr>
+                <w:rFonts w:ascii="Times New Roman" w:hAnsi="Times New Roman" w:cs="Times New Roman"/>
+                <w:sz w:val="28"/>
+                <w:szCs w:val="28"/>
+              </w:rPr>
               <w:t>2</w:t>
             </w:r>
           </w:p>
@@ -8691,6 +9217,11 @@
               </w:rPr>
             </w:pPr>
             <w:r>
+              <w:rPr>
+                <w:rFonts w:ascii="Times New Roman" w:hAnsi="Times New Roman" w:cs="Times New Roman"/>
+                <w:sz w:val="28"/>
+                <w:szCs w:val="28"/>
+              </w:rPr>
               <w:t>3</w:t>
             </w:r>
           </w:p>
@@ -8740,6 +9271,11 @@
               </w:rPr>
             </w:pPr>
             <w:r>
+              <w:rPr>
+                <w:rFonts w:ascii="Times New Roman" w:hAnsi="Times New Roman" w:cs="Times New Roman"/>
+                <w:sz w:val="28"/>
+                <w:szCs w:val="28"/>
+              </w:rPr>
               <w:t>&gt;</w:t>
             </w:r>
           </w:p>
@@ -8810,6 +9346,11 @@
               </w:rPr>
             </w:pPr>
             <w:r>
+              <w:rPr>
+                <w:rFonts w:ascii="Times New Roman" w:hAnsi="Times New Roman" w:cs="Times New Roman"/>
+                <w:sz w:val="28"/>
+                <w:szCs w:val="28"/>
+              </w:rPr>
               <w:t>36</w:t>
             </w:r>
           </w:p>
@@ -8832,6 +9373,11 @@
               </w:rPr>
             </w:pPr>
             <w:r>
+              <w:rPr>
+                <w:rFonts w:ascii="Times New Roman" w:hAnsi="Times New Roman" w:cs="Times New Roman"/>
+                <w:sz w:val="28"/>
+                <w:szCs w:val="28"/>
+              </w:rPr>
               <w:t>2</w:t>
             </w:r>
           </w:p>
@@ -8881,6 +9427,11 @@
               </w:rPr>
             </w:pPr>
             <w:r>
+              <w:rPr>
+                <w:rFonts w:ascii="Times New Roman" w:hAnsi="Times New Roman" w:cs="Times New Roman"/>
+                <w:sz w:val="28"/>
+                <w:szCs w:val="28"/>
+              </w:rPr>
               <w:t>+</w:t>
             </w:r>
           </w:p>
@@ -8951,6 +9502,11 @@
               </w:rPr>
             </w:pPr>
             <w:r>
+              <w:rPr>
+                <w:rFonts w:ascii="Times New Roman" w:hAnsi="Times New Roman" w:cs="Times New Roman"/>
+                <w:sz w:val="28"/>
+                <w:szCs w:val="28"/>
+              </w:rPr>
               <w:t>"Error: Invalid Base"</w:t>
             </w:r>
           </w:p>
@@ -8973,6 +9529,11 @@
               </w:rPr>
             </w:pPr>
             <w:r>
+              <w:rPr>
+                <w:rFonts w:ascii="Times New Roman" w:hAnsi="Times New Roman" w:cs="Times New Roman"/>
+                <w:sz w:val="28"/>
+                <w:szCs w:val="28"/>
+              </w:rPr>
               <w:t>1</w:t>
             </w:r>
           </w:p>
@@ -9022,6 +9583,11 @@
               </w:rPr>
             </w:pPr>
             <w:r>
+              <w:rPr>
+                <w:rFonts w:ascii="Times New Roman" w:hAnsi="Times New Roman" w:cs="Times New Roman"/>
+                <w:sz w:val="28"/>
+                <w:szCs w:val="28"/>
+              </w:rPr>
               <w:t>-</w:t>
             </w:r>
           </w:p>
@@ -9092,6 +9658,11 @@
               </w:rPr>
             </w:pPr>
             <w:r>
+              <w:rPr>
+                <w:rFonts w:ascii="Times New Roman" w:hAnsi="Times New Roman" w:cs="Times New Roman"/>
+                <w:sz w:val="28"/>
+                <w:szCs w:val="28"/>
+              </w:rPr>
               <w:t>"Error: Invalid Number"</w:t>
             </w:r>
           </w:p>
@@ -9114,6 +9685,11 @@
               </w:rPr>
             </w:pPr>
             <w:r>
+              <w:rPr>
+                <w:rFonts w:ascii="Times New Roman" w:hAnsi="Times New Roman" w:cs="Times New Roman"/>
+                <w:sz w:val="28"/>
+                <w:szCs w:val="28"/>
+              </w:rPr>
               <w:t>1</w:t>
             </w:r>
           </w:p>
@@ -9163,6 +9739,11 @@
               </w:rPr>
             </w:pPr>
             <w:r>
+              <w:rPr>
+                <w:rFonts w:ascii="Times New Roman" w:hAnsi="Times New Roman" w:cs="Times New Roman"/>
+                <w:sz w:val="28"/>
+                <w:szCs w:val="28"/>
+              </w:rPr>
               <w:t>*</w:t>
             </w:r>
           </w:p>
@@ -9233,6 +9814,11 @@
               </w:rPr>
             </w:pPr>
             <w:r>
+              <w:rPr>
+                <w:rFonts w:ascii="Times New Roman" w:hAnsi="Times New Roman" w:cs="Times New Roman"/>
+                <w:sz w:val="28"/>
+                <w:szCs w:val="28"/>
+              </w:rPr>
               <w:t>decimal</w:t>
             </w:r>
           </w:p>
@@ -9255,6 +9841,11 @@
               </w:rPr>
             </w:pPr>
             <w:r>
+              <w:rPr>
+                <w:rFonts w:ascii="Times New Roman" w:hAnsi="Times New Roman" w:cs="Times New Roman"/>
+                <w:sz w:val="28"/>
+                <w:szCs w:val="28"/>
+              </w:rPr>
               <w:t>2</w:t>
             </w:r>
           </w:p>
@@ -9284,6 +9875,7 @@
                 <w:sz w:val="28"/>
                 <w:szCs w:val="28"/>
               </w:rPr>
+              <w:lastRenderedPageBreak/>
               <w:t>37</w:t>
             </w:r>
           </w:p>
@@ -9304,6 +9896,11 @@
               </w:rPr>
             </w:pPr>
             <w:r>
+              <w:rPr>
+                <w:rFonts w:ascii="Times New Roman" w:hAnsi="Times New Roman" w:cs="Times New Roman"/>
+                <w:sz w:val="28"/>
+                <w:szCs w:val="28"/>
+              </w:rPr>
               <w:t>%</w:t>
             </w:r>
           </w:p>
@@ -9374,6 +9971,11 @@
               </w:rPr>
             </w:pPr>
             <w:r>
+              <w:rPr>
+                <w:rFonts w:ascii="Times New Roman" w:hAnsi="Times New Roman" w:cs="Times New Roman"/>
+                <w:sz w:val="28"/>
+                <w:szCs w:val="28"/>
+              </w:rPr>
               <w:t>"1022"</w:t>
             </w:r>
           </w:p>
@@ -9396,6 +9998,11 @@
               </w:rPr>
             </w:pPr>
             <w:r>
+              <w:rPr>
+                <w:rFonts w:ascii="Times New Roman" w:hAnsi="Times New Roman" w:cs="Times New Roman"/>
+                <w:sz w:val="28"/>
+                <w:szCs w:val="28"/>
+              </w:rPr>
               <w:t>1</w:t>
             </w:r>
           </w:p>
@@ -9445,6 +10052,11 @@
               </w:rPr>
             </w:pPr>
             <w:r>
+              <w:rPr>
+                <w:rFonts w:ascii="Times New Roman" w:hAnsi="Times New Roman" w:cs="Times New Roman"/>
+                <w:sz w:val="28"/>
+                <w:szCs w:val="28"/>
+              </w:rPr>
               <w:t>&amp;&amp;</w:t>
             </w:r>
           </w:p>
@@ -9515,6 +10127,11 @@
               </w:rPr>
             </w:pPr>
             <w:r>
+              <w:rPr>
+                <w:rFonts w:ascii="Times New Roman" w:hAnsi="Times New Roman" w:cs="Times New Roman"/>
+                <w:sz w:val="28"/>
+                <w:szCs w:val="28"/>
+              </w:rPr>
               <w:t>3</w:t>
             </w:r>
           </w:p>
@@ -9537,6 +10154,11 @@
               </w:rPr>
             </w:pPr>
             <w:r>
+              <w:rPr>
+                <w:rFonts w:ascii="Times New Roman" w:hAnsi="Times New Roman" w:cs="Times New Roman"/>
+                <w:sz w:val="28"/>
+                <w:szCs w:val="28"/>
+              </w:rPr>
               <w:t>1</w:t>
             </w:r>
           </w:p>
@@ -9566,7 +10188,6 @@
                 <w:sz w:val="28"/>
                 <w:szCs w:val="28"/>
               </w:rPr>
-              <w:lastRenderedPageBreak/>
               <w:t>39</w:t>
             </w:r>
           </w:p>
@@ -9587,6 +10208,11 @@
               </w:rPr>
             </w:pPr>
             <w:r>
+              <w:rPr>
+                <w:rFonts w:ascii="Times New Roman" w:hAnsi="Times New Roman" w:cs="Times New Roman"/>
+                <w:sz w:val="28"/>
+                <w:szCs w:val="28"/>
+              </w:rPr>
               <w:t>||</w:t>
             </w:r>
           </w:p>
@@ -9657,6 +10283,11 @@
               </w:rPr>
             </w:pPr>
             <w:r>
+              <w:rPr>
+                <w:rFonts w:ascii="Times New Roman" w:hAnsi="Times New Roman" w:cs="Times New Roman"/>
+                <w:sz w:val="28"/>
+                <w:szCs w:val="28"/>
+              </w:rPr>
               <w:t>"Input number: %s\n"</w:t>
             </w:r>
           </w:p>
@@ -9679,6 +10310,11 @@
               </w:rPr>
             </w:pPr>
             <w:r>
+              <w:rPr>
+                <w:rFonts w:ascii="Times New Roman" w:hAnsi="Times New Roman" w:cs="Times New Roman"/>
+                <w:sz w:val="28"/>
+                <w:szCs w:val="28"/>
+              </w:rPr>
               <w:t>1</w:t>
             </w:r>
           </w:p>
@@ -9728,6 +10364,11 @@
               </w:rPr>
             </w:pPr>
             <w:r>
+              <w:rPr>
+                <w:rFonts w:ascii="Times New Roman" w:hAnsi="Times New Roman" w:cs="Times New Roman"/>
+                <w:sz w:val="28"/>
+                <w:szCs w:val="28"/>
+              </w:rPr>
               <w:t>!</w:t>
             </w:r>
           </w:p>
@@ -9799,6 +10440,11 @@
               </w:rPr>
             </w:pPr>
             <w:r>
+              <w:rPr>
+                <w:rFonts w:ascii="Times New Roman" w:hAnsi="Times New Roman" w:cs="Times New Roman"/>
+                <w:sz w:val="28"/>
+                <w:szCs w:val="28"/>
+              </w:rPr>
               <w:t>"From Base: %d\n"</w:t>
             </w:r>
           </w:p>
@@ -9821,6 +10467,11 @@
               </w:rPr>
             </w:pPr>
             <w:r>
+              <w:rPr>
+                <w:rFonts w:ascii="Times New Roman" w:hAnsi="Times New Roman" w:cs="Times New Roman"/>
+                <w:sz w:val="28"/>
+                <w:szCs w:val="28"/>
+              </w:rPr>
               <w:t>1</w:t>
             </w:r>
           </w:p>
@@ -9870,6 +10521,11 @@
               </w:rPr>
             </w:pPr>
             <w:r>
+              <w:rPr>
+                <w:rFonts w:ascii="Times New Roman" w:hAnsi="Times New Roman" w:cs="Times New Roman"/>
+                <w:sz w:val="28"/>
+                <w:szCs w:val="28"/>
+              </w:rPr>
               <w:t>,</w:t>
             </w:r>
           </w:p>
@@ -9942,6 +10598,11 @@
               </w:rPr>
             </w:pPr>
             <w:r>
+              <w:rPr>
+                <w:rFonts w:ascii="Times New Roman" w:hAnsi="Times New Roman" w:cs="Times New Roman"/>
+                <w:sz w:val="28"/>
+                <w:szCs w:val="28"/>
+              </w:rPr>
               <w:t>"To Base: %d\n"</w:t>
             </w:r>
           </w:p>
@@ -9964,6 +10625,11 @@
               </w:rPr>
             </w:pPr>
             <w:r>
+              <w:rPr>
+                <w:rFonts w:ascii="Times New Roman" w:hAnsi="Times New Roman" w:cs="Times New Roman"/>
+                <w:sz w:val="28"/>
+                <w:szCs w:val="28"/>
+              </w:rPr>
               <w:t>1</w:t>
             </w:r>
           </w:p>
@@ -10023,6 +10689,11 @@
               </w:rPr>
             </w:pPr>
             <w:r>
+              <w:rPr>
+                <w:rFonts w:ascii="Times New Roman" w:hAnsi="Times New Roman" w:cs="Times New Roman"/>
+                <w:sz w:val="28"/>
+                <w:szCs w:val="28"/>
+              </w:rPr>
               <w:t>;</w:t>
             </w:r>
           </w:p>
@@ -10104,6 +10775,11 @@
               </w:rPr>
             </w:pPr>
             <w:r>
+              <w:rPr>
+                <w:rFonts w:ascii="Times New Roman" w:hAnsi="Times New Roman" w:cs="Times New Roman"/>
+                <w:sz w:val="28"/>
+                <w:szCs w:val="28"/>
+              </w:rPr>
               <w:t>"Result string: %s\n"</w:t>
             </w:r>
           </w:p>
@@ -10126,6 +10802,11 @@
               </w:rPr>
             </w:pPr>
             <w:r>
+              <w:rPr>
+                <w:rFonts w:ascii="Times New Roman" w:hAnsi="Times New Roman" w:cs="Times New Roman"/>
+                <w:sz w:val="28"/>
+                <w:szCs w:val="28"/>
+              </w:rPr>
               <w:t>1</w:t>
             </w:r>
           </w:p>
@@ -10160,6 +10841,11 @@
             <w:pPr>
               <w:pStyle w:val="a8"/>
               <w:ind w:left="0"/>
+              <w:rPr>
+                <w:rFonts w:ascii="Times New Roman" w:hAnsi="Times New Roman" w:cs="Times New Roman"/>
+                <w:sz w:val="28"/>
+                <w:szCs w:val="28"/>
+              </w:rPr>
             </w:pPr>
           </w:p>
         </w:tc>
@@ -10213,6 +10899,11 @@
             <w:pPr>
               <w:pStyle w:val="a8"/>
               <w:ind w:left="0"/>
+              <w:rPr>
+                <w:rFonts w:ascii="Times New Roman" w:hAnsi="Times New Roman" w:cs="Times New Roman"/>
+                <w:sz w:val="28"/>
+                <w:szCs w:val="28"/>
+              </w:rPr>
             </w:pPr>
           </w:p>
         </w:tc>
@@ -10234,6 +10925,11 @@
               </w:rPr>
             </w:pPr>
             <w:r>
+              <w:rPr>
+                <w:rFonts w:ascii="Times New Roman" w:hAnsi="Times New Roman" w:cs="Times New Roman"/>
+                <w:sz w:val="28"/>
+                <w:szCs w:val="28"/>
+              </w:rPr>
               <w:t>1</w:t>
             </w:r>
           </w:p>
@@ -10268,6 +10964,11 @@
             <w:pPr>
               <w:pStyle w:val="a8"/>
               <w:ind w:left="0"/>
+              <w:rPr>
+                <w:rFonts w:ascii="Times New Roman" w:hAnsi="Times New Roman" w:cs="Times New Roman"/>
+                <w:sz w:val="28"/>
+                <w:szCs w:val="28"/>
+              </w:rPr>
             </w:pPr>
           </w:p>
         </w:tc>
@@ -10321,6 +11022,11 @@
             <w:pPr>
               <w:pStyle w:val="a8"/>
               <w:ind w:left="0"/>
+              <w:rPr>
+                <w:rFonts w:ascii="Times New Roman" w:hAnsi="Times New Roman" w:cs="Times New Roman"/>
+                <w:sz w:val="28"/>
+                <w:szCs w:val="28"/>
+              </w:rPr>
             </w:pPr>
           </w:p>
         </w:tc>
@@ -10342,6 +11048,11 @@
               </w:rPr>
             </w:pPr>
             <w:r>
+              <w:rPr>
+                <w:rFonts w:ascii="Times New Roman" w:hAnsi="Times New Roman" w:cs="Times New Roman"/>
+                <w:sz w:val="28"/>
+                <w:szCs w:val="28"/>
+              </w:rPr>
               <w:t>4</w:t>
             </w:r>
           </w:p>
@@ -10376,6 +11087,11 @@
             <w:pPr>
               <w:pStyle w:val="a8"/>
               <w:ind w:left="0"/>
+              <w:rPr>
+                <w:rFonts w:ascii="Times New Roman" w:hAnsi="Times New Roman" w:cs="Times New Roman"/>
+                <w:sz w:val="28"/>
+                <w:szCs w:val="28"/>
+              </w:rPr>
             </w:pPr>
           </w:p>
         </w:tc>
@@ -10429,6 +11145,11 @@
             <w:pPr>
               <w:pStyle w:val="a8"/>
               <w:ind w:left="0"/>
+              <w:rPr>
+                <w:rFonts w:ascii="Times New Roman" w:hAnsi="Times New Roman" w:cs="Times New Roman"/>
+                <w:sz w:val="28"/>
+                <w:szCs w:val="28"/>
+              </w:rPr>
             </w:pPr>
           </w:p>
         </w:tc>
@@ -10450,6 +11171,11 @@
               </w:rPr>
             </w:pPr>
             <w:r>
+              <w:rPr>
+                <w:rFonts w:ascii="Times New Roman" w:hAnsi="Times New Roman" w:cs="Times New Roman"/>
+                <w:sz w:val="28"/>
+                <w:szCs w:val="28"/>
+              </w:rPr>
               <w:t>2</w:t>
             </w:r>
           </w:p>
@@ -10484,6 +11210,11 @@
             <w:pPr>
               <w:pStyle w:val="a8"/>
               <w:ind w:left="0"/>
+              <w:rPr>
+                <w:rFonts w:ascii="Times New Roman" w:hAnsi="Times New Roman" w:cs="Times New Roman"/>
+                <w:sz w:val="28"/>
+                <w:szCs w:val="28"/>
+              </w:rPr>
             </w:pPr>
           </w:p>
         </w:tc>
@@ -10537,6 +11268,11 @@
             <w:pPr>
               <w:pStyle w:val="a8"/>
               <w:ind w:left="0"/>
+              <w:rPr>
+                <w:rFonts w:ascii="Times New Roman" w:hAnsi="Times New Roman" w:cs="Times New Roman"/>
+                <w:sz w:val="28"/>
+                <w:szCs w:val="28"/>
+              </w:rPr>
             </w:pPr>
           </w:p>
         </w:tc>
@@ -10558,6 +11294,11 @@
               </w:rPr>
             </w:pPr>
             <w:r>
+              <w:rPr>
+                <w:rFonts w:ascii="Times New Roman" w:hAnsi="Times New Roman" w:cs="Times New Roman"/>
+                <w:sz w:val="28"/>
+                <w:szCs w:val="28"/>
+              </w:rPr>
               <w:t>4</w:t>
             </w:r>
           </w:p>
@@ -10592,6 +11333,11 @@
             <w:pPr>
               <w:pStyle w:val="a8"/>
               <w:ind w:left="0"/>
+              <w:rPr>
+                <w:rFonts w:ascii="Times New Roman" w:hAnsi="Times New Roman" w:cs="Times New Roman"/>
+                <w:sz w:val="28"/>
+                <w:szCs w:val="28"/>
+              </w:rPr>
             </w:pPr>
           </w:p>
         </w:tc>
@@ -10645,6 +11391,11 @@
             <w:pPr>
               <w:pStyle w:val="a8"/>
               <w:ind w:left="0"/>
+              <w:rPr>
+                <w:rFonts w:ascii="Times New Roman" w:hAnsi="Times New Roman" w:cs="Times New Roman"/>
+                <w:sz w:val="28"/>
+                <w:szCs w:val="28"/>
+              </w:rPr>
             </w:pPr>
           </w:p>
         </w:tc>
@@ -10666,6 +11417,11 @@
               </w:rPr>
             </w:pPr>
             <w:r>
+              <w:rPr>
+                <w:rFonts w:ascii="Times New Roman" w:hAnsi="Times New Roman" w:cs="Times New Roman"/>
+                <w:sz w:val="28"/>
+                <w:szCs w:val="28"/>
+              </w:rPr>
               <w:t>2</w:t>
             </w:r>
           </w:p>
@@ -10700,6 +11456,11 @@
             <w:pPr>
               <w:pStyle w:val="a8"/>
               <w:ind w:left="0"/>
+              <w:rPr>
+                <w:rFonts w:ascii="Times New Roman" w:hAnsi="Times New Roman" w:cs="Times New Roman"/>
+                <w:sz w:val="28"/>
+                <w:szCs w:val="28"/>
+              </w:rPr>
             </w:pPr>
           </w:p>
         </w:tc>
@@ -10753,6 +11514,11 @@
             <w:pPr>
               <w:pStyle w:val="a8"/>
               <w:ind w:left="0"/>
+              <w:rPr>
+                <w:rFonts w:ascii="Times New Roman" w:hAnsi="Times New Roman" w:cs="Times New Roman"/>
+                <w:sz w:val="28"/>
+                <w:szCs w:val="28"/>
+              </w:rPr>
             </w:pPr>
           </w:p>
         </w:tc>
@@ -10774,6 +11540,11 @@
               </w:rPr>
             </w:pPr>
             <w:r>
+              <w:rPr>
+                <w:rFonts w:ascii="Times New Roman" w:hAnsi="Times New Roman" w:cs="Times New Roman"/>
+                <w:sz w:val="28"/>
+                <w:szCs w:val="28"/>
+              </w:rPr>
               <w:t>4</w:t>
             </w:r>
           </w:p>
@@ -10808,6 +11579,11 @@
             <w:pPr>
               <w:pStyle w:val="a8"/>
               <w:ind w:left="0"/>
+              <w:rPr>
+                <w:rFonts w:ascii="Times New Roman" w:hAnsi="Times New Roman" w:cs="Times New Roman"/>
+                <w:sz w:val="28"/>
+                <w:szCs w:val="28"/>
+              </w:rPr>
             </w:pPr>
           </w:p>
         </w:tc>
@@ -10861,6 +11637,11 @@
             <w:pPr>
               <w:pStyle w:val="a8"/>
               <w:ind w:left="0"/>
+              <w:rPr>
+                <w:rFonts w:ascii="Times New Roman" w:hAnsi="Times New Roman" w:cs="Times New Roman"/>
+                <w:sz w:val="28"/>
+                <w:szCs w:val="28"/>
+              </w:rPr>
             </w:pPr>
           </w:p>
         </w:tc>
@@ -10882,6 +11663,11 @@
               </w:rPr>
             </w:pPr>
             <w:r>
+              <w:rPr>
+                <w:rFonts w:ascii="Times New Roman" w:hAnsi="Times New Roman" w:cs="Times New Roman"/>
+                <w:sz w:val="28"/>
+                <w:szCs w:val="28"/>
+              </w:rPr>
               <w:t>1</w:t>
             </w:r>
           </w:p>
@@ -10916,6 +11702,11 @@
             <w:pPr>
               <w:pStyle w:val="a8"/>
               <w:ind w:left="0"/>
+              <w:rPr>
+                <w:rFonts w:ascii="Times New Roman" w:hAnsi="Times New Roman" w:cs="Times New Roman"/>
+                <w:sz w:val="28"/>
+                <w:szCs w:val="28"/>
+              </w:rPr>
             </w:pPr>
           </w:p>
         </w:tc>
@@ -10969,6 +11760,11 @@
             <w:pPr>
               <w:pStyle w:val="a8"/>
               <w:ind w:left="0"/>
+              <w:rPr>
+                <w:rFonts w:ascii="Times New Roman" w:hAnsi="Times New Roman" w:cs="Times New Roman"/>
+                <w:sz w:val="28"/>
+                <w:szCs w:val="28"/>
+              </w:rPr>
             </w:pPr>
           </w:p>
         </w:tc>
@@ -10990,6 +11786,11 @@
               </w:rPr>
             </w:pPr>
             <w:r>
+              <w:rPr>
+                <w:rFonts w:ascii="Times New Roman" w:hAnsi="Times New Roman" w:cs="Times New Roman"/>
+                <w:sz w:val="28"/>
+                <w:szCs w:val="28"/>
+              </w:rPr>
               <w:t>2</w:t>
             </w:r>
           </w:p>
@@ -11024,6 +11825,11 @@
             <w:pPr>
               <w:pStyle w:val="a8"/>
               <w:ind w:left="0"/>
+              <w:rPr>
+                <w:rFonts w:ascii="Times New Roman" w:hAnsi="Times New Roman" w:cs="Times New Roman"/>
+                <w:sz w:val="28"/>
+                <w:szCs w:val="28"/>
+              </w:rPr>
             </w:pPr>
           </w:p>
         </w:tc>
@@ -11077,6 +11883,11 @@
             <w:pPr>
               <w:pStyle w:val="a8"/>
               <w:ind w:left="0"/>
+              <w:rPr>
+                <w:rFonts w:ascii="Times New Roman" w:hAnsi="Times New Roman" w:cs="Times New Roman"/>
+                <w:sz w:val="28"/>
+                <w:szCs w:val="28"/>
+              </w:rPr>
             </w:pPr>
           </w:p>
         </w:tc>
@@ -11098,6 +11909,11 @@
               </w:rPr>
             </w:pPr>
             <w:r>
+              <w:rPr>
+                <w:rFonts w:ascii="Times New Roman" w:hAnsi="Times New Roman" w:cs="Times New Roman"/>
+                <w:sz w:val="28"/>
+                <w:szCs w:val="28"/>
+              </w:rPr>
               <w:t>1</w:t>
             </w:r>
           </w:p>
@@ -11132,6 +11948,11 @@
             <w:pPr>
               <w:pStyle w:val="a8"/>
               <w:ind w:left="0"/>
+              <w:rPr>
+                <w:rFonts w:ascii="Times New Roman" w:hAnsi="Times New Roman" w:cs="Times New Roman"/>
+                <w:sz w:val="28"/>
+                <w:szCs w:val="28"/>
+              </w:rPr>
             </w:pPr>
           </w:p>
         </w:tc>
@@ -11185,6 +12006,11 @@
             <w:pPr>
               <w:pStyle w:val="a8"/>
               <w:ind w:left="0"/>
+              <w:rPr>
+                <w:rFonts w:ascii="Times New Roman" w:hAnsi="Times New Roman" w:cs="Times New Roman"/>
+                <w:sz w:val="28"/>
+                <w:szCs w:val="28"/>
+              </w:rPr>
             </w:pPr>
           </w:p>
         </w:tc>
@@ -11206,6 +12032,11 @@
               </w:rPr>
             </w:pPr>
             <w:r>
+              <w:rPr>
+                <w:rFonts w:ascii="Times New Roman" w:hAnsi="Times New Roman" w:cs="Times New Roman"/>
+                <w:sz w:val="28"/>
+                <w:szCs w:val="28"/>
+              </w:rPr>
               <w:t>1</w:t>
             </w:r>
           </w:p>
@@ -11240,6 +12071,11 @@
             <w:pPr>
               <w:pStyle w:val="a8"/>
               <w:ind w:left="0"/>
+              <w:rPr>
+                <w:rFonts w:ascii="Times New Roman" w:hAnsi="Times New Roman" w:cs="Times New Roman"/>
+                <w:sz w:val="28"/>
+                <w:szCs w:val="28"/>
+              </w:rPr>
             </w:pPr>
           </w:p>
         </w:tc>
@@ -11293,6 +12129,11 @@
             <w:pPr>
               <w:pStyle w:val="a8"/>
               <w:ind w:left="0"/>
+              <w:rPr>
+                <w:rFonts w:ascii="Times New Roman" w:hAnsi="Times New Roman" w:cs="Times New Roman"/>
+                <w:sz w:val="28"/>
+                <w:szCs w:val="28"/>
+              </w:rPr>
             </w:pPr>
           </w:p>
         </w:tc>
@@ -11314,6 +12155,11 @@
               </w:rPr>
             </w:pPr>
             <w:r>
+              <w:rPr>
+                <w:rFonts w:ascii="Times New Roman" w:hAnsi="Times New Roman" w:cs="Times New Roman"/>
+                <w:sz w:val="28"/>
+                <w:szCs w:val="28"/>
+              </w:rPr>
               <w:t>1</w:t>
             </w:r>
           </w:p>
@@ -11348,6 +12194,11 @@
             <w:pPr>
               <w:pStyle w:val="a8"/>
               <w:ind w:left="0"/>
+              <w:rPr>
+                <w:rFonts w:ascii="Times New Roman" w:hAnsi="Times New Roman" w:cs="Times New Roman"/>
+                <w:sz w:val="28"/>
+                <w:szCs w:val="28"/>
+              </w:rPr>
             </w:pPr>
           </w:p>
         </w:tc>
@@ -11401,6 +12252,11 @@
             <w:pPr>
               <w:pStyle w:val="a8"/>
               <w:ind w:left="0"/>
+              <w:rPr>
+                <w:rFonts w:ascii="Times New Roman" w:hAnsi="Times New Roman" w:cs="Times New Roman"/>
+                <w:sz w:val="28"/>
+                <w:szCs w:val="28"/>
+              </w:rPr>
             </w:pPr>
           </w:p>
         </w:tc>
@@ -11422,6 +12278,11 @@
               </w:rPr>
             </w:pPr>
             <w:r>
+              <w:rPr>
+                <w:rFonts w:ascii="Times New Roman" w:hAnsi="Times New Roman" w:cs="Times New Roman"/>
+                <w:sz w:val="28"/>
+                <w:szCs w:val="28"/>
+              </w:rPr>
               <w:t>1</w:t>
             </w:r>
           </w:p>
@@ -11456,6 +12317,11 @@
             <w:pPr>
               <w:pStyle w:val="a8"/>
               <w:ind w:left="0"/>
+              <w:rPr>
+                <w:rFonts w:ascii="Times New Roman" w:hAnsi="Times New Roman" w:cs="Times New Roman"/>
+                <w:sz w:val="28"/>
+                <w:szCs w:val="28"/>
+              </w:rPr>
             </w:pPr>
           </w:p>
         </w:tc>
@@ -11509,6 +12375,11 @@
             <w:pPr>
               <w:pStyle w:val="a8"/>
               <w:ind w:left="0"/>
+              <w:rPr>
+                <w:rFonts w:ascii="Times New Roman" w:hAnsi="Times New Roman" w:cs="Times New Roman"/>
+                <w:sz w:val="28"/>
+                <w:szCs w:val="28"/>
+              </w:rPr>
             </w:pPr>
           </w:p>
         </w:tc>
@@ -11530,6 +12401,11 @@
               </w:rPr>
             </w:pPr>
             <w:r>
+              <w:rPr>
+                <w:rFonts w:ascii="Times New Roman" w:hAnsi="Times New Roman" w:cs="Times New Roman"/>
+                <w:sz w:val="28"/>
+                <w:szCs w:val="28"/>
+              </w:rPr>
               <w:t>1</w:t>
             </w:r>
           </w:p>
@@ -11564,6 +12440,11 @@
             <w:pPr>
               <w:pStyle w:val="a8"/>
               <w:ind w:left="0"/>
+              <w:rPr>
+                <w:rFonts w:ascii="Times New Roman" w:hAnsi="Times New Roman" w:cs="Times New Roman"/>
+                <w:sz w:val="28"/>
+                <w:szCs w:val="28"/>
+              </w:rPr>
             </w:pPr>
           </w:p>
         </w:tc>
@@ -11617,6 +12498,11 @@
             <w:pPr>
               <w:pStyle w:val="a8"/>
               <w:ind w:left="0"/>
+              <w:rPr>
+                <w:rFonts w:ascii="Times New Roman" w:hAnsi="Times New Roman" w:cs="Times New Roman"/>
+                <w:sz w:val="28"/>
+                <w:szCs w:val="28"/>
+              </w:rPr>
             </w:pPr>
           </w:p>
         </w:tc>
@@ -11638,6 +12524,11 @@
               </w:rPr>
             </w:pPr>
             <w:r>
+              <w:rPr>
+                <w:rFonts w:ascii="Times New Roman" w:hAnsi="Times New Roman" w:cs="Times New Roman"/>
+                <w:sz w:val="28"/>
+                <w:szCs w:val="28"/>
+              </w:rPr>
               <w:t>1</w:t>
             </w:r>
           </w:p>
@@ -11672,6 +12563,11 @@
             <w:pPr>
               <w:pStyle w:val="a8"/>
               <w:ind w:left="0"/>
+              <w:rPr>
+                <w:rFonts w:ascii="Times New Roman" w:hAnsi="Times New Roman" w:cs="Times New Roman"/>
+                <w:sz w:val="28"/>
+                <w:szCs w:val="28"/>
+              </w:rPr>
             </w:pPr>
           </w:p>
         </w:tc>
@@ -11725,6 +12621,11 @@
             <w:pPr>
               <w:pStyle w:val="a8"/>
               <w:ind w:left="0"/>
+              <w:rPr>
+                <w:rFonts w:ascii="Times New Roman" w:hAnsi="Times New Roman" w:cs="Times New Roman"/>
+                <w:sz w:val="28"/>
+                <w:szCs w:val="28"/>
+              </w:rPr>
             </w:pPr>
           </w:p>
         </w:tc>
@@ -11746,6 +12647,11 @@
               </w:rPr>
             </w:pPr>
             <w:r>
+              <w:rPr>
+                <w:rFonts w:ascii="Times New Roman" w:hAnsi="Times New Roman" w:cs="Times New Roman"/>
+                <w:sz w:val="28"/>
+                <w:szCs w:val="28"/>
+              </w:rPr>
               <w:t>4</w:t>
             </w:r>
           </w:p>
@@ -12045,6 +12951,10 @@
       <w:pPr>
         <w:ind w:right="-22"/>
         <w:jc w:val="both"/>
+        <w:rPr>
+          <w:sz w:val="28"/>
+          <w:szCs w:val="28"/>
+        </w:rPr>
       </w:pPr>
     </w:p>
     <w:p>
@@ -12206,14 +13116,20 @@
     </w:p>
     <w:p>
       <w:pPr>
-        <w:spacing w:line="259" w:lineRule="auto"/>
         <w:rPr>
           <w:rFonts w:eastAsiaTheme="minorEastAsia"/>
           <w:sz w:val="28"/>
           <w:szCs w:val="28"/>
-          <w:lang w:val="ru-RU"/>
-        </w:rPr>
-      </w:pPr>
+        </w:rPr>
+      </w:pPr>
+      <w:r>
+        <w:rPr>
+          <w:rFonts w:eastAsiaTheme="minorEastAsia"/>
+          <w:sz w:val="28"/>
+          <w:szCs w:val="28"/>
+        </w:rPr>
+        <w:br w:type="page"/>
+      </w:r>
     </w:p>
     <w:p>
       <w:pPr>
@@ -12242,6 +13158,7 @@
           <w:sz w:val="28"/>
           <w:szCs w:val="28"/>
         </w:rPr>
+        <w:lastRenderedPageBreak/>
         <w:t>Скриншоты</w:t>
       </w:r>
       <w:proofErr w:type="spellEnd"/>
@@ -12253,7 +13170,7 @@
           <w:sz w:val="28"/>
           <w:szCs w:val="28"/>
         </w:rPr>
-        <w:t xml:space="preserve"> работы </w:t>
+        <w:t xml:space="preserve"> </w:t>
       </w:r>
       <w:proofErr w:type="spellStart"/>
       <w:r>
@@ -12264,7 +13181,7 @@
           <w:sz w:val="28"/>
           <w:szCs w:val="28"/>
         </w:rPr>
-        <w:t>программы</w:t>
+        <w:t>работы</w:t>
       </w:r>
       <w:proofErr w:type="spellEnd"/>
       <w:r>
@@ -12275,6 +13192,28 @@
           <w:sz w:val="28"/>
           <w:szCs w:val="28"/>
         </w:rPr>
+        <w:t xml:space="preserve"> </w:t>
+      </w:r>
+      <w:proofErr w:type="spellStart"/>
+      <w:r>
+        <w:rPr>
+          <w:rFonts w:ascii="Times New Roman" w:hAnsi="Times New Roman" w:cs="Times New Roman"/>
+          <w:b/>
+          <w:bCs/>
+          <w:sz w:val="28"/>
+          <w:szCs w:val="28"/>
+        </w:rPr>
+        <w:t>программы</w:t>
+      </w:r>
+      <w:proofErr w:type="spellEnd"/>
+      <w:r>
+        <w:rPr>
+          <w:rFonts w:ascii="Times New Roman" w:hAnsi="Times New Roman" w:cs="Times New Roman"/>
+          <w:b/>
+          <w:bCs/>
+          <w:sz w:val="28"/>
+          <w:szCs w:val="28"/>
+        </w:rPr>
         <w:t>:</w:t>
       </w:r>
     </w:p>
@@ -12287,7 +13226,7 @@
           <w:noProof/>
         </w:rPr>
         <w:drawing>
-          <wp:inline distT="0" distB="0" distL="0" distR="0" wp14:anchorId="06BE473D" wp14:editId="31231040">
+          <wp:inline distT="0" distB="0" distL="0" distR="0" wp14:anchorId="06BE473D" wp14:editId="08303FB3">
             <wp:extent cx="5288382" cy="3080084"/>
             <wp:effectExtent l="0" t="0" r="0" b="6350"/>
             <wp:docPr id="1339474180" name="Рисунок 1"/>
@@ -12310,7 +13249,7 @@
                   <pic:spPr>
                     <a:xfrm>
                       <a:off x="0" y="0"/>
-                      <a:ext cx="5306936" cy="3090890"/>
+                      <a:ext cx="5288382" cy="3080084"/>
                     </a:xfrm>
                     <a:prstGeom prst="rect">
                       <a:avLst/>
@@ -12331,7 +13270,6 @@
         <w:rPr>
           <w:noProof/>
         </w:rPr>
-        <w:lastRenderedPageBreak/>
         <w:drawing>
           <wp:inline distT="0" distB="0" distL="0" distR="0" wp14:anchorId="16415E20" wp14:editId="27D08BED">
             <wp:extent cx="5939790" cy="3740150"/>
@@ -12377,10 +13315,149 @@
         <w:rPr>
           <w:noProof/>
         </w:rPr>
+        <w:lastRenderedPageBreak/>
         <w:drawing>
-          <wp:inline distT="0" distB="0" distL="0" distR="0" wp14:anchorId="784D9E4A" wp14:editId="1B2605CA">
-            <wp:extent cx="5939790" cy="3763645"/>
-            <wp:effectExtent l="0" t="0" r="3810" b="0"/>
+          <wp:anchor distT="0" distB="0" distL="114300" distR="114300" simplePos="0" relativeHeight="251658240" behindDoc="0" locked="0" layoutInCell="1" allowOverlap="1" wp14:anchorId="63EE7C8E" wp14:editId="20ADF624">
+            <wp:simplePos x="0" y="0"/>
+            <wp:positionH relativeFrom="column">
+              <wp:posOffset>3048805</wp:posOffset>
+            </wp:positionH>
+            <wp:positionV relativeFrom="paragraph">
+              <wp:posOffset>3418277</wp:posOffset>
+            </wp:positionV>
+            <wp:extent cx="2476500" cy="3214370"/>
+            <wp:effectExtent l="0" t="0" r="0" b="0"/>
+            <wp:wrapNone/>
+            <wp:docPr id="1797682170" name="Рисунок 1"/>
+            <wp:cNvGraphicFramePr>
+              <a:graphicFrameLocks xmlns:a="http://schemas.openxmlformats.org/drawingml/2006/main" noChangeAspect="1"/>
+            </wp:cNvGraphicFramePr>
+            <a:graphic xmlns:a="http://schemas.openxmlformats.org/drawingml/2006/main">
+              <a:graphicData uri="http://schemas.openxmlformats.org/drawingml/2006/picture">
+                <pic:pic xmlns:pic="http://schemas.openxmlformats.org/drawingml/2006/picture">
+                  <pic:nvPicPr>
+                    <pic:cNvPr id="1797682170" name=""/>
+                    <pic:cNvPicPr/>
+                  </pic:nvPicPr>
+                  <pic:blipFill rotWithShape="1">
+                    <a:blip r:embed="rId10">
+                      <a:extLst>
+                        <a:ext uri="{28A0092B-C50C-407E-A947-70E740481C1C}">
+                          <a14:useLocalDpi xmlns:a14="http://schemas.microsoft.com/office/drawing/2010/main" val="0"/>
+                        </a:ext>
+                      </a:extLst>
+                    </a:blip>
+                    <a:srcRect t="5412" r="2103" b="2328"/>
+                    <a:stretch>
+                      <a:fillRect/>
+                    </a:stretch>
+                  </pic:blipFill>
+                  <pic:spPr bwMode="auto">
+                    <a:xfrm>
+                      <a:off x="0" y="0"/>
+                      <a:ext cx="2476631" cy="3214540"/>
+                    </a:xfrm>
+                    <a:prstGeom prst="rect">
+                      <a:avLst/>
+                    </a:prstGeom>
+                    <a:ln>
+                      <a:noFill/>
+                    </a:ln>
+                    <a:extLst>
+                      <a:ext uri="{53640926-AAD7-44D8-BBD7-CCE9431645EC}">
+                        <a14:shadowObscured xmlns:a14="http://schemas.microsoft.com/office/drawing/2010/main"/>
+                      </a:ext>
+                    </a:extLst>
+                  </pic:spPr>
+                </pic:pic>
+              </a:graphicData>
+            </a:graphic>
+            <wp14:sizeRelH relativeFrom="page">
+              <wp14:pctWidth>0</wp14:pctWidth>
+            </wp14:sizeRelH>
+            <wp14:sizeRelV relativeFrom="page">
+              <wp14:pctHeight>0</wp14:pctHeight>
+            </wp14:sizeRelV>
+          </wp:anchor>
+        </w:drawing>
+      </w:r>
+      <w:r>
+        <w:rPr>
+          <w:noProof/>
+        </w:rPr>
+        <w:drawing>
+          <wp:anchor distT="0" distB="0" distL="114300" distR="114300" simplePos="0" relativeHeight="251660288" behindDoc="0" locked="0" layoutInCell="1" allowOverlap="1" wp14:anchorId="78B54BB4" wp14:editId="059AFFCF">
+            <wp:simplePos x="0" y="0"/>
+            <wp:positionH relativeFrom="column">
+              <wp:posOffset>3947</wp:posOffset>
+            </wp:positionH>
+            <wp:positionV relativeFrom="paragraph">
+              <wp:posOffset>3418277</wp:posOffset>
+            </wp:positionV>
+            <wp:extent cx="2431415" cy="2174184"/>
+            <wp:effectExtent l="0" t="0" r="0" b="0"/>
+            <wp:wrapNone/>
+            <wp:docPr id="1930815882" name="Рисунок 1"/>
+            <wp:cNvGraphicFramePr>
+              <a:graphicFrameLocks xmlns:a="http://schemas.openxmlformats.org/drawingml/2006/main" noChangeAspect="1"/>
+            </wp:cNvGraphicFramePr>
+            <a:graphic xmlns:a="http://schemas.openxmlformats.org/drawingml/2006/main">
+              <a:graphicData uri="http://schemas.openxmlformats.org/drawingml/2006/picture">
+                <pic:pic xmlns:pic="http://schemas.openxmlformats.org/drawingml/2006/picture">
+                  <pic:nvPicPr>
+                    <pic:cNvPr id="1930815882" name=""/>
+                    <pic:cNvPicPr/>
+                  </pic:nvPicPr>
+                  <pic:blipFill rotWithShape="1">
+                    <a:blip r:embed="rId11">
+                      <a:extLst>
+                        <a:ext uri="{28A0092B-C50C-407E-A947-70E740481C1C}">
+                          <a14:useLocalDpi xmlns:a14="http://schemas.microsoft.com/office/drawing/2010/main" val="0"/>
+                        </a:ext>
+                      </a:extLst>
+                    </a:blip>
+                    <a:srcRect t="1614"/>
+                    <a:stretch>
+                      <a:fillRect/>
+                    </a:stretch>
+                  </pic:blipFill>
+                  <pic:spPr bwMode="auto">
+                    <a:xfrm>
+                      <a:off x="0" y="0"/>
+                      <a:ext cx="2439674" cy="2181569"/>
+                    </a:xfrm>
+                    <a:prstGeom prst="rect">
+                      <a:avLst/>
+                    </a:prstGeom>
+                    <a:ln>
+                      <a:noFill/>
+                    </a:ln>
+                    <a:extLst>
+                      <a:ext uri="{53640926-AAD7-44D8-BBD7-CCE9431645EC}">
+                        <a14:shadowObscured xmlns:a14="http://schemas.microsoft.com/office/drawing/2010/main"/>
+                      </a:ext>
+                    </a:extLst>
+                  </pic:spPr>
+                </pic:pic>
+              </a:graphicData>
+            </a:graphic>
+            <wp14:sizeRelH relativeFrom="page">
+              <wp14:pctWidth>0</wp14:pctWidth>
+            </wp14:sizeRelH>
+            <wp14:sizeRelV relativeFrom="page">
+              <wp14:pctHeight>0</wp14:pctHeight>
+            </wp14:sizeRelV>
+          </wp:anchor>
+        </w:drawing>
+      </w:r>
+      <w:r>
+        <w:rPr>
+          <w:noProof/>
+        </w:rPr>
+        <w:drawing>
+          <wp:inline distT="0" distB="0" distL="0" distR="0" wp14:anchorId="784D9E4A" wp14:editId="10458852">
+            <wp:extent cx="5509864" cy="3420000"/>
+            <wp:effectExtent l="0" t="0" r="2540" b="0"/>
             <wp:docPr id="1391947502" name="Рисунок 1"/>
             <wp:cNvGraphicFramePr>
               <a:graphicFrameLocks xmlns:a="http://schemas.openxmlformats.org/drawingml/2006/main" noChangeAspect="1"/>
@@ -12392,20 +13469,29 @@
                     <pic:cNvPr id="1391947502" name=""/>
                     <pic:cNvPicPr/>
                   </pic:nvPicPr>
-                  <pic:blipFill>
-                    <a:blip r:embed="rId10"/>
+                  <pic:blipFill rotWithShape="1">
+                    <a:blip r:embed="rId12"/>
+                    <a:srcRect t="1" b="2040"/>
                     <a:stretch>
                       <a:fillRect/>
                     </a:stretch>
                   </pic:blipFill>
-                  <pic:spPr>
+                  <pic:spPr bwMode="auto">
                     <a:xfrm>
                       <a:off x="0" y="0"/>
-                      <a:ext cx="5939790" cy="3763645"/>
+                      <a:ext cx="5675998" cy="3523120"/>
                     </a:xfrm>
                     <a:prstGeom prst="rect">
                       <a:avLst/>
                     </a:prstGeom>
+                    <a:ln>
+                      <a:noFill/>
+                    </a:ln>
+                    <a:extLst>
+                      <a:ext uri="{53640926-AAD7-44D8-BBD7-CCE9431645EC}">
+                        <a14:shadowObscured xmlns:a14="http://schemas.microsoft.com/office/drawing/2010/main"/>
+                      </a:ext>
+                    </a:extLst>
                   </pic:spPr>
                 </pic:pic>
               </a:graphicData>
@@ -12418,103 +13504,27 @@
       <w:pPr>
         <w:pStyle w:val="ad"/>
       </w:pPr>
-      <w:r>
-        <w:rPr>
-          <w:noProof/>
-        </w:rPr>
-        <w:lastRenderedPageBreak/>
-        <w:drawing>
-          <wp:inline distT="0" distB="0" distL="0" distR="0" wp14:anchorId="2DD29466" wp14:editId="4D40DE2D">
-            <wp:extent cx="2606400" cy="2368800"/>
-            <wp:effectExtent l="0" t="0" r="0" b="0"/>
-            <wp:docPr id="1930815882" name="Рисунок 1"/>
-            <wp:cNvGraphicFramePr>
-              <a:graphicFrameLocks xmlns:a="http://schemas.openxmlformats.org/drawingml/2006/main" noChangeAspect="1"/>
-            </wp:cNvGraphicFramePr>
-            <a:graphic xmlns:a="http://schemas.openxmlformats.org/drawingml/2006/main">
-              <a:graphicData uri="http://schemas.openxmlformats.org/drawingml/2006/picture">
-                <pic:pic xmlns:pic="http://schemas.openxmlformats.org/drawingml/2006/picture">
-                  <pic:nvPicPr>
-                    <pic:cNvPr id="1930815882" name=""/>
-                    <pic:cNvPicPr/>
-                  </pic:nvPicPr>
-                  <pic:blipFill>
-                    <a:blip r:embed="rId11"/>
-                    <a:stretch>
-                      <a:fillRect/>
-                    </a:stretch>
-                  </pic:blipFill>
-                  <pic:spPr>
-                    <a:xfrm>
-                      <a:off x="0" y="0"/>
-                      <a:ext cx="2606400" cy="2368800"/>
-                    </a:xfrm>
-                    <a:prstGeom prst="rect">
-                      <a:avLst/>
-                    </a:prstGeom>
-                  </pic:spPr>
-                </pic:pic>
-              </a:graphicData>
-            </a:graphic>
-          </wp:inline>
-        </w:drawing>
-      </w:r>
-      <w:r>
-        <w:rPr>
-          <w:noProof/>
-        </w:rPr>
-        <w:drawing>
-          <wp:inline distT="0" distB="0" distL="0" distR="0" wp14:anchorId="63EE7C8E" wp14:editId="4F2D3691">
-            <wp:extent cx="3263900" cy="4495800"/>
-            <wp:effectExtent l="0" t="0" r="0" b="0"/>
-            <wp:docPr id="1797682170" name="Рисунок 1"/>
-            <wp:cNvGraphicFramePr>
-              <a:graphicFrameLocks xmlns:a="http://schemas.openxmlformats.org/drawingml/2006/main" noChangeAspect="1"/>
-            </wp:cNvGraphicFramePr>
-            <a:graphic xmlns:a="http://schemas.openxmlformats.org/drawingml/2006/main">
-              <a:graphicData uri="http://schemas.openxmlformats.org/drawingml/2006/picture">
-                <pic:pic xmlns:pic="http://schemas.openxmlformats.org/drawingml/2006/picture">
-                  <pic:nvPicPr>
-                    <pic:cNvPr id="1797682170" name=""/>
-                    <pic:cNvPicPr/>
-                  </pic:nvPicPr>
-                  <pic:blipFill>
-                    <a:blip r:embed="rId12"/>
-                    <a:stretch>
-                      <a:fillRect/>
-                    </a:stretch>
-                  </pic:blipFill>
-                  <pic:spPr>
-                    <a:xfrm>
-                      <a:off x="0" y="0"/>
-                      <a:ext cx="3263900" cy="4495800"/>
-                    </a:xfrm>
-                    <a:prstGeom prst="rect">
-                      <a:avLst/>
-                    </a:prstGeom>
-                  </pic:spPr>
-                </pic:pic>
-              </a:graphicData>
-            </a:graphic>
-          </wp:inline>
-        </w:drawing>
-      </w:r>
     </w:p>
     <w:p>
       <w:pPr>
         <w:pStyle w:val="ad"/>
       </w:pPr>
       <w:r>
-        <w:t xml:space="preserve">                                                           </w:t>
-      </w:r>
-      <w:r>
         <w:rPr>
           <w:noProof/>
         </w:rPr>
         <w:drawing>
-          <wp:inline distT="0" distB="0" distL="0" distR="0" wp14:anchorId="72C6D499" wp14:editId="50D6D396">
-            <wp:extent cx="3213100" cy="2616200"/>
-            <wp:effectExtent l="0" t="0" r="0" b="0"/>
+          <wp:anchor distT="0" distB="0" distL="114300" distR="114300" simplePos="0" relativeHeight="251659264" behindDoc="0" locked="0" layoutInCell="1" allowOverlap="1" wp14:anchorId="72C6D499" wp14:editId="19F7133E">
+            <wp:simplePos x="0" y="0"/>
+            <wp:positionH relativeFrom="column">
+              <wp:posOffset>3048635</wp:posOffset>
+            </wp:positionH>
+            <wp:positionV relativeFrom="paragraph">
+              <wp:posOffset>3008316</wp:posOffset>
+            </wp:positionV>
+            <wp:extent cx="2477032" cy="2016872"/>
+            <wp:effectExtent l="0" t="0" r="0" b="2540"/>
+            <wp:wrapNone/>
             <wp:docPr id="2117186612" name="Рисунок 1"/>
             <wp:cNvGraphicFramePr>
               <a:graphicFrameLocks xmlns:a="http://schemas.openxmlformats.org/drawingml/2006/main" noChangeAspect="1"/>
@@ -12527,7 +13537,13 @@
                     <pic:cNvPicPr/>
                   </pic:nvPicPr>
                   <pic:blipFill>
-                    <a:blip r:embed="rId13"/>
+                    <a:blip r:embed="rId13">
+                      <a:extLst>
+                        <a:ext uri="{28A0092B-C50C-407E-A947-70E740481C1C}">
+                          <a14:useLocalDpi xmlns:a14="http://schemas.microsoft.com/office/drawing/2010/main" val="0"/>
+                        </a:ext>
+                      </a:extLst>
+                    </a:blip>
                     <a:stretch>
                       <a:fillRect/>
                     </a:stretch>
@@ -12535,7 +13551,7 @@
                   <pic:spPr>
                     <a:xfrm>
                       <a:off x="0" y="0"/>
-                      <a:ext cx="3213100" cy="2616200"/>
+                      <a:ext cx="2477032" cy="2016872"/>
                     </a:xfrm>
                     <a:prstGeom prst="rect">
                       <a:avLst/>
@@ -12544,8 +13560,17 @@
                 </pic:pic>
               </a:graphicData>
             </a:graphic>
-          </wp:inline>
+            <wp14:sizeRelH relativeFrom="page">
+              <wp14:pctWidth>0</wp14:pctWidth>
+            </wp14:sizeRelH>
+            <wp14:sizeRelV relativeFrom="page">
+              <wp14:pctHeight>0</wp14:pctHeight>
+            </wp14:sizeRelV>
+          </wp:anchor>
         </w:drawing>
+      </w:r>
+      <w:r>
+        <w:t xml:space="preserve">                                                           </w:t>
       </w:r>
     </w:p>
     <w:sectPr>

--- a/Отчёт_СПО_ЛБ1 Голубёнок, Харкевич.docx
+++ b/Отчёт_СПО_ЛБ1 Голубёнок, Харкевич.docx
@@ -754,7 +754,6 @@
         <w:t xml:space="preserve"> </w:t>
       </w:r>
       <w:proofErr w:type="spellStart"/>
-      <w:proofErr w:type="gramStart"/>
       <w:r>
         <w:rPr>
           <w:rFonts w:ascii="Times New Roman" w:hAnsi="Times New Roman" w:cs="Times New Roman"/>
@@ -770,16 +769,7 @@
           <w:sz w:val="28"/>
           <w:szCs w:val="28"/>
         </w:rPr>
-        <w:t>(</w:t>
-      </w:r>
-      <w:proofErr w:type="gramEnd"/>
-      <w:r>
-        <w:rPr>
-          <w:rFonts w:ascii="Times New Roman" w:hAnsi="Times New Roman" w:cs="Times New Roman"/>
-          <w:sz w:val="28"/>
-          <w:szCs w:val="28"/>
-        </w:rPr>
-        <w:t>c byte) int {</w:t>
+        <w:t>(c byte) int {</w:t>
       </w:r>
     </w:p>
     <w:p>
@@ -825,25 +815,7 @@
           <w:szCs w:val="28"/>
         </w:rPr>
         <w:tab/>
-        <w:t xml:space="preserve">return </w:t>
-      </w:r>
-      <w:proofErr w:type="gramStart"/>
-      <w:r>
-        <w:rPr>
-          <w:rFonts w:ascii="Times New Roman" w:hAnsi="Times New Roman" w:cs="Times New Roman"/>
-          <w:sz w:val="28"/>
-          <w:szCs w:val="28"/>
-        </w:rPr>
-        <w:t>int(</w:t>
-      </w:r>
-      <w:proofErr w:type="gramEnd"/>
-      <w:r>
-        <w:rPr>
-          <w:rFonts w:ascii="Times New Roman" w:hAnsi="Times New Roman" w:cs="Times New Roman"/>
-          <w:sz w:val="28"/>
-          <w:szCs w:val="28"/>
-        </w:rPr>
-        <w:t>c - '0')</w:t>
+        <w:t>return int(c - '0')</w:t>
       </w:r>
     </w:p>
     <w:p>
@@ -1022,7 +994,6 @@
         <w:t xml:space="preserve"> </w:t>
       </w:r>
       <w:proofErr w:type="spellStart"/>
-      <w:proofErr w:type="gramStart"/>
       <w:r>
         <w:rPr>
           <w:rFonts w:ascii="Times New Roman" w:hAnsi="Times New Roman" w:cs="Times New Roman"/>
@@ -1038,16 +1009,7 @@
           <w:sz w:val="28"/>
           <w:szCs w:val="28"/>
         </w:rPr>
-        <w:t>(</w:t>
-      </w:r>
-      <w:proofErr w:type="gramEnd"/>
-      <w:r>
-        <w:rPr>
-          <w:rFonts w:ascii="Times New Roman" w:hAnsi="Times New Roman" w:cs="Times New Roman"/>
-          <w:sz w:val="28"/>
-          <w:szCs w:val="28"/>
-        </w:rPr>
-        <w:t>value int) byte {</w:t>
+        <w:t>(value int) byte {</w:t>
       </w:r>
     </w:p>
     <w:p>
@@ -1226,7 +1188,6 @@
         <w:t xml:space="preserve"> </w:t>
       </w:r>
       <w:proofErr w:type="spellStart"/>
-      <w:proofErr w:type="gramStart"/>
       <w:r>
         <w:rPr>
           <w:rFonts w:ascii="Times New Roman" w:hAnsi="Times New Roman" w:cs="Times New Roman"/>
@@ -1242,16 +1203,7 @@
           <w:sz w:val="28"/>
           <w:szCs w:val="28"/>
         </w:rPr>
-        <w:t>(</w:t>
-      </w:r>
-      <w:proofErr w:type="gramEnd"/>
-      <w:r>
-        <w:rPr>
-          <w:rFonts w:ascii="Times New Roman" w:hAnsi="Times New Roman" w:cs="Times New Roman"/>
-          <w:sz w:val="28"/>
-          <w:szCs w:val="28"/>
-        </w:rPr>
-        <w:t>number string, base int) bool {</w:t>
+        <w:t>(number string, base int) bool {</w:t>
       </w:r>
     </w:p>
     <w:p>
@@ -1356,7 +1308,6 @@
         <w:t xml:space="preserve">for </w:t>
       </w:r>
       <w:proofErr w:type="spellStart"/>
-      <w:proofErr w:type="gramStart"/>
       <w:r>
         <w:rPr>
           <w:rFonts w:ascii="Times New Roman" w:hAnsi="Times New Roman" w:cs="Times New Roman"/>
@@ -1372,16 +1323,7 @@
           <w:sz w:val="28"/>
           <w:szCs w:val="28"/>
         </w:rPr>
-        <w:t xml:space="preserve"> :</w:t>
-      </w:r>
-      <w:proofErr w:type="gramEnd"/>
-      <w:r>
-        <w:rPr>
-          <w:rFonts w:ascii="Times New Roman" w:hAnsi="Times New Roman" w:cs="Times New Roman"/>
-          <w:sz w:val="28"/>
-          <w:szCs w:val="28"/>
-        </w:rPr>
-        <w:t xml:space="preserve">= 0; </w:t>
+        <w:t xml:space="preserve"> := 0; </w:t>
       </w:r>
       <w:proofErr w:type="spellStart"/>
       <w:r>
@@ -1464,7 +1406,6 @@
         <w:tab/>
       </w:r>
       <w:proofErr w:type="spellStart"/>
-      <w:proofErr w:type="gramStart"/>
       <w:r>
         <w:rPr>
           <w:rFonts w:ascii="Times New Roman" w:hAnsi="Times New Roman" w:cs="Times New Roman"/>
@@ -1480,16 +1421,7 @@
           <w:sz w:val="28"/>
           <w:szCs w:val="28"/>
         </w:rPr>
-        <w:t xml:space="preserve"> :</w:t>
-      </w:r>
-      <w:proofErr w:type="gramEnd"/>
-      <w:r>
-        <w:rPr>
-          <w:rFonts w:ascii="Times New Roman" w:hAnsi="Times New Roman" w:cs="Times New Roman"/>
-          <w:sz w:val="28"/>
-          <w:szCs w:val="28"/>
-        </w:rPr>
-        <w:t xml:space="preserve">= </w:t>
+        <w:t xml:space="preserve"> := </w:t>
       </w:r>
       <w:proofErr w:type="spellStart"/>
       <w:r>
@@ -1737,7 +1669,6 @@
         <w:t xml:space="preserve"> </w:t>
       </w:r>
       <w:proofErr w:type="spellStart"/>
-      <w:proofErr w:type="gramStart"/>
       <w:r>
         <w:rPr>
           <w:rFonts w:ascii="Times New Roman" w:hAnsi="Times New Roman" w:cs="Times New Roman"/>
@@ -1753,16 +1684,7 @@
           <w:sz w:val="28"/>
           <w:szCs w:val="28"/>
         </w:rPr>
-        <w:t>(</w:t>
-      </w:r>
-      <w:proofErr w:type="gramEnd"/>
-      <w:r>
-        <w:rPr>
-          <w:rFonts w:ascii="Times New Roman" w:hAnsi="Times New Roman" w:cs="Times New Roman"/>
-          <w:sz w:val="28"/>
-          <w:szCs w:val="28"/>
-        </w:rPr>
-        <w:t xml:space="preserve">number string, </w:t>
+        <w:t xml:space="preserve">(number string, </w:t>
       </w:r>
       <w:proofErr w:type="spellStart"/>
       <w:r>
@@ -1840,7 +1762,6 @@
         <w:t xml:space="preserve">for </w:t>
       </w:r>
       <w:proofErr w:type="spellStart"/>
-      <w:proofErr w:type="gramStart"/>
       <w:r>
         <w:rPr>
           <w:rFonts w:ascii="Times New Roman" w:hAnsi="Times New Roman" w:cs="Times New Roman"/>
@@ -1856,16 +1777,7 @@
           <w:sz w:val="28"/>
           <w:szCs w:val="28"/>
         </w:rPr>
-        <w:t xml:space="preserve"> :</w:t>
-      </w:r>
-      <w:proofErr w:type="gramEnd"/>
-      <w:r>
-        <w:rPr>
-          <w:rFonts w:ascii="Times New Roman" w:hAnsi="Times New Roman" w:cs="Times New Roman"/>
-          <w:sz w:val="28"/>
-          <w:szCs w:val="28"/>
-        </w:rPr>
-        <w:t xml:space="preserve">= </w:t>
+        <w:t xml:space="preserve"> := </w:t>
       </w:r>
       <w:proofErr w:type="spellStart"/>
       <w:r>
@@ -1946,24 +1858,7 @@
           <w:szCs w:val="28"/>
         </w:rPr>
         <w:tab/>
-      </w:r>
-      <w:proofErr w:type="gramStart"/>
-      <w:r>
-        <w:rPr>
-          <w:rFonts w:ascii="Times New Roman" w:hAnsi="Times New Roman" w:cs="Times New Roman"/>
-          <w:sz w:val="28"/>
-          <w:szCs w:val="28"/>
-        </w:rPr>
-        <w:t>digit :</w:t>
-      </w:r>
-      <w:proofErr w:type="gramEnd"/>
-      <w:r>
-        <w:rPr>
-          <w:rFonts w:ascii="Times New Roman" w:hAnsi="Times New Roman" w:cs="Times New Roman"/>
-          <w:sz w:val="28"/>
-          <w:szCs w:val="28"/>
-        </w:rPr>
-        <w:t xml:space="preserve">= </w:t>
+        <w:t xml:space="preserve">digit := </w:t>
       </w:r>
       <w:proofErr w:type="spellStart"/>
       <w:r>
@@ -2159,7 +2054,6 @@
         <w:t xml:space="preserve"> </w:t>
       </w:r>
       <w:proofErr w:type="spellStart"/>
-      <w:proofErr w:type="gramStart"/>
       <w:r>
         <w:rPr>
           <w:rFonts w:ascii="Times New Roman" w:hAnsi="Times New Roman" w:cs="Times New Roman"/>
@@ -2175,16 +2069,7 @@
           <w:sz w:val="28"/>
           <w:szCs w:val="28"/>
         </w:rPr>
-        <w:t>(</w:t>
-      </w:r>
-      <w:proofErr w:type="gramEnd"/>
-      <w:r>
-        <w:rPr>
-          <w:rFonts w:ascii="Times New Roman" w:hAnsi="Times New Roman" w:cs="Times New Roman"/>
-          <w:sz w:val="28"/>
-          <w:szCs w:val="28"/>
-        </w:rPr>
-        <w:t>s string) string {</w:t>
+        <w:t>(s string) string {</w:t>
       </w:r>
     </w:p>
     <w:p>
@@ -2203,42 +2088,7 @@
           <w:szCs w:val="28"/>
         </w:rPr>
         <w:tab/>
-      </w:r>
-      <w:proofErr w:type="gramStart"/>
-      <w:r>
-        <w:rPr>
-          <w:rFonts w:ascii="Times New Roman" w:hAnsi="Times New Roman" w:cs="Times New Roman"/>
-          <w:sz w:val="28"/>
-          <w:szCs w:val="28"/>
-        </w:rPr>
-        <w:t>runes :</w:t>
-      </w:r>
-      <w:proofErr w:type="gramEnd"/>
-      <w:r>
-        <w:rPr>
-          <w:rFonts w:ascii="Times New Roman" w:hAnsi="Times New Roman" w:cs="Times New Roman"/>
-          <w:sz w:val="28"/>
-          <w:szCs w:val="28"/>
-        </w:rPr>
-        <w:t xml:space="preserve">= </w:t>
-      </w:r>
-      <w:proofErr w:type="gramStart"/>
-      <w:r>
-        <w:rPr>
-          <w:rFonts w:ascii="Times New Roman" w:hAnsi="Times New Roman" w:cs="Times New Roman"/>
-          <w:sz w:val="28"/>
-          <w:szCs w:val="28"/>
-        </w:rPr>
-        <w:t>[]rune</w:t>
-      </w:r>
-      <w:proofErr w:type="gramEnd"/>
-      <w:r>
-        <w:rPr>
-          <w:rFonts w:ascii="Times New Roman" w:hAnsi="Times New Roman" w:cs="Times New Roman"/>
-          <w:sz w:val="28"/>
-          <w:szCs w:val="28"/>
-        </w:rPr>
-        <w:t>(s)</w:t>
+        <w:t>runes := []rune(s)</w:t>
       </w:r>
     </w:p>
     <w:p>
@@ -2275,25 +2125,7 @@
           <w:sz w:val="28"/>
           <w:szCs w:val="28"/>
         </w:rPr>
-        <w:t xml:space="preserve">, </w:t>
-      </w:r>
-      <w:proofErr w:type="gramStart"/>
-      <w:r>
-        <w:rPr>
-          <w:rFonts w:ascii="Times New Roman" w:hAnsi="Times New Roman" w:cs="Times New Roman"/>
-          <w:sz w:val="28"/>
-          <w:szCs w:val="28"/>
-        </w:rPr>
-        <w:t>j :</w:t>
-      </w:r>
-      <w:proofErr w:type="gramEnd"/>
-      <w:r>
-        <w:rPr>
-          <w:rFonts w:ascii="Times New Roman" w:hAnsi="Times New Roman" w:cs="Times New Roman"/>
-          <w:sz w:val="28"/>
-          <w:szCs w:val="28"/>
-        </w:rPr>
-        <w:t xml:space="preserve">= 0, </w:t>
+        <w:t xml:space="preserve">, j := 0, </w:t>
       </w:r>
       <w:proofErr w:type="spellStart"/>
       <w:r>
@@ -2497,7 +2329,6 @@
         <w:t xml:space="preserve"> </w:t>
       </w:r>
       <w:proofErr w:type="spellStart"/>
-      <w:proofErr w:type="gramStart"/>
       <w:r>
         <w:rPr>
           <w:rFonts w:ascii="Times New Roman" w:hAnsi="Times New Roman" w:cs="Times New Roman"/>
@@ -2516,7 +2347,6 @@
         <w:t>(</w:t>
       </w:r>
       <w:proofErr w:type="spellStart"/>
-      <w:proofErr w:type="gramEnd"/>
       <w:r>
         <w:rPr>
           <w:rFonts w:ascii="Times New Roman" w:hAnsi="Times New Roman" w:cs="Times New Roman"/>
@@ -2716,36 +2546,9 @@
           <w:szCs w:val="28"/>
         </w:rPr>
         <w:tab/>
-      </w:r>
-      <w:proofErr w:type="gramStart"/>
-      <w:r>
-        <w:rPr>
-          <w:rFonts w:ascii="Times New Roman" w:hAnsi="Times New Roman" w:cs="Times New Roman"/>
-          <w:sz w:val="28"/>
-          <w:szCs w:val="28"/>
-        </w:rPr>
-        <w:t>remainder :</w:t>
-      </w:r>
-      <w:proofErr w:type="gramEnd"/>
-      <w:r>
-        <w:rPr>
-          <w:rFonts w:ascii="Times New Roman" w:hAnsi="Times New Roman" w:cs="Times New Roman"/>
-          <w:sz w:val="28"/>
-          <w:szCs w:val="28"/>
-        </w:rPr>
-        <w:t xml:space="preserve">= </w:t>
-      </w:r>
-      <w:proofErr w:type="gramStart"/>
-      <w:r>
-        <w:rPr>
-          <w:rFonts w:ascii="Times New Roman" w:hAnsi="Times New Roman" w:cs="Times New Roman"/>
-          <w:sz w:val="28"/>
-          <w:szCs w:val="28"/>
-        </w:rPr>
-        <w:t>int(</w:t>
+        <w:t>remainder := int(</w:t>
       </w:r>
       <w:proofErr w:type="spellStart"/>
-      <w:proofErr w:type="gramEnd"/>
       <w:r>
         <w:rPr>
           <w:rFonts w:ascii="Times New Roman" w:hAnsi="Times New Roman" w:cs="Times New Roman"/>
@@ -2991,7 +2794,6 @@
         <w:t xml:space="preserve"> </w:t>
       </w:r>
       <w:proofErr w:type="spellStart"/>
-      <w:proofErr w:type="gramStart"/>
       <w:r>
         <w:rPr>
           <w:rFonts w:ascii="Times New Roman" w:hAnsi="Times New Roman" w:cs="Times New Roman"/>
@@ -3007,16 +2809,7 @@
           <w:sz w:val="28"/>
           <w:szCs w:val="28"/>
         </w:rPr>
-        <w:t>(</w:t>
-      </w:r>
-      <w:proofErr w:type="gramEnd"/>
-      <w:r>
-        <w:rPr>
-          <w:rFonts w:ascii="Times New Roman" w:hAnsi="Times New Roman" w:cs="Times New Roman"/>
-          <w:sz w:val="28"/>
-          <w:szCs w:val="28"/>
-        </w:rPr>
-        <w:t xml:space="preserve">number string, </w:t>
+        <w:t xml:space="preserve">(number string, </w:t>
       </w:r>
       <w:proofErr w:type="spellStart"/>
       <w:r>
@@ -3208,14 +3001,6 @@
           <w:szCs w:val="28"/>
         </w:rPr>
         <w:tab/>
-      </w:r>
-      <w:proofErr w:type="gramStart"/>
-      <w:r>
-        <w:rPr>
-          <w:rFonts w:ascii="Times New Roman" w:hAnsi="Times New Roman" w:cs="Times New Roman"/>
-          <w:sz w:val="28"/>
-          <w:szCs w:val="28"/>
-        </w:rPr>
         <w:t>if !</w:t>
       </w:r>
       <w:proofErr w:type="spellStart"/>
@@ -3228,7 +3013,6 @@
         <w:t>validateNumber</w:t>
       </w:r>
       <w:proofErr w:type="spellEnd"/>
-      <w:proofErr w:type="gramEnd"/>
       <w:r>
         <w:rPr>
           <w:rFonts w:ascii="Times New Roman" w:hAnsi="Times New Roman" w:cs="Times New Roman"/>
@@ -3419,27 +3203,9 @@
           <w:szCs w:val="28"/>
         </w:rPr>
         <w:tab/>
-      </w:r>
-      <w:proofErr w:type="gramStart"/>
-      <w:r>
-        <w:rPr>
-          <w:rFonts w:ascii="Times New Roman" w:hAnsi="Times New Roman" w:cs="Times New Roman"/>
-          <w:sz w:val="28"/>
-          <w:szCs w:val="28"/>
-        </w:rPr>
-        <w:t>decimal :</w:t>
-      </w:r>
-      <w:proofErr w:type="gramEnd"/>
-      <w:r>
-        <w:rPr>
-          <w:rFonts w:ascii="Times New Roman" w:hAnsi="Times New Roman" w:cs="Times New Roman"/>
-          <w:sz w:val="28"/>
-          <w:szCs w:val="28"/>
-        </w:rPr>
-        <w:t xml:space="preserve">= </w:t>
+        <w:t xml:space="preserve">decimal := </w:t>
       </w:r>
       <w:proofErr w:type="spellStart"/>
-      <w:proofErr w:type="gramStart"/>
       <w:r>
         <w:rPr>
           <w:rFonts w:ascii="Times New Roman" w:hAnsi="Times New Roman" w:cs="Times New Roman"/>
@@ -3455,16 +3221,7 @@
           <w:sz w:val="28"/>
           <w:szCs w:val="28"/>
         </w:rPr>
-        <w:t>(</w:t>
-      </w:r>
-      <w:proofErr w:type="gramEnd"/>
-      <w:r>
-        <w:rPr>
-          <w:rFonts w:ascii="Times New Roman" w:hAnsi="Times New Roman" w:cs="Times New Roman"/>
-          <w:sz w:val="28"/>
-          <w:szCs w:val="28"/>
-        </w:rPr>
-        <w:t xml:space="preserve">number, </w:t>
+        <w:t xml:space="preserve">(number, </w:t>
       </w:r>
       <w:proofErr w:type="spellStart"/>
       <w:r>
@@ -3504,7 +3261,6 @@
         <w:t xml:space="preserve">return </w:t>
       </w:r>
       <w:proofErr w:type="spellStart"/>
-      <w:proofErr w:type="gramStart"/>
       <w:r>
         <w:rPr>
           <w:rFonts w:ascii="Times New Roman" w:hAnsi="Times New Roman" w:cs="Times New Roman"/>
@@ -3520,16 +3276,7 @@
           <w:sz w:val="28"/>
           <w:szCs w:val="28"/>
         </w:rPr>
-        <w:t>(</w:t>
-      </w:r>
-      <w:proofErr w:type="gramEnd"/>
-      <w:r>
-        <w:rPr>
-          <w:rFonts w:ascii="Times New Roman" w:hAnsi="Times New Roman" w:cs="Times New Roman"/>
-          <w:sz w:val="28"/>
-          <w:szCs w:val="28"/>
-        </w:rPr>
-        <w:t xml:space="preserve">decimal, </w:t>
+        <w:t xml:space="preserve">(decimal, </w:t>
       </w:r>
       <w:proofErr w:type="spellStart"/>
       <w:r>
@@ -3593,25 +3340,7 @@
           <w:sz w:val="28"/>
           <w:szCs w:val="28"/>
         </w:rPr>
-        <w:t xml:space="preserve"> </w:t>
-      </w:r>
-      <w:proofErr w:type="gramStart"/>
-      <w:r>
-        <w:rPr>
-          <w:rFonts w:ascii="Times New Roman" w:hAnsi="Times New Roman" w:cs="Times New Roman"/>
-          <w:sz w:val="28"/>
-          <w:szCs w:val="28"/>
-        </w:rPr>
-        <w:t>main(</w:t>
-      </w:r>
-      <w:proofErr w:type="gramEnd"/>
-      <w:r>
-        <w:rPr>
-          <w:rFonts w:ascii="Times New Roman" w:hAnsi="Times New Roman" w:cs="Times New Roman"/>
-          <w:sz w:val="28"/>
-          <w:szCs w:val="28"/>
-        </w:rPr>
-        <w:t>) {</w:t>
+        <w:t xml:space="preserve"> main() {</w:t>
       </w:r>
     </w:p>
     <w:p>
@@ -3630,24 +3359,7 @@
           <w:szCs w:val="28"/>
         </w:rPr>
         <w:tab/>
-      </w:r>
-      <w:proofErr w:type="gramStart"/>
-      <w:r>
-        <w:rPr>
-          <w:rFonts w:ascii="Times New Roman" w:hAnsi="Times New Roman" w:cs="Times New Roman"/>
-          <w:sz w:val="28"/>
-          <w:szCs w:val="28"/>
-        </w:rPr>
-        <w:t>number :</w:t>
-      </w:r>
-      <w:proofErr w:type="gramEnd"/>
-      <w:r>
-        <w:rPr>
-          <w:rFonts w:ascii="Times New Roman" w:hAnsi="Times New Roman" w:cs="Times New Roman"/>
-          <w:sz w:val="28"/>
-          <w:szCs w:val="28"/>
-        </w:rPr>
-        <w:t>= "1022"</w:t>
+        <w:t>number := "1022"</w:t>
       </w:r>
     </w:p>
     <w:p>
@@ -3668,7 +3380,6 @@
         <w:tab/>
       </w:r>
       <w:proofErr w:type="spellStart"/>
-      <w:proofErr w:type="gramStart"/>
       <w:r>
         <w:rPr>
           <w:rFonts w:ascii="Times New Roman" w:hAnsi="Times New Roman" w:cs="Times New Roman"/>
@@ -3684,16 +3395,7 @@
           <w:sz w:val="28"/>
           <w:szCs w:val="28"/>
         </w:rPr>
-        <w:t xml:space="preserve"> :</w:t>
-      </w:r>
-      <w:proofErr w:type="gramEnd"/>
-      <w:r>
-        <w:rPr>
-          <w:rFonts w:ascii="Times New Roman" w:hAnsi="Times New Roman" w:cs="Times New Roman"/>
-          <w:sz w:val="28"/>
-          <w:szCs w:val="28"/>
-        </w:rPr>
-        <w:t>= 3 + (2 + 1)</w:t>
+        <w:t xml:space="preserve"> := 3 + (2 + 1)</w:t>
       </w:r>
     </w:p>
     <w:p>
@@ -3714,7 +3416,6 @@
         <w:tab/>
       </w:r>
       <w:proofErr w:type="spellStart"/>
-      <w:proofErr w:type="gramStart"/>
       <w:r>
         <w:rPr>
           <w:rFonts w:ascii="Times New Roman" w:hAnsi="Times New Roman" w:cs="Times New Roman"/>
@@ -3730,16 +3431,7 @@
           <w:sz w:val="28"/>
           <w:szCs w:val="28"/>
         </w:rPr>
-        <w:t xml:space="preserve"> :</w:t>
-      </w:r>
-      <w:proofErr w:type="gramEnd"/>
-      <w:r>
-        <w:rPr>
-          <w:rFonts w:ascii="Times New Roman" w:hAnsi="Times New Roman" w:cs="Times New Roman"/>
-          <w:sz w:val="28"/>
-          <w:szCs w:val="28"/>
-        </w:rPr>
-        <w:t>= 10</w:t>
+        <w:t xml:space="preserve"> := 10</w:t>
       </w:r>
     </w:p>
     <w:p>
@@ -3758,27 +3450,9 @@
           <w:szCs w:val="28"/>
         </w:rPr>
         <w:tab/>
-      </w:r>
-      <w:proofErr w:type="gramStart"/>
-      <w:r>
-        <w:rPr>
-          <w:rFonts w:ascii="Times New Roman" w:hAnsi="Times New Roman" w:cs="Times New Roman"/>
-          <w:sz w:val="28"/>
-          <w:szCs w:val="28"/>
-        </w:rPr>
-        <w:t>result :</w:t>
-      </w:r>
-      <w:proofErr w:type="gramEnd"/>
-      <w:r>
-        <w:rPr>
-          <w:rFonts w:ascii="Times New Roman" w:hAnsi="Times New Roman" w:cs="Times New Roman"/>
-          <w:sz w:val="28"/>
-          <w:szCs w:val="28"/>
-        </w:rPr>
-        <w:t xml:space="preserve">= </w:t>
+        <w:t xml:space="preserve">result := </w:t>
       </w:r>
       <w:proofErr w:type="spellStart"/>
-      <w:proofErr w:type="gramStart"/>
       <w:r>
         <w:rPr>
           <w:rFonts w:ascii="Times New Roman" w:hAnsi="Times New Roman" w:cs="Times New Roman"/>
@@ -3794,16 +3468,7 @@
           <w:sz w:val="28"/>
           <w:szCs w:val="28"/>
         </w:rPr>
-        <w:t>(</w:t>
-      </w:r>
-      <w:proofErr w:type="gramEnd"/>
-      <w:r>
-        <w:rPr>
-          <w:rFonts w:ascii="Times New Roman" w:hAnsi="Times New Roman" w:cs="Times New Roman"/>
-          <w:sz w:val="28"/>
-          <w:szCs w:val="28"/>
-        </w:rPr>
-        <w:t xml:space="preserve">number, </w:t>
+        <w:t xml:space="preserve">(number, </w:t>
       </w:r>
       <w:proofErr w:type="spellStart"/>
       <w:r>
@@ -3860,7 +3525,6 @@
         <w:tab/>
       </w:r>
       <w:proofErr w:type="spellStart"/>
-      <w:proofErr w:type="gramStart"/>
       <w:r>
         <w:rPr>
           <w:rFonts w:ascii="Times New Roman" w:hAnsi="Times New Roman" w:cs="Times New Roman"/>
@@ -3870,7 +3534,6 @@
         <w:t>fmt.Printf</w:t>
       </w:r>
       <w:proofErr w:type="spellEnd"/>
-      <w:proofErr w:type="gramEnd"/>
       <w:r>
         <w:rPr>
           <w:rFonts w:ascii="Times New Roman" w:hAnsi="Times New Roman" w:cs="Times New Roman"/>
@@ -3898,7 +3561,6 @@
         <w:tab/>
       </w:r>
       <w:proofErr w:type="spellStart"/>
-      <w:proofErr w:type="gramStart"/>
       <w:r>
         <w:rPr>
           <w:rFonts w:ascii="Times New Roman" w:hAnsi="Times New Roman" w:cs="Times New Roman"/>
@@ -3908,7 +3570,6 @@
         <w:t>fmt.Printf</w:t>
       </w:r>
       <w:proofErr w:type="spellEnd"/>
-      <w:proofErr w:type="gramEnd"/>
       <w:r>
         <w:rPr>
           <w:rFonts w:ascii="Times New Roman" w:hAnsi="Times New Roman" w:cs="Times New Roman"/>
@@ -4275,7 +3936,6 @@
                 <w:szCs w:val="28"/>
               </w:rPr>
             </w:pPr>
-            <w:proofErr w:type="gramStart"/>
             <w:r>
               <w:rPr>
                 <w:rFonts w:ascii="Times New Roman" w:eastAsia="Times New Roman" w:hAnsi="Times New Roman" w:cs="Times New Roman"/>
@@ -4298,16 +3958,7 @@
                 <w:sz w:val="28"/>
                 <w:szCs w:val="28"/>
               </w:rPr>
-              <w:t>..</w:t>
-            </w:r>
-            <w:proofErr w:type="gramEnd"/>
-            <w:r>
-              <w:rPr>
-                <w:rFonts w:ascii="Times New Roman" w:eastAsia="Times New Roman" w:hAnsi="Times New Roman" w:cs="Times New Roman"/>
-                <w:sz w:val="28"/>
-                <w:szCs w:val="28"/>
-              </w:rPr>
-              <w:t>(else)</w:t>
+              <w:t>..(else)</w:t>
             </w:r>
           </w:p>
         </w:tc>
@@ -6108,23 +5759,13 @@
                 <w:szCs w:val="28"/>
               </w:rPr>
             </w:pPr>
-            <w:proofErr w:type="gramStart"/>
-            <w:r>
-              <w:rPr>
-                <w:rFonts w:ascii="Times New Roman" w:hAnsi="Times New Roman" w:cs="Times New Roman"/>
-                <w:sz w:val="28"/>
-                <w:szCs w:val="28"/>
-              </w:rPr>
-              <w:t>import(</w:t>
-            </w:r>
-            <w:proofErr w:type="gramEnd"/>
-            <w:r>
-              <w:rPr>
-                <w:rFonts w:ascii="Times New Roman" w:hAnsi="Times New Roman" w:cs="Times New Roman"/>
-                <w:sz w:val="28"/>
-                <w:szCs w:val="28"/>
-              </w:rPr>
-              <w:t>)</w:t>
+            <w:r>
+              <w:rPr>
+                <w:rFonts w:ascii="Times New Roman" w:hAnsi="Times New Roman" w:cs="Times New Roman"/>
+                <w:sz w:val="28"/>
+                <w:szCs w:val="28"/>
+              </w:rPr>
+              <w:t>import()</w:t>
             </w:r>
           </w:p>
         </w:tc>
@@ -6268,23 +5909,13 @@
                 <w:szCs w:val="28"/>
               </w:rPr>
             </w:pPr>
-            <w:proofErr w:type="gramStart"/>
-            <w:r>
-              <w:rPr>
-                <w:rFonts w:ascii="Times New Roman" w:hAnsi="Times New Roman" w:cs="Times New Roman"/>
-                <w:sz w:val="28"/>
-                <w:szCs w:val="28"/>
-              </w:rPr>
-              <w:t>int(</w:t>
-            </w:r>
-            <w:proofErr w:type="gramEnd"/>
-            <w:r>
-              <w:rPr>
-                <w:rFonts w:ascii="Times New Roman" w:hAnsi="Times New Roman" w:cs="Times New Roman"/>
-                <w:sz w:val="28"/>
-                <w:szCs w:val="28"/>
-              </w:rPr>
-              <w:t>)</w:t>
+            <w:r>
+              <w:rPr>
+                <w:rFonts w:ascii="Times New Roman" w:hAnsi="Times New Roman" w:cs="Times New Roman"/>
+                <w:sz w:val="28"/>
+                <w:szCs w:val="28"/>
+              </w:rPr>
+              <w:t>int()</w:t>
             </w:r>
           </w:p>
         </w:tc>
@@ -6430,23 +6061,13 @@
                 <w:szCs w:val="28"/>
               </w:rPr>
             </w:pPr>
-            <w:proofErr w:type="gramStart"/>
-            <w:r>
-              <w:rPr>
-                <w:rFonts w:ascii="Times New Roman" w:hAnsi="Times New Roman" w:cs="Times New Roman"/>
-                <w:sz w:val="28"/>
-                <w:szCs w:val="28"/>
-              </w:rPr>
-              <w:t>byte(</w:t>
-            </w:r>
-            <w:proofErr w:type="gramEnd"/>
-            <w:r>
-              <w:rPr>
-                <w:rFonts w:ascii="Times New Roman" w:hAnsi="Times New Roman" w:cs="Times New Roman"/>
-                <w:sz w:val="28"/>
-                <w:szCs w:val="28"/>
-              </w:rPr>
-              <w:t>)</w:t>
+            <w:r>
+              <w:rPr>
+                <w:rFonts w:ascii="Times New Roman" w:hAnsi="Times New Roman" w:cs="Times New Roman"/>
+                <w:sz w:val="28"/>
+                <w:szCs w:val="28"/>
+              </w:rPr>
+              <w:t>byte()</w:t>
             </w:r>
           </w:p>
         </w:tc>
@@ -6589,23 +6210,13 @@
                 <w:szCs w:val="28"/>
               </w:rPr>
             </w:pPr>
-            <w:proofErr w:type="gramStart"/>
-            <w:r>
-              <w:rPr>
-                <w:rFonts w:ascii="Times New Roman" w:hAnsi="Times New Roman" w:cs="Times New Roman"/>
-                <w:sz w:val="28"/>
-                <w:szCs w:val="28"/>
-              </w:rPr>
-              <w:t>len(</w:t>
-            </w:r>
-            <w:proofErr w:type="gramEnd"/>
-            <w:r>
-              <w:rPr>
-                <w:rFonts w:ascii="Times New Roman" w:hAnsi="Times New Roman" w:cs="Times New Roman"/>
-                <w:sz w:val="28"/>
-                <w:szCs w:val="28"/>
-              </w:rPr>
-              <w:t>)</w:t>
+            <w:r>
+              <w:rPr>
+                <w:rFonts w:ascii="Times New Roman" w:hAnsi="Times New Roman" w:cs="Times New Roman"/>
+                <w:sz w:val="28"/>
+                <w:szCs w:val="28"/>
+              </w:rPr>
+              <w:t>len()</w:t>
             </w:r>
           </w:p>
         </w:tc>
@@ -6748,23 +6359,13 @@
                 <w:szCs w:val="28"/>
               </w:rPr>
             </w:pPr>
-            <w:proofErr w:type="gramStart"/>
-            <w:r>
-              <w:rPr>
-                <w:rFonts w:ascii="Times New Roman" w:hAnsi="Times New Roman" w:cs="Times New Roman"/>
-                <w:sz w:val="28"/>
-                <w:szCs w:val="28"/>
-              </w:rPr>
-              <w:t>charToValue(</w:t>
-            </w:r>
-            <w:proofErr w:type="gramEnd"/>
-            <w:r>
-              <w:rPr>
-                <w:rFonts w:ascii="Times New Roman" w:hAnsi="Times New Roman" w:cs="Times New Roman"/>
-                <w:sz w:val="28"/>
-                <w:szCs w:val="28"/>
-              </w:rPr>
-              <w:t>)</w:t>
+            <w:r>
+              <w:rPr>
+                <w:rFonts w:ascii="Times New Roman" w:hAnsi="Times New Roman" w:cs="Times New Roman"/>
+                <w:sz w:val="28"/>
+                <w:szCs w:val="28"/>
+              </w:rPr>
+              <w:t>charToValue()</w:t>
             </w:r>
           </w:p>
         </w:tc>
@@ -7062,23 +6663,13 @@
                 <w:szCs w:val="28"/>
               </w:rPr>
             </w:pPr>
-            <w:proofErr w:type="gramStart"/>
-            <w:r>
-              <w:rPr>
-                <w:rFonts w:ascii="Times New Roman" w:hAnsi="Times New Roman" w:cs="Times New Roman"/>
-                <w:sz w:val="28"/>
-                <w:szCs w:val="28"/>
-              </w:rPr>
-              <w:t>rune(</w:t>
-            </w:r>
-            <w:proofErr w:type="gramEnd"/>
-            <w:r>
-              <w:rPr>
-                <w:rFonts w:ascii="Times New Roman" w:hAnsi="Times New Roman" w:cs="Times New Roman"/>
-                <w:sz w:val="28"/>
-                <w:szCs w:val="28"/>
-              </w:rPr>
-              <w:t>)</w:t>
+            <w:r>
+              <w:rPr>
+                <w:rFonts w:ascii="Times New Roman" w:hAnsi="Times New Roman" w:cs="Times New Roman"/>
+                <w:sz w:val="28"/>
+                <w:szCs w:val="28"/>
+              </w:rPr>
+              <w:t>rune()</w:t>
             </w:r>
           </w:p>
         </w:tc>
@@ -7222,23 +6813,13 @@
                 <w:szCs w:val="28"/>
               </w:rPr>
             </w:pPr>
-            <w:proofErr w:type="gramStart"/>
-            <w:r>
-              <w:rPr>
-                <w:rFonts w:ascii="Times New Roman" w:hAnsi="Times New Roman" w:cs="Times New Roman"/>
-                <w:sz w:val="28"/>
-                <w:szCs w:val="28"/>
-              </w:rPr>
-              <w:t>string(</w:t>
-            </w:r>
-            <w:proofErr w:type="gramEnd"/>
-            <w:r>
-              <w:rPr>
-                <w:rFonts w:ascii="Times New Roman" w:hAnsi="Times New Roman" w:cs="Times New Roman"/>
-                <w:sz w:val="28"/>
-                <w:szCs w:val="28"/>
-              </w:rPr>
-              <w:t>)</w:t>
+            <w:r>
+              <w:rPr>
+                <w:rFonts w:ascii="Times New Roman" w:hAnsi="Times New Roman" w:cs="Times New Roman"/>
+                <w:sz w:val="28"/>
+                <w:szCs w:val="28"/>
+              </w:rPr>
+              <w:t>string()</w:t>
             </w:r>
           </w:p>
         </w:tc>
@@ -7381,23 +6962,13 @@
                 <w:szCs w:val="28"/>
               </w:rPr>
             </w:pPr>
-            <w:proofErr w:type="gramStart"/>
-            <w:r>
-              <w:rPr>
-                <w:rFonts w:ascii="Times New Roman" w:hAnsi="Times New Roman" w:cs="Times New Roman"/>
-                <w:sz w:val="28"/>
-                <w:szCs w:val="28"/>
-              </w:rPr>
-              <w:t>valueToChar(</w:t>
-            </w:r>
-            <w:proofErr w:type="gramEnd"/>
-            <w:r>
-              <w:rPr>
-                <w:rFonts w:ascii="Times New Roman" w:hAnsi="Times New Roman" w:cs="Times New Roman"/>
-                <w:sz w:val="28"/>
-                <w:szCs w:val="28"/>
-              </w:rPr>
-              <w:t>)</w:t>
+            <w:r>
+              <w:rPr>
+                <w:rFonts w:ascii="Times New Roman" w:hAnsi="Times New Roman" w:cs="Times New Roman"/>
+                <w:sz w:val="28"/>
+                <w:szCs w:val="28"/>
+              </w:rPr>
+              <w:t>valueToChar()</w:t>
             </w:r>
           </w:p>
         </w:tc>
@@ -7540,23 +7111,13 @@
                 <w:szCs w:val="28"/>
               </w:rPr>
             </w:pPr>
-            <w:proofErr w:type="gramStart"/>
-            <w:r>
-              <w:rPr>
-                <w:rFonts w:ascii="Times New Roman" w:hAnsi="Times New Roman" w:cs="Times New Roman"/>
-                <w:sz w:val="28"/>
-                <w:szCs w:val="28"/>
-              </w:rPr>
-              <w:t>reverseString(</w:t>
-            </w:r>
-            <w:proofErr w:type="gramEnd"/>
-            <w:r>
-              <w:rPr>
-                <w:rFonts w:ascii="Times New Roman" w:hAnsi="Times New Roman" w:cs="Times New Roman"/>
-                <w:sz w:val="28"/>
-                <w:szCs w:val="28"/>
-              </w:rPr>
-              <w:t>)</w:t>
+            <w:r>
+              <w:rPr>
+                <w:rFonts w:ascii="Times New Roman" w:hAnsi="Times New Roman" w:cs="Times New Roman"/>
+                <w:sz w:val="28"/>
+                <w:szCs w:val="28"/>
+              </w:rPr>
+              <w:t>reverseString()</w:t>
             </w:r>
           </w:p>
         </w:tc>
@@ -7699,23 +7260,13 @@
                 <w:szCs w:val="28"/>
               </w:rPr>
             </w:pPr>
-            <w:proofErr w:type="gramStart"/>
-            <w:r>
-              <w:rPr>
-                <w:rFonts w:ascii="Times New Roman" w:hAnsi="Times New Roman" w:cs="Times New Roman"/>
-                <w:sz w:val="28"/>
-                <w:szCs w:val="28"/>
-              </w:rPr>
-              <w:t>validateNumber(</w:t>
-            </w:r>
-            <w:proofErr w:type="gramEnd"/>
-            <w:r>
-              <w:rPr>
-                <w:rFonts w:ascii="Times New Roman" w:hAnsi="Times New Roman" w:cs="Times New Roman"/>
-                <w:sz w:val="28"/>
-                <w:szCs w:val="28"/>
-              </w:rPr>
-              <w:t>)</w:t>
+            <w:r>
+              <w:rPr>
+                <w:rFonts w:ascii="Times New Roman" w:hAnsi="Times New Roman" w:cs="Times New Roman"/>
+                <w:sz w:val="28"/>
+                <w:szCs w:val="28"/>
+              </w:rPr>
+              <w:t>validateNumber()</w:t>
             </w:r>
           </w:p>
         </w:tc>
@@ -7859,23 +7410,13 @@
                 <w:szCs w:val="28"/>
               </w:rPr>
             </w:pPr>
-            <w:proofErr w:type="gramStart"/>
-            <w:r>
-              <w:rPr>
-                <w:rFonts w:ascii="Times New Roman" w:hAnsi="Times New Roman" w:cs="Times New Roman"/>
-                <w:sz w:val="28"/>
-                <w:szCs w:val="28"/>
-              </w:rPr>
-              <w:t>toDecimal(</w:t>
-            </w:r>
-            <w:proofErr w:type="gramEnd"/>
-            <w:r>
-              <w:rPr>
-                <w:rFonts w:ascii="Times New Roman" w:hAnsi="Times New Roman" w:cs="Times New Roman"/>
-                <w:sz w:val="28"/>
-                <w:szCs w:val="28"/>
-              </w:rPr>
-              <w:t>)</w:t>
+            <w:r>
+              <w:rPr>
+                <w:rFonts w:ascii="Times New Roman" w:hAnsi="Times New Roman" w:cs="Times New Roman"/>
+                <w:sz w:val="28"/>
+                <w:szCs w:val="28"/>
+              </w:rPr>
+              <w:t>toDecimal()</w:t>
             </w:r>
           </w:p>
         </w:tc>
@@ -8020,23 +7561,13 @@
                 <w:szCs w:val="28"/>
               </w:rPr>
             </w:pPr>
-            <w:proofErr w:type="gramStart"/>
-            <w:r>
-              <w:rPr>
-                <w:rFonts w:ascii="Times New Roman" w:hAnsi="Times New Roman" w:cs="Times New Roman"/>
-                <w:sz w:val="28"/>
-                <w:szCs w:val="28"/>
-              </w:rPr>
-              <w:t>fromDecimal(</w:t>
-            </w:r>
-            <w:proofErr w:type="gramEnd"/>
-            <w:r>
-              <w:rPr>
-                <w:rFonts w:ascii="Times New Roman" w:hAnsi="Times New Roman" w:cs="Times New Roman"/>
-                <w:sz w:val="28"/>
-                <w:szCs w:val="28"/>
-              </w:rPr>
-              <w:t>)</w:t>
+            <w:r>
+              <w:rPr>
+                <w:rFonts w:ascii="Times New Roman" w:hAnsi="Times New Roman" w:cs="Times New Roman"/>
+                <w:sz w:val="28"/>
+                <w:szCs w:val="28"/>
+              </w:rPr>
+              <w:t>fromDecimal()</w:t>
             </w:r>
           </w:p>
         </w:tc>
@@ -8179,23 +7710,13 @@
                 <w:szCs w:val="28"/>
               </w:rPr>
             </w:pPr>
-            <w:proofErr w:type="gramStart"/>
-            <w:r>
-              <w:rPr>
-                <w:rFonts w:ascii="Times New Roman" w:hAnsi="Times New Roman" w:cs="Times New Roman"/>
-                <w:sz w:val="28"/>
-                <w:szCs w:val="28"/>
-              </w:rPr>
-              <w:t>convertBase(</w:t>
-            </w:r>
-            <w:proofErr w:type="gramEnd"/>
-            <w:r>
-              <w:rPr>
-                <w:rFonts w:ascii="Times New Roman" w:hAnsi="Times New Roman" w:cs="Times New Roman"/>
-                <w:sz w:val="28"/>
-                <w:szCs w:val="28"/>
-              </w:rPr>
-              <w:t>)</w:t>
+            <w:r>
+              <w:rPr>
+                <w:rFonts w:ascii="Times New Roman" w:hAnsi="Times New Roman" w:cs="Times New Roman"/>
+                <w:sz w:val="28"/>
+                <w:szCs w:val="28"/>
+              </w:rPr>
+              <w:t>convertBase()</w:t>
             </w:r>
           </w:p>
         </w:tc>
@@ -8338,23 +7859,13 @@
                 <w:szCs w:val="28"/>
               </w:rPr>
             </w:pPr>
-            <w:proofErr w:type="gramStart"/>
-            <w:r>
-              <w:rPr>
-                <w:rFonts w:ascii="Times New Roman" w:hAnsi="Times New Roman" w:cs="Times New Roman"/>
-                <w:sz w:val="28"/>
-                <w:szCs w:val="28"/>
-              </w:rPr>
-              <w:t>fmt.Printf</w:t>
-            </w:r>
-            <w:proofErr w:type="gramEnd"/>
-            <w:r>
-              <w:rPr>
-                <w:rFonts w:ascii="Times New Roman" w:hAnsi="Times New Roman" w:cs="Times New Roman"/>
-                <w:sz w:val="28"/>
-                <w:szCs w:val="28"/>
-              </w:rPr>
-              <w:t>()</w:t>
+            <w:r>
+              <w:rPr>
+                <w:rFonts w:ascii="Times New Roman" w:hAnsi="Times New Roman" w:cs="Times New Roman"/>
+                <w:sz w:val="28"/>
+                <w:szCs w:val="28"/>
+              </w:rPr>
+              <w:t>fmt.Printf()</w:t>
             </w:r>
           </w:p>
         </w:tc>
@@ -10905,6 +10416,14 @@
                 <w:szCs w:val="28"/>
               </w:rPr>
             </w:pPr>
+            <w:r>
+              <w:rPr>
+                <w:rFonts w:ascii="Times New Roman" w:hAnsi="Times New Roman" w:cs="Times New Roman"/>
+                <w:sz w:val="28"/>
+                <w:szCs w:val="28"/>
+              </w:rPr>
+              <w:t>import()</w:t>
+            </w:r>
           </w:p>
         </w:tc>
         <w:tc>
@@ -11028,6 +10547,14 @@
                 <w:szCs w:val="28"/>
               </w:rPr>
             </w:pPr>
+            <w:r>
+              <w:rPr>
+                <w:rFonts w:ascii="Times New Roman" w:hAnsi="Times New Roman" w:cs="Times New Roman"/>
+                <w:sz w:val="28"/>
+                <w:szCs w:val="28"/>
+              </w:rPr>
+              <w:t>int()</w:t>
+            </w:r>
           </w:p>
         </w:tc>
         <w:tc>
@@ -11151,6 +10678,14 @@
                 <w:szCs w:val="28"/>
               </w:rPr>
             </w:pPr>
+            <w:r>
+              <w:rPr>
+                <w:rFonts w:ascii="Times New Roman" w:hAnsi="Times New Roman" w:cs="Times New Roman"/>
+                <w:sz w:val="28"/>
+                <w:szCs w:val="28"/>
+              </w:rPr>
+              <w:t>byte()</w:t>
+            </w:r>
           </w:p>
         </w:tc>
         <w:tc>
@@ -11274,6 +10809,24 @@
                 <w:szCs w:val="28"/>
               </w:rPr>
             </w:pPr>
+            <w:proofErr w:type="spellStart"/>
+            <w:r>
+              <w:rPr>
+                <w:rFonts w:ascii="Times New Roman" w:hAnsi="Times New Roman" w:cs="Times New Roman"/>
+                <w:sz w:val="28"/>
+                <w:szCs w:val="28"/>
+              </w:rPr>
+              <w:t>len</w:t>
+            </w:r>
+            <w:proofErr w:type="spellEnd"/>
+            <w:r>
+              <w:rPr>
+                <w:rFonts w:ascii="Times New Roman" w:hAnsi="Times New Roman" w:cs="Times New Roman"/>
+                <w:sz w:val="28"/>
+                <w:szCs w:val="28"/>
+              </w:rPr>
+              <w:t>()</w:t>
+            </w:r>
           </w:p>
         </w:tc>
         <w:tc>
@@ -11397,6 +10950,24 @@
                 <w:szCs w:val="28"/>
               </w:rPr>
             </w:pPr>
+            <w:proofErr w:type="spellStart"/>
+            <w:r>
+              <w:rPr>
+                <w:rFonts w:ascii="Times New Roman" w:hAnsi="Times New Roman" w:cs="Times New Roman"/>
+                <w:sz w:val="28"/>
+                <w:szCs w:val="28"/>
+              </w:rPr>
+              <w:t>charToValue</w:t>
+            </w:r>
+            <w:proofErr w:type="spellEnd"/>
+            <w:r>
+              <w:rPr>
+                <w:rFonts w:ascii="Times New Roman" w:hAnsi="Times New Roman" w:cs="Times New Roman"/>
+                <w:sz w:val="28"/>
+                <w:szCs w:val="28"/>
+              </w:rPr>
+              <w:t>()</w:t>
+            </w:r>
           </w:p>
         </w:tc>
         <w:tc>
@@ -11520,6 +11091,14 @@
                 <w:szCs w:val="28"/>
               </w:rPr>
             </w:pPr>
+            <w:r>
+              <w:rPr>
+                <w:rFonts w:ascii="Times New Roman" w:hAnsi="Times New Roman" w:cs="Times New Roman"/>
+                <w:sz w:val="28"/>
+                <w:szCs w:val="28"/>
+              </w:rPr>
+              <w:t>int64()</w:t>
+            </w:r>
           </w:p>
         </w:tc>
         <w:tc>
@@ -11643,6 +11222,14 @@
                 <w:szCs w:val="28"/>
               </w:rPr>
             </w:pPr>
+            <w:r>
+              <w:rPr>
+                <w:rFonts w:ascii="Times New Roman" w:hAnsi="Times New Roman" w:cs="Times New Roman"/>
+                <w:sz w:val="28"/>
+                <w:szCs w:val="28"/>
+              </w:rPr>
+              <w:t>rune()</w:t>
+            </w:r>
           </w:p>
         </w:tc>
         <w:tc>
@@ -11766,6 +11353,14 @@
                 <w:szCs w:val="28"/>
               </w:rPr>
             </w:pPr>
+            <w:r>
+              <w:rPr>
+                <w:rFonts w:ascii="Times New Roman" w:hAnsi="Times New Roman" w:cs="Times New Roman"/>
+                <w:sz w:val="28"/>
+                <w:szCs w:val="28"/>
+              </w:rPr>
+              <w:t>string()</w:t>
+            </w:r>
           </w:p>
         </w:tc>
         <w:tc>
@@ -11889,6 +11484,24 @@
                 <w:szCs w:val="28"/>
               </w:rPr>
             </w:pPr>
+            <w:proofErr w:type="spellStart"/>
+            <w:r>
+              <w:rPr>
+                <w:rFonts w:ascii="Times New Roman" w:hAnsi="Times New Roman" w:cs="Times New Roman"/>
+                <w:sz w:val="28"/>
+                <w:szCs w:val="28"/>
+              </w:rPr>
+              <w:t>valueToChar</w:t>
+            </w:r>
+            <w:proofErr w:type="spellEnd"/>
+            <w:r>
+              <w:rPr>
+                <w:rFonts w:ascii="Times New Roman" w:hAnsi="Times New Roman" w:cs="Times New Roman"/>
+                <w:sz w:val="28"/>
+                <w:szCs w:val="28"/>
+              </w:rPr>
+              <w:t>()</w:t>
+            </w:r>
           </w:p>
         </w:tc>
         <w:tc>
@@ -12012,6 +11625,24 @@
                 <w:szCs w:val="28"/>
               </w:rPr>
             </w:pPr>
+            <w:proofErr w:type="spellStart"/>
+            <w:r>
+              <w:rPr>
+                <w:rFonts w:ascii="Times New Roman" w:hAnsi="Times New Roman" w:cs="Times New Roman"/>
+                <w:sz w:val="28"/>
+                <w:szCs w:val="28"/>
+              </w:rPr>
+              <w:t>reverseString</w:t>
+            </w:r>
+            <w:proofErr w:type="spellEnd"/>
+            <w:r>
+              <w:rPr>
+                <w:rFonts w:ascii="Times New Roman" w:hAnsi="Times New Roman" w:cs="Times New Roman"/>
+                <w:sz w:val="28"/>
+                <w:szCs w:val="28"/>
+              </w:rPr>
+              <w:t>()</w:t>
+            </w:r>
           </w:p>
         </w:tc>
         <w:tc>
@@ -12135,6 +11766,24 @@
                 <w:szCs w:val="28"/>
               </w:rPr>
             </w:pPr>
+            <w:proofErr w:type="spellStart"/>
+            <w:r>
+              <w:rPr>
+                <w:rFonts w:ascii="Times New Roman" w:hAnsi="Times New Roman" w:cs="Times New Roman"/>
+                <w:sz w:val="28"/>
+                <w:szCs w:val="28"/>
+              </w:rPr>
+              <w:t>validateNumber</w:t>
+            </w:r>
+            <w:proofErr w:type="spellEnd"/>
+            <w:r>
+              <w:rPr>
+                <w:rFonts w:ascii="Times New Roman" w:hAnsi="Times New Roman" w:cs="Times New Roman"/>
+                <w:sz w:val="28"/>
+                <w:szCs w:val="28"/>
+              </w:rPr>
+              <w:t>()</w:t>
+            </w:r>
           </w:p>
         </w:tc>
         <w:tc>
@@ -12258,6 +11907,24 @@
                 <w:szCs w:val="28"/>
               </w:rPr>
             </w:pPr>
+            <w:proofErr w:type="spellStart"/>
+            <w:r>
+              <w:rPr>
+                <w:rFonts w:ascii="Times New Roman" w:hAnsi="Times New Roman" w:cs="Times New Roman"/>
+                <w:sz w:val="28"/>
+                <w:szCs w:val="28"/>
+              </w:rPr>
+              <w:t>toDecimal</w:t>
+            </w:r>
+            <w:proofErr w:type="spellEnd"/>
+            <w:r>
+              <w:rPr>
+                <w:rFonts w:ascii="Times New Roman" w:hAnsi="Times New Roman" w:cs="Times New Roman"/>
+                <w:sz w:val="28"/>
+                <w:szCs w:val="28"/>
+              </w:rPr>
+              <w:t>()</w:t>
+            </w:r>
           </w:p>
         </w:tc>
         <w:tc>
@@ -12381,6 +12048,24 @@
                 <w:szCs w:val="28"/>
               </w:rPr>
             </w:pPr>
+            <w:proofErr w:type="spellStart"/>
+            <w:r>
+              <w:rPr>
+                <w:rFonts w:ascii="Times New Roman" w:hAnsi="Times New Roman" w:cs="Times New Roman"/>
+                <w:sz w:val="28"/>
+                <w:szCs w:val="28"/>
+              </w:rPr>
+              <w:t>fromDecimal</w:t>
+            </w:r>
+            <w:proofErr w:type="spellEnd"/>
+            <w:r>
+              <w:rPr>
+                <w:rFonts w:ascii="Times New Roman" w:hAnsi="Times New Roman" w:cs="Times New Roman"/>
+                <w:sz w:val="28"/>
+                <w:szCs w:val="28"/>
+              </w:rPr>
+              <w:t>()</w:t>
+            </w:r>
           </w:p>
         </w:tc>
         <w:tc>
@@ -12504,6 +12189,24 @@
                 <w:szCs w:val="28"/>
               </w:rPr>
             </w:pPr>
+            <w:proofErr w:type="spellStart"/>
+            <w:r>
+              <w:rPr>
+                <w:rFonts w:ascii="Times New Roman" w:hAnsi="Times New Roman" w:cs="Times New Roman"/>
+                <w:sz w:val="28"/>
+                <w:szCs w:val="28"/>
+              </w:rPr>
+              <w:t>convertBase</w:t>
+            </w:r>
+            <w:proofErr w:type="spellEnd"/>
+            <w:r>
+              <w:rPr>
+                <w:rFonts w:ascii="Times New Roman" w:hAnsi="Times New Roman" w:cs="Times New Roman"/>
+                <w:sz w:val="28"/>
+                <w:szCs w:val="28"/>
+              </w:rPr>
+              <w:t>()</w:t>
+            </w:r>
           </w:p>
         </w:tc>
         <w:tc>
@@ -12627,6 +12330,24 @@
                 <w:szCs w:val="28"/>
               </w:rPr>
             </w:pPr>
+            <w:proofErr w:type="spellStart"/>
+            <w:r>
+              <w:rPr>
+                <w:rFonts w:ascii="Times New Roman" w:hAnsi="Times New Roman" w:cs="Times New Roman"/>
+                <w:sz w:val="28"/>
+                <w:szCs w:val="28"/>
+              </w:rPr>
+              <w:t>fmt.Printf</w:t>
+            </w:r>
+            <w:proofErr w:type="spellEnd"/>
+            <w:r>
+              <w:rPr>
+                <w:rFonts w:ascii="Times New Roman" w:hAnsi="Times New Roman" w:cs="Times New Roman"/>
+                <w:sz w:val="28"/>
+                <w:szCs w:val="28"/>
+              </w:rPr>
+              <w:t>()</w:t>
+            </w:r>
           </w:p>
         </w:tc>
         <w:tc>
